--- a/arb/docx/018.content.docx
+++ b/arb/docx/018.content.docx
@@ -163,28 +163,6 @@
           <w:lang w:val="ar_AE" w:bidi="ar_AE"/>
         </w:rPr>
         <w:t>ف</w:t>
-      </w:r>
-      <w:r>
-        <w:rPr>
-          <w:lang w:val="ar_AE" w:bidi="ar_AE"/>
-        </w:rPr>
-      </w:r>
-    </w:p>
-    <w:p>
-      <w:pPr>
-        <w:bidi/>
-      </w:pPr>
-      <w:r>
-        <w:rPr>
-          <w:lang w:val="ar_AE" w:bidi="ar_AE"/>
-        </w:rPr>
-      </w:r>
-      <w:r>
-        <w:rPr>
-          <w:i/>
-          <w:lang w:val="ar_AE" w:bidi="ar_AE"/>
-        </w:rPr>
-        <w:t>الفرح المسيحي, الفصح, الفقراء والمحتاجون في سفر المزامير, الفوريم, الفوضى الاجتماعية في سفر القضاة, فهم السبي, فهم أيّوب</w:t>
       </w:r>
       <w:r>
         <w:rPr>

--- a/arb/docx/018.content.docx
+++ b/arb/docx/018.content.docx
@@ -22,7 +22,7 @@
         <w:rPr>
           <w:lang w:val="ar_AE" w:bidi="ar_AE"/>
         </w:rPr>
-        <w:t>Resource: Study Notes - Themes (Tyndale)</w:t>
+        <w:t>Resource: Tyndale Open Study Notes</w:t>
       </w:r>
       <w:r>
         <w:rPr>
@@ -122,7 +122,7 @@
         <w:rPr>
           <w:lang w:val="ar_AE" w:bidi="ar_AE"/>
         </w:rPr>
-        <w:t>Study Notes - Themes (Tyndale)</w:t>
+        <w:t>Tyndale Open Study Notes</w:t>
       </w:r>
     </w:p>
     <w:p>

--- a/arb/docx/018.content.docx
+++ b/arb/docx/018.content.docx
@@ -22,7 +22,7 @@
         <w:rPr>
           <w:lang w:val="ar_AE" w:bidi="ar_AE"/>
         </w:rPr>
-        <w:t>Resource: Tyndale Open Study Notes</w:t>
+        <w:t>Resource: Aquifer Open Study Notes (Themes)</w:t>
       </w:r>
       <w:r>
         <w:rPr>
@@ -122,7 +122,7 @@
         <w:rPr>
           <w:lang w:val="ar_AE" w:bidi="ar_AE"/>
         </w:rPr>
-        <w:t>Tyndale Open Study Notes</w:t>
+        <w:t>Aquifer Open Study Notes (Themes)</w:t>
       </w:r>
     </w:p>
     <w:p>

--- a/arb/docx/018.content.docx
+++ b/arb/docx/018.content.docx
@@ -9,6 +9,8 @@
       </w:pPr>
       <w:r>
         <w:rPr>
+          <w:rtl/>
+          <w:cs/>
           <w:lang w:val="ar_AE" w:bidi="ar_AE"/>
         </w:rPr>
       </w:r>
@@ -20,12 +22,16 @@
       </w:pPr>
       <w:r>
         <w:rPr>
+          <w:rtl/>
+          <w:cs/>
           <w:lang w:val="ar_AE" w:bidi="ar_AE"/>
         </w:rPr>
         <w:t>Resource: Aquifer Open Study Notes (Themes)</w:t>
       </w:r>
       <w:r>
         <w:rPr>
+          <w:rtl/>
+          <w:cs/>
           <w:lang w:val="ar_AE" w:bidi="ar_AE"/>
         </w:rPr>
       </w:r>
@@ -36,12 +42,16 @@
       </w:pPr>
       <w:r>
         <w:rPr>
+          <w:rtl/>
+          <w:cs/>
           <w:lang w:val="ar_AE" w:bidi="ar_AE"/>
         </w:rPr>
       </w:r>
       <w:r>
         <w:rPr>
           <w:b/>
+          <w:rtl/>
+          <w:cs/>
           <w:lang w:val="ar_AE" w:bidi="ar_AE"/>
         </w:rPr>
         <w:t>Aquifer Open Study Notes (Themes)</w:t>
@@ -53,35 +63,47 @@
       </w:pPr>
       <w:r>
         <w:rPr>
-          <w:lang w:val="ar_AE" w:bidi="ar_AE"/>
-        </w:rPr>
-      </w:r>
-      <w:r>
-        <w:rPr>
+          <w:rtl/>
+          <w:cs/>
+          <w:lang w:val="ar_AE" w:bidi="ar_AE"/>
+        </w:rPr>
+      </w:r>
+      <w:r>
+        <w:rPr>
+          <w:rtl/>
+          <w:cs/>
           <w:lang w:val="ar_AE" w:bidi="ar_AE"/>
         </w:rPr>
         <w:t xml:space="preserve">This work is an adaptation of </w:t>
       </w:r>
       <w:r>
         <w:rPr>
+          <w:rtl/>
+          <w:cs/>
           <w:lang w:val="ar_AE" w:bidi="ar_AE"/>
         </w:rPr>
         <w:t>Tyndale Open Study Notes</w:t>
       </w:r>
       <w:r>
         <w:rPr>
+          <w:rtl/>
+          <w:cs/>
           <w:lang w:val="ar_AE" w:bidi="ar_AE"/>
         </w:rPr>
         <w:t xml:space="preserve"> © 2023 Tyndale House Publishers, licensed under the CC BY-SA 4.0 license. The adaptation, </w:t>
       </w:r>
       <w:r>
         <w:rPr>
+          <w:rtl/>
+          <w:cs/>
           <w:lang w:val="ar_AE" w:bidi="ar_AE"/>
         </w:rPr>
         <w:t>Aquifer Open Study Notes</w:t>
       </w:r>
       <w:r>
         <w:rPr>
+          <w:rtl/>
+          <w:cs/>
           <w:lang w:val="ar_AE" w:bidi="ar_AE"/>
         </w:rPr>
         <w:t>, was created by Mission Mutual and is also licensed under CC BY-SA 4.0.</w:t>
@@ -93,22 +115,30 @@
       </w:pPr>
       <w:r>
         <w:rPr>
-          <w:lang w:val="ar_AE" w:bidi="ar_AE"/>
-        </w:rPr>
-      </w:r>
-      <w:r>
-        <w:rPr>
+          <w:rtl/>
+          <w:cs/>
+          <w:lang w:val="ar_AE" w:bidi="ar_AE"/>
+        </w:rPr>
+      </w:r>
+      <w:r>
+        <w:rPr>
+          <w:rtl/>
+          <w:cs/>
           <w:lang w:val="ar_AE" w:bidi="ar_AE"/>
         </w:rPr>
         <w:t>This resource has been adapted into multiple languages, including English, Tok Pisin, Arabic (عربي), French (Français), Hindi (हिंदी), Indonesian (Bahasa Indonesia), Portuguese (Português), Russian (Русский), Spanish (Español), Swahili (Kiswahili), and Simplified Chinese (简体中文).</w:t>
       </w:r>
       <w:r>
         <w:rPr>
-          <w:lang w:val="ar_AE" w:bidi="ar_AE"/>
-        </w:rPr>
-      </w:r>
-      <w:r>
-        <w:rPr>
+          <w:rtl/>
+          <w:cs/>
+          <w:lang w:val="ar_AE" w:bidi="ar_AE"/>
+        </w:rPr>
+      </w:r>
+      <w:r>
+        <w:rPr>
+          <w:rtl/>
+          <w:cs/>
           <w:lang w:val="ar_AE" w:bidi="ar_AE"/>
         </w:rPr>
       </w:r>
@@ -120,6 +150,8 @@
       </w:pPr>
       <w:r>
         <w:rPr>
+          <w:rtl/>
+          <w:cs/>
           <w:lang w:val="ar_AE" w:bidi="ar_AE"/>
         </w:rPr>
         <w:t>Aquifer Open Study Notes (Themes)</w:t>
@@ -149,6 +181,8 @@
       </w:pPr>
       <w:r>
         <w:rPr>
+          <w:rtl/>
+          <w:cs/>
           <w:lang w:val="ar_AE" w:bidi="ar_AE"/>
         </w:rPr>
       </w:r>
@@ -160,12 +194,16 @@
       </w:pPr>
       <w:r>
         <w:rPr>
+          <w:rtl/>
+          <w:cs/>
           <w:lang w:val="ar_AE" w:bidi="ar_AE"/>
         </w:rPr>
         <w:t>ف</w:t>
       </w:r>
       <w:r>
         <w:rPr>
+          <w:rtl/>
+          <w:cs/>
           <w:lang w:val="ar_AE" w:bidi="ar_AE"/>
         </w:rPr>
       </w:r>
@@ -176,22 +214,30 @@
       </w:pPr>
       <w:r>
         <w:rPr>
-          <w:lang w:val="ar_AE" w:bidi="ar_AE"/>
-        </w:rPr>
-      </w:r>
-      <w:r>
-        <w:rPr>
+          <w:rtl/>
+          <w:cs/>
+          <w:lang w:val="ar_AE" w:bidi="ar_AE"/>
+        </w:rPr>
+      </w:r>
+      <w:r>
+        <w:rPr>
+          <w:rtl/>
+          <w:cs/>
           <w:lang w:val="ar_AE" w:bidi="ar_AE"/>
         </w:rPr>
         <w:t xml:space="preserve"> </w:t>
       </w:r>
       <w:r>
         <w:rPr>
-          <w:lang w:val="ar_AE" w:bidi="ar_AE"/>
-        </w:rPr>
-      </w:r>
-      <w:r>
-        <w:rPr>
+          <w:rtl/>
+          <w:cs/>
+          <w:lang w:val="ar_AE" w:bidi="ar_AE"/>
+        </w:rPr>
+      </w:r>
+      <w:r>
+        <w:rPr>
+          <w:rtl/>
+          <w:cs/>
           <w:lang w:val="ar_AE" w:bidi="ar_AE"/>
         </w:rPr>
       </w:r>
@@ -217,6 +263,8 @@
       </w:pPr>
       <w:r>
         <w:rPr>
+          <w:rtl/>
+          <w:cs/>
           <w:lang w:val="ar_AE" w:bidi="ar_AE"/>
         </w:rPr>
       </w:r>
@@ -228,12 +276,16 @@
       </w:pPr>
       <w:r>
         <w:rPr>
+          <w:rtl/>
+          <w:cs/>
           <w:lang w:val="ar_AE" w:bidi="ar_AE"/>
         </w:rPr>
         <w:t>الفرح المسيحي</w:t>
       </w:r>
       <w:r>
         <w:rPr>
+          <w:rtl/>
+          <w:cs/>
           <w:lang w:val="ar_AE" w:bidi="ar_AE"/>
         </w:rPr>
       </w:r>
@@ -244,11 +296,15 @@
       </w:pPr>
       <w:r>
         <w:rPr>
-          <w:lang w:val="ar_AE" w:bidi="ar_AE"/>
-        </w:rPr>
-      </w:r>
-      <w:r>
-        <w:rPr>
+          <w:rtl/>
+          <w:cs/>
+          <w:lang w:val="ar_AE" w:bidi="ar_AE"/>
+        </w:rPr>
+      </w:r>
+      <w:r>
+        <w:rPr>
+          <w:rtl/>
+          <w:cs/>
           <w:lang w:val="ar_AE" w:bidi="ar_AE"/>
         </w:rPr>
         <w:t xml:space="preserve">في الساعات الأخيرة من حياته، أراد يسوع أن يمتلئ تلاميذه بفرحه (انظر </w:t>
@@ -256,6 +312,8 @@
       <w:hyperlink r:id="rId13">
         <w:r>
           <w:rPr>
+            <w:rtl/>
+            <w:cs/>
             <w:lang w:val="ar_AE" w:bidi="ar_AE"/>
           </w:rPr>
           <w:rPr>
@@ -267,6 +325,8 @@
       </w:hyperlink>
       <w:r>
         <w:rPr>
+          <w:rtl/>
+          <w:cs/>
           <w:lang w:val="ar_AE" w:bidi="ar_AE"/>
         </w:rPr>
         <w:t xml:space="preserve">; </w:t>
@@ -274,6 +334,8 @@
       <w:hyperlink r:id="rId14">
         <w:r>
           <w:rPr>
+            <w:rtl/>
+            <w:cs/>
             <w:lang w:val="ar_AE" w:bidi="ar_AE"/>
           </w:rPr>
           <w:rPr>
@@ -285,6 +347,8 @@
       </w:hyperlink>
       <w:r>
         <w:rPr>
+          <w:rtl/>
+          <w:cs/>
           <w:lang w:val="ar_AE" w:bidi="ar_AE"/>
         </w:rPr>
         <w:t>). الفرح هو موضوع شائع في العديد من رسائل الرسول بولس، وخاصة في رسالة فيلبي. كان بولس يشجّع المسيحيين على الفرح، خاصة الذين يعانون من الاضطهاد، مثل مؤمني فيلبي وتسالونيكي (</w:t>
@@ -292,6 +356,8 @@
       <w:hyperlink r:id="rId15">
         <w:r>
           <w:rPr>
+            <w:rtl/>
+            <w:cs/>
             <w:lang w:val="ar_AE" w:bidi="ar_AE"/>
           </w:rPr>
           <w:rPr>
@@ -303,6 +369,8 @@
       </w:hyperlink>
       <w:r>
         <w:rPr>
+          <w:rtl/>
+          <w:cs/>
           <w:lang w:val="ar_AE" w:bidi="ar_AE"/>
         </w:rPr>
         <w:t xml:space="preserve">; </w:t>
@@ -310,6 +378,8 @@
       <w:hyperlink r:id="rId16">
         <w:r>
           <w:rPr>
+            <w:rtl/>
+            <w:cs/>
             <w:lang w:val="ar_AE" w:bidi="ar_AE"/>
           </w:rPr>
           <w:rPr>
@@ -321,6 +391,8 @@
       </w:hyperlink>
       <w:r>
         <w:rPr>
+          <w:rtl/>
+          <w:cs/>
           <w:lang w:val="ar_AE" w:bidi="ar_AE"/>
         </w:rPr>
         <w:t xml:space="preserve">; </w:t>
@@ -328,6 +400,8 @@
       <w:hyperlink r:id="rId17">
         <w:r>
           <w:rPr>
+            <w:rtl/>
+            <w:cs/>
             <w:lang w:val="ar_AE" w:bidi="ar_AE"/>
           </w:rPr>
           <w:rPr>
@@ -339,6 +413,8 @@
       </w:hyperlink>
       <w:r>
         <w:rPr>
+          <w:rtl/>
+          <w:cs/>
           <w:lang w:val="ar_AE" w:bidi="ar_AE"/>
         </w:rPr>
         <w:t>).</w:t>
@@ -350,11 +426,15 @@
       </w:pPr>
       <w:r>
         <w:rPr>
-          <w:lang w:val="ar_AE" w:bidi="ar_AE"/>
-        </w:rPr>
-      </w:r>
-      <w:r>
-        <w:rPr>
+          <w:rtl/>
+          <w:cs/>
+          <w:lang w:val="ar_AE" w:bidi="ar_AE"/>
+        </w:rPr>
+      </w:r>
+      <w:r>
+        <w:rPr>
+          <w:rtl/>
+          <w:cs/>
           <w:lang w:val="ar_AE" w:bidi="ar_AE"/>
         </w:rPr>
         <w:t xml:space="preserve">السعادة التي تعتمد على الظروف الخارجية هي مؤقتة، لكن الفرح المسيحي مختلف. فهو يأتي من العلاقة مع الرب، ويستمر حتى في أوقات الألم والموت. الفرح ينبع من الثقة بأن الله يستخدم كل الأمور لخير المؤمن في النهاية (انظر </w:t>
@@ -362,6 +442,8 @@
       <w:hyperlink r:id="rId18">
         <w:r>
           <w:rPr>
+            <w:rtl/>
+            <w:cs/>
             <w:lang w:val="ar_AE" w:bidi="ar_AE"/>
           </w:rPr>
           <w:rPr>
@@ -373,6 +455,8 @@
       </w:hyperlink>
       <w:r>
         <w:rPr>
+          <w:rtl/>
+          <w:cs/>
           <w:lang w:val="ar_AE" w:bidi="ar_AE"/>
         </w:rPr>
         <w:t xml:space="preserve">; </w:t>
@@ -380,6 +464,8 @@
       <w:hyperlink r:id="rId19">
         <w:r>
           <w:rPr>
+            <w:rtl/>
+            <w:cs/>
             <w:lang w:val="ar_AE" w:bidi="ar_AE"/>
           </w:rPr>
           <w:rPr>
@@ -391,6 +477,8 @@
       </w:hyperlink>
       <w:r>
         <w:rPr>
+          <w:rtl/>
+          <w:cs/>
           <w:lang w:val="ar_AE" w:bidi="ar_AE"/>
         </w:rPr>
         <w:t>).</w:t>
@@ -402,11 +490,15 @@
       </w:pPr>
       <w:r>
         <w:rPr>
-          <w:lang w:val="ar_AE" w:bidi="ar_AE"/>
-        </w:rPr>
-      </w:r>
-      <w:r>
-        <w:rPr>
+          <w:rtl/>
+          <w:cs/>
+          <w:lang w:val="ar_AE" w:bidi="ar_AE"/>
+        </w:rPr>
+      </w:r>
+      <w:r>
+        <w:rPr>
+          <w:rtl/>
+          <w:cs/>
           <w:lang w:val="ar_AE" w:bidi="ar_AE"/>
         </w:rPr>
         <w:t xml:space="preserve">ويجد المسيحيون الفرح أيضًا في الحضور الفعّال لروح الله في قلوبهم (انظر </w:t>
@@ -414,6 +506,8 @@
       <w:hyperlink r:id="rId20">
         <w:r>
           <w:rPr>
+            <w:rtl/>
+            <w:cs/>
             <w:lang w:val="ar_AE" w:bidi="ar_AE"/>
           </w:rPr>
           <w:rPr>
@@ -425,18 +519,24 @@
       </w:hyperlink>
       <w:r>
         <w:rPr>
+          <w:rtl/>
+          <w:cs/>
           <w:lang w:val="ar_AE" w:bidi="ar_AE"/>
         </w:rPr>
         <w:t>). والسر الحقيقي لحياة مليئة بالفرح يكمن في الامتلاء بالروح القدوس "أ</w:t>
       </w:r>
       <w:r>
         <w:rPr>
+          <w:rtl/>
+          <w:cs/>
           <w:lang w:val="ar_AE" w:bidi="ar_AE"/>
         </w:rPr>
         <w:t>مْتَلِئُوا بِٱلرُّوحِ</w:t>
       </w:r>
       <w:r>
         <w:rPr>
+          <w:rtl/>
+          <w:cs/>
           <w:lang w:val="ar_AE" w:bidi="ar_AE"/>
         </w:rPr>
         <w:t xml:space="preserve">" (انظر </w:t>
@@ -444,6 +544,8 @@
       <w:hyperlink r:id="rId21">
         <w:r>
           <w:rPr>
+            <w:rtl/>
+            <w:cs/>
             <w:lang w:val="ar_AE" w:bidi="ar_AE"/>
           </w:rPr>
           <w:rPr>
@@ -455,6 +557,8 @@
       </w:hyperlink>
       <w:r>
         <w:rPr>
+          <w:rtl/>
+          <w:cs/>
           <w:lang w:val="ar_AE" w:bidi="ar_AE"/>
         </w:rPr>
         <w:t>). العلاقة مع الله الحي هي التي تشكل أفكار وردود أفعال المسيحيين، وليس الظروف الخارجية.</w:t>
@@ -466,12 +570,16 @@
       </w:pPr>
       <w:r>
         <w:rPr>
+          <w:rtl/>
+          <w:cs/>
           <w:lang w:val="ar_AE" w:bidi="ar_AE"/>
         </w:rPr>
       </w:r>
       <w:r>
         <w:rPr>
           <w:u w:val="single"/>
+          <w:rtl/>
+          <w:cs/>
           <w:lang w:val="ar_AE" w:bidi="ar_AE"/>
         </w:rPr>
         <w:t>مقاطع إضافية للدراسة</w:t>
@@ -483,12 +591,16 @@
       </w:pPr>
       <w:r>
         <w:rPr>
+          <w:rtl/>
+          <w:cs/>
           <w:lang w:val="ar_AE" w:bidi="ar_AE"/>
         </w:rPr>
       </w:r>
       <w:hyperlink r:id="rId13">
         <w:r>
           <w:rPr>
+            <w:rtl/>
+            <w:cs/>
             <w:lang w:val="ar_AE" w:bidi="ar_AE"/>
           </w:rPr>
           <w:rPr>
@@ -500,6 +612,8 @@
       </w:hyperlink>
       <w:r>
         <w:rPr>
+          <w:rtl/>
+          <w:cs/>
           <w:lang w:val="ar_AE" w:bidi="ar_AE"/>
         </w:rPr>
         <w:t xml:space="preserve">; </w:t>
@@ -507,6 +621,8 @@
       <w:hyperlink r:id="rId22">
         <w:r>
           <w:rPr>
+            <w:rtl/>
+            <w:cs/>
             <w:lang w:val="ar_AE" w:bidi="ar_AE"/>
           </w:rPr>
           <w:rPr>
@@ -518,6 +634,8 @@
       </w:hyperlink>
       <w:r>
         <w:rPr>
+          <w:rtl/>
+          <w:cs/>
           <w:lang w:val="ar_AE" w:bidi="ar_AE"/>
         </w:rPr>
         <w:t xml:space="preserve">; </w:t>
@@ -525,6 +643,8 @@
       <w:hyperlink r:id="rId18">
         <w:r>
           <w:rPr>
+            <w:rtl/>
+            <w:cs/>
             <w:lang w:val="ar_AE" w:bidi="ar_AE"/>
           </w:rPr>
           <w:rPr>
@@ -536,6 +656,8 @@
       </w:hyperlink>
       <w:r>
         <w:rPr>
+          <w:rtl/>
+          <w:cs/>
           <w:lang w:val="ar_AE" w:bidi="ar_AE"/>
         </w:rPr>
         <w:t xml:space="preserve">; </w:t>
@@ -543,6 +665,8 @@
       <w:hyperlink r:id="rId19">
         <w:r>
           <w:rPr>
+            <w:rtl/>
+            <w:cs/>
             <w:lang w:val="ar_AE" w:bidi="ar_AE"/>
           </w:rPr>
           <w:rPr>
@@ -554,6 +678,8 @@
       </w:hyperlink>
       <w:r>
         <w:rPr>
+          <w:rtl/>
+          <w:cs/>
           <w:lang w:val="ar_AE" w:bidi="ar_AE"/>
         </w:rPr>
         <w:t xml:space="preserve">; </w:t>
@@ -561,6 +687,8 @@
       <w:hyperlink r:id="rId20">
         <w:r>
           <w:rPr>
+            <w:rtl/>
+            <w:cs/>
             <w:lang w:val="ar_AE" w:bidi="ar_AE"/>
           </w:rPr>
           <w:rPr>
@@ -572,6 +700,8 @@
       </w:hyperlink>
       <w:r>
         <w:rPr>
+          <w:rtl/>
+          <w:cs/>
           <w:lang w:val="ar_AE" w:bidi="ar_AE"/>
         </w:rPr>
         <w:t xml:space="preserve">; </w:t>
@@ -579,6 +709,8 @@
       <w:hyperlink r:id="rId21">
         <w:r>
           <w:rPr>
+            <w:rtl/>
+            <w:cs/>
             <w:lang w:val="ar_AE" w:bidi="ar_AE"/>
           </w:rPr>
           <w:rPr>
@@ -590,6 +722,8 @@
       </w:hyperlink>
       <w:r>
         <w:rPr>
+          <w:rtl/>
+          <w:cs/>
           <w:lang w:val="ar_AE" w:bidi="ar_AE"/>
         </w:rPr>
         <w:t xml:space="preserve">; </w:t>
@@ -597,6 +731,8 @@
       <w:hyperlink r:id="rId15">
         <w:r>
           <w:rPr>
+            <w:rtl/>
+            <w:cs/>
             <w:lang w:val="ar_AE" w:bidi="ar_AE"/>
           </w:rPr>
           <w:rPr>
@@ -608,6 +744,8 @@
       </w:hyperlink>
       <w:r>
         <w:rPr>
+          <w:rtl/>
+          <w:cs/>
           <w:lang w:val="ar_AE" w:bidi="ar_AE"/>
         </w:rPr>
         <w:t xml:space="preserve">; </w:t>
@@ -615,6 +753,8 @@
       <w:hyperlink r:id="rId16">
         <w:r>
           <w:rPr>
+            <w:rtl/>
+            <w:cs/>
             <w:lang w:val="ar_AE" w:bidi="ar_AE"/>
           </w:rPr>
           <w:rPr>
@@ -626,6 +766,8 @@
       </w:hyperlink>
       <w:r>
         <w:rPr>
+          <w:rtl/>
+          <w:cs/>
           <w:lang w:val="ar_AE" w:bidi="ar_AE"/>
         </w:rPr>
         <w:t xml:space="preserve">; </w:t>
@@ -633,6 +775,8 @@
       <w:hyperlink r:id="rId17">
         <w:r>
           <w:rPr>
+            <w:rtl/>
+            <w:cs/>
             <w:lang w:val="ar_AE" w:bidi="ar_AE"/>
           </w:rPr>
           <w:rPr>
@@ -644,11 +788,15 @@
       </w:hyperlink>
       <w:r>
         <w:rPr>
-          <w:lang w:val="ar_AE" w:bidi="ar_AE"/>
-        </w:rPr>
-      </w:r>
-      <w:r>
-        <w:rPr>
+          <w:rtl/>
+          <w:cs/>
+          <w:lang w:val="ar_AE" w:bidi="ar_AE"/>
+        </w:rPr>
+      </w:r>
+      <w:r>
+        <w:rPr>
+          <w:rtl/>
+          <w:cs/>
           <w:lang w:val="ar_AE" w:bidi="ar_AE"/>
         </w:rPr>
       </w:r>
@@ -659,6 +807,8 @@
       </w:pPr>
       <w:r>
         <w:rPr>
+          <w:rtl/>
+          <w:cs/>
           <w:lang w:val="ar_AE" w:bidi="ar_AE"/>
         </w:rPr>
       </w:r>
@@ -670,12 +820,16 @@
       </w:pPr>
       <w:r>
         <w:rPr>
+          <w:rtl/>
+          <w:cs/>
           <w:lang w:val="ar_AE" w:bidi="ar_AE"/>
         </w:rPr>
         <w:t>الفصح</w:t>
       </w:r>
       <w:r>
         <w:rPr>
+          <w:rtl/>
+          <w:cs/>
           <w:lang w:val="ar_AE" w:bidi="ar_AE"/>
         </w:rPr>
       </w:r>
@@ -686,11 +840,15 @@
       </w:pPr>
       <w:r>
         <w:rPr>
-          <w:lang w:val="ar_AE" w:bidi="ar_AE"/>
-        </w:rPr>
-      </w:r>
-      <w:r>
-        <w:rPr>
+          <w:rtl/>
+          <w:cs/>
+          <w:lang w:val="ar_AE" w:bidi="ar_AE"/>
+        </w:rPr>
+      </w:r>
+      <w:r>
+        <w:rPr>
+          <w:rtl/>
+          <w:cs/>
           <w:lang w:val="ar_AE" w:bidi="ar_AE"/>
         </w:rPr>
         <w:t>لقد أصبح عيد الفصح جزءًا مركزيًا من الممارسة الدينية للشعب الإسرائيلي. كان يتم الاحتفال في هذا العيد بإنقاذ الله للعبرانيين من مصر وحمايته لهم من الضربة المُهلكة الأخيرة. أراد الله أن يحتفل الشعب بهذا العيد كل عام وفقًا للتعليمات الواردة في سفر الخروج (</w:t>
@@ -698,6 +856,8 @@
       <w:hyperlink r:id="rId23">
         <w:r>
           <w:rPr>
+            <w:rtl/>
+            <w:cs/>
             <w:lang w:val="ar_AE" w:bidi="ar_AE"/>
           </w:rPr>
           <w:rPr>
@@ -709,6 +869,8 @@
       </w:hyperlink>
       <w:r>
         <w:rPr>
+          <w:rtl/>
+          <w:cs/>
           <w:lang w:val="ar_AE" w:bidi="ar_AE"/>
         </w:rPr>
         <w:t>). كان عيد الفصح تذكيرًا للأجيال القادمة بأعمال الله الخلاصية. وقد شارك جميع الناس في العيد، حيث يتناولون خبزًا فطيرًا، غير مختمِر، فقط، كما فعلوا عندما غادروا مصر بسرعة.</w:t>
@@ -720,11 +882,15 @@
       </w:pPr>
       <w:r>
         <w:rPr>
-          <w:lang w:val="ar_AE" w:bidi="ar_AE"/>
-        </w:rPr>
-      </w:r>
-      <w:r>
-        <w:rPr>
+          <w:rtl/>
+          <w:cs/>
+          <w:lang w:val="ar_AE" w:bidi="ar_AE"/>
+        </w:rPr>
+      </w:r>
+      <w:r>
+        <w:rPr>
+          <w:rtl/>
+          <w:cs/>
           <w:lang w:val="ar_AE" w:bidi="ar_AE"/>
         </w:rPr>
         <w:t>في الفصح الأول، قدّموا خروفًا ذبيحة لإنقاذ الابن البكر من كل عائلة إسرائيلية (</w:t>
@@ -732,6 +898,8 @@
       <w:hyperlink r:id="rId24">
         <w:r>
           <w:rPr>
+            <w:rtl/>
+            <w:cs/>
             <w:lang w:val="ar_AE" w:bidi="ar_AE"/>
           </w:rPr>
           <w:rPr>
@@ -743,6 +911,8 @@
       </w:hyperlink>
       <w:r>
         <w:rPr>
+          <w:rtl/>
+          <w:cs/>
           <w:lang w:val="ar_AE" w:bidi="ar_AE"/>
         </w:rPr>
         <w:t xml:space="preserve">, </w:t>
@@ -750,6 +920,8 @@
       <w:hyperlink r:id="rId25">
         <w:r>
           <w:rPr>
+            <w:rtl/>
+            <w:cs/>
             <w:lang w:val="ar_AE" w:bidi="ar_AE"/>
           </w:rPr>
           <w:rPr>
@@ -761,6 +933,8 @@
       </w:hyperlink>
       <w:r>
         <w:rPr>
+          <w:rtl/>
+          <w:cs/>
           <w:lang w:val="ar_AE" w:bidi="ar_AE"/>
         </w:rPr>
         <w:t>). ويمثّل عيد الفصح إمكانية النجاة والهروب من الموت فقط من خلال ذبيحة تحلّ محلّنا. كان عيد الفصح حدثًا مهمًا في تاريخ بني إسرائيل. ومع ذلك، فإن الخروج من عبودية مصر لم يحلّ المشكلة العالمية للموت الناتج عن الخطية (</w:t>
@@ -768,6 +942,8 @@
       <w:hyperlink r:id="rId26">
         <w:r>
           <w:rPr>
+            <w:rtl/>
+            <w:cs/>
             <w:lang w:val="ar_AE" w:bidi="ar_AE"/>
           </w:rPr>
           <w:rPr>
@@ -779,6 +955,8 @@
       </w:hyperlink>
       <w:r>
         <w:rPr>
+          <w:rtl/>
+          <w:cs/>
           <w:lang w:val="ar_AE" w:bidi="ar_AE"/>
         </w:rPr>
         <w:t>).</w:t>
@@ -790,23 +968,31 @@
       </w:pPr>
       <w:r>
         <w:rPr>
-          <w:lang w:val="ar_AE" w:bidi="ar_AE"/>
-        </w:rPr>
-      </w:r>
-      <w:r>
-        <w:rPr>
+          <w:rtl/>
+          <w:cs/>
+          <w:lang w:val="ar_AE" w:bidi="ar_AE"/>
+        </w:rPr>
+      </w:r>
+      <w:r>
+        <w:rPr>
+          <w:rtl/>
+          <w:cs/>
           <w:lang w:val="ar_AE" w:bidi="ar_AE"/>
         </w:rPr>
         <w:t>وبعد سنوات عديدة، وأثناء احتفال عيد الفصح، قدّم يسوع المسيح حياته باذلًا إياها "</w:t>
       </w:r>
       <w:r>
         <w:rPr>
+          <w:rtl/>
+          <w:cs/>
           <w:lang w:val="ar_AE" w:bidi="ar_AE"/>
         </w:rPr>
         <w:t>فِدْيَةً عَنْ كَثِيرِينَ</w:t>
       </w:r>
       <w:r>
         <w:rPr>
+          <w:rtl/>
+          <w:cs/>
           <w:lang w:val="ar_AE" w:bidi="ar_AE"/>
         </w:rPr>
         <w:t>" (</w:t>
@@ -814,6 +1000,8 @@
       <w:hyperlink r:id="rId27">
         <w:r>
           <w:rPr>
+            <w:rtl/>
+            <w:cs/>
             <w:lang w:val="ar_AE" w:bidi="ar_AE"/>
           </w:rPr>
           <w:rPr>
@@ -825,6 +1013,8 @@
       </w:hyperlink>
       <w:r>
         <w:rPr>
+          <w:rtl/>
+          <w:cs/>
           <w:lang w:val="ar_AE" w:bidi="ar_AE"/>
         </w:rPr>
         <w:t xml:space="preserve">؛ </w:t>
@@ -832,6 +1022,8 @@
       <w:hyperlink r:id="rId28">
         <w:r>
           <w:rPr>
+            <w:rtl/>
+            <w:cs/>
             <w:lang w:val="ar_AE" w:bidi="ar_AE"/>
           </w:rPr>
           <w:rPr>
@@ -843,18 +1035,24 @@
       </w:hyperlink>
       <w:r>
         <w:rPr>
+          <w:rtl/>
+          <w:cs/>
           <w:lang w:val="ar_AE" w:bidi="ar_AE"/>
         </w:rPr>
         <w:t>). لقد صار هو "</w:t>
       </w:r>
       <w:r>
         <w:rPr>
+          <w:rtl/>
+          <w:cs/>
           <w:lang w:val="ar_AE" w:bidi="ar_AE"/>
         </w:rPr>
         <w:t>حَمَلُ ٱللهِ ٱلَّذِي يَرْفَعُ خَطِيَّةَ ٱلْعَالَمِ!</w:t>
       </w:r>
       <w:r>
         <w:rPr>
+          <w:rtl/>
+          <w:cs/>
           <w:lang w:val="ar_AE" w:bidi="ar_AE"/>
         </w:rPr>
         <w:t>" (</w:t>
@@ -862,6 +1060,8 @@
       <w:hyperlink r:id="rId29">
         <w:r>
           <w:rPr>
+            <w:rtl/>
+            <w:cs/>
             <w:lang w:val="ar_AE" w:bidi="ar_AE"/>
           </w:rPr>
           <w:rPr>
@@ -873,18 +1073,24 @@
       </w:hyperlink>
       <w:r>
         <w:rPr>
+          <w:rtl/>
+          <w:cs/>
           <w:lang w:val="ar_AE" w:bidi="ar_AE"/>
         </w:rPr>
         <w:t>). وأثناء تناوله العشاء الأخير مع تلاميذه، شرح يسوع المعنى الرمزي للخمر الذي شاركوه: "</w:t>
       </w:r>
       <w:r>
         <w:rPr>
+          <w:rtl/>
+          <w:cs/>
           <w:lang w:val="ar_AE" w:bidi="ar_AE"/>
         </w:rPr>
         <w:t>هَذَا هُوَ دَمِي ٱلَّذِي لِلْعَهْدِ ٱلْجَدِيدِ ٱلَّذِي يُسْفَكُ مِنْ أَجْلِ كَثِيرِينَ لِمَغْفِرَةِ ٱلْخَطَايَا.</w:t>
       </w:r>
       <w:r>
         <w:rPr>
+          <w:rtl/>
+          <w:cs/>
           <w:lang w:val="ar_AE" w:bidi="ar_AE"/>
         </w:rPr>
         <w:t>" (</w:t>
@@ -892,6 +1098,8 @@
       <w:hyperlink r:id="rId30">
         <w:r>
           <w:rPr>
+            <w:rtl/>
+            <w:cs/>
             <w:lang w:val="ar_AE" w:bidi="ar_AE"/>
           </w:rPr>
           <w:rPr>
@@ -903,6 +1111,8 @@
       </w:hyperlink>
       <w:r>
         <w:rPr>
+          <w:rtl/>
+          <w:cs/>
           <w:lang w:val="ar_AE" w:bidi="ar_AE"/>
         </w:rPr>
         <w:t xml:space="preserve">). لقد كان يسوع يُمثّل فصحًا جديدًا ويبدأه. وبذبيحته، هزم يسوع الخطية والموت بشكل كامل ونهائي (انظر أيضًا </w:t>
@@ -910,6 +1120,8 @@
       <w:hyperlink r:id="rId31">
         <w:r>
           <w:rPr>
+            <w:rtl/>
+            <w:cs/>
             <w:lang w:val="ar_AE" w:bidi="ar_AE"/>
           </w:rPr>
           <w:rPr>
@@ -921,6 +1133,8 @@
       </w:hyperlink>
       <w:r>
         <w:rPr>
+          <w:rtl/>
+          <w:cs/>
           <w:lang w:val="ar_AE" w:bidi="ar_AE"/>
         </w:rPr>
         <w:t>).</w:t>
@@ -932,12 +1146,16 @@
       </w:pPr>
       <w:r>
         <w:rPr>
+          <w:rtl/>
+          <w:cs/>
           <w:lang w:val="ar_AE" w:bidi="ar_AE"/>
         </w:rPr>
       </w:r>
       <w:r>
         <w:rPr>
           <w:u w:val="single"/>
+          <w:rtl/>
+          <w:cs/>
           <w:lang w:val="ar_AE" w:bidi="ar_AE"/>
         </w:rPr>
         <w:t>مقاطع لمزيد من الدراسة</w:t>
@@ -949,12 +1167,16 @@
       </w:pPr>
       <w:r>
         <w:rPr>
+          <w:rtl/>
+          <w:cs/>
           <w:lang w:val="ar_AE" w:bidi="ar_AE"/>
         </w:rPr>
       </w:r>
       <w:hyperlink r:id="rId32">
         <w:r>
           <w:rPr>
+            <w:rtl/>
+            <w:cs/>
             <w:lang w:val="ar_AE" w:bidi="ar_AE"/>
           </w:rPr>
           <w:rPr>
@@ -966,6 +1188,8 @@
       </w:hyperlink>
       <w:r>
         <w:rPr>
+          <w:rtl/>
+          <w:cs/>
           <w:lang w:val="ar_AE" w:bidi="ar_AE"/>
         </w:rPr>
         <w:t xml:space="preserve">; </w:t>
@@ -973,6 +1197,8 @@
       <w:hyperlink r:id="rId33">
         <w:r>
           <w:rPr>
+            <w:rtl/>
+            <w:cs/>
             <w:lang w:val="ar_AE" w:bidi="ar_AE"/>
           </w:rPr>
           <w:rPr>
@@ -984,6 +1210,8 @@
       </w:hyperlink>
       <w:r>
         <w:rPr>
+          <w:rtl/>
+          <w:cs/>
           <w:lang w:val="ar_AE" w:bidi="ar_AE"/>
         </w:rPr>
         <w:t xml:space="preserve">; </w:t>
@@ -991,6 +1219,8 @@
       <w:hyperlink r:id="rId34">
         <w:r>
           <w:rPr>
+            <w:rtl/>
+            <w:cs/>
             <w:lang w:val="ar_AE" w:bidi="ar_AE"/>
           </w:rPr>
           <w:rPr>
@@ -1002,6 +1232,8 @@
       </w:hyperlink>
       <w:r>
         <w:rPr>
+          <w:rtl/>
+          <w:cs/>
           <w:lang w:val="ar_AE" w:bidi="ar_AE"/>
         </w:rPr>
         <w:t xml:space="preserve">; </w:t>
@@ -1009,6 +1241,8 @@
       <w:hyperlink r:id="rId35">
         <w:r>
           <w:rPr>
+            <w:rtl/>
+            <w:cs/>
             <w:lang w:val="ar_AE" w:bidi="ar_AE"/>
           </w:rPr>
           <w:rPr>
@@ -1020,6 +1254,8 @@
       </w:hyperlink>
       <w:r>
         <w:rPr>
+          <w:rtl/>
+          <w:cs/>
           <w:lang w:val="ar_AE" w:bidi="ar_AE"/>
         </w:rPr>
         <w:t xml:space="preserve">; </w:t>
@@ -1027,6 +1263,8 @@
       <w:hyperlink r:id="rId36">
         <w:r>
           <w:rPr>
+            <w:rtl/>
+            <w:cs/>
             <w:lang w:val="ar_AE" w:bidi="ar_AE"/>
           </w:rPr>
           <w:rPr>
@@ -1038,6 +1276,8 @@
       </w:hyperlink>
       <w:r>
         <w:rPr>
+          <w:rtl/>
+          <w:cs/>
           <w:lang w:val="ar_AE" w:bidi="ar_AE"/>
         </w:rPr>
         <w:t xml:space="preserve">; </w:t>
@@ -1045,6 +1285,8 @@
       <w:hyperlink r:id="rId37">
         <w:r>
           <w:rPr>
+            <w:rtl/>
+            <w:cs/>
             <w:lang w:val="ar_AE" w:bidi="ar_AE"/>
           </w:rPr>
           <w:rPr>
@@ -1056,6 +1298,8 @@
       </w:hyperlink>
       <w:r>
         <w:rPr>
+          <w:rtl/>
+          <w:cs/>
           <w:lang w:val="ar_AE" w:bidi="ar_AE"/>
         </w:rPr>
         <w:t xml:space="preserve">; </w:t>
@@ -1063,6 +1307,8 @@
       <w:hyperlink r:id="rId38">
         <w:r>
           <w:rPr>
+            <w:rtl/>
+            <w:cs/>
             <w:lang w:val="ar_AE" w:bidi="ar_AE"/>
           </w:rPr>
           <w:rPr>
@@ -1074,6 +1320,8 @@
       </w:hyperlink>
       <w:r>
         <w:rPr>
+          <w:rtl/>
+          <w:cs/>
           <w:lang w:val="ar_AE" w:bidi="ar_AE"/>
         </w:rPr>
         <w:t xml:space="preserve">; </w:t>
@@ -1081,6 +1329,8 @@
       <w:hyperlink r:id="rId39">
         <w:r>
           <w:rPr>
+            <w:rtl/>
+            <w:cs/>
             <w:lang w:val="ar_AE" w:bidi="ar_AE"/>
           </w:rPr>
           <w:rPr>
@@ -1092,11 +1342,15 @@
       </w:hyperlink>
       <w:r>
         <w:rPr>
-          <w:lang w:val="ar_AE" w:bidi="ar_AE"/>
-        </w:rPr>
-      </w:r>
-      <w:r>
-        <w:rPr>
+          <w:rtl/>
+          <w:cs/>
+          <w:lang w:val="ar_AE" w:bidi="ar_AE"/>
+        </w:rPr>
+      </w:r>
+      <w:r>
+        <w:rPr>
+          <w:rtl/>
+          <w:cs/>
           <w:lang w:val="ar_AE" w:bidi="ar_AE"/>
         </w:rPr>
       </w:r>
@@ -1107,6 +1361,8 @@
       </w:pPr>
       <w:r>
         <w:rPr>
+          <w:rtl/>
+          <w:cs/>
           <w:lang w:val="ar_AE" w:bidi="ar_AE"/>
         </w:rPr>
       </w:r>
@@ -1118,12 +1374,16 @@
       </w:pPr>
       <w:r>
         <w:rPr>
+          <w:rtl/>
+          <w:cs/>
           <w:lang w:val="ar_AE" w:bidi="ar_AE"/>
         </w:rPr>
         <w:t>الفقراء والمحتاجون في سفر المزامير</w:t>
       </w:r>
       <w:r>
         <w:rPr>
+          <w:rtl/>
+          <w:cs/>
           <w:lang w:val="ar_AE" w:bidi="ar_AE"/>
         </w:rPr>
       </w:r>
@@ -1134,11 +1394,15 @@
       </w:pPr>
       <w:r>
         <w:rPr>
-          <w:lang w:val="ar_AE" w:bidi="ar_AE"/>
-        </w:rPr>
-      </w:r>
-      <w:r>
-        <w:rPr>
+          <w:rtl/>
+          <w:cs/>
+          <w:lang w:val="ar_AE" w:bidi="ar_AE"/>
+        </w:rPr>
+      </w:r>
+      <w:r>
+        <w:rPr>
+          <w:rtl/>
+          <w:cs/>
           <w:lang w:val="ar_AE" w:bidi="ar_AE"/>
         </w:rPr>
         <w:t xml:space="preserve">على مدار الكتاب المقدس، يدعم الله الفقراء والمحتاجين. غالبًا ما يتعرض هؤلاء الأشخاص للاضطهاد وسوء المعاملة من قبل المجتمع أو الأفراد الجشعين. يذكر سفر المزامير مرارًا وتكرارًا معاناة المظلومين واهتمام الله بهم. يمكن للفقراء والمحتاجين أن يجدوا ملجأ في الرب في ضيقهم (انظر </w:t>
@@ -1146,6 +1410,8 @@
       <w:hyperlink r:id="rId40">
         <w:r>
           <w:rPr>
+            <w:rtl/>
+            <w:cs/>
             <w:lang w:val="ar_AE" w:bidi="ar_AE"/>
           </w:rPr>
           <w:rPr>
@@ -1157,6 +1423,8 @@
       </w:hyperlink>
       <w:r>
         <w:rPr>
+          <w:rtl/>
+          <w:cs/>
           <w:lang w:val="ar_AE" w:bidi="ar_AE"/>
         </w:rPr>
         <w:t xml:space="preserve">; </w:t>
@@ -1164,6 +1432,8 @@
       <w:hyperlink r:id="rId41">
         <w:r>
           <w:rPr>
+            <w:rtl/>
+            <w:cs/>
             <w:lang w:val="ar_AE" w:bidi="ar_AE"/>
           </w:rPr>
           <w:rPr>
@@ -1175,6 +1445,8 @@
       </w:hyperlink>
       <w:r>
         <w:rPr>
+          <w:rtl/>
+          <w:cs/>
           <w:lang w:val="ar_AE" w:bidi="ar_AE"/>
         </w:rPr>
         <w:t xml:space="preserve">). يمكنهم أن يصرخوا إليه؛ لأنه وعد بالعناية بهم (انظر </w:t>
@@ -1182,6 +1454,8 @@
       <w:hyperlink r:id="rId42">
         <w:r>
           <w:rPr>
+            <w:rtl/>
+            <w:cs/>
             <w:lang w:val="ar_AE" w:bidi="ar_AE"/>
           </w:rPr>
           <w:rPr>
@@ -1193,6 +1467,8 @@
       </w:hyperlink>
       <w:r>
         <w:rPr>
+          <w:rtl/>
+          <w:cs/>
           <w:lang w:val="ar_AE" w:bidi="ar_AE"/>
         </w:rPr>
         <w:t xml:space="preserve">; </w:t>
@@ -1200,6 +1476,8 @@
       <w:hyperlink r:id="rId43">
         <w:r>
           <w:rPr>
+            <w:rtl/>
+            <w:cs/>
             <w:lang w:val="ar_AE" w:bidi="ar_AE"/>
           </w:rPr>
           <w:rPr>
@@ -1211,6 +1489,8 @@
       </w:hyperlink>
       <w:r>
         <w:rPr>
+          <w:rtl/>
+          <w:cs/>
           <w:lang w:val="ar_AE" w:bidi="ar_AE"/>
         </w:rPr>
         <w:t xml:space="preserve">; </w:t>
@@ -1218,6 +1498,8 @@
       <w:hyperlink r:id="rId44">
         <w:r>
           <w:rPr>
+            <w:rtl/>
+            <w:cs/>
             <w:lang w:val="ar_AE" w:bidi="ar_AE"/>
           </w:rPr>
           <w:rPr>
@@ -1229,6 +1511,8 @@
       </w:hyperlink>
       <w:r>
         <w:rPr>
+          <w:rtl/>
+          <w:cs/>
           <w:lang w:val="ar_AE" w:bidi="ar_AE"/>
         </w:rPr>
         <w:t>). يمكنهم الوثوق به وانتظاره برجاء ليحقق العدالة (</w:t>
@@ -1236,6 +1520,8 @@
       <w:hyperlink r:id="rId45">
         <w:r>
           <w:rPr>
+            <w:rtl/>
+            <w:cs/>
             <w:lang w:val="ar_AE" w:bidi="ar_AE"/>
           </w:rPr>
           <w:rPr>
@@ -1247,6 +1533,8 @@
       </w:hyperlink>
       <w:r>
         <w:rPr>
+          <w:rtl/>
+          <w:cs/>
           <w:lang w:val="ar_AE" w:bidi="ar_AE"/>
         </w:rPr>
         <w:t xml:space="preserve">; </w:t>
@@ -1254,6 +1542,8 @@
       <w:hyperlink r:id="rId46">
         <w:r>
           <w:rPr>
+            <w:rtl/>
+            <w:cs/>
             <w:lang w:val="ar_AE" w:bidi="ar_AE"/>
           </w:rPr>
           <w:rPr>
@@ -1265,6 +1555,8 @@
       </w:hyperlink>
       <w:r>
         <w:rPr>
+          <w:rtl/>
+          <w:cs/>
           <w:lang w:val="ar_AE" w:bidi="ar_AE"/>
         </w:rPr>
         <w:t>).</w:t>
@@ -1276,11 +1568,15 @@
       </w:pPr>
       <w:r>
         <w:rPr>
-          <w:lang w:val="ar_AE" w:bidi="ar_AE"/>
-        </w:rPr>
-      </w:r>
-      <w:r>
-        <w:rPr>
+          <w:rtl/>
+          <w:cs/>
+          <w:lang w:val="ar_AE" w:bidi="ar_AE"/>
+        </w:rPr>
+      </w:r>
+      <w:r>
+        <w:rPr>
+          <w:rtl/>
+          <w:cs/>
           <w:lang w:val="ar_AE" w:bidi="ar_AE"/>
         </w:rPr>
         <w:t>قد يمر العديد من الناس بتجارب الحياة المؤلمة (</w:t>
@@ -1288,6 +1584,8 @@
       <w:hyperlink r:id="rId47">
         <w:r>
           <w:rPr>
+            <w:rtl/>
+            <w:cs/>
             <w:lang w:val="ar_AE" w:bidi="ar_AE"/>
           </w:rPr>
           <w:rPr>
@@ -1299,6 +1597,8 @@
       </w:hyperlink>
       <w:r>
         <w:rPr>
+          <w:rtl/>
+          <w:cs/>
           <w:lang w:val="ar_AE" w:bidi="ar_AE"/>
         </w:rPr>
         <w:t xml:space="preserve">; </w:t>
@@ -1306,6 +1606,8 @@
       <w:hyperlink r:id="rId48">
         <w:r>
           <w:rPr>
+            <w:rtl/>
+            <w:cs/>
             <w:lang w:val="ar_AE" w:bidi="ar_AE"/>
           </w:rPr>
           <w:rPr>
@@ -1317,6 +1619,8 @@
       </w:hyperlink>
       <w:r>
         <w:rPr>
+          <w:rtl/>
+          <w:cs/>
           <w:lang w:val="ar_AE" w:bidi="ar_AE"/>
         </w:rPr>
         <w:t xml:space="preserve">; انظر </w:t>
@@ -1324,6 +1628,8 @@
       <w:hyperlink r:id="rId49">
         <w:r>
           <w:rPr>
+            <w:rtl/>
+            <w:cs/>
             <w:lang w:val="ar_AE" w:bidi="ar_AE"/>
           </w:rPr>
           <w:rPr>
@@ -1335,6 +1641,8 @@
       </w:hyperlink>
       <w:r>
         <w:rPr>
+          <w:rtl/>
+          <w:cs/>
           <w:lang w:val="ar_AE" w:bidi="ar_AE"/>
         </w:rPr>
         <w:t>). يمكن أن يكون الضيق وسيلة للتأديب الذي يعلم البر (</w:t>
@@ -1342,6 +1650,8 @@
       <w:hyperlink r:id="rId50">
         <w:r>
           <w:rPr>
+            <w:rtl/>
+            <w:cs/>
             <w:lang w:val="ar_AE" w:bidi="ar_AE"/>
           </w:rPr>
           <w:rPr>
@@ -1353,6 +1663,8 @@
       </w:hyperlink>
       <w:r>
         <w:rPr>
+          <w:rtl/>
+          <w:cs/>
           <w:lang w:val="ar_AE" w:bidi="ar_AE"/>
         </w:rPr>
         <w:t xml:space="preserve">, </w:t>
@@ -1360,6 +1672,8 @@
       <w:hyperlink r:id="rId51">
         <w:r>
           <w:rPr>
+            <w:rtl/>
+            <w:cs/>
             <w:lang w:val="ar_AE" w:bidi="ar_AE"/>
           </w:rPr>
           <w:rPr>
@@ -1371,6 +1685,8 @@
       </w:hyperlink>
       <w:r>
         <w:rPr>
+          <w:rtl/>
+          <w:cs/>
           <w:lang w:val="ar_AE" w:bidi="ar_AE"/>
         </w:rPr>
         <w:t>). بغض النظر عن المدة أو الشدة أو السبب، فإن الرب يسمع صرخ المسكين، كما توضح العديد من المزامير (</w:t>
@@ -1378,6 +1694,8 @@
       <w:hyperlink r:id="rId52">
         <w:r>
           <w:rPr>
+            <w:rtl/>
+            <w:cs/>
             <w:lang w:val="ar_AE" w:bidi="ar_AE"/>
           </w:rPr>
           <w:rPr>
@@ -1389,6 +1707,8 @@
       </w:hyperlink>
       <w:r>
         <w:rPr>
+          <w:rtl/>
+          <w:cs/>
           <w:lang w:val="ar_AE" w:bidi="ar_AE"/>
         </w:rPr>
         <w:t xml:space="preserve">; </w:t>
@@ -1396,6 +1716,8 @@
       <w:hyperlink r:id="rId53">
         <w:r>
           <w:rPr>
+            <w:rtl/>
+            <w:cs/>
             <w:lang w:val="ar_AE" w:bidi="ar_AE"/>
           </w:rPr>
           <w:rPr>
@@ -1407,6 +1729,8 @@
       </w:hyperlink>
       <w:r>
         <w:rPr>
+          <w:rtl/>
+          <w:cs/>
           <w:lang w:val="ar_AE" w:bidi="ar_AE"/>
         </w:rPr>
         <w:t xml:space="preserve">; </w:t>
@@ -1414,6 +1738,8 @@
       <w:hyperlink r:id="rId54">
         <w:r>
           <w:rPr>
+            <w:rtl/>
+            <w:cs/>
             <w:lang w:val="ar_AE" w:bidi="ar_AE"/>
           </w:rPr>
           <w:rPr>
@@ -1425,6 +1751,8 @@
       </w:hyperlink>
       <w:r>
         <w:rPr>
+          <w:rtl/>
+          <w:cs/>
           <w:lang w:val="ar_AE" w:bidi="ar_AE"/>
         </w:rPr>
         <w:t xml:space="preserve">; </w:t>
@@ -1432,6 +1760,8 @@
       <w:hyperlink r:id="rId55">
         <w:r>
           <w:rPr>
+            <w:rtl/>
+            <w:cs/>
             <w:lang w:val="ar_AE" w:bidi="ar_AE"/>
           </w:rPr>
           <w:rPr>
@@ -1443,6 +1773,8 @@
       </w:hyperlink>
       <w:r>
         <w:rPr>
+          <w:rtl/>
+          <w:cs/>
           <w:lang w:val="ar_AE" w:bidi="ar_AE"/>
         </w:rPr>
         <w:t xml:space="preserve">; </w:t>
@@ -1450,6 +1782,8 @@
       <w:hyperlink r:id="rId56">
         <w:r>
           <w:rPr>
+            <w:rtl/>
+            <w:cs/>
             <w:lang w:val="ar_AE" w:bidi="ar_AE"/>
           </w:rPr>
           <w:rPr>
@@ -1461,6 +1795,8 @@
       </w:hyperlink>
       <w:r>
         <w:rPr>
+          <w:rtl/>
+          <w:cs/>
           <w:lang w:val="ar_AE" w:bidi="ar_AE"/>
         </w:rPr>
         <w:t xml:space="preserve">; </w:t>
@@ -1468,6 +1804,8 @@
       <w:hyperlink r:id="rId57">
         <w:r>
           <w:rPr>
+            <w:rtl/>
+            <w:cs/>
             <w:lang w:val="ar_AE" w:bidi="ar_AE"/>
           </w:rPr>
           <w:rPr>
@@ -1479,6 +1817,8 @@
       </w:hyperlink>
       <w:r>
         <w:rPr>
+          <w:rtl/>
+          <w:cs/>
           <w:lang w:val="ar_AE" w:bidi="ar_AE"/>
         </w:rPr>
         <w:t xml:space="preserve">; </w:t>
@@ -1486,6 +1826,8 @@
       <w:hyperlink r:id="rId58">
         <w:r>
           <w:rPr>
+            <w:rtl/>
+            <w:cs/>
             <w:lang w:val="ar_AE" w:bidi="ar_AE"/>
           </w:rPr>
           <w:rPr>
@@ -1497,6 +1839,8 @@
       </w:hyperlink>
       <w:r>
         <w:rPr>
+          <w:rtl/>
+          <w:cs/>
           <w:lang w:val="ar_AE" w:bidi="ar_AE"/>
         </w:rPr>
         <w:t xml:space="preserve">). في النهاية، سيشبع الله الفقراء وسيفرح الأتقياء (انظر </w:t>
@@ -1504,6 +1848,8 @@
       <w:hyperlink r:id="rId59">
         <w:r>
           <w:rPr>
+            <w:rtl/>
+            <w:cs/>
             <w:lang w:val="ar_AE" w:bidi="ar_AE"/>
           </w:rPr>
           <w:rPr>
@@ -1515,6 +1861,8 @@
       </w:hyperlink>
       <w:r>
         <w:rPr>
+          <w:rtl/>
+          <w:cs/>
           <w:lang w:val="ar_AE" w:bidi="ar_AE"/>
         </w:rPr>
         <w:t xml:space="preserve">; </w:t>
@@ -1522,6 +1870,8 @@
       <w:hyperlink r:id="rId60">
         <w:r>
           <w:rPr>
+            <w:rtl/>
+            <w:cs/>
             <w:lang w:val="ar_AE" w:bidi="ar_AE"/>
           </w:rPr>
           <w:rPr>
@@ -1533,6 +1883,8 @@
       </w:hyperlink>
       <w:r>
         <w:rPr>
+          <w:rtl/>
+          <w:cs/>
           <w:lang w:val="ar_AE" w:bidi="ar_AE"/>
         </w:rPr>
         <w:t xml:space="preserve">; </w:t>
@@ -1540,6 +1892,8 @@
       <w:hyperlink r:id="rId61">
         <w:r>
           <w:rPr>
+            <w:rtl/>
+            <w:cs/>
             <w:lang w:val="ar_AE" w:bidi="ar_AE"/>
           </w:rPr>
           <w:rPr>
@@ -1551,6 +1905,8 @@
       </w:hyperlink>
       <w:r>
         <w:rPr>
+          <w:rtl/>
+          <w:cs/>
           <w:lang w:val="ar_AE" w:bidi="ar_AE"/>
         </w:rPr>
         <w:t xml:space="preserve">; </w:t>
@@ -1558,6 +1914,8 @@
       <w:hyperlink r:id="rId62">
         <w:r>
           <w:rPr>
+            <w:rtl/>
+            <w:cs/>
             <w:lang w:val="ar_AE" w:bidi="ar_AE"/>
           </w:rPr>
           <w:rPr>
@@ -1569,6 +1927,8 @@
       </w:hyperlink>
       <w:r>
         <w:rPr>
+          <w:rtl/>
+          <w:cs/>
           <w:lang w:val="ar_AE" w:bidi="ar_AE"/>
         </w:rPr>
         <w:t>).</w:t>
@@ -1580,11 +1940,15 @@
       </w:pPr>
       <w:r>
         <w:rPr>
-          <w:lang w:val="ar_AE" w:bidi="ar_AE"/>
-        </w:rPr>
-      </w:r>
-      <w:r>
-        <w:rPr>
+          <w:rtl/>
+          <w:cs/>
+          <w:lang w:val="ar_AE" w:bidi="ar_AE"/>
+        </w:rPr>
+      </w:r>
+      <w:r>
+        <w:rPr>
+          <w:rtl/>
+          <w:cs/>
           <w:lang w:val="ar_AE" w:bidi="ar_AE"/>
         </w:rPr>
         <w:t>اختار الله الملوك من نسل داود لتحقيق العدالة لشعبه المتألم (</w:t>
@@ -1592,6 +1956,8 @@
       <w:hyperlink r:id="rId63">
         <w:r>
           <w:rPr>
+            <w:rtl/>
+            <w:cs/>
             <w:lang w:val="ar_AE" w:bidi="ar_AE"/>
           </w:rPr>
           <w:rPr>
@@ -1603,6 +1969,8 @@
       </w:hyperlink>
       <w:r>
         <w:rPr>
+          <w:rtl/>
+          <w:cs/>
           <w:lang w:val="ar_AE" w:bidi="ar_AE"/>
         </w:rPr>
         <w:t xml:space="preserve">, </w:t>
@@ -1610,6 +1978,8 @@
       <w:hyperlink r:id="rId64">
         <w:r>
           <w:rPr>
+            <w:rtl/>
+            <w:cs/>
             <w:lang w:val="ar_AE" w:bidi="ar_AE"/>
           </w:rPr>
           <w:rPr>
@@ -1621,6 +1991,8 @@
       </w:hyperlink>
       <w:r>
         <w:rPr>
+          <w:rtl/>
+          <w:cs/>
           <w:lang w:val="ar_AE" w:bidi="ar_AE"/>
         </w:rPr>
         <w:t xml:space="preserve">, </w:t>
@@ -1628,6 +2000,8 @@
       <w:hyperlink r:id="rId65">
         <w:r>
           <w:rPr>
+            <w:rtl/>
+            <w:cs/>
             <w:lang w:val="ar_AE" w:bidi="ar_AE"/>
           </w:rPr>
           <w:rPr>
@@ -1639,6 +2013,8 @@
       </w:hyperlink>
       <w:r>
         <w:rPr>
+          <w:rtl/>
+          <w:cs/>
           <w:lang w:val="ar_AE" w:bidi="ar_AE"/>
         </w:rPr>
         <w:t>)، لكنهم لم يفلحوا في ذلك. أما الرب يسوع، الملك المسيح، فإنه يدرك صراعاتنا البشرية (</w:t>
@@ -1646,6 +2022,8 @@
       <w:hyperlink r:id="rId66">
         <w:r>
           <w:rPr>
+            <w:rtl/>
+            <w:cs/>
             <w:lang w:val="ar_AE" w:bidi="ar_AE"/>
           </w:rPr>
           <w:rPr>
@@ -1657,6 +2035,8 @@
       </w:hyperlink>
       <w:r>
         <w:rPr>
+          <w:rtl/>
+          <w:cs/>
           <w:lang w:val="ar_AE" w:bidi="ar_AE"/>
         </w:rPr>
         <w:t xml:space="preserve">, </w:t>
@@ -1664,6 +2044,8 @@
       <w:hyperlink r:id="rId67">
         <w:r>
           <w:rPr>
+            <w:rtl/>
+            <w:cs/>
             <w:lang w:val="ar_AE" w:bidi="ar_AE"/>
           </w:rPr>
           <w:rPr>
@@ -1675,6 +2057,8 @@
       </w:hyperlink>
       <w:r>
         <w:rPr>
+          <w:rtl/>
+          <w:cs/>
           <w:lang w:val="ar_AE" w:bidi="ar_AE"/>
         </w:rPr>
         <w:t>). وقد جاء لمساندة الفقراء والمضطهدين (</w:t>
@@ -1682,6 +2066,8 @@
       <w:hyperlink r:id="rId68">
         <w:r>
           <w:rPr>
+            <w:rtl/>
+            <w:cs/>
             <w:lang w:val="ar_AE" w:bidi="ar_AE"/>
           </w:rPr>
           <w:rPr>
@@ -1693,6 +2079,8 @@
       </w:hyperlink>
       <w:r>
         <w:rPr>
+          <w:rtl/>
+          <w:cs/>
           <w:lang w:val="ar_AE" w:bidi="ar_AE"/>
         </w:rPr>
         <w:t xml:space="preserve">; انظر </w:t>
@@ -1700,6 +2088,8 @@
       <w:hyperlink r:id="rId69">
         <w:r>
           <w:rPr>
+            <w:rtl/>
+            <w:cs/>
             <w:lang w:val="ar_AE" w:bidi="ar_AE"/>
           </w:rPr>
           <w:rPr>
@@ -1711,6 +2101,8 @@
       </w:hyperlink>
       <w:r>
         <w:rPr>
+          <w:rtl/>
+          <w:cs/>
           <w:lang w:val="ar_AE" w:bidi="ar_AE"/>
         </w:rPr>
         <w:t>). هو الرجاء لمن يدركون حاجتهم إليه ومن يشتهون البر (</w:t>
@@ -1718,6 +2110,8 @@
       <w:hyperlink r:id="rId70">
         <w:r>
           <w:rPr>
+            <w:rtl/>
+            <w:cs/>
             <w:lang w:val="ar_AE" w:bidi="ar_AE"/>
           </w:rPr>
           <w:rPr>
@@ -1729,6 +2123,8 @@
       </w:hyperlink>
       <w:r>
         <w:rPr>
+          <w:rtl/>
+          <w:cs/>
           <w:lang w:val="ar_AE" w:bidi="ar_AE"/>
         </w:rPr>
         <w:t>).</w:t>
@@ -1740,12 +2136,16 @@
       </w:pPr>
       <w:r>
         <w:rPr>
+          <w:rtl/>
+          <w:cs/>
           <w:lang w:val="ar_AE" w:bidi="ar_AE"/>
         </w:rPr>
       </w:r>
       <w:r>
         <w:rPr>
           <w:u w:val="single"/>
+          <w:rtl/>
+          <w:cs/>
           <w:lang w:val="ar_AE" w:bidi="ar_AE"/>
         </w:rPr>
         <w:t>مقاطع لمزيد من الدراسة</w:t>
@@ -1757,12 +2157,16 @@
       </w:pPr>
       <w:r>
         <w:rPr>
+          <w:rtl/>
+          <w:cs/>
           <w:lang w:val="ar_AE" w:bidi="ar_AE"/>
         </w:rPr>
       </w:r>
       <w:hyperlink r:id="rId71">
         <w:r>
           <w:rPr>
+            <w:rtl/>
+            <w:cs/>
             <w:lang w:val="ar_AE" w:bidi="ar_AE"/>
           </w:rPr>
           <w:rPr>
@@ -1774,6 +2178,8 @@
       </w:hyperlink>
       <w:r>
         <w:rPr>
+          <w:rtl/>
+          <w:cs/>
           <w:lang w:val="ar_AE" w:bidi="ar_AE"/>
         </w:rPr>
         <w:t xml:space="preserve">; </w:t>
@@ -1781,6 +2187,8 @@
       <w:hyperlink r:id="rId72">
         <w:r>
           <w:rPr>
+            <w:rtl/>
+            <w:cs/>
             <w:lang w:val="ar_AE" w:bidi="ar_AE"/>
           </w:rPr>
           <w:rPr>
@@ -1792,6 +2200,8 @@
       </w:hyperlink>
       <w:r>
         <w:rPr>
+          <w:rtl/>
+          <w:cs/>
           <w:lang w:val="ar_AE" w:bidi="ar_AE"/>
         </w:rPr>
         <w:t xml:space="preserve">; </w:t>
@@ -1799,6 +2209,8 @@
       <w:hyperlink r:id="rId53">
         <w:r>
           <w:rPr>
+            <w:rtl/>
+            <w:cs/>
             <w:lang w:val="ar_AE" w:bidi="ar_AE"/>
           </w:rPr>
           <w:rPr>
@@ -1810,6 +2222,8 @@
       </w:hyperlink>
       <w:r>
         <w:rPr>
+          <w:rtl/>
+          <w:cs/>
           <w:lang w:val="ar_AE" w:bidi="ar_AE"/>
         </w:rPr>
         <w:t xml:space="preserve">; </w:t>
@@ -1817,6 +2231,8 @@
       <w:hyperlink r:id="rId73">
         <w:r>
           <w:rPr>
+            <w:rtl/>
+            <w:cs/>
             <w:lang w:val="ar_AE" w:bidi="ar_AE"/>
           </w:rPr>
           <w:rPr>
@@ -1828,6 +2244,8 @@
       </w:hyperlink>
       <w:r>
         <w:rPr>
+          <w:rtl/>
+          <w:cs/>
           <w:lang w:val="ar_AE" w:bidi="ar_AE"/>
         </w:rPr>
         <w:t xml:space="preserve">; </w:t>
@@ -1835,6 +2253,8 @@
       <w:hyperlink r:id="rId74">
         <w:r>
           <w:rPr>
+            <w:rtl/>
+            <w:cs/>
             <w:lang w:val="ar_AE" w:bidi="ar_AE"/>
           </w:rPr>
           <w:rPr>
@@ -1846,6 +2266,8 @@
       </w:hyperlink>
       <w:r>
         <w:rPr>
+          <w:rtl/>
+          <w:cs/>
           <w:lang w:val="ar_AE" w:bidi="ar_AE"/>
         </w:rPr>
         <w:t xml:space="preserve">; </w:t>
@@ -1853,6 +2275,8 @@
       <w:hyperlink r:id="rId55">
         <w:r>
           <w:rPr>
+            <w:rtl/>
+            <w:cs/>
             <w:lang w:val="ar_AE" w:bidi="ar_AE"/>
           </w:rPr>
           <w:rPr>
@@ -1864,6 +2288,8 @@
       </w:hyperlink>
       <w:r>
         <w:rPr>
+          <w:rtl/>
+          <w:cs/>
           <w:lang w:val="ar_AE" w:bidi="ar_AE"/>
         </w:rPr>
         <w:t xml:space="preserve">; </w:t>
@@ -1871,6 +2297,8 @@
       <w:hyperlink r:id="rId75">
         <w:r>
           <w:rPr>
+            <w:rtl/>
+            <w:cs/>
             <w:lang w:val="ar_AE" w:bidi="ar_AE"/>
           </w:rPr>
           <w:rPr>
@@ -1882,6 +2310,8 @@
       </w:hyperlink>
       <w:r>
         <w:rPr>
+          <w:rtl/>
+          <w:cs/>
           <w:lang w:val="ar_AE" w:bidi="ar_AE"/>
         </w:rPr>
         <w:t xml:space="preserve">; </w:t>
@@ -1889,6 +2319,8 @@
       <w:hyperlink r:id="rId76">
         <w:r>
           <w:rPr>
+            <w:rtl/>
+            <w:cs/>
             <w:lang w:val="ar_AE" w:bidi="ar_AE"/>
           </w:rPr>
           <w:rPr>
@@ -1900,6 +2332,8 @@
       </w:hyperlink>
       <w:r>
         <w:rPr>
+          <w:rtl/>
+          <w:cs/>
           <w:lang w:val="ar_AE" w:bidi="ar_AE"/>
         </w:rPr>
         <w:t xml:space="preserve">; </w:t>
@@ -1907,6 +2341,8 @@
       <w:hyperlink r:id="rId77">
         <w:r>
           <w:rPr>
+            <w:rtl/>
+            <w:cs/>
             <w:lang w:val="ar_AE" w:bidi="ar_AE"/>
           </w:rPr>
           <w:rPr>
@@ -1918,6 +2354,8 @@
       </w:hyperlink>
       <w:r>
         <w:rPr>
+          <w:rtl/>
+          <w:cs/>
           <w:lang w:val="ar_AE" w:bidi="ar_AE"/>
         </w:rPr>
         <w:t xml:space="preserve">; </w:t>
@@ -1925,6 +2363,8 @@
       <w:hyperlink r:id="rId78">
         <w:r>
           <w:rPr>
+            <w:rtl/>
+            <w:cs/>
             <w:lang w:val="ar_AE" w:bidi="ar_AE"/>
           </w:rPr>
           <w:rPr>
@@ -1936,6 +2376,8 @@
       </w:hyperlink>
       <w:r>
         <w:rPr>
+          <w:rtl/>
+          <w:cs/>
           <w:lang w:val="ar_AE" w:bidi="ar_AE"/>
         </w:rPr>
         <w:t xml:space="preserve">; </w:t>
@@ -1943,6 +2385,8 @@
       <w:hyperlink r:id="rId79">
         <w:r>
           <w:rPr>
+            <w:rtl/>
+            <w:cs/>
             <w:lang w:val="ar_AE" w:bidi="ar_AE"/>
           </w:rPr>
           <w:rPr>
@@ -1954,6 +2398,8 @@
       </w:hyperlink>
       <w:r>
         <w:rPr>
+          <w:rtl/>
+          <w:cs/>
           <w:lang w:val="ar_AE" w:bidi="ar_AE"/>
         </w:rPr>
         <w:t xml:space="preserve">; </w:t>
@@ -1961,6 +2407,8 @@
       <w:hyperlink r:id="rId80">
         <w:r>
           <w:rPr>
+            <w:rtl/>
+            <w:cs/>
             <w:lang w:val="ar_AE" w:bidi="ar_AE"/>
           </w:rPr>
           <w:rPr>
@@ -1972,6 +2420,8 @@
       </w:hyperlink>
       <w:r>
         <w:rPr>
+          <w:rtl/>
+          <w:cs/>
           <w:lang w:val="ar_AE" w:bidi="ar_AE"/>
         </w:rPr>
         <w:t xml:space="preserve">; </w:t>
@@ -1979,6 +2429,8 @@
       <w:hyperlink r:id="rId46">
         <w:r>
           <w:rPr>
+            <w:rtl/>
+            <w:cs/>
             <w:lang w:val="ar_AE" w:bidi="ar_AE"/>
           </w:rPr>
           <w:rPr>
@@ -1990,6 +2442,8 @@
       </w:hyperlink>
       <w:r>
         <w:rPr>
+          <w:rtl/>
+          <w:cs/>
           <w:lang w:val="ar_AE" w:bidi="ar_AE"/>
         </w:rPr>
         <w:t xml:space="preserve">; </w:t>
@@ -1997,6 +2451,8 @@
       <w:hyperlink r:id="rId81">
         <w:r>
           <w:rPr>
+            <w:rtl/>
+            <w:cs/>
             <w:lang w:val="ar_AE" w:bidi="ar_AE"/>
           </w:rPr>
           <w:rPr>
@@ -2008,6 +2464,8 @@
       </w:hyperlink>
       <w:r>
         <w:rPr>
+          <w:rtl/>
+          <w:cs/>
           <w:lang w:val="ar_AE" w:bidi="ar_AE"/>
         </w:rPr>
         <w:t xml:space="preserve">, </w:t>
@@ -2015,6 +2473,8 @@
       <w:hyperlink r:id="rId82">
         <w:r>
           <w:rPr>
+            <w:rtl/>
+            <w:cs/>
             <w:lang w:val="ar_AE" w:bidi="ar_AE"/>
           </w:rPr>
           <w:rPr>
@@ -2026,6 +2486,8 @@
       </w:hyperlink>
       <w:r>
         <w:rPr>
+          <w:rtl/>
+          <w:cs/>
           <w:lang w:val="ar_AE" w:bidi="ar_AE"/>
         </w:rPr>
         <w:t xml:space="preserve">; </w:t>
@@ -2033,6 +2495,8 @@
       <w:hyperlink r:id="rId83">
         <w:r>
           <w:rPr>
+            <w:rtl/>
+            <w:cs/>
             <w:lang w:val="ar_AE" w:bidi="ar_AE"/>
           </w:rPr>
           <w:rPr>
@@ -2044,6 +2508,8 @@
       </w:hyperlink>
       <w:r>
         <w:rPr>
+          <w:rtl/>
+          <w:cs/>
           <w:lang w:val="ar_AE" w:bidi="ar_AE"/>
         </w:rPr>
         <w:t xml:space="preserve">; </w:t>
@@ -2051,6 +2517,8 @@
       <w:hyperlink r:id="rId84">
         <w:r>
           <w:rPr>
+            <w:rtl/>
+            <w:cs/>
             <w:lang w:val="ar_AE" w:bidi="ar_AE"/>
           </w:rPr>
           <w:rPr>
@@ -2062,6 +2530,8 @@
       </w:hyperlink>
       <w:r>
         <w:rPr>
+          <w:rtl/>
+          <w:cs/>
           <w:lang w:val="ar_AE" w:bidi="ar_AE"/>
         </w:rPr>
         <w:t xml:space="preserve">; </w:t>
@@ -2069,6 +2539,8 @@
       <w:hyperlink r:id="rId85">
         <w:r>
           <w:rPr>
+            <w:rtl/>
+            <w:cs/>
             <w:lang w:val="ar_AE" w:bidi="ar_AE"/>
           </w:rPr>
           <w:rPr>
@@ -2080,6 +2552,8 @@
       </w:hyperlink>
       <w:r>
         <w:rPr>
+          <w:rtl/>
+          <w:cs/>
           <w:lang w:val="ar_AE" w:bidi="ar_AE"/>
         </w:rPr>
         <w:t xml:space="preserve">; </w:t>
@@ -2087,6 +2561,8 @@
       <w:hyperlink r:id="rId86">
         <w:r>
           <w:rPr>
+            <w:rtl/>
+            <w:cs/>
             <w:lang w:val="ar_AE" w:bidi="ar_AE"/>
           </w:rPr>
           <w:rPr>
@@ -2098,6 +2574,8 @@
       </w:hyperlink>
       <w:r>
         <w:rPr>
+          <w:rtl/>
+          <w:cs/>
           <w:lang w:val="ar_AE" w:bidi="ar_AE"/>
         </w:rPr>
         <w:t xml:space="preserve">, </w:t>
@@ -2105,6 +2583,8 @@
       <w:hyperlink r:id="rId87">
         <w:r>
           <w:rPr>
+            <w:rtl/>
+            <w:cs/>
             <w:lang w:val="ar_AE" w:bidi="ar_AE"/>
           </w:rPr>
           <w:rPr>
@@ -2116,6 +2596,8 @@
       </w:hyperlink>
       <w:r>
         <w:rPr>
+          <w:rtl/>
+          <w:cs/>
           <w:lang w:val="ar_AE" w:bidi="ar_AE"/>
         </w:rPr>
         <w:t xml:space="preserve">, </w:t>
@@ -2123,6 +2605,8 @@
       <w:hyperlink r:id="rId56">
         <w:r>
           <w:rPr>
+            <w:rtl/>
+            <w:cs/>
             <w:lang w:val="ar_AE" w:bidi="ar_AE"/>
           </w:rPr>
           <w:rPr>
@@ -2134,6 +2618,8 @@
       </w:hyperlink>
       <w:r>
         <w:rPr>
+          <w:rtl/>
+          <w:cs/>
           <w:lang w:val="ar_AE" w:bidi="ar_AE"/>
         </w:rPr>
         <w:t xml:space="preserve">; </w:t>
@@ -2141,6 +2627,8 @@
       <w:hyperlink r:id="rId60">
         <w:r>
           <w:rPr>
+            <w:rtl/>
+            <w:cs/>
             <w:lang w:val="ar_AE" w:bidi="ar_AE"/>
           </w:rPr>
           <w:rPr>
@@ -2152,6 +2640,8 @@
       </w:hyperlink>
       <w:r>
         <w:rPr>
+          <w:rtl/>
+          <w:cs/>
           <w:lang w:val="ar_AE" w:bidi="ar_AE"/>
         </w:rPr>
         <w:t xml:space="preserve">; </w:t>
@@ -2159,6 +2649,8 @@
       <w:hyperlink r:id="rId58">
         <w:r>
           <w:rPr>
+            <w:rtl/>
+            <w:cs/>
             <w:lang w:val="ar_AE" w:bidi="ar_AE"/>
           </w:rPr>
           <w:rPr>
@@ -2170,11 +2662,15 @@
       </w:hyperlink>
       <w:r>
         <w:rPr>
-          <w:lang w:val="ar_AE" w:bidi="ar_AE"/>
-        </w:rPr>
-      </w:r>
-      <w:r>
-        <w:rPr>
+          <w:rtl/>
+          <w:cs/>
+          <w:lang w:val="ar_AE" w:bidi="ar_AE"/>
+        </w:rPr>
+      </w:r>
+      <w:r>
+        <w:rPr>
+          <w:rtl/>
+          <w:cs/>
           <w:lang w:val="ar_AE" w:bidi="ar_AE"/>
         </w:rPr>
       </w:r>
@@ -2185,6 +2681,8 @@
       </w:pPr>
       <w:r>
         <w:rPr>
+          <w:rtl/>
+          <w:cs/>
           <w:lang w:val="ar_AE" w:bidi="ar_AE"/>
         </w:rPr>
       </w:r>
@@ -2196,12 +2694,16 @@
       </w:pPr>
       <w:r>
         <w:rPr>
+          <w:rtl/>
+          <w:cs/>
           <w:lang w:val="ar_AE" w:bidi="ar_AE"/>
         </w:rPr>
         <w:t>الفوريم</w:t>
       </w:r>
       <w:r>
         <w:rPr>
+          <w:rtl/>
+          <w:cs/>
           <w:lang w:val="ar_AE" w:bidi="ar_AE"/>
         </w:rPr>
       </w:r>
@@ -2212,11 +2714,15 @@
       </w:pPr>
       <w:r>
         <w:rPr>
-          <w:lang w:val="ar_AE" w:bidi="ar_AE"/>
-        </w:rPr>
-      </w:r>
-      <w:r>
-        <w:rPr>
+          <w:rtl/>
+          <w:cs/>
+          <w:lang w:val="ar_AE" w:bidi="ar_AE"/>
+        </w:rPr>
+      </w:r>
+      <w:r>
+        <w:rPr>
+          <w:rtl/>
+          <w:cs/>
           <w:lang w:val="ar_AE" w:bidi="ar_AE"/>
         </w:rPr>
         <w:t xml:space="preserve">عيد الفوريم هو العيد الوحيد في العهد القديم الذي لم يُؤسَّس في زمن موسى. واسمه مشتق من كلمة تعني "القرعة" أو "النرد" (بالعبرية: </w:t>
@@ -2224,12 +2730,16 @@
       <w:r>
         <w:rPr>
           <w:i/>
+          <w:rtl/>
+          <w:cs/>
           <w:lang w:val="ar_AE" w:bidi="ar_AE"/>
         </w:rPr>
         <w:t>بوريم</w:t>
       </w:r>
       <w:r>
         <w:rPr>
+          <w:rtl/>
+          <w:cs/>
           <w:lang w:val="ar_AE" w:bidi="ar_AE"/>
         </w:rPr>
         <w:t xml:space="preserve"> </w:t>
@@ -2237,12 +2747,16 @@
       <w:r>
         <w:rPr>
           <w:i/>
+          <w:rtl/>
+          <w:cs/>
           <w:lang w:val="ar_AE" w:bidi="ar_AE"/>
         </w:rPr>
         <w:t>Purim</w:t>
       </w:r>
       <w:r>
         <w:rPr>
+          <w:rtl/>
+          <w:cs/>
           <w:lang w:val="ar_AE" w:bidi="ar_AE"/>
         </w:rPr>
         <w:t xml:space="preserve">، بالأكادية </w:t>
@@ -2250,12 +2764,16 @@
       <w:r>
         <w:rPr>
           <w:i/>
+          <w:rtl/>
+          <w:cs/>
           <w:lang w:val="ar_AE" w:bidi="ar_AE"/>
         </w:rPr>
         <w:t>بورو</w:t>
       </w:r>
       <w:r>
         <w:rPr>
+          <w:rtl/>
+          <w:cs/>
           <w:lang w:val="ar_AE" w:bidi="ar_AE"/>
         </w:rPr>
         <w:t xml:space="preserve"> </w:t>
@@ -2263,12 +2781,16 @@
       <w:r>
         <w:rPr>
           <w:i/>
+          <w:rtl/>
+          <w:cs/>
           <w:lang w:val="ar_AE" w:bidi="ar_AE"/>
         </w:rPr>
         <w:t>puru</w:t>
       </w:r>
       <w:r>
         <w:rPr>
+          <w:rtl/>
+          <w:cs/>
           <w:lang w:val="ar_AE" w:bidi="ar_AE"/>
         </w:rPr>
         <w:t>). في العصور القديمة، كان الناس يلقون القرعة لمعرفة ما إذا كان الله يوافق على أمرٍ ما؛ فإن كان الرقم جيّد، اعتُبر ذلك علامة للموافقة، وإن كان الرقم سيّئ، اعتُبر ذلك علامة رفض.</w:t>
@@ -2280,11 +2802,15 @@
       </w:pPr>
       <w:r>
         <w:rPr>
-          <w:lang w:val="ar_AE" w:bidi="ar_AE"/>
-        </w:rPr>
-      </w:r>
-      <w:r>
-        <w:rPr>
+          <w:rtl/>
+          <w:cs/>
+          <w:lang w:val="ar_AE" w:bidi="ar_AE"/>
+        </w:rPr>
+      </w:r>
+      <w:r>
+        <w:rPr>
+          <w:rtl/>
+          <w:cs/>
           <w:lang w:val="ar_AE" w:bidi="ar_AE"/>
         </w:rPr>
         <w:t xml:space="preserve">بالقرب من قاعة عرش الملك في شوشن بفارس، اكتشف علماء الآثار جسمًا صغيرًا رباعي الأوجه، عليه أرقام على كل جانب. وقد عُثر على نرد مشابه يحمل كلمة </w:t>
@@ -2292,12 +2818,16 @@
       <w:r>
         <w:rPr>
           <w:i/>
+          <w:rtl/>
+          <w:cs/>
           <w:lang w:val="ar_AE" w:bidi="ar_AE"/>
         </w:rPr>
         <w:t>بورو pur</w:t>
       </w:r>
       <w:r>
         <w:rPr>
+          <w:rtl/>
+          <w:cs/>
           <w:lang w:val="ar_AE" w:bidi="ar_AE"/>
         </w:rPr>
         <w:t xml:space="preserve"> ويرجع تاريخه إلى القرن التاسع قبل الميلاد. وفي سفر أستير، استخدم المنجّمون الفُرس </w:t>
@@ -2305,12 +2835,16 @@
       <w:r>
         <w:rPr>
           <w:i/>
+          <w:rtl/>
+          <w:cs/>
           <w:lang w:val="ar_AE" w:bidi="ar_AE"/>
         </w:rPr>
         <w:t>الفوريم</w:t>
       </w:r>
       <w:r>
         <w:rPr>
+          <w:rtl/>
+          <w:cs/>
           <w:lang w:val="ar_AE" w:bidi="ar_AE"/>
         </w:rPr>
         <w:t xml:space="preserve"> لتحديد أفضل وقت للهجوم على اليهود (</w:t>
@@ -2318,6 +2852,8 @@
       <w:hyperlink r:id="rId88">
         <w:r>
           <w:rPr>
+            <w:rtl/>
+            <w:cs/>
             <w:lang w:val="ar_AE" w:bidi="ar_AE"/>
           </w:rPr>
           <w:rPr>
@@ -2329,6 +2865,8 @@
       </w:hyperlink>
       <w:r>
         <w:rPr>
+          <w:rtl/>
+          <w:cs/>
           <w:lang w:val="ar_AE" w:bidi="ar_AE"/>
         </w:rPr>
         <w:t>).</w:t>
@@ -2340,11 +2878,15 @@
       </w:pPr>
       <w:r>
         <w:rPr>
-          <w:lang w:val="ar_AE" w:bidi="ar_AE"/>
-        </w:rPr>
-      </w:r>
-      <w:r>
-        <w:rPr>
+          <w:rtl/>
+          <w:cs/>
+          <w:lang w:val="ar_AE" w:bidi="ar_AE"/>
+        </w:rPr>
+      </w:r>
+      <w:r>
+        <w:rPr>
+          <w:rtl/>
+          <w:cs/>
           <w:lang w:val="ar_AE" w:bidi="ar_AE"/>
         </w:rPr>
         <w:t>في ٧ مارس من عام ٤٧٣ ق.م، أنقذ الله شعبه من موت محتَّم، في مشهد يُشبه إلى حدٍّ كبير خلاصهم من مصر في عيد الفصح. ولهذا أسَّسا مردخاي وأستير احتفالًا سنويًّا ليُذكِّر الأجيال القادمة بخلاص وإنقاذ الله (</w:t>
@@ -2352,6 +2894,8 @@
       <w:hyperlink r:id="rId89">
         <w:r>
           <w:rPr>
+            <w:rtl/>
+            <w:cs/>
             <w:lang w:val="ar_AE" w:bidi="ar_AE"/>
           </w:rPr>
           <w:rPr>
@@ -2363,6 +2907,8 @@
       </w:hyperlink>
       <w:r>
         <w:rPr>
+          <w:rtl/>
+          <w:cs/>
           <w:lang w:val="ar_AE" w:bidi="ar_AE"/>
         </w:rPr>
         <w:t xml:space="preserve">). وفيما بعد، أصبح عيد الفوريم يُحتفل به على نطاق واسع بين اليهود (انظر ٢ مكابيين ١٥: ٣٦؛ يوسيفوس، </w:t>
@@ -2370,12 +2916,16 @@
       <w:r>
         <w:rPr>
           <w:i/>
+          <w:rtl/>
+          <w:cs/>
           <w:lang w:val="ar_AE" w:bidi="ar_AE"/>
         </w:rPr>
         <w:t>آثار اليهود</w:t>
       </w:r>
       <w:r>
         <w:rPr>
+          <w:rtl/>
+          <w:cs/>
           <w:lang w:val="ar_AE" w:bidi="ar_AE"/>
         </w:rPr>
         <w:t xml:space="preserve"> 11. 6. 13؛ وربما هو ما ورد في </w:t>
@@ -2383,6 +2933,8 @@
       <w:hyperlink r:id="rId90">
         <w:r>
           <w:rPr>
+            <w:rtl/>
+            <w:cs/>
             <w:lang w:val="ar_AE" w:bidi="ar_AE"/>
           </w:rPr>
           <w:rPr>
@@ -2394,6 +2946,8 @@
       </w:hyperlink>
       <w:r>
         <w:rPr>
+          <w:rtl/>
+          <w:cs/>
           <w:lang w:val="ar_AE" w:bidi="ar_AE"/>
         </w:rPr>
         <w:t>).</w:t>
@@ -2405,11 +2959,15 @@
       </w:pPr>
       <w:r>
         <w:rPr>
-          <w:lang w:val="ar_AE" w:bidi="ar_AE"/>
-        </w:rPr>
-      </w:r>
-      <w:r>
-        <w:rPr>
+          <w:rtl/>
+          <w:cs/>
+          <w:lang w:val="ar_AE" w:bidi="ar_AE"/>
+        </w:rPr>
+      </w:r>
+      <w:r>
+        <w:rPr>
+          <w:rtl/>
+          <w:cs/>
           <w:lang w:val="ar_AE" w:bidi="ar_AE"/>
         </w:rPr>
         <w:t>عندما أنقذ الله شعبه المختار، تحوّل اليوم الذي كان مخصصًا لهلاك اليهود إلى يوم انتصارهم على أعدائهم، وتبِع ذلك احتفال وفرح. وحتى اليوم، يصوم اليهود ويُصلّون تذكّرًا لصوم الملكة أستير قبل أن تتقدّم بشجاعة لمقابلة الملك. ويأتي هذا الصوم مباشرة قبل عيد الفوريم، الذي يُحتفل به في اليوم الرابع عشر من شهر آذار (في فبراير أو مارس).</w:t>
@@ -2421,11 +2979,15 @@
       </w:pPr>
       <w:r>
         <w:rPr>
-          <w:lang w:val="ar_AE" w:bidi="ar_AE"/>
-        </w:rPr>
-      </w:r>
-      <w:r>
-        <w:rPr>
+          <w:rtl/>
+          <w:cs/>
+          <w:lang w:val="ar_AE" w:bidi="ar_AE"/>
+        </w:rPr>
+      </w:r>
+      <w:r>
+        <w:rPr>
+          <w:rtl/>
+          <w:cs/>
           <w:lang w:val="ar_AE" w:bidi="ar_AE"/>
         </w:rPr>
         <w:t xml:space="preserve">خلال عيد الفوريم المُفرِح، يقرأ اليهود قصة أستير، ويُطلقون الصيحات الاستهجانية ضد هامان، ويهتفون فرحًا لمردخاي. كما يتشاركون الوجبات الخاصة، ويتبادلون هدايا الطعام مع الأصدقاء، ويُقدّمون عطايا للمحتاجين. ويُجسّد عيد الفوريم كيفية حماية الله لشعبه من الأذى، ويُظهِر كيف يظل الله يعتني بشعبه ويلاحظهم عبر التاريخ (انظر أيضًا </w:t>
@@ -2433,6 +2995,8 @@
       <w:hyperlink r:id="rId91">
         <w:r>
           <w:rPr>
+            <w:rtl/>
+            <w:cs/>
             <w:lang w:val="ar_AE" w:bidi="ar_AE"/>
           </w:rPr>
           <w:rPr>
@@ -2444,6 +3008,8 @@
       </w:hyperlink>
       <w:r>
         <w:rPr>
+          <w:rtl/>
+          <w:cs/>
           <w:lang w:val="ar_AE" w:bidi="ar_AE"/>
         </w:rPr>
         <w:t xml:space="preserve">; </w:t>
@@ -2451,6 +3017,8 @@
       <w:hyperlink r:id="rId92">
         <w:r>
           <w:rPr>
+            <w:rtl/>
+            <w:cs/>
             <w:lang w:val="ar_AE" w:bidi="ar_AE"/>
           </w:rPr>
           <w:rPr>
@@ -2462,6 +3030,8 @@
       </w:hyperlink>
       <w:r>
         <w:rPr>
+          <w:rtl/>
+          <w:cs/>
           <w:lang w:val="ar_AE" w:bidi="ar_AE"/>
         </w:rPr>
         <w:t xml:space="preserve">; </w:t>
@@ -2469,6 +3039,8 @@
       <w:hyperlink r:id="rId93">
         <w:r>
           <w:rPr>
+            <w:rtl/>
+            <w:cs/>
             <w:lang w:val="ar_AE" w:bidi="ar_AE"/>
           </w:rPr>
           <w:rPr>
@@ -2480,6 +3052,8 @@
       </w:hyperlink>
       <w:r>
         <w:rPr>
+          <w:rtl/>
+          <w:cs/>
           <w:lang w:val="ar_AE" w:bidi="ar_AE"/>
         </w:rPr>
         <w:t xml:space="preserve">, </w:t>
@@ -2487,6 +3061,8 @@
       <w:hyperlink r:id="rId94">
         <w:r>
           <w:rPr>
+            <w:rtl/>
+            <w:cs/>
             <w:lang w:val="ar_AE" w:bidi="ar_AE"/>
           </w:rPr>
           <w:rPr>
@@ -2498,6 +3074,8 @@
       </w:hyperlink>
       <w:r>
         <w:rPr>
+          <w:rtl/>
+          <w:cs/>
           <w:lang w:val="ar_AE" w:bidi="ar_AE"/>
         </w:rPr>
         <w:t xml:space="preserve">; </w:t>
@@ -2505,6 +3083,8 @@
       <w:hyperlink r:id="rId95">
         <w:r>
           <w:rPr>
+            <w:rtl/>
+            <w:cs/>
             <w:lang w:val="ar_AE" w:bidi="ar_AE"/>
           </w:rPr>
           <w:rPr>
@@ -2516,6 +3096,8 @@
       </w:hyperlink>
       <w:r>
         <w:rPr>
+          <w:rtl/>
+          <w:cs/>
           <w:lang w:val="ar_AE" w:bidi="ar_AE"/>
         </w:rPr>
         <w:t xml:space="preserve">; </w:t>
@@ -2523,6 +3105,8 @@
       <w:hyperlink r:id="rId96">
         <w:r>
           <w:rPr>
+            <w:rtl/>
+            <w:cs/>
             <w:lang w:val="ar_AE" w:bidi="ar_AE"/>
           </w:rPr>
           <w:rPr>
@@ -2534,6 +3118,8 @@
       </w:hyperlink>
       <w:r>
         <w:rPr>
+          <w:rtl/>
+          <w:cs/>
           <w:lang w:val="ar_AE" w:bidi="ar_AE"/>
         </w:rPr>
         <w:t xml:space="preserve">; </w:t>
@@ -2541,6 +3127,8 @@
       <w:hyperlink r:id="rId97">
         <w:r>
           <w:rPr>
+            <w:rtl/>
+            <w:cs/>
             <w:lang w:val="ar_AE" w:bidi="ar_AE"/>
           </w:rPr>
           <w:rPr>
@@ -2552,6 +3140,8 @@
       </w:hyperlink>
       <w:r>
         <w:rPr>
+          <w:rtl/>
+          <w:cs/>
           <w:lang w:val="ar_AE" w:bidi="ar_AE"/>
         </w:rPr>
         <w:t xml:space="preserve">; </w:t>
@@ -2559,6 +3149,8 @@
       <w:hyperlink r:id="rId98">
         <w:r>
           <w:rPr>
+            <w:rtl/>
+            <w:cs/>
             <w:lang w:val="ar_AE" w:bidi="ar_AE"/>
           </w:rPr>
           <w:rPr>
@@ -2570,6 +3162,8 @@
       </w:hyperlink>
       <w:r>
         <w:rPr>
+          <w:rtl/>
+          <w:cs/>
           <w:lang w:val="ar_AE" w:bidi="ar_AE"/>
         </w:rPr>
         <w:t xml:space="preserve">; </w:t>
@@ -2577,6 +3171,8 @@
       <w:hyperlink r:id="rId99">
         <w:r>
           <w:rPr>
+            <w:rtl/>
+            <w:cs/>
             <w:lang w:val="ar_AE" w:bidi="ar_AE"/>
           </w:rPr>
           <w:rPr>
@@ -2588,6 +3184,8 @@
       </w:hyperlink>
       <w:r>
         <w:rPr>
+          <w:rtl/>
+          <w:cs/>
           <w:lang w:val="ar_AE" w:bidi="ar_AE"/>
         </w:rPr>
         <w:t xml:space="preserve">; </w:t>
@@ -2595,6 +3193,8 @@
       <w:hyperlink r:id="rId19">
         <w:r>
           <w:rPr>
+            <w:rtl/>
+            <w:cs/>
             <w:lang w:val="ar_AE" w:bidi="ar_AE"/>
           </w:rPr>
           <w:rPr>
@@ -2606,6 +3206,8 @@
       </w:hyperlink>
       <w:r>
         <w:rPr>
+          <w:rtl/>
+          <w:cs/>
           <w:lang w:val="ar_AE" w:bidi="ar_AE"/>
         </w:rPr>
         <w:t xml:space="preserve">; </w:t>
@@ -2613,6 +3215,8 @@
       <w:hyperlink r:id="rId100">
         <w:r>
           <w:rPr>
+            <w:rtl/>
+            <w:cs/>
             <w:lang w:val="ar_AE" w:bidi="ar_AE"/>
           </w:rPr>
           <w:rPr>
@@ -2624,6 +3228,8 @@
       </w:hyperlink>
       <w:r>
         <w:rPr>
+          <w:rtl/>
+          <w:cs/>
           <w:lang w:val="ar_AE" w:bidi="ar_AE"/>
         </w:rPr>
         <w:t>).</w:t>
@@ -2635,12 +3241,16 @@
       </w:pPr>
       <w:r>
         <w:rPr>
+          <w:rtl/>
+          <w:cs/>
           <w:lang w:val="ar_AE" w:bidi="ar_AE"/>
         </w:rPr>
       </w:r>
       <w:r>
         <w:rPr>
           <w:u w:val="single"/>
+          <w:rtl/>
+          <w:cs/>
           <w:lang w:val="ar_AE" w:bidi="ar_AE"/>
         </w:rPr>
         <w:t>مقاطع لمزيد من الدراسة</w:t>
@@ -2652,12 +3262,16 @@
       </w:pPr>
       <w:r>
         <w:rPr>
+          <w:rtl/>
+          <w:cs/>
           <w:lang w:val="ar_AE" w:bidi="ar_AE"/>
         </w:rPr>
       </w:r>
       <w:hyperlink r:id="rId101">
         <w:r>
           <w:rPr>
+            <w:rtl/>
+            <w:cs/>
             <w:lang w:val="ar_AE" w:bidi="ar_AE"/>
           </w:rPr>
           <w:rPr>
@@ -2669,6 +3283,8 @@
       </w:hyperlink>
       <w:r>
         <w:rPr>
+          <w:rtl/>
+          <w:cs/>
           <w:lang w:val="ar_AE" w:bidi="ar_AE"/>
         </w:rPr>
         <w:t xml:space="preserve">; </w:t>
@@ -2676,6 +3292,8 @@
       <w:hyperlink r:id="rId102">
         <w:r>
           <w:rPr>
+            <w:rtl/>
+            <w:cs/>
             <w:lang w:val="ar_AE" w:bidi="ar_AE"/>
           </w:rPr>
           <w:rPr>
@@ -2687,6 +3305,8 @@
       </w:hyperlink>
       <w:r>
         <w:rPr>
+          <w:rtl/>
+          <w:cs/>
           <w:lang w:val="ar_AE" w:bidi="ar_AE"/>
         </w:rPr>
         <w:t xml:space="preserve">; </w:t>
@@ -2694,6 +3314,8 @@
       <w:hyperlink r:id="rId92">
         <w:r>
           <w:rPr>
+            <w:rtl/>
+            <w:cs/>
             <w:lang w:val="ar_AE" w:bidi="ar_AE"/>
           </w:rPr>
           <w:rPr>
@@ -2705,6 +3327,8 @@
       </w:hyperlink>
       <w:r>
         <w:rPr>
+          <w:rtl/>
+          <w:cs/>
           <w:lang w:val="ar_AE" w:bidi="ar_AE"/>
         </w:rPr>
         <w:t xml:space="preserve">; </w:t>
@@ -2712,6 +3336,8 @@
       <w:hyperlink r:id="rId93">
         <w:r>
           <w:rPr>
+            <w:rtl/>
+            <w:cs/>
             <w:lang w:val="ar_AE" w:bidi="ar_AE"/>
           </w:rPr>
           <w:rPr>
@@ -2723,6 +3349,8 @@
       </w:hyperlink>
       <w:r>
         <w:rPr>
+          <w:rtl/>
+          <w:cs/>
           <w:lang w:val="ar_AE" w:bidi="ar_AE"/>
         </w:rPr>
         <w:t xml:space="preserve">, </w:t>
@@ -2730,6 +3358,8 @@
       <w:hyperlink r:id="rId94">
         <w:r>
           <w:rPr>
+            <w:rtl/>
+            <w:cs/>
             <w:lang w:val="ar_AE" w:bidi="ar_AE"/>
           </w:rPr>
           <w:rPr>
@@ -2741,6 +3371,8 @@
       </w:hyperlink>
       <w:r>
         <w:rPr>
+          <w:rtl/>
+          <w:cs/>
           <w:lang w:val="ar_AE" w:bidi="ar_AE"/>
         </w:rPr>
         <w:t xml:space="preserve">; </w:t>
@@ -2748,6 +3380,8 @@
       <w:hyperlink r:id="rId19">
         <w:r>
           <w:rPr>
+            <w:rtl/>
+            <w:cs/>
             <w:lang w:val="ar_AE" w:bidi="ar_AE"/>
           </w:rPr>
           <w:rPr>
@@ -2759,6 +3393,8 @@
       </w:hyperlink>
       <w:r>
         <w:rPr>
+          <w:rtl/>
+          <w:cs/>
           <w:lang w:val="ar_AE" w:bidi="ar_AE"/>
         </w:rPr>
         <w:t xml:space="preserve">; </w:t>
@@ -2766,6 +3402,8 @@
       <w:hyperlink r:id="rId100">
         <w:r>
           <w:rPr>
+            <w:rtl/>
+            <w:cs/>
             <w:lang w:val="ar_AE" w:bidi="ar_AE"/>
           </w:rPr>
           <w:rPr>
@@ -2777,11 +3415,15 @@
       </w:hyperlink>
       <w:r>
         <w:rPr>
-          <w:lang w:val="ar_AE" w:bidi="ar_AE"/>
-        </w:rPr>
-      </w:r>
-      <w:r>
-        <w:rPr>
+          <w:rtl/>
+          <w:cs/>
+          <w:lang w:val="ar_AE" w:bidi="ar_AE"/>
+        </w:rPr>
+      </w:r>
+      <w:r>
+        <w:rPr>
+          <w:rtl/>
+          <w:cs/>
           <w:lang w:val="ar_AE" w:bidi="ar_AE"/>
         </w:rPr>
       </w:r>
@@ -2792,6 +3434,8 @@
       </w:pPr>
       <w:r>
         <w:rPr>
+          <w:rtl/>
+          <w:cs/>
           <w:lang w:val="ar_AE" w:bidi="ar_AE"/>
         </w:rPr>
       </w:r>
@@ -2803,12 +3447,16 @@
       </w:pPr>
       <w:r>
         <w:rPr>
+          <w:rtl/>
+          <w:cs/>
           <w:lang w:val="ar_AE" w:bidi="ar_AE"/>
         </w:rPr>
         <w:t>الفوضى الاجتماعية في سفر القضاة</w:t>
       </w:r>
       <w:r>
         <w:rPr>
+          <w:rtl/>
+          <w:cs/>
           <w:lang w:val="ar_AE" w:bidi="ar_AE"/>
         </w:rPr>
       </w:r>
@@ -2819,11 +3467,15 @@
       </w:pPr>
       <w:r>
         <w:rPr>
-          <w:lang w:val="ar_AE" w:bidi="ar_AE"/>
-        </w:rPr>
-      </w:r>
-      <w:r>
-        <w:rPr>
+          <w:rtl/>
+          <w:cs/>
+          <w:lang w:val="ar_AE" w:bidi="ar_AE"/>
+        </w:rPr>
+      </w:r>
+      <w:r>
+        <w:rPr>
+          <w:rtl/>
+          <w:cs/>
           <w:lang w:val="ar_AE" w:bidi="ar_AE"/>
         </w:rPr>
         <w:t xml:space="preserve">يؤكد سفر القضاة على الإنقاذ الإلهي من خلال أبطال. ولكن السفر يوضح أيضًا المشاكل التي واجهها الشعب في ذلك الوقت. لقد تراجع الالتزام الشخصي تجاه الله، بينما تفاقمت المشاكل الاجتماعية. ويظهر ذلك بشكل خاص في الإصحاح </w:t>
@@ -2831,6 +3483,8 @@
       <w:hyperlink r:id="rId103">
         <w:r>
           <w:rPr>
+            <w:rtl/>
+            <w:cs/>
             <w:lang w:val="ar_AE" w:bidi="ar_AE"/>
           </w:rPr>
           <w:rPr>
@@ -2842,6 +3496,8 @@
       </w:hyperlink>
       <w:r>
         <w:rPr>
+          <w:rtl/>
+          <w:cs/>
           <w:lang w:val="ar_AE" w:bidi="ar_AE"/>
         </w:rPr>
         <w:t xml:space="preserve"> (على سبيل المثال، </w:t>
@@ -2849,6 +3505,8 @@
       <w:hyperlink r:id="rId104">
         <w:r>
           <w:rPr>
+            <w:rtl/>
+            <w:cs/>
             <w:lang w:val="ar_AE" w:bidi="ar_AE"/>
           </w:rPr>
           <w:rPr>
@@ -2860,6 +3518,8 @@
       </w:hyperlink>
       <w:r>
         <w:rPr>
+          <w:rtl/>
+          <w:cs/>
           <w:lang w:val="ar_AE" w:bidi="ar_AE"/>
         </w:rPr>
         <w:t>).</w:t>
@@ -2871,11 +3531,15 @@
       </w:pPr>
       <w:r>
         <w:rPr>
-          <w:lang w:val="ar_AE" w:bidi="ar_AE"/>
-        </w:rPr>
-      </w:r>
-      <w:r>
-        <w:rPr>
+          <w:rtl/>
+          <w:cs/>
+          <w:lang w:val="ar_AE" w:bidi="ar_AE"/>
+        </w:rPr>
+      </w:r>
+      <w:r>
+        <w:rPr>
+          <w:rtl/>
+          <w:cs/>
           <w:lang w:val="ar_AE" w:bidi="ar_AE"/>
         </w:rPr>
         <w:t>وتبرز ثلاث قضايا رئيسية:</w:t>
@@ -2894,11 +3558,15 @@
       </w:pPr>
       <w:r>
         <w:rPr>
-          <w:lang w:val="ar_AE" w:bidi="ar_AE"/>
-        </w:rPr>
-      </w:r>
-      <w:r>
-        <w:rPr>
+          <w:rtl/>
+          <w:cs/>
+          <w:lang w:val="ar_AE" w:bidi="ar_AE"/>
+        </w:rPr>
+      </w:r>
+      <w:r>
+        <w:rPr>
+          <w:rtl/>
+          <w:cs/>
           <w:lang w:val="ar_AE" w:bidi="ar_AE"/>
         </w:rPr>
         <w:t xml:space="preserve">واجهت الأسباط صعوبة في العمل معًا، حتى في مواجهة عدو مشترك (انظر مثلًا قصتَي جدعون ويفتاح؛ الإصحاحين </w:t>
@@ -2906,6 +3574,8 @@
       <w:hyperlink r:id="rId105">
         <w:r>
           <w:rPr>
+            <w:rtl/>
+            <w:cs/>
             <w:lang w:val="ar_AE" w:bidi="ar_AE"/>
           </w:rPr>
           <w:rPr>
@@ -2917,6 +3587,8 @@
       </w:hyperlink>
       <w:r>
         <w:rPr>
+          <w:rtl/>
+          <w:cs/>
           <w:lang w:val="ar_AE" w:bidi="ar_AE"/>
         </w:rPr>
         <w:t xml:space="preserve">، </w:t>
@@ -2924,6 +3596,8 @@
       <w:hyperlink r:id="rId106">
         <w:r>
           <w:rPr>
+            <w:rtl/>
+            <w:cs/>
             <w:lang w:val="ar_AE" w:bidi="ar_AE"/>
           </w:rPr>
           <w:rPr>
@@ -2935,6 +3609,8 @@
       </w:hyperlink>
       <w:r>
         <w:rPr>
+          <w:rtl/>
+          <w:cs/>
           <w:lang w:val="ar_AE" w:bidi="ar_AE"/>
         </w:rPr>
         <w:t>). وتُظهِر الصراعات داخل كل سبط وبين الأسباط المختلفة عدم طاعة عهدهم مع الله.</w:t>
@@ -2949,11 +3625,15 @@
       </w:pPr>
       <w:r>
         <w:rPr>
-          <w:lang w:val="ar_AE" w:bidi="ar_AE"/>
-        </w:rPr>
-      </w:r>
-      <w:r>
-        <w:rPr>
+          <w:rtl/>
+          <w:cs/>
+          <w:lang w:val="ar_AE" w:bidi="ar_AE"/>
+        </w:rPr>
+      </w:r>
+      <w:r>
+        <w:rPr>
+          <w:rtl/>
+          <w:cs/>
           <w:lang w:val="ar_AE" w:bidi="ar_AE"/>
         </w:rPr>
         <w:t>يُظهر السفر أيضًا انهيار المجتمع المدني. فأبيمالك يقتل أبناء جدعون، ويفتاح يُظهِر وكأنه يُضحّي بابنته، وشمشون يسعى للانتقام من الفلسطينيين. هذه الأحداث تُسلّط الضوء على الفساد الأخلاقي وفقدان الروح الاجتماعية في ذلك الزمان.</w:t>
@@ -2968,23 +3648,31 @@
       </w:pPr>
       <w:r>
         <w:rPr>
-          <w:lang w:val="ar_AE" w:bidi="ar_AE"/>
-        </w:rPr>
-      </w:r>
-      <w:r>
-        <w:rPr>
+          <w:rtl/>
+          <w:cs/>
+          <w:lang w:val="ar_AE" w:bidi="ar_AE"/>
+        </w:rPr>
+      </w:r>
+      <w:r>
+        <w:rPr>
+          <w:rtl/>
+          <w:cs/>
           <w:lang w:val="ar_AE" w:bidi="ar_AE"/>
         </w:rPr>
         <w:t>كان التخلّي عن الإيمان اليهودي أمرًا شائعًا في تلك الأيام. فقد كان بنو إسرائيل كثيرًا ما "</w:t>
       </w:r>
       <w:r>
         <w:rPr>
+          <w:rtl/>
+          <w:cs/>
           <w:lang w:val="ar_AE" w:bidi="ar_AE"/>
         </w:rPr>
         <w:t>يَعْمَلُونَ ٱلشَّرَّ فِي عَيْنَيِ ٱلرَّبِّ</w:t>
       </w:r>
       <w:r>
         <w:rPr>
+          <w:rtl/>
+          <w:cs/>
           <w:lang w:val="ar_AE" w:bidi="ar_AE"/>
         </w:rPr>
         <w:t>"، وكان هذا يرتبط غالبًا بعبادة الأوثان (</w:t>
@@ -2992,6 +3680,8 @@
       <w:hyperlink r:id="rId107">
         <w:r>
           <w:rPr>
+            <w:rtl/>
+            <w:cs/>
             <w:lang w:val="ar_AE" w:bidi="ar_AE"/>
           </w:rPr>
           <w:rPr>
@@ -3003,6 +3693,8 @@
       </w:hyperlink>
       <w:r>
         <w:rPr>
+          <w:rtl/>
+          <w:cs/>
           <w:lang w:val="ar_AE" w:bidi="ar_AE"/>
         </w:rPr>
         <w:t xml:space="preserve">; </w:t>
@@ -3010,6 +3702,8 @@
       <w:hyperlink r:id="rId108">
         <w:r>
           <w:rPr>
+            <w:rtl/>
+            <w:cs/>
             <w:lang w:val="ar_AE" w:bidi="ar_AE"/>
           </w:rPr>
           <w:rPr>
@@ -3021,6 +3715,8 @@
       </w:hyperlink>
       <w:r>
         <w:rPr>
+          <w:rtl/>
+          <w:cs/>
           <w:lang w:val="ar_AE" w:bidi="ar_AE"/>
         </w:rPr>
         <w:t xml:space="preserve">; </w:t>
@@ -3028,6 +3724,8 @@
       <w:hyperlink r:id="rId109">
         <w:r>
           <w:rPr>
+            <w:rtl/>
+            <w:cs/>
             <w:lang w:val="ar_AE" w:bidi="ar_AE"/>
           </w:rPr>
           <w:rPr>
@@ -3039,6 +3737,8 @@
       </w:hyperlink>
       <w:r>
         <w:rPr>
+          <w:rtl/>
+          <w:cs/>
           <w:lang w:val="ar_AE" w:bidi="ar_AE"/>
         </w:rPr>
         <w:t>). إن المذبح المُكرَّس للبعل وسارية عشتاروث في بلدة جدعون "عفرة" دليلًا واضحًا على تركهم للرب (</w:t>
@@ -3046,6 +3746,8 @@
       <w:hyperlink r:id="rId110">
         <w:r>
           <w:rPr>
+            <w:rtl/>
+            <w:cs/>
             <w:lang w:val="ar_AE" w:bidi="ar_AE"/>
           </w:rPr>
           <w:rPr>
@@ -3057,6 +3759,8 @@
       </w:hyperlink>
       <w:r>
         <w:rPr>
+          <w:rtl/>
+          <w:cs/>
           <w:lang w:val="ar_AE" w:bidi="ar_AE"/>
         </w:rPr>
         <w:t>). وهذا يُشبه ما حدث لاحقًا عندما صنع جدعون أفودًا من الذهب، فصار موضع عبادة، فعاد الشعب لعبادة البعل بعد موت جدعون (</w:t>
@@ -3064,6 +3768,8 @@
       <w:hyperlink r:id="rId111">
         <w:r>
           <w:rPr>
+            <w:rtl/>
+            <w:cs/>
             <w:lang w:val="ar_AE" w:bidi="ar_AE"/>
           </w:rPr>
           <w:rPr>
@@ -3076,6 +3782,8 @@
       <w:hyperlink r:id="rId112">
         <w:r>
           <w:rPr>
+            <w:rtl/>
+            <w:cs/>
             <w:lang w:val="ar_AE" w:bidi="ar_AE"/>
           </w:rPr>
           <w:rPr>
@@ -3087,6 +3795,8 @@
       </w:hyperlink>
       <w:r>
         <w:rPr>
+          <w:rtl/>
+          <w:cs/>
           <w:lang w:val="ar_AE" w:bidi="ar_AE"/>
         </w:rPr>
         <w:t xml:space="preserve">). كما أن زواج شمشون من امرأة فلسطنية كان أيضًا مخالفًا لوصايا العهد (انظر </w:t>
@@ -3094,6 +3804,8 @@
       <w:hyperlink r:id="rId113">
         <w:r>
           <w:rPr>
+            <w:rtl/>
+            <w:cs/>
             <w:lang w:val="ar_AE" w:bidi="ar_AE"/>
           </w:rPr>
           <w:rPr>
@@ -3105,6 +3817,8 @@
       </w:hyperlink>
       <w:r>
         <w:rPr>
+          <w:rtl/>
+          <w:cs/>
           <w:lang w:val="ar_AE" w:bidi="ar_AE"/>
         </w:rPr>
         <w:t>).</w:t>
@@ -3116,11 +3830,15 @@
       </w:pPr>
       <w:r>
         <w:rPr>
-          <w:lang w:val="ar_AE" w:bidi="ar_AE"/>
-        </w:rPr>
-      </w:r>
-      <w:r>
-        <w:rPr>
+          <w:rtl/>
+          <w:cs/>
+          <w:lang w:val="ar_AE" w:bidi="ar_AE"/>
+        </w:rPr>
+      </w:r>
+      <w:r>
+        <w:rPr>
+          <w:rtl/>
+          <w:cs/>
           <w:lang w:val="ar_AE" w:bidi="ar_AE"/>
         </w:rPr>
         <w:t>تبلغ الفوضى الاجتماعية ذروتها في الفصول الأخيرة من سفر القضاة (</w:t>
@@ -3128,6 +3846,8 @@
       <w:hyperlink r:id="rId114">
         <w:r>
           <w:rPr>
+            <w:rtl/>
+            <w:cs/>
             <w:lang w:val="ar_AE" w:bidi="ar_AE"/>
           </w:rPr>
           <w:rPr>
@@ -3139,6 +3859,8 @@
       </w:hyperlink>
       <w:r>
         <w:rPr>
+          <w:rtl/>
+          <w:cs/>
           <w:lang w:val="ar_AE" w:bidi="ar_AE"/>
         </w:rPr>
         <w:t xml:space="preserve">). إذ تَجمع قصة ميخا واللاوي وأسباط دان بين الانحراف الديني والهجمات العشوائية والسرقة والعنف (الاصحاحان </w:t>
@@ -3146,6 +3868,8 @@
       <w:hyperlink r:id="rId115">
         <w:r>
           <w:rPr>
+            <w:rtl/>
+            <w:cs/>
             <w:lang w:val="ar_AE" w:bidi="ar_AE"/>
           </w:rPr>
           <w:rPr>
@@ -3157,6 +3881,8 @@
       </w:hyperlink>
       <w:r>
         <w:rPr>
+          <w:rtl/>
+          <w:cs/>
           <w:lang w:val="ar_AE" w:bidi="ar_AE"/>
         </w:rPr>
         <w:t xml:space="preserve">). أما الجزء الأخير من السفر، فيروي حربًا أهلية مأساوية تُظهِر فقدانًا تامًا للأدب الاجتماعي (الاصحاحات </w:t>
@@ -3164,6 +3890,8 @@
       <w:hyperlink r:id="rId116">
         <w:r>
           <w:rPr>
+            <w:rtl/>
+            <w:cs/>
             <w:lang w:val="ar_AE" w:bidi="ar_AE"/>
           </w:rPr>
           <w:rPr>
@@ -3175,6 +3903,8 @@
       </w:hyperlink>
       <w:r>
         <w:rPr>
+          <w:rtl/>
+          <w:cs/>
           <w:lang w:val="ar_AE" w:bidi="ar_AE"/>
         </w:rPr>
         <w:t>).</w:t>
@@ -3186,11 +3916,15 @@
       </w:pPr>
       <w:r>
         <w:rPr>
-          <w:lang w:val="ar_AE" w:bidi="ar_AE"/>
-        </w:rPr>
-      </w:r>
-      <w:r>
-        <w:rPr>
+          <w:rtl/>
+          <w:cs/>
+          <w:lang w:val="ar_AE" w:bidi="ar_AE"/>
+        </w:rPr>
+      </w:r>
+      <w:r>
+        <w:rPr>
+          <w:rtl/>
+          <w:cs/>
           <w:lang w:val="ar_AE" w:bidi="ar_AE"/>
         </w:rPr>
         <w:t xml:space="preserve">لقد كادت المشاكل الزوجية، وانعدام الضيافة، والاغتصاب، والقتل أن تقضي على سبط بنيامين (الأصحاحات </w:t>
@@ -3198,6 +3932,8 @@
       <w:hyperlink r:id="rId117">
         <w:r>
           <w:rPr>
+            <w:rtl/>
+            <w:cs/>
             <w:lang w:val="ar_AE" w:bidi="ar_AE"/>
           </w:rPr>
           <w:rPr>
@@ -3209,6 +3945,8 @@
       </w:hyperlink>
       <w:r>
         <w:rPr>
+          <w:rtl/>
+          <w:cs/>
           <w:lang w:val="ar_AE" w:bidi="ar_AE"/>
         </w:rPr>
         <w:t xml:space="preserve"> و</w:t>
@@ -3216,6 +3954,8 @@
       <w:hyperlink r:id="rId118">
         <w:r>
           <w:rPr>
+            <w:rtl/>
+            <w:cs/>
             <w:lang w:val="ar_AE" w:bidi="ar_AE"/>
           </w:rPr>
           <w:rPr>
@@ -3227,6 +3967,8 @@
       </w:hyperlink>
       <w:r>
         <w:rPr>
+          <w:rtl/>
+          <w:cs/>
           <w:lang w:val="ar_AE" w:bidi="ar_AE"/>
         </w:rPr>
         <w:t>). ولم ينجُ هذا السبط إلا لأن بني إسرائيل دمّروا مدينة تاريخية هي يابيش جلعاد، ثم أجروا طقسًا شكليًا زائفًا يسمح لبنيامين بأخذ العذارى كزوجات (</w:t>
@@ -3234,6 +3976,8 @@
       <w:hyperlink r:id="rId119">
         <w:r>
           <w:rPr>
+            <w:rtl/>
+            <w:cs/>
             <w:lang w:val="ar_AE" w:bidi="ar_AE"/>
           </w:rPr>
           <w:rPr>
@@ -3245,18 +3989,24 @@
       </w:hyperlink>
       <w:r>
         <w:rPr>
+          <w:rtl/>
+          <w:cs/>
           <w:lang w:val="ar_AE" w:bidi="ar_AE"/>
         </w:rPr>
         <w:t>). وليس من المستغرب أن يُختَتم السفر بهذه العبارة المؤلمة: "</w:t>
       </w:r>
       <w:r>
         <w:rPr>
+          <w:rtl/>
+          <w:cs/>
           <w:lang w:val="ar_AE" w:bidi="ar_AE"/>
         </w:rPr>
         <w:t>فِي تِلْكَ ٱلْأَيَّامِ لَمْ يَكُنْ مَلِكٌ فِي إِسْرَائِيلَ. كُلُّ وَاحِدٍ عَمِلَ مَا حَسُنَ فِي عَيْنَيْهِ.</w:t>
       </w:r>
       <w:r>
         <w:rPr>
+          <w:rtl/>
+          <w:cs/>
           <w:lang w:val="ar_AE" w:bidi="ar_AE"/>
         </w:rPr>
         <w:t>" (</w:t>
@@ -3264,6 +4014,8 @@
       <w:hyperlink r:id="rId120">
         <w:r>
           <w:rPr>
+            <w:rtl/>
+            <w:cs/>
             <w:lang w:val="ar_AE" w:bidi="ar_AE"/>
           </w:rPr>
           <w:rPr>
@@ -3275,6 +4027,8 @@
       </w:hyperlink>
       <w:r>
         <w:rPr>
+          <w:rtl/>
+          <w:cs/>
           <w:lang w:val="ar_AE" w:bidi="ar_AE"/>
         </w:rPr>
         <w:t xml:space="preserve">). </w:t>
@@ -3286,12 +4040,16 @@
       </w:pPr>
       <w:r>
         <w:rPr>
+          <w:rtl/>
+          <w:cs/>
           <w:lang w:val="ar_AE" w:bidi="ar_AE"/>
         </w:rPr>
       </w:r>
       <w:r>
         <w:rPr>
           <w:u w:val="single"/>
+          <w:rtl/>
+          <w:cs/>
           <w:lang w:val="ar_AE" w:bidi="ar_AE"/>
         </w:rPr>
         <w:t>مقاطع لمزيد من الدراسة</w:t>
@@ -3303,12 +4061,16 @@
       </w:pPr>
       <w:r>
         <w:rPr>
+          <w:rtl/>
+          <w:cs/>
           <w:lang w:val="ar_AE" w:bidi="ar_AE"/>
         </w:rPr>
       </w:r>
       <w:hyperlink r:id="rId104">
         <w:r>
           <w:rPr>
+            <w:rtl/>
+            <w:cs/>
             <w:lang w:val="ar_AE" w:bidi="ar_AE"/>
           </w:rPr>
           <w:rPr>
@@ -3320,6 +4082,8 @@
       </w:hyperlink>
       <w:r>
         <w:rPr>
+          <w:rtl/>
+          <w:cs/>
           <w:lang w:val="ar_AE" w:bidi="ar_AE"/>
         </w:rPr>
         <w:t xml:space="preserve">; </w:t>
@@ -3327,6 +4091,8 @@
       <w:hyperlink r:id="rId121">
         <w:r>
           <w:rPr>
+            <w:rtl/>
+            <w:cs/>
             <w:lang w:val="ar_AE" w:bidi="ar_AE"/>
           </w:rPr>
           <w:rPr>
@@ -3338,6 +4104,8 @@
       </w:hyperlink>
       <w:r>
         <w:rPr>
+          <w:rtl/>
+          <w:cs/>
           <w:lang w:val="ar_AE" w:bidi="ar_AE"/>
         </w:rPr>
         <w:t xml:space="preserve">; </w:t>
@@ -3345,6 +4113,8 @@
       <w:hyperlink r:id="rId105">
         <w:r>
           <w:rPr>
+            <w:rtl/>
+            <w:cs/>
             <w:lang w:val="ar_AE" w:bidi="ar_AE"/>
           </w:rPr>
           <w:rPr>
@@ -3356,6 +4126,8 @@
       </w:hyperlink>
       <w:r>
         <w:rPr>
+          <w:rtl/>
+          <w:cs/>
           <w:lang w:val="ar_AE" w:bidi="ar_AE"/>
         </w:rPr>
         <w:t xml:space="preserve">; </w:t>
@@ -3363,6 +4135,8 @@
       <w:hyperlink r:id="rId106">
         <w:r>
           <w:rPr>
+            <w:rtl/>
+            <w:cs/>
             <w:lang w:val="ar_AE" w:bidi="ar_AE"/>
           </w:rPr>
           <w:rPr>
@@ -3374,6 +4148,8 @@
       </w:hyperlink>
       <w:r>
         <w:rPr>
+          <w:rtl/>
+          <w:cs/>
           <w:lang w:val="ar_AE" w:bidi="ar_AE"/>
         </w:rPr>
         <w:t xml:space="preserve">; </w:t>
@@ -3381,6 +4157,8 @@
       <w:hyperlink r:id="rId114">
         <w:r>
           <w:rPr>
+            <w:rtl/>
+            <w:cs/>
             <w:lang w:val="ar_AE" w:bidi="ar_AE"/>
           </w:rPr>
           <w:rPr>
@@ -3392,6 +4170,8 @@
       </w:hyperlink>
       <w:r>
         <w:rPr>
+          <w:rtl/>
+          <w:cs/>
           <w:lang w:val="ar_AE" w:bidi="ar_AE"/>
         </w:rPr>
         <w:t xml:space="preserve">; </w:t>
@@ -3399,6 +4179,8 @@
       <w:hyperlink r:id="rId122">
         <w:r>
           <w:rPr>
+            <w:rtl/>
+            <w:cs/>
             <w:lang w:val="ar_AE" w:bidi="ar_AE"/>
           </w:rPr>
           <w:rPr>
@@ -3410,6 +4192,8 @@
       </w:hyperlink>
       <w:r>
         <w:rPr>
+          <w:rtl/>
+          <w:cs/>
           <w:lang w:val="ar_AE" w:bidi="ar_AE"/>
         </w:rPr>
         <w:t xml:space="preserve">; </w:t>
@@ -3417,6 +4201,8 @@
       <w:hyperlink r:id="rId123">
         <w:r>
           <w:rPr>
+            <w:rtl/>
+            <w:cs/>
             <w:lang w:val="ar_AE" w:bidi="ar_AE"/>
           </w:rPr>
           <w:rPr>
@@ -3428,6 +4214,8 @@
       </w:hyperlink>
       <w:r>
         <w:rPr>
+          <w:rtl/>
+          <w:cs/>
           <w:lang w:val="ar_AE" w:bidi="ar_AE"/>
         </w:rPr>
         <w:t xml:space="preserve">; </w:t>
@@ -3435,6 +4223,8 @@
       <w:hyperlink r:id="rId124">
         <w:r>
           <w:rPr>
+            <w:rtl/>
+            <w:cs/>
             <w:lang w:val="ar_AE" w:bidi="ar_AE"/>
           </w:rPr>
           <w:rPr>
@@ -3446,6 +4236,8 @@
       </w:hyperlink>
       <w:r>
         <w:rPr>
+          <w:rtl/>
+          <w:cs/>
           <w:lang w:val="ar_AE" w:bidi="ar_AE"/>
         </w:rPr>
         <w:t xml:space="preserve">; </w:t>
@@ -3453,6 +4245,8 @@
       <w:hyperlink r:id="rId125">
         <w:r>
           <w:rPr>
+            <w:rtl/>
+            <w:cs/>
             <w:lang w:val="ar_AE" w:bidi="ar_AE"/>
           </w:rPr>
           <w:rPr>
@@ -3464,6 +4258,8 @@
       </w:hyperlink>
       <w:r>
         <w:rPr>
+          <w:rtl/>
+          <w:cs/>
           <w:lang w:val="ar_AE" w:bidi="ar_AE"/>
         </w:rPr>
         <w:t xml:space="preserve">; </w:t>
@@ -3471,6 +4267,8 @@
       <w:hyperlink r:id="rId126">
         <w:r>
           <w:rPr>
+            <w:rtl/>
+            <w:cs/>
             <w:lang w:val="ar_AE" w:bidi="ar_AE"/>
           </w:rPr>
           <w:rPr>
@@ -3482,6 +4280,8 @@
       </w:hyperlink>
       <w:r>
         <w:rPr>
+          <w:rtl/>
+          <w:cs/>
           <w:lang w:val="ar_AE" w:bidi="ar_AE"/>
         </w:rPr>
         <w:t xml:space="preserve">; </w:t>
@@ -3489,6 +4289,8 @@
       <w:hyperlink r:id="rId127">
         <w:r>
           <w:rPr>
+            <w:rtl/>
+            <w:cs/>
             <w:lang w:val="ar_AE" w:bidi="ar_AE"/>
           </w:rPr>
           <w:rPr>
@@ -3500,6 +4302,8 @@
       </w:hyperlink>
       <w:r>
         <w:rPr>
+          <w:rtl/>
+          <w:cs/>
           <w:lang w:val="ar_AE" w:bidi="ar_AE"/>
         </w:rPr>
         <w:t xml:space="preserve">; </w:t>
@@ -3507,6 +4311,8 @@
       <w:hyperlink r:id="rId128">
         <w:r>
           <w:rPr>
+            <w:rtl/>
+            <w:cs/>
             <w:lang w:val="ar_AE" w:bidi="ar_AE"/>
           </w:rPr>
           <w:rPr>
@@ -3518,6 +4324,8 @@
       </w:hyperlink>
       <w:r>
         <w:rPr>
+          <w:rtl/>
+          <w:cs/>
           <w:lang w:val="ar_AE" w:bidi="ar_AE"/>
         </w:rPr>
         <w:t xml:space="preserve">; </w:t>
@@ -3525,6 +4333,8 @@
       <w:hyperlink r:id="rId129">
         <w:r>
           <w:rPr>
+            <w:rtl/>
+            <w:cs/>
             <w:lang w:val="ar_AE" w:bidi="ar_AE"/>
           </w:rPr>
           <w:rPr>
@@ -3536,11 +4346,15 @@
       </w:hyperlink>
       <w:r>
         <w:rPr>
-          <w:lang w:val="ar_AE" w:bidi="ar_AE"/>
-        </w:rPr>
-      </w:r>
-      <w:r>
-        <w:rPr>
+          <w:rtl/>
+          <w:cs/>
+          <w:lang w:val="ar_AE" w:bidi="ar_AE"/>
+        </w:rPr>
+      </w:r>
+      <w:r>
+        <w:rPr>
+          <w:rtl/>
+          <w:cs/>
           <w:lang w:val="ar_AE" w:bidi="ar_AE"/>
         </w:rPr>
       </w:r>
@@ -3551,6 +4365,8 @@
       </w:pPr>
       <w:r>
         <w:rPr>
+          <w:rtl/>
+          <w:cs/>
           <w:lang w:val="ar_AE" w:bidi="ar_AE"/>
         </w:rPr>
       </w:r>
@@ -3562,12 +4378,16 @@
       </w:pPr>
       <w:r>
         <w:rPr>
+          <w:rtl/>
+          <w:cs/>
           <w:lang w:val="ar_AE" w:bidi="ar_AE"/>
         </w:rPr>
         <w:t>فهم السبي</w:t>
       </w:r>
       <w:r>
         <w:rPr>
+          <w:rtl/>
+          <w:cs/>
           <w:lang w:val="ar_AE" w:bidi="ar_AE"/>
         </w:rPr>
       </w:r>
@@ -3578,11 +4398,15 @@
       </w:pPr>
       <w:r>
         <w:rPr>
-          <w:lang w:val="ar_AE" w:bidi="ar_AE"/>
-        </w:rPr>
-      </w:r>
-      <w:r>
-        <w:rPr>
+          <w:rtl/>
+          <w:cs/>
+          <w:lang w:val="ar_AE" w:bidi="ar_AE"/>
+        </w:rPr>
+      </w:r>
+      <w:r>
+        <w:rPr>
+          <w:rtl/>
+          <w:cs/>
           <w:lang w:val="ar_AE" w:bidi="ar_AE"/>
         </w:rPr>
         <w:t xml:space="preserve">إن الملوك وشعب إسرائيل عصوا الله مرارًا وتكرارًا وفشلوا في الحفاظ على عهدهم معه. ونتيجة لذلك، أعلن الله أنه سيجلب عليهم لعنات العهد (انظر </w:t>
@@ -3590,6 +4414,8 @@
       <w:hyperlink r:id="rId130">
         <w:r>
           <w:rPr>
+            <w:rtl/>
+            <w:cs/>
             <w:lang w:val="ar_AE" w:bidi="ar_AE"/>
           </w:rPr>
           <w:rPr>
@@ -3601,6 +4427,8 @@
       </w:hyperlink>
       <w:r>
         <w:rPr>
+          <w:rtl/>
+          <w:cs/>
           <w:lang w:val="ar_AE" w:bidi="ar_AE"/>
         </w:rPr>
         <w:t xml:space="preserve">; قارن </w:t>
@@ -3608,6 +4436,8 @@
       <w:hyperlink r:id="rId131">
         <w:r>
           <w:rPr>
+            <w:rtl/>
+            <w:cs/>
             <w:lang w:val="ar_AE" w:bidi="ar_AE"/>
           </w:rPr>
           <w:rPr>
@@ -3619,6 +4449,8 @@
       </w:hyperlink>
       <w:r>
         <w:rPr>
+          <w:rtl/>
+          <w:cs/>
           <w:lang w:val="ar_AE" w:bidi="ar_AE"/>
         </w:rPr>
         <w:t xml:space="preserve">; </w:t>
@@ -3626,6 +4458,8 @@
       <w:hyperlink r:id="rId132">
         <w:r>
           <w:rPr>
+            <w:rtl/>
+            <w:cs/>
             <w:lang w:val="ar_AE" w:bidi="ar_AE"/>
           </w:rPr>
           <w:rPr>
@@ -3637,6 +4471,8 @@
       </w:hyperlink>
       <w:r>
         <w:rPr>
+          <w:rtl/>
+          <w:cs/>
           <w:lang w:val="ar_AE" w:bidi="ar_AE"/>
         </w:rPr>
         <w:t xml:space="preserve">; </w:t>
@@ -3644,6 +4480,8 @@
       <w:hyperlink r:id="rId133">
         <w:r>
           <w:rPr>
+            <w:rtl/>
+            <w:cs/>
             <w:lang w:val="ar_AE" w:bidi="ar_AE"/>
           </w:rPr>
           <w:rPr>
@@ -3655,6 +4493,8 @@
       </w:hyperlink>
       <w:r>
         <w:rPr>
+          <w:rtl/>
+          <w:cs/>
           <w:lang w:val="ar_AE" w:bidi="ar_AE"/>
         </w:rPr>
         <w:t xml:space="preserve">). أرسل الله جيوش الآشوريين والبابليين لتنفيذ هذا العقاب، فذهب العديد من الإسرائيليين إلى السبي (انظر </w:t>
@@ -3662,6 +4502,8 @@
       <w:hyperlink r:id="rId134">
         <w:r>
           <w:rPr>
+            <w:rtl/>
+            <w:cs/>
             <w:lang w:val="ar_AE" w:bidi="ar_AE"/>
           </w:rPr>
           <w:rPr>
@@ -3673,6 +4515,8 @@
       </w:hyperlink>
       <w:r>
         <w:rPr>
+          <w:rtl/>
+          <w:cs/>
           <w:lang w:val="ar_AE" w:bidi="ar_AE"/>
         </w:rPr>
         <w:t>) وأُجبروا على مغادرة أرضهم.</w:t>
@@ -3684,11 +4528,15 @@
       </w:pPr>
       <w:r>
         <w:rPr>
-          <w:lang w:val="ar_AE" w:bidi="ar_AE"/>
-        </w:rPr>
-      </w:r>
-      <w:r>
-        <w:rPr>
+          <w:rtl/>
+          <w:cs/>
+          <w:lang w:val="ar_AE" w:bidi="ar_AE"/>
+        </w:rPr>
+      </w:r>
+      <w:r>
+        <w:rPr>
+          <w:rtl/>
+          <w:cs/>
           <w:lang w:val="ar_AE" w:bidi="ar_AE"/>
         </w:rPr>
         <w:t>ترك السبي أثرًا عميقًا في العديد من المزامير، وظهر ذلك في الصور والمواضيع التي تناولتها.</w:t>
@@ -3700,11 +4548,15 @@
       </w:pPr>
       <w:r>
         <w:rPr>
-          <w:lang w:val="ar_AE" w:bidi="ar_AE"/>
-        </w:rPr>
-      </w:r>
-      <w:r>
-        <w:rPr>
+          <w:rtl/>
+          <w:cs/>
+          <w:lang w:val="ar_AE" w:bidi="ar_AE"/>
+        </w:rPr>
+      </w:r>
+      <w:r>
+        <w:rPr>
+          <w:rtl/>
+          <w:cs/>
           <w:lang w:val="ar_AE" w:bidi="ar_AE"/>
         </w:rPr>
         <w:t xml:space="preserve">في </w:t>
@@ -3712,6 +4564,8 @@
       <w:hyperlink r:id="rId135">
         <w:r>
           <w:rPr>
+            <w:rtl/>
+            <w:cs/>
             <w:lang w:val="ar_AE" w:bidi="ar_AE"/>
           </w:rPr>
           <w:rPr>
@@ -3723,6 +4577,8 @@
       </w:hyperlink>
       <w:r>
         <w:rPr>
+          <w:rtl/>
+          <w:cs/>
           <w:lang w:val="ar_AE" w:bidi="ar_AE"/>
         </w:rPr>
         <w:t>، يعبّر المرنم عن الحزن والألم والارتباك الذي شعر به شعب إسرائيل أثناء وجودهم في السبي من خلال الأسئلة التالية:</w:t>
@@ -3737,11 +4593,15 @@
       </w:pPr>
       <w:r>
         <w:rPr>
-          <w:lang w:val="ar_AE" w:bidi="ar_AE"/>
-        </w:rPr>
-      </w:r>
-      <w:r>
-        <w:rPr>
+          <w:rtl/>
+          <w:cs/>
+          <w:lang w:val="ar_AE" w:bidi="ar_AE"/>
+        </w:rPr>
+      </w:r>
+      <w:r>
+        <w:rPr>
+          <w:rtl/>
+          <w:cs/>
           <w:lang w:val="ar_AE" w:bidi="ar_AE"/>
         </w:rPr>
         <w:t>هل تخلّى الله عن نسل داود الملكي (</w:t>
@@ -3749,6 +4609,8 @@
       <w:hyperlink r:id="rId136">
         <w:r>
           <w:rPr>
+            <w:rtl/>
+            <w:cs/>
             <w:lang w:val="ar_AE" w:bidi="ar_AE"/>
           </w:rPr>
           <w:rPr>
@@ -3760,6 +4622,8 @@
       </w:hyperlink>
       <w:r>
         <w:rPr>
+          <w:rtl/>
+          <w:cs/>
           <w:lang w:val="ar_AE" w:bidi="ar_AE"/>
         </w:rPr>
         <w:t>)؟</w:t>
@@ -3774,11 +4638,15 @@
       </w:pPr>
       <w:r>
         <w:rPr>
-          <w:lang w:val="ar_AE" w:bidi="ar_AE"/>
-        </w:rPr>
-      </w:r>
-      <w:r>
-        <w:rPr>
+          <w:rtl/>
+          <w:cs/>
+          <w:lang w:val="ar_AE" w:bidi="ar_AE"/>
+        </w:rPr>
+      </w:r>
+      <w:r>
+        <w:rPr>
+          <w:rtl/>
+          <w:cs/>
           <w:lang w:val="ar_AE" w:bidi="ar_AE"/>
         </w:rPr>
         <w:t>إلى متى سيستمر غضب الله (</w:t>
@@ -3786,6 +4654,8 @@
       <w:hyperlink r:id="rId137">
         <w:r>
           <w:rPr>
+            <w:rtl/>
+            <w:cs/>
             <w:lang w:val="ar_AE" w:bidi="ar_AE"/>
           </w:rPr>
           <w:rPr>
@@ -3797,6 +4667,8 @@
       </w:hyperlink>
       <w:r>
         <w:rPr>
+          <w:rtl/>
+          <w:cs/>
           <w:lang w:val="ar_AE" w:bidi="ar_AE"/>
         </w:rPr>
         <w:t>)؟</w:t>
@@ -3811,11 +4683,15 @@
       </w:pPr>
       <w:r>
         <w:rPr>
-          <w:lang w:val="ar_AE" w:bidi="ar_AE"/>
-        </w:rPr>
-      </w:r>
-      <w:r>
-        <w:rPr>
+          <w:rtl/>
+          <w:cs/>
+          <w:lang w:val="ar_AE" w:bidi="ar_AE"/>
+        </w:rPr>
+      </w:r>
+      <w:r>
+        <w:rPr>
+          <w:rtl/>
+          <w:cs/>
           <w:lang w:val="ar_AE" w:bidi="ar_AE"/>
         </w:rPr>
         <w:t>هل يدرك الله ضعف الإنسان (</w:t>
@@ -3823,6 +4699,8 @@
       <w:hyperlink r:id="rId138">
         <w:r>
           <w:rPr>
+            <w:rtl/>
+            <w:cs/>
             <w:lang w:val="ar_AE" w:bidi="ar_AE"/>
           </w:rPr>
           <w:rPr>
@@ -3834,6 +4712,8 @@
       </w:hyperlink>
       <w:r>
         <w:rPr>
+          <w:rtl/>
+          <w:cs/>
           <w:lang w:val="ar_AE" w:bidi="ar_AE"/>
         </w:rPr>
         <w:t>)؟</w:t>
@@ -3848,11 +4728,15 @@
       </w:pPr>
       <w:r>
         <w:rPr>
-          <w:lang w:val="ar_AE" w:bidi="ar_AE"/>
-        </w:rPr>
-      </w:r>
-      <w:r>
-        <w:rPr>
+          <w:rtl/>
+          <w:cs/>
+          <w:lang w:val="ar_AE" w:bidi="ar_AE"/>
+        </w:rPr>
+      </w:r>
+      <w:r>
+        <w:rPr>
+          <w:rtl/>
+          <w:cs/>
           <w:lang w:val="ar_AE" w:bidi="ar_AE"/>
         </w:rPr>
         <w:t>هل الله أمين لطبيعته (</w:t>
@@ -3860,6 +4744,8 @@
       <w:hyperlink r:id="rId139">
         <w:r>
           <w:rPr>
+            <w:rtl/>
+            <w:cs/>
             <w:lang w:val="ar_AE" w:bidi="ar_AE"/>
           </w:rPr>
           <w:rPr>
@@ -3871,6 +4757,8 @@
       </w:hyperlink>
       <w:r>
         <w:rPr>
+          <w:rtl/>
+          <w:cs/>
           <w:lang w:val="ar_AE" w:bidi="ar_AE"/>
         </w:rPr>
         <w:t>)؟</w:t>
@@ -3885,11 +4773,15 @@
       </w:pPr>
       <w:r>
         <w:rPr>
-          <w:lang w:val="ar_AE" w:bidi="ar_AE"/>
-        </w:rPr>
-      </w:r>
-      <w:r>
-        <w:rPr>
+          <w:rtl/>
+          <w:cs/>
+          <w:lang w:val="ar_AE" w:bidi="ar_AE"/>
+        </w:rPr>
+      </w:r>
+      <w:r>
+        <w:rPr>
+          <w:rtl/>
+          <w:cs/>
           <w:lang w:val="ar_AE" w:bidi="ar_AE"/>
         </w:rPr>
         <w:t>هل يُعتبر الله عادلاً بعدم الانتقام لشعبه (</w:t>
@@ -3897,6 +4789,8 @@
       <w:hyperlink r:id="rId140">
         <w:r>
           <w:rPr>
+            <w:rtl/>
+            <w:cs/>
             <w:lang w:val="ar_AE" w:bidi="ar_AE"/>
           </w:rPr>
           <w:rPr>
@@ -3908,6 +4802,8 @@
       </w:hyperlink>
       <w:r>
         <w:rPr>
+          <w:rtl/>
+          <w:cs/>
           <w:lang w:val="ar_AE" w:bidi="ar_AE"/>
         </w:rPr>
         <w:t>)؟</w:t>
@@ -3919,11 +4815,15 @@
       </w:pPr>
       <w:r>
         <w:rPr>
-          <w:lang w:val="ar_AE" w:bidi="ar_AE"/>
-        </w:rPr>
-      </w:r>
-      <w:r>
-        <w:rPr>
+          <w:rtl/>
+          <w:cs/>
+          <w:lang w:val="ar_AE" w:bidi="ar_AE"/>
+        </w:rPr>
+      </w:r>
+      <w:r>
+        <w:rPr>
+          <w:rtl/>
+          <w:cs/>
           <w:lang w:val="ar_AE" w:bidi="ar_AE"/>
         </w:rPr>
         <w:t>خلال فترة السبي وما بعدها، راودت شعب الله أسئلة كثيرة. شكّك بعضهم في قدرة الله على أن يحكم الأحداث. وبدلًا من تجاهل هذه التساؤلات، يتأمل القارئ الحكيم فيها ويفحص الإجابات من خلال الكتاب المقدس.</w:t>
@@ -3935,11 +4835,15 @@
       </w:pPr>
       <w:r>
         <w:rPr>
-          <w:lang w:val="ar_AE" w:bidi="ar_AE"/>
-        </w:rPr>
-      </w:r>
-      <w:r>
-        <w:rPr>
+          <w:rtl/>
+          <w:cs/>
+          <w:lang w:val="ar_AE" w:bidi="ar_AE"/>
+        </w:rPr>
+      </w:r>
+      <w:r>
+        <w:rPr>
+          <w:rtl/>
+          <w:cs/>
           <w:lang w:val="ar_AE" w:bidi="ar_AE"/>
         </w:rPr>
         <w:t xml:space="preserve">جاء الجواب النهائي من خلال الرب يسوع المسيح (انظر </w:t>
@@ -3947,6 +4851,8 @@
       <w:hyperlink r:id="rId141">
         <w:r>
           <w:rPr>
+            <w:rtl/>
+            <w:cs/>
             <w:lang w:val="ar_AE" w:bidi="ar_AE"/>
           </w:rPr>
           <w:rPr>
@@ -3958,6 +4864,8 @@
       </w:hyperlink>
       <w:r>
         <w:rPr>
+          <w:rtl/>
+          <w:cs/>
           <w:lang w:val="ar_AE" w:bidi="ar_AE"/>
         </w:rPr>
         <w:t xml:space="preserve">; </w:t>
@@ -3965,6 +4873,8 @@
       <w:hyperlink r:id="rId142">
         <w:r>
           <w:rPr>
+            <w:rtl/>
+            <w:cs/>
             <w:lang w:val="ar_AE" w:bidi="ar_AE"/>
           </w:rPr>
           <w:rPr>
@@ -3976,6 +4886,8 @@
       </w:hyperlink>
       <w:r>
         <w:rPr>
+          <w:rtl/>
+          <w:cs/>
           <w:lang w:val="ar_AE" w:bidi="ar_AE"/>
         </w:rPr>
         <w:t xml:space="preserve">, </w:t>
@@ -3983,6 +4895,8 @@
       <w:hyperlink r:id="rId143">
         <w:r>
           <w:rPr>
+            <w:rtl/>
+            <w:cs/>
             <w:lang w:val="ar_AE" w:bidi="ar_AE"/>
           </w:rPr>
           <w:rPr>
@@ -3994,6 +4908,8 @@
       </w:hyperlink>
       <w:r>
         <w:rPr>
+          <w:rtl/>
+          <w:cs/>
           <w:lang w:val="ar_AE" w:bidi="ar_AE"/>
         </w:rPr>
         <w:t xml:space="preserve">; </w:t>
@@ -4001,6 +4917,8 @@
       <w:hyperlink r:id="rId144">
         <w:r>
           <w:rPr>
+            <w:rtl/>
+            <w:cs/>
             <w:lang w:val="ar_AE" w:bidi="ar_AE"/>
           </w:rPr>
           <w:rPr>
@@ -4012,6 +4930,8 @@
       </w:hyperlink>
       <w:r>
         <w:rPr>
+          <w:rtl/>
+          <w:cs/>
           <w:lang w:val="ar_AE" w:bidi="ar_AE"/>
         </w:rPr>
         <w:t xml:space="preserve">; </w:t>
@@ -4019,6 +4939,8 @@
       <w:hyperlink r:id="rId145">
         <w:r>
           <w:rPr>
+            <w:rtl/>
+            <w:cs/>
             <w:lang w:val="ar_AE" w:bidi="ar_AE"/>
           </w:rPr>
           <w:rPr>
@@ -4030,6 +4952,8 @@
       </w:hyperlink>
       <w:r>
         <w:rPr>
+          <w:rtl/>
+          <w:cs/>
           <w:lang w:val="ar_AE" w:bidi="ar_AE"/>
         </w:rPr>
         <w:t xml:space="preserve">, </w:t>
@@ -4037,6 +4961,8 @@
       <w:hyperlink r:id="rId146">
         <w:r>
           <w:rPr>
+            <w:rtl/>
+            <w:cs/>
             <w:lang w:val="ar_AE" w:bidi="ar_AE"/>
           </w:rPr>
           <w:rPr>
@@ -4048,6 +4974,8 @@
       </w:hyperlink>
       <w:r>
         <w:rPr>
+          <w:rtl/>
+          <w:cs/>
           <w:lang w:val="ar_AE" w:bidi="ar_AE"/>
         </w:rPr>
         <w:t xml:space="preserve">; </w:t>
@@ -4055,6 +4983,8 @@
       <w:hyperlink r:id="rId147">
         <w:r>
           <w:rPr>
+            <w:rtl/>
+            <w:cs/>
             <w:lang w:val="ar_AE" w:bidi="ar_AE"/>
           </w:rPr>
           <w:rPr>
@@ -4066,6 +4996,8 @@
       </w:hyperlink>
       <w:r>
         <w:rPr>
+          <w:rtl/>
+          <w:cs/>
           <w:lang w:val="ar_AE" w:bidi="ar_AE"/>
         </w:rPr>
         <w:t>). ومع ذلك، ومع ذلك، فإن الذين عاشوا في زمن السبي لم يستطيعوا إلا أن يتخيّلوا المستقبل المشرق جزئيًا. لقد طرحوا أسئلة صعبة، وعاشوا دون إجابات واضحة.</w:t>
@@ -4077,12 +5009,16 @@
       </w:pPr>
       <w:r>
         <w:rPr>
+          <w:rtl/>
+          <w:cs/>
           <w:lang w:val="ar_AE" w:bidi="ar_AE"/>
         </w:rPr>
       </w:r>
       <w:r>
         <w:rPr>
           <w:u w:val="single"/>
+          <w:rtl/>
+          <w:cs/>
           <w:lang w:val="ar_AE" w:bidi="ar_AE"/>
         </w:rPr>
         <w:t xml:space="preserve">مقاطع لمزيد من الدراسة </w:t>
@@ -4094,12 +5030,16 @@
       </w:pPr>
       <w:r>
         <w:rPr>
+          <w:rtl/>
+          <w:cs/>
           <w:lang w:val="ar_AE" w:bidi="ar_AE"/>
         </w:rPr>
       </w:r>
       <w:hyperlink r:id="rId148">
         <w:r>
           <w:rPr>
+            <w:rtl/>
+            <w:cs/>
             <w:lang w:val="ar_AE" w:bidi="ar_AE"/>
           </w:rPr>
           <w:rPr>
@@ -4111,6 +5051,8 @@
       </w:hyperlink>
       <w:r>
         <w:rPr>
+          <w:rtl/>
+          <w:cs/>
           <w:lang w:val="ar_AE" w:bidi="ar_AE"/>
         </w:rPr>
         <w:t xml:space="preserve">; </w:t>
@@ -4118,6 +5060,8 @@
       <w:hyperlink r:id="rId149">
         <w:r>
           <w:rPr>
+            <w:rtl/>
+            <w:cs/>
             <w:lang w:val="ar_AE" w:bidi="ar_AE"/>
           </w:rPr>
           <w:rPr>
@@ -4129,6 +5073,8 @@
       </w:hyperlink>
       <w:r>
         <w:rPr>
+          <w:rtl/>
+          <w:cs/>
           <w:lang w:val="ar_AE" w:bidi="ar_AE"/>
         </w:rPr>
         <w:t xml:space="preserve">, </w:t>
@@ -4136,6 +5082,8 @@
       <w:hyperlink r:id="rId150">
         <w:r>
           <w:rPr>
+            <w:rtl/>
+            <w:cs/>
             <w:lang w:val="ar_AE" w:bidi="ar_AE"/>
           </w:rPr>
           <w:rPr>
@@ -4147,6 +5095,8 @@
       </w:hyperlink>
       <w:r>
         <w:rPr>
+          <w:rtl/>
+          <w:cs/>
           <w:lang w:val="ar_AE" w:bidi="ar_AE"/>
         </w:rPr>
         <w:t xml:space="preserve">; </w:t>
@@ -4154,6 +5104,8 @@
       <w:hyperlink r:id="rId151">
         <w:r>
           <w:rPr>
+            <w:rtl/>
+            <w:cs/>
             <w:lang w:val="ar_AE" w:bidi="ar_AE"/>
           </w:rPr>
           <w:rPr>
@@ -4165,6 +5117,8 @@
       </w:hyperlink>
       <w:r>
         <w:rPr>
+          <w:rtl/>
+          <w:cs/>
           <w:lang w:val="ar_AE" w:bidi="ar_AE"/>
         </w:rPr>
         <w:t xml:space="preserve">; </w:t>
@@ -4172,6 +5126,8 @@
       <w:hyperlink r:id="rId152">
         <w:r>
           <w:rPr>
+            <w:rtl/>
+            <w:cs/>
             <w:lang w:val="ar_AE" w:bidi="ar_AE"/>
           </w:rPr>
           <w:rPr>
@@ -4183,6 +5139,8 @@
       </w:hyperlink>
       <w:r>
         <w:rPr>
+          <w:rtl/>
+          <w:cs/>
           <w:lang w:val="ar_AE" w:bidi="ar_AE"/>
         </w:rPr>
         <w:t xml:space="preserve">; </w:t>
@@ -4190,6 +5148,8 @@
       <w:hyperlink r:id="rId134">
         <w:r>
           <w:rPr>
+            <w:rtl/>
+            <w:cs/>
             <w:lang w:val="ar_AE" w:bidi="ar_AE"/>
           </w:rPr>
           <w:rPr>
@@ -4201,6 +5161,8 @@
       </w:hyperlink>
       <w:r>
         <w:rPr>
+          <w:rtl/>
+          <w:cs/>
           <w:lang w:val="ar_AE" w:bidi="ar_AE"/>
         </w:rPr>
         <w:t xml:space="preserve">; </w:t>
@@ -4208,6 +5170,8 @@
       <w:hyperlink r:id="rId153">
         <w:r>
           <w:rPr>
+            <w:rtl/>
+            <w:cs/>
             <w:lang w:val="ar_AE" w:bidi="ar_AE"/>
           </w:rPr>
           <w:rPr>
@@ -4219,6 +5183,8 @@
       </w:hyperlink>
       <w:r>
         <w:rPr>
+          <w:rtl/>
+          <w:cs/>
           <w:lang w:val="ar_AE" w:bidi="ar_AE"/>
         </w:rPr>
         <w:t xml:space="preserve">; </w:t>
@@ -4226,6 +5192,8 @@
       <w:hyperlink r:id="rId135">
         <w:r>
           <w:rPr>
+            <w:rtl/>
+            <w:cs/>
             <w:lang w:val="ar_AE" w:bidi="ar_AE"/>
           </w:rPr>
           <w:rPr>
@@ -4237,6 +5205,8 @@
       </w:hyperlink>
       <w:r>
         <w:rPr>
+          <w:rtl/>
+          <w:cs/>
           <w:lang w:val="ar_AE" w:bidi="ar_AE"/>
         </w:rPr>
         <w:t xml:space="preserve">; </w:t>
@@ -4244,6 +5214,8 @@
       <w:hyperlink r:id="rId154">
         <w:r>
           <w:rPr>
+            <w:rtl/>
+            <w:cs/>
             <w:lang w:val="ar_AE" w:bidi="ar_AE"/>
           </w:rPr>
           <w:rPr>
@@ -4255,6 +5227,8 @@
       </w:hyperlink>
       <w:r>
         <w:rPr>
+          <w:rtl/>
+          <w:cs/>
           <w:lang w:val="ar_AE" w:bidi="ar_AE"/>
         </w:rPr>
         <w:t xml:space="preserve">; </w:t>
@@ -4262,6 +5236,8 @@
       <w:hyperlink r:id="rId155">
         <w:r>
           <w:rPr>
+            <w:rtl/>
+            <w:cs/>
             <w:lang w:val="ar_AE" w:bidi="ar_AE"/>
           </w:rPr>
           <w:rPr>
@@ -4273,6 +5249,8 @@
       </w:hyperlink>
       <w:r>
         <w:rPr>
+          <w:rtl/>
+          <w:cs/>
           <w:lang w:val="ar_AE" w:bidi="ar_AE"/>
         </w:rPr>
         <w:t xml:space="preserve">; </w:t>
@@ -4280,6 +5258,8 @@
       <w:hyperlink r:id="rId156">
         <w:r>
           <w:rPr>
+            <w:rtl/>
+            <w:cs/>
             <w:lang w:val="ar_AE" w:bidi="ar_AE"/>
           </w:rPr>
           <w:rPr>
@@ -4291,6 +5271,8 @@
       </w:hyperlink>
       <w:r>
         <w:rPr>
+          <w:rtl/>
+          <w:cs/>
           <w:lang w:val="ar_AE" w:bidi="ar_AE"/>
         </w:rPr>
         <w:t xml:space="preserve">; </w:t>
@@ -4298,6 +5280,8 @@
       <w:hyperlink r:id="rId157">
         <w:r>
           <w:rPr>
+            <w:rtl/>
+            <w:cs/>
             <w:lang w:val="ar_AE" w:bidi="ar_AE"/>
           </w:rPr>
           <w:rPr>
@@ -4309,6 +5293,8 @@
       </w:hyperlink>
       <w:r>
         <w:rPr>
+          <w:rtl/>
+          <w:cs/>
           <w:lang w:val="ar_AE" w:bidi="ar_AE"/>
         </w:rPr>
         <w:t xml:space="preserve">; </w:t>
@@ -4316,6 +5302,8 @@
       <w:hyperlink r:id="rId158">
         <w:r>
           <w:rPr>
+            <w:rtl/>
+            <w:cs/>
             <w:lang w:val="ar_AE" w:bidi="ar_AE"/>
           </w:rPr>
           <w:rPr>
@@ -4327,6 +5315,8 @@
       </w:hyperlink>
       <w:r>
         <w:rPr>
+          <w:rtl/>
+          <w:cs/>
           <w:lang w:val="ar_AE" w:bidi="ar_AE"/>
         </w:rPr>
         <w:t xml:space="preserve">; </w:t>
@@ -4334,6 +5324,8 @@
       <w:hyperlink r:id="rId159">
         <w:r>
           <w:rPr>
+            <w:rtl/>
+            <w:cs/>
             <w:lang w:val="ar_AE" w:bidi="ar_AE"/>
           </w:rPr>
           <w:rPr>
@@ -4345,6 +5337,8 @@
       </w:hyperlink>
       <w:r>
         <w:rPr>
+          <w:rtl/>
+          <w:cs/>
           <w:lang w:val="ar_AE" w:bidi="ar_AE"/>
         </w:rPr>
         <w:t xml:space="preserve">; </w:t>
@@ -4352,6 +5346,8 @@
       <w:hyperlink r:id="rId160">
         <w:r>
           <w:rPr>
+            <w:rtl/>
+            <w:cs/>
             <w:lang w:val="ar_AE" w:bidi="ar_AE"/>
           </w:rPr>
           <w:rPr>
@@ -4363,6 +5359,8 @@
       </w:hyperlink>
       <w:r>
         <w:rPr>
+          <w:rtl/>
+          <w:cs/>
           <w:lang w:val="ar_AE" w:bidi="ar_AE"/>
         </w:rPr>
         <w:t xml:space="preserve">; </w:t>
@@ -4370,6 +5368,8 @@
       <w:hyperlink r:id="rId161">
         <w:r>
           <w:rPr>
+            <w:rtl/>
+            <w:cs/>
             <w:lang w:val="ar_AE" w:bidi="ar_AE"/>
           </w:rPr>
           <w:rPr>
@@ -4381,6 +5381,8 @@
       </w:hyperlink>
       <w:r>
         <w:rPr>
+          <w:rtl/>
+          <w:cs/>
           <w:lang w:val="ar_AE" w:bidi="ar_AE"/>
         </w:rPr>
         <w:t xml:space="preserve">; </w:t>
@@ -4388,6 +5390,8 @@
       <w:hyperlink r:id="rId131">
         <w:r>
           <w:rPr>
+            <w:rtl/>
+            <w:cs/>
             <w:lang w:val="ar_AE" w:bidi="ar_AE"/>
           </w:rPr>
           <w:rPr>
@@ -4399,6 +5403,8 @@
       </w:hyperlink>
       <w:r>
         <w:rPr>
+          <w:rtl/>
+          <w:cs/>
           <w:lang w:val="ar_AE" w:bidi="ar_AE"/>
         </w:rPr>
         <w:t xml:space="preserve">; </w:t>
@@ -4406,6 +5412,8 @@
       <w:hyperlink r:id="rId162">
         <w:r>
           <w:rPr>
+            <w:rtl/>
+            <w:cs/>
             <w:lang w:val="ar_AE" w:bidi="ar_AE"/>
           </w:rPr>
           <w:rPr>
@@ -4417,6 +5425,8 @@
       </w:hyperlink>
       <w:r>
         <w:rPr>
+          <w:rtl/>
+          <w:cs/>
           <w:lang w:val="ar_AE" w:bidi="ar_AE"/>
         </w:rPr>
         <w:t xml:space="preserve">; </w:t>
@@ -4424,6 +5434,8 @@
       <w:hyperlink r:id="rId163">
         <w:r>
           <w:rPr>
+            <w:rtl/>
+            <w:cs/>
             <w:lang w:val="ar_AE" w:bidi="ar_AE"/>
           </w:rPr>
           <w:rPr>
@@ -4435,6 +5447,8 @@
       </w:hyperlink>
       <w:r>
         <w:rPr>
+          <w:rtl/>
+          <w:cs/>
           <w:lang w:val="ar_AE" w:bidi="ar_AE"/>
         </w:rPr>
         <w:t xml:space="preserve">; </w:t>
@@ -4442,6 +5456,8 @@
       <w:hyperlink r:id="rId164">
         <w:r>
           <w:rPr>
+            <w:rtl/>
+            <w:cs/>
             <w:lang w:val="ar_AE" w:bidi="ar_AE"/>
           </w:rPr>
           <w:rPr>
@@ -4453,6 +5469,8 @@
       </w:hyperlink>
       <w:r>
         <w:rPr>
+          <w:rtl/>
+          <w:cs/>
           <w:lang w:val="ar_AE" w:bidi="ar_AE"/>
         </w:rPr>
         <w:t xml:space="preserve">; </w:t>
@@ -4460,6 +5478,8 @@
       <w:hyperlink r:id="rId132">
         <w:r>
           <w:rPr>
+            <w:rtl/>
+            <w:cs/>
             <w:lang w:val="ar_AE" w:bidi="ar_AE"/>
           </w:rPr>
           <w:rPr>
@@ -4471,6 +5491,8 @@
       </w:hyperlink>
       <w:r>
         <w:rPr>
+          <w:rtl/>
+          <w:cs/>
           <w:lang w:val="ar_AE" w:bidi="ar_AE"/>
         </w:rPr>
         <w:t xml:space="preserve">; </w:t>
@@ -4478,6 +5500,8 @@
       <w:hyperlink r:id="rId133">
         <w:r>
           <w:rPr>
+            <w:rtl/>
+            <w:cs/>
             <w:lang w:val="ar_AE" w:bidi="ar_AE"/>
           </w:rPr>
           <w:rPr>
@@ -4489,11 +5513,15 @@
       </w:hyperlink>
       <w:r>
         <w:rPr>
-          <w:lang w:val="ar_AE" w:bidi="ar_AE"/>
-        </w:rPr>
-      </w:r>
-      <w:r>
-        <w:rPr>
+          <w:rtl/>
+          <w:cs/>
+          <w:lang w:val="ar_AE" w:bidi="ar_AE"/>
+        </w:rPr>
+      </w:r>
+      <w:r>
+        <w:rPr>
+          <w:rtl/>
+          <w:cs/>
           <w:lang w:val="ar_AE" w:bidi="ar_AE"/>
         </w:rPr>
       </w:r>
@@ -4504,6 +5532,8 @@
       </w:pPr>
       <w:r>
         <w:rPr>
+          <w:rtl/>
+          <w:cs/>
           <w:lang w:val="ar_AE" w:bidi="ar_AE"/>
         </w:rPr>
       </w:r>
@@ -4515,12 +5545,16 @@
       </w:pPr>
       <w:r>
         <w:rPr>
+          <w:rtl/>
+          <w:cs/>
           <w:lang w:val="ar_AE" w:bidi="ar_AE"/>
         </w:rPr>
         <w:t>فهم أيّوب</w:t>
       </w:r>
       <w:r>
         <w:rPr>
+          <w:rtl/>
+          <w:cs/>
           <w:lang w:val="ar_AE" w:bidi="ar_AE"/>
         </w:rPr>
       </w:r>
@@ -4531,11 +5565,15 @@
       </w:pPr>
       <w:r>
         <w:rPr>
-          <w:lang w:val="ar_AE" w:bidi="ar_AE"/>
-        </w:rPr>
-      </w:r>
-      <w:r>
-        <w:rPr>
+          <w:rtl/>
+          <w:cs/>
+          <w:lang w:val="ar_AE" w:bidi="ar_AE"/>
+        </w:rPr>
+      </w:r>
+      <w:r>
+        <w:rPr>
+          <w:rtl/>
+          <w:cs/>
           <w:lang w:val="ar_AE" w:bidi="ar_AE"/>
         </w:rPr>
         <w:t>تُقدم قصة أيوب صراع وشدّ بين الجوانب الجيدة والسيئة من شخصيته. إذ يٌفتَتَح السفر بالتأكيد بكل وضوح على استقامة أيوب (</w:t>
@@ -4543,6 +5581,8 @@
       <w:hyperlink r:id="rId165">
         <w:r>
           <w:rPr>
+            <w:rtl/>
+            <w:cs/>
             <w:lang w:val="ar_AE" w:bidi="ar_AE"/>
           </w:rPr>
           <w:rPr>
@@ -4554,6 +5594,8 @@
       </w:hyperlink>
       <w:r>
         <w:rPr>
+          <w:rtl/>
+          <w:cs/>
           <w:lang w:val="ar_AE" w:bidi="ar_AE"/>
         </w:rPr>
         <w:t xml:space="preserve">, </w:t>
@@ -4561,6 +5603,8 @@
       <w:hyperlink r:id="rId166">
         <w:r>
           <w:rPr>
+            <w:rtl/>
+            <w:cs/>
             <w:lang w:val="ar_AE" w:bidi="ar_AE"/>
           </w:rPr>
           <w:rPr>
@@ -4572,6 +5616,8 @@
       </w:hyperlink>
       <w:r>
         <w:rPr>
+          <w:rtl/>
+          <w:cs/>
           <w:lang w:val="ar_AE" w:bidi="ar_AE"/>
         </w:rPr>
         <w:t xml:space="preserve">; </w:t>
@@ -4579,6 +5625,8 @@
       <w:hyperlink r:id="rId167">
         <w:r>
           <w:rPr>
+            <w:rtl/>
+            <w:cs/>
             <w:lang w:val="ar_AE" w:bidi="ar_AE"/>
           </w:rPr>
           <w:rPr>
@@ -4590,18 +5638,24 @@
       </w:hyperlink>
       <w:r>
         <w:rPr>
+          <w:rtl/>
+          <w:cs/>
           <w:lang w:val="ar_AE" w:bidi="ar_AE"/>
         </w:rPr>
         <w:t>). ولكن لاحقاً، يسأل الله أيوب أسئلة مباشرة: "مَ</w:t>
       </w:r>
       <w:r>
         <w:rPr>
+          <w:rtl/>
+          <w:cs/>
           <w:lang w:val="ar_AE" w:bidi="ar_AE"/>
         </w:rPr>
         <w:t>نْ هَذَا ٱلَّذِي يُظْلِمُ ٱلْقَضَاءَ بِكَلَامٍ بِلَا مَعْرِفَةٍ</w:t>
       </w:r>
       <w:r>
         <w:rPr>
+          <w:rtl/>
+          <w:cs/>
           <w:lang w:val="ar_AE" w:bidi="ar_AE"/>
         </w:rPr>
         <w:t>؟" (</w:t>
@@ -4609,6 +5663,8 @@
       <w:hyperlink r:id="rId168">
         <w:r>
           <w:rPr>
+            <w:rtl/>
+            <w:cs/>
             <w:lang w:val="ar_AE" w:bidi="ar_AE"/>
           </w:rPr>
           <w:rPr>
@@ -4620,18 +5676,24 @@
       </w:hyperlink>
       <w:r>
         <w:rPr>
+          <w:rtl/>
+          <w:cs/>
           <w:lang w:val="ar_AE" w:bidi="ar_AE"/>
         </w:rPr>
         <w:t>). "</w:t>
       </w:r>
       <w:r>
         <w:rPr>
+          <w:rtl/>
+          <w:cs/>
           <w:lang w:val="ar_AE" w:bidi="ar_AE"/>
         </w:rPr>
         <w:t>لَعَلَّكَ تُنَاقِضُ حُكْمِي، تَسْتَذْنِبُنِي لِكَيْ تَتَبَرَّرَ أَنْتَ؟</w:t>
       </w:r>
       <w:r>
         <w:rPr>
+          <w:rtl/>
+          <w:cs/>
           <w:lang w:val="ar_AE" w:bidi="ar_AE"/>
         </w:rPr>
         <w:t>" (</w:t>
@@ -4639,6 +5701,8 @@
       <w:hyperlink r:id="rId169">
         <w:r>
           <w:rPr>
+            <w:rtl/>
+            <w:cs/>
             <w:lang w:val="ar_AE" w:bidi="ar_AE"/>
           </w:rPr>
           <w:rPr>
@@ -4650,6 +5714,8 @@
       </w:hyperlink>
       <w:r>
         <w:rPr>
+          <w:rtl/>
+          <w:cs/>
           <w:lang w:val="ar_AE" w:bidi="ar_AE"/>
         </w:rPr>
         <w:t>).</w:t>
@@ -4661,11 +5727,15 @@
       </w:pPr>
       <w:r>
         <w:rPr>
-          <w:lang w:val="ar_AE" w:bidi="ar_AE"/>
-        </w:rPr>
-      </w:r>
-      <w:r>
-        <w:rPr>
+          <w:rtl/>
+          <w:cs/>
+          <w:lang w:val="ar_AE" w:bidi="ar_AE"/>
+        </w:rPr>
+      </w:r>
+      <w:r>
+        <w:rPr>
+          <w:rtl/>
+          <w:cs/>
           <w:lang w:val="ar_AE" w:bidi="ar_AE"/>
         </w:rPr>
         <w:t>يعتقد بعض المفسرين أن أيوب كان يُكثر الكلام ويخلط بين عمل الله وعمل الشيطان. ويذهب بعض المفسرين المعاصرين إلى لوم أيوب على معاناته، متفقين مع أصدقائه. بينما يتبنّى آخرون مثل أليفاز وأليهو (</w:t>
@@ -4673,6 +5743,8 @@
       <w:hyperlink r:id="rId170">
         <w:r>
           <w:rPr>
+            <w:rtl/>
+            <w:cs/>
             <w:lang w:val="ar_AE" w:bidi="ar_AE"/>
           </w:rPr>
           <w:rPr>
@@ -4684,6 +5756,8 @@
       </w:hyperlink>
       <w:r>
         <w:rPr>
+          <w:rtl/>
+          <w:cs/>
           <w:lang w:val="ar_AE" w:bidi="ar_AE"/>
         </w:rPr>
         <w:t xml:space="preserve">; </w:t>
@@ -4691,6 +5765,8 @@
       <w:hyperlink r:id="rId171">
         <w:r>
           <w:rPr>
+            <w:rtl/>
+            <w:cs/>
             <w:lang w:val="ar_AE" w:bidi="ar_AE"/>
           </w:rPr>
           <w:rPr>
@@ -4702,6 +5778,8 @@
       </w:hyperlink>
       <w:r>
         <w:rPr>
+          <w:rtl/>
+          <w:cs/>
           <w:lang w:val="ar_AE" w:bidi="ar_AE"/>
         </w:rPr>
         <w:t xml:space="preserve">; </w:t>
@@ -4709,6 +5787,8 @@
       <w:hyperlink r:id="rId172">
         <w:r>
           <w:rPr>
+            <w:rtl/>
+            <w:cs/>
             <w:lang w:val="ar_AE" w:bidi="ar_AE"/>
           </w:rPr>
           <w:rPr>
@@ -4720,6 +5800,8 @@
       </w:hyperlink>
       <w:r>
         <w:rPr>
+          <w:rtl/>
+          <w:cs/>
           <w:lang w:val="ar_AE" w:bidi="ar_AE"/>
         </w:rPr>
         <w:t>). هم يقولون إن معاناة أيوب هي تأديب مُحِب من الله. فحتى المؤمنين المخلصين لله يواجهون مثل هذا التأديب (</w:t>
@@ -4727,6 +5809,8 @@
       <w:hyperlink r:id="rId173">
         <w:r>
           <w:rPr>
+            <w:rtl/>
+            <w:cs/>
             <w:lang w:val="ar_AE" w:bidi="ar_AE"/>
           </w:rPr>
           <w:rPr>
@@ -4738,6 +5822,8 @@
       </w:hyperlink>
       <w:r>
         <w:rPr>
+          <w:rtl/>
+          <w:cs/>
           <w:lang w:val="ar_AE" w:bidi="ar_AE"/>
         </w:rPr>
         <w:t xml:space="preserve">; انظر </w:t>
@@ -4745,6 +5831,8 @@
       <w:hyperlink r:id="rId174">
         <w:r>
           <w:rPr>
+            <w:rtl/>
+            <w:cs/>
             <w:lang w:val="ar_AE" w:bidi="ar_AE"/>
           </w:rPr>
           <w:rPr>
@@ -4756,6 +5844,8 @@
       </w:hyperlink>
       <w:r>
         <w:rPr>
+          <w:rtl/>
+          <w:cs/>
           <w:lang w:val="ar_AE" w:bidi="ar_AE"/>
         </w:rPr>
         <w:t>). لكن هذه الفكرة تتناقض مع الإعلان الافتتاحي للسفر والخاص بأيوب.</w:t>
@@ -4767,11 +5857,15 @@
       </w:pPr>
       <w:r>
         <w:rPr>
-          <w:lang w:val="ar_AE" w:bidi="ar_AE"/>
-        </w:rPr>
-      </w:r>
-      <w:r>
-        <w:rPr>
+          <w:rtl/>
+          <w:cs/>
+          <w:lang w:val="ar_AE" w:bidi="ar_AE"/>
+        </w:rPr>
+      </w:r>
+      <w:r>
+        <w:rPr>
+          <w:rtl/>
+          <w:cs/>
           <w:lang w:val="ar_AE" w:bidi="ar_AE"/>
         </w:rPr>
         <w:t>عانى أيوب لأن الله أراد أن يُظهر للشيطان أن أيوب كان أمينًا ومخلصًا. لقد كان لله دائمًا نظرة إيجابية لحياة أيوب (</w:t>
@@ -4779,6 +5873,8 @@
       <w:hyperlink r:id="rId165">
         <w:r>
           <w:rPr>
+            <w:rtl/>
+            <w:cs/>
             <w:lang w:val="ar_AE" w:bidi="ar_AE"/>
           </w:rPr>
           <w:rPr>
@@ -4790,6 +5886,8 @@
       </w:hyperlink>
       <w:r>
         <w:rPr>
+          <w:rtl/>
+          <w:cs/>
           <w:lang w:val="ar_AE" w:bidi="ar_AE"/>
         </w:rPr>
         <w:t xml:space="preserve">, </w:t>
@@ -4797,6 +5895,8 @@
       <w:hyperlink r:id="rId166">
         <w:r>
           <w:rPr>
+            <w:rtl/>
+            <w:cs/>
             <w:lang w:val="ar_AE" w:bidi="ar_AE"/>
           </w:rPr>
           <w:rPr>
@@ -4808,6 +5908,8 @@
       </w:hyperlink>
       <w:r>
         <w:rPr>
+          <w:rtl/>
+          <w:cs/>
           <w:lang w:val="ar_AE" w:bidi="ar_AE"/>
         </w:rPr>
         <w:t xml:space="preserve">; </w:t>
@@ -4815,6 +5917,8 @@
       <w:hyperlink r:id="rId167">
         <w:r>
           <w:rPr>
+            <w:rtl/>
+            <w:cs/>
             <w:lang w:val="ar_AE" w:bidi="ar_AE"/>
           </w:rPr>
           <w:rPr>
@@ -4826,6 +5930,8 @@
       </w:hyperlink>
       <w:r>
         <w:rPr>
+          <w:rtl/>
+          <w:cs/>
           <w:lang w:val="ar_AE" w:bidi="ar_AE"/>
         </w:rPr>
         <w:t xml:space="preserve">; </w:t>
@@ -4833,6 +5939,8 @@
       <w:hyperlink r:id="rId175">
         <w:r>
           <w:rPr>
+            <w:rtl/>
+            <w:cs/>
             <w:lang w:val="ar_AE" w:bidi="ar_AE"/>
           </w:rPr>
           <w:rPr>
@@ -4844,6 +5952,8 @@
       </w:hyperlink>
       <w:r>
         <w:rPr>
+          <w:rtl/>
+          <w:cs/>
           <w:lang w:val="ar_AE" w:bidi="ar_AE"/>
         </w:rPr>
         <w:t>). وتستمر هذه الفكرة في العهد الجديد، حيث يُعتبر أيوب مثالًا للصبر الذي ينبغي أن نقتدي به (</w:t>
@@ -4851,6 +5961,8 @@
       <w:hyperlink r:id="rId176">
         <w:r>
           <w:rPr>
+            <w:rtl/>
+            <w:cs/>
             <w:lang w:val="ar_AE" w:bidi="ar_AE"/>
           </w:rPr>
           <w:rPr>
@@ -4862,6 +5974,8 @@
       </w:hyperlink>
       <w:r>
         <w:rPr>
+          <w:rtl/>
+          <w:cs/>
           <w:lang w:val="ar_AE" w:bidi="ar_AE"/>
         </w:rPr>
         <w:t>).</w:t>
@@ -4873,11 +5987,15 @@
       </w:pPr>
       <w:r>
         <w:rPr>
-          <w:lang w:val="ar_AE" w:bidi="ar_AE"/>
-        </w:rPr>
-      </w:r>
-      <w:r>
-        <w:rPr>
+          <w:rtl/>
+          <w:cs/>
+          <w:lang w:val="ar_AE" w:bidi="ar_AE"/>
+        </w:rPr>
+      </w:r>
+      <w:r>
+        <w:rPr>
+          <w:rtl/>
+          <w:cs/>
           <w:lang w:val="ar_AE" w:bidi="ar_AE"/>
         </w:rPr>
         <w:t>وتُعتبر ردود فعل أيوب طبيعية، فهو لم يبقَ ثابتًا طوال الوقت، فقد أثّرت عليه تجاربه، ولم يتحدَّ معاناته بتجاهل أو كأنها لا يمكن أن تؤثر عليه، بل تفاعل معها كما يفعل أي إنسان.</w:t>
@@ -4889,11 +6007,15 @@
       </w:pPr>
       <w:r>
         <w:rPr>
-          <w:lang w:val="ar_AE" w:bidi="ar_AE"/>
-        </w:rPr>
-      </w:r>
-      <w:r>
-        <w:rPr>
+          <w:rtl/>
+          <w:cs/>
+          <w:lang w:val="ar_AE" w:bidi="ar_AE"/>
+        </w:rPr>
+      </w:r>
+      <w:r>
+        <w:rPr>
+          <w:rtl/>
+          <w:cs/>
           <w:lang w:val="ar_AE" w:bidi="ar_AE"/>
         </w:rPr>
         <w:t>يشعر أيوب بالغضب، ويحتج، ويشتكي، ويتأرجح بين الثقة واليأس، لكنه لا يفقد الرجاء أبدًا، ولا يلعن الله، ولا يعترف كذبًا بالذنب في محاولة للتأثير على الله ليرفع معاناته، وعلى الرغم من أنه لا يستطيع فهم وضعه، إلا أنه يعلم أن إجابات تساؤلاته هي عند الله (</w:t>
@@ -4901,6 +6023,8 @@
       <w:hyperlink r:id="rId177">
         <w:r>
           <w:rPr>
+            <w:rtl/>
+            <w:cs/>
             <w:lang w:val="ar_AE" w:bidi="ar_AE"/>
           </w:rPr>
           <w:rPr>
@@ -4912,6 +6036,8 @@
       </w:hyperlink>
       <w:r>
         <w:rPr>
+          <w:rtl/>
+          <w:cs/>
           <w:lang w:val="ar_AE" w:bidi="ar_AE"/>
         </w:rPr>
         <w:t>).</w:t>
@@ -4923,12 +6049,16 @@
       </w:pPr>
       <w:r>
         <w:rPr>
+          <w:rtl/>
+          <w:cs/>
           <w:lang w:val="ar_AE" w:bidi="ar_AE"/>
         </w:rPr>
       </w:r>
       <w:r>
         <w:rPr>
           <w:u w:val="single"/>
+          <w:rtl/>
+          <w:cs/>
           <w:lang w:val="ar_AE" w:bidi="ar_AE"/>
         </w:rPr>
         <w:t xml:space="preserve">مقاطع لمزيد من الدراسة </w:t>
@@ -4940,12 +6070,16 @@
       </w:pPr>
       <w:r>
         <w:rPr>
+          <w:rtl/>
+          <w:cs/>
           <w:lang w:val="ar_AE" w:bidi="ar_AE"/>
         </w:rPr>
       </w:r>
       <w:hyperlink r:id="rId165">
         <w:r>
           <w:rPr>
+            <w:rtl/>
+            <w:cs/>
             <w:lang w:val="ar_AE" w:bidi="ar_AE"/>
           </w:rPr>
           <w:rPr>
@@ -4957,6 +6091,8 @@
       </w:hyperlink>
       <w:r>
         <w:rPr>
+          <w:rtl/>
+          <w:cs/>
           <w:lang w:val="ar_AE" w:bidi="ar_AE"/>
         </w:rPr>
         <w:t xml:space="preserve">، </w:t>
@@ -4964,6 +6100,8 @@
       <w:hyperlink r:id="rId166">
         <w:r>
           <w:rPr>
+            <w:rtl/>
+            <w:cs/>
             <w:lang w:val="ar_AE" w:bidi="ar_AE"/>
           </w:rPr>
           <w:rPr>
@@ -4975,6 +6113,8 @@
       </w:hyperlink>
       <w:r>
         <w:rPr>
+          <w:rtl/>
+          <w:cs/>
           <w:lang w:val="ar_AE" w:bidi="ar_AE"/>
         </w:rPr>
         <w:t xml:space="preserve">؛ </w:t>
@@ -4982,6 +6122,8 @@
       <w:hyperlink r:id="rId167">
         <w:r>
           <w:rPr>
+            <w:rtl/>
+            <w:cs/>
             <w:lang w:val="ar_AE" w:bidi="ar_AE"/>
           </w:rPr>
           <w:rPr>
@@ -4993,6 +6135,8 @@
       </w:hyperlink>
       <w:r>
         <w:rPr>
+          <w:rtl/>
+          <w:cs/>
           <w:lang w:val="ar_AE" w:bidi="ar_AE"/>
         </w:rPr>
         <w:t xml:space="preserve">؛ </w:t>
@@ -5000,6 +6144,8 @@
       <w:hyperlink r:id="rId178">
         <w:r>
           <w:rPr>
+            <w:rtl/>
+            <w:cs/>
             <w:lang w:val="ar_AE" w:bidi="ar_AE"/>
           </w:rPr>
           <w:rPr>
@@ -5011,6 +6157,8 @@
       </w:hyperlink>
       <w:r>
         <w:rPr>
+          <w:rtl/>
+          <w:cs/>
           <w:lang w:val="ar_AE" w:bidi="ar_AE"/>
         </w:rPr>
         <w:t xml:space="preserve">؛ </w:t>
@@ -5018,6 +6166,8 @@
       <w:hyperlink r:id="rId177">
         <w:r>
           <w:rPr>
+            <w:rtl/>
+            <w:cs/>
             <w:lang w:val="ar_AE" w:bidi="ar_AE"/>
           </w:rPr>
           <w:rPr>
@@ -5029,6 +6179,8 @@
       </w:hyperlink>
       <w:r>
         <w:rPr>
+          <w:rtl/>
+          <w:cs/>
           <w:lang w:val="ar_AE" w:bidi="ar_AE"/>
         </w:rPr>
         <w:t xml:space="preserve">؛ </w:t>
@@ -5036,6 +6188,8 @@
       <w:hyperlink r:id="rId179">
         <w:r>
           <w:rPr>
+            <w:rtl/>
+            <w:cs/>
             <w:lang w:val="ar_AE" w:bidi="ar_AE"/>
           </w:rPr>
           <w:rPr>
@@ -5047,6 +6201,8 @@
       </w:hyperlink>
       <w:r>
         <w:rPr>
+          <w:rtl/>
+          <w:cs/>
           <w:lang w:val="ar_AE" w:bidi="ar_AE"/>
         </w:rPr>
         <w:t xml:space="preserve">؛ </w:t>
@@ -5054,6 +6210,8 @@
       <w:hyperlink r:id="rId180">
         <w:r>
           <w:rPr>
+            <w:rtl/>
+            <w:cs/>
             <w:lang w:val="ar_AE" w:bidi="ar_AE"/>
           </w:rPr>
           <w:rPr>
@@ -5065,6 +6223,8 @@
       </w:hyperlink>
       <w:r>
         <w:rPr>
+          <w:rtl/>
+          <w:cs/>
           <w:lang w:val="ar_AE" w:bidi="ar_AE"/>
         </w:rPr>
         <w:t xml:space="preserve">؛ </w:t>
@@ -5072,6 +6232,8 @@
       <w:hyperlink r:id="rId168">
         <w:r>
           <w:rPr>
+            <w:rtl/>
+            <w:cs/>
             <w:lang w:val="ar_AE" w:bidi="ar_AE"/>
           </w:rPr>
           <w:rPr>
@@ -5083,6 +6245,8 @@
       </w:hyperlink>
       <w:r>
         <w:rPr>
+          <w:rtl/>
+          <w:cs/>
           <w:lang w:val="ar_AE" w:bidi="ar_AE"/>
         </w:rPr>
         <w:t xml:space="preserve">؛ </w:t>
@@ -5090,6 +6254,8 @@
       <w:hyperlink r:id="rId169">
         <w:r>
           <w:rPr>
+            <w:rtl/>
+            <w:cs/>
             <w:lang w:val="ar_AE" w:bidi="ar_AE"/>
           </w:rPr>
           <w:rPr>
@@ -5101,6 +6267,8 @@
       </w:hyperlink>
       <w:r>
         <w:rPr>
+          <w:rtl/>
+          <w:cs/>
           <w:lang w:val="ar_AE" w:bidi="ar_AE"/>
         </w:rPr>
         <w:t xml:space="preserve">؛ </w:t>
@@ -5108,6 +6276,8 @@
       <w:hyperlink r:id="rId175">
         <w:r>
           <w:rPr>
+            <w:rtl/>
+            <w:cs/>
             <w:lang w:val="ar_AE" w:bidi="ar_AE"/>
           </w:rPr>
           <w:rPr>
@@ -5119,6 +6289,8 @@
       </w:hyperlink>
       <w:r>
         <w:rPr>
+          <w:rtl/>
+          <w:cs/>
           <w:lang w:val="ar_AE" w:bidi="ar_AE"/>
         </w:rPr>
         <w:t xml:space="preserve">؛ </w:t>
@@ -5126,6 +6298,8 @@
       <w:hyperlink r:id="rId181">
         <w:r>
           <w:rPr>
+            <w:rtl/>
+            <w:cs/>
             <w:lang w:val="ar_AE" w:bidi="ar_AE"/>
           </w:rPr>
           <w:rPr>
@@ -5137,6 +6311,8 @@
       </w:hyperlink>
       <w:r>
         <w:rPr>
+          <w:rtl/>
+          <w:cs/>
           <w:lang w:val="ar_AE" w:bidi="ar_AE"/>
         </w:rPr>
         <w:t xml:space="preserve">؛ </w:t>
@@ -5144,6 +6320,8 @@
       <w:hyperlink r:id="rId182">
         <w:r>
           <w:rPr>
+            <w:rtl/>
+            <w:cs/>
             <w:lang w:val="ar_AE" w:bidi="ar_AE"/>
           </w:rPr>
           <w:rPr>
@@ -5155,6 +6333,8 @@
       </w:hyperlink>
       <w:r>
         <w:rPr>
+          <w:rtl/>
+          <w:cs/>
           <w:lang w:val="ar_AE" w:bidi="ar_AE"/>
         </w:rPr>
         <w:t xml:space="preserve">، </w:t>
@@ -5162,6 +6342,8 @@
       <w:hyperlink r:id="rId183">
         <w:r>
           <w:rPr>
+            <w:rtl/>
+            <w:cs/>
             <w:lang w:val="ar_AE" w:bidi="ar_AE"/>
           </w:rPr>
           <w:rPr>
@@ -5173,6 +6355,8 @@
       </w:hyperlink>
       <w:r>
         <w:rPr>
+          <w:rtl/>
+          <w:cs/>
           <w:lang w:val="ar_AE" w:bidi="ar_AE"/>
         </w:rPr>
         <w:t xml:space="preserve">؛ </w:t>
@@ -5180,6 +6364,8 @@
       <w:hyperlink r:id="rId176">
         <w:r>
           <w:rPr>
+            <w:rtl/>
+            <w:cs/>
             <w:lang w:val="ar_AE" w:bidi="ar_AE"/>
           </w:rPr>
           <w:rPr>
@@ -5191,11 +6377,15 @@
       </w:hyperlink>
       <w:r>
         <w:rPr>
-          <w:lang w:val="ar_AE" w:bidi="ar_AE"/>
-        </w:rPr>
-      </w:r>
-      <w:r>
-        <w:rPr>
+          <w:rtl/>
+          <w:cs/>
+          <w:lang w:val="ar_AE" w:bidi="ar_AE"/>
+        </w:rPr>
+      </w:r>
+      <w:r>
+        <w:rPr>
+          <w:rtl/>
+          <w:cs/>
           <w:lang w:val="ar_AE" w:bidi="ar_AE"/>
         </w:rPr>
       </w:r>

--- a/arb/docx/018.content.docx
+++ b/arb/docx/018.content.docx
@@ -309,42 +309,30 @@
         </w:rPr>
         <w:t xml:space="preserve">في الساعات الأخيرة من حياته، أراد يسوع أن يمتلئ تلاميذه بفرحه (انظر </w:t>
       </w:r>
-      <w:hyperlink r:id="rId13">
-        <w:r>
-          <w:rPr>
-            <w:rtl/>
-            <w:cs/>
-            <w:lang w:val="ar_AE" w:bidi="ar_AE"/>
-          </w:rPr>
-          <w:rPr>
-            <w:color w:val="0000EE"/>
-            <w:u w:val="single"/>
-          </w:rPr>
-          <w:t>يوحنا 15:11</w:t>
-        </w:r>
-      </w:hyperlink>
-      <w:r>
-        <w:rPr>
-          <w:rtl/>
-          <w:cs/>
-          <w:lang w:val="ar_AE" w:bidi="ar_AE"/>
-        </w:rPr>
-        <w:t xml:space="preserve">; </w:t>
-      </w:r>
-      <w:hyperlink r:id="rId14">
-        <w:r>
-          <w:rPr>
-            <w:rtl/>
-            <w:cs/>
-            <w:lang w:val="ar_AE" w:bidi="ar_AE"/>
-          </w:rPr>
-          <w:rPr>
-            <w:color w:val="0000EE"/>
-            <w:u w:val="single"/>
-          </w:rPr>
-          <w:t>16:20–24</w:t>
-        </w:r>
-      </w:hyperlink>
+      <w:r>
+        <w:rPr>
+          <w:rtl/>
+          <w:cs/>
+          <w:lang w:val="ar_AE" w:bidi="ar_AE"/>
+        </w:rPr>
+        <w:t>يوحنا 15:11</w:t>
+      </w:r>
+      <w:r>
+        <w:rPr>
+          <w:rtl/>
+          <w:cs/>
+          <w:lang w:val="ar_AE" w:bidi="ar_AE"/>
+        </w:rPr>
+        <w:t xml:space="preserve">; </w:t>
+      </w:r>
+      <w:r>
+        <w:rPr>
+          <w:rtl/>
+          <w:cs/>
+          <w:lang w:val="ar_AE" w:bidi="ar_AE"/>
+        </w:rPr>
+        <w:t>16:20–24</w:t>
+      </w:r>
       <w:r>
         <w:rPr>
           <w:rtl/>
@@ -353,64 +341,46 @@
         </w:rPr>
         <w:t>). الفرح هو موضوع شائع في العديد من رسائل الرسول بولس، وخاصة في رسالة فيلبي. كان بولس يشجّع المسيحيين على الفرح، خاصة الذين يعانون من الاضطهاد، مثل مؤمني فيلبي وتسالونيكي (</w:t>
       </w:r>
-      <w:hyperlink r:id="rId15">
-        <w:r>
-          <w:rPr>
-            <w:rtl/>
-            <w:cs/>
-            <w:lang w:val="ar_AE" w:bidi="ar_AE"/>
-          </w:rPr>
-          <w:rPr>
-            <w:color w:val="0000EE"/>
-            <w:u w:val="single"/>
-          </w:rPr>
-          <w:t>فيلبي 3:1</w:t>
-        </w:r>
-      </w:hyperlink>
-      <w:r>
-        <w:rPr>
-          <w:rtl/>
-          <w:cs/>
-          <w:lang w:val="ar_AE" w:bidi="ar_AE"/>
-        </w:rPr>
-        <w:t xml:space="preserve">; </w:t>
-      </w:r>
-      <w:hyperlink r:id="rId16">
-        <w:r>
-          <w:rPr>
-            <w:rtl/>
-            <w:cs/>
-            <w:lang w:val="ar_AE" w:bidi="ar_AE"/>
-          </w:rPr>
-          <w:rPr>
-            <w:color w:val="0000EE"/>
-            <w:u w:val="single"/>
-          </w:rPr>
-          <w:t>4:4</w:t>
-        </w:r>
-      </w:hyperlink>
-      <w:r>
-        <w:rPr>
-          <w:rtl/>
-          <w:cs/>
-          <w:lang w:val="ar_AE" w:bidi="ar_AE"/>
-        </w:rPr>
-        <w:t xml:space="preserve">; </w:t>
-      </w:r>
-      <w:hyperlink r:id="rId17">
-        <w:r>
-          <w:rPr>
-            <w:rtl/>
-            <w:cs/>
-            <w:lang w:val="ar_AE" w:bidi="ar_AE"/>
-          </w:rPr>
-          <w:rPr>
-            <w:color w:val="0000EE"/>
-            <w:u w:val="single"/>
-          </w:rPr>
-          <w:t>1 تسالونيكي 5:16</w:t>
-        </w:r>
-      </w:hyperlink>
+      <w:r>
+        <w:rPr>
+          <w:rtl/>
+          <w:cs/>
+          <w:lang w:val="ar_AE" w:bidi="ar_AE"/>
+        </w:rPr>
+        <w:t>فيلبي 3:1</w:t>
+      </w:r>
+      <w:r>
+        <w:rPr>
+          <w:rtl/>
+          <w:cs/>
+          <w:lang w:val="ar_AE" w:bidi="ar_AE"/>
+        </w:rPr>
+        <w:t xml:space="preserve">; </w:t>
+      </w:r>
+      <w:r>
+        <w:rPr>
+          <w:rtl/>
+          <w:cs/>
+          <w:lang w:val="ar_AE" w:bidi="ar_AE"/>
+        </w:rPr>
+        <w:t>4:4</w:t>
+      </w:r>
+      <w:r>
+        <w:rPr>
+          <w:rtl/>
+          <w:cs/>
+          <w:lang w:val="ar_AE" w:bidi="ar_AE"/>
+        </w:rPr>
+        <w:t xml:space="preserve">; </w:t>
+      </w:r>
+      <w:r>
+        <w:rPr>
+          <w:rtl/>
+          <w:cs/>
+          <w:lang w:val="ar_AE" w:bidi="ar_AE"/>
+        </w:rPr>
+        <w:t>1 تسالونيكي 5:16</w:t>
+      </w:r>
       <w:r>
         <w:rPr>
           <w:rtl/>
@@ -439,42 +409,30 @@
         </w:rPr>
         <w:t xml:space="preserve">السعادة التي تعتمد على الظروف الخارجية هي مؤقتة، لكن الفرح المسيحي مختلف. فهو يأتي من العلاقة مع الرب، ويستمر حتى في أوقات الألم والموت. الفرح ينبع من الثقة بأن الله يستخدم كل الأمور لخير المؤمن في النهاية (انظر </w:t>
       </w:r>
-      <w:hyperlink r:id="rId18">
-        <w:r>
-          <w:rPr>
-            <w:rtl/>
-            <w:cs/>
-            <w:lang w:val="ar_AE" w:bidi="ar_AE"/>
-          </w:rPr>
-          <w:rPr>
-            <w:color w:val="0000EE"/>
-            <w:u w:val="single"/>
-          </w:rPr>
-          <w:t>رومية 5:3–4</w:t>
-        </w:r>
-      </w:hyperlink>
-      <w:r>
-        <w:rPr>
-          <w:rtl/>
-          <w:cs/>
-          <w:lang w:val="ar_AE" w:bidi="ar_AE"/>
-        </w:rPr>
-        <w:t xml:space="preserve">; </w:t>
-      </w:r>
-      <w:hyperlink r:id="rId19">
-        <w:r>
-          <w:rPr>
-            <w:rtl/>
-            <w:cs/>
-            <w:lang w:val="ar_AE" w:bidi="ar_AE"/>
-          </w:rPr>
-          <w:rPr>
-            <w:color w:val="0000EE"/>
-            <w:u w:val="single"/>
-          </w:rPr>
-          <w:t>8:28</w:t>
-        </w:r>
-      </w:hyperlink>
+      <w:r>
+        <w:rPr>
+          <w:rtl/>
+          <w:cs/>
+          <w:lang w:val="ar_AE" w:bidi="ar_AE"/>
+        </w:rPr>
+        <w:t>رومية 5:3–4</w:t>
+      </w:r>
+      <w:r>
+        <w:rPr>
+          <w:rtl/>
+          <w:cs/>
+          <w:lang w:val="ar_AE" w:bidi="ar_AE"/>
+        </w:rPr>
+        <w:t xml:space="preserve">; </w:t>
+      </w:r>
+      <w:r>
+        <w:rPr>
+          <w:rtl/>
+          <w:cs/>
+          <w:lang w:val="ar_AE" w:bidi="ar_AE"/>
+        </w:rPr>
+        <w:t>8:28</w:t>
+      </w:r>
       <w:r>
         <w:rPr>
           <w:rtl/>
@@ -503,20 +461,14 @@
         </w:rPr>
         <w:t xml:space="preserve">ويجد المسيحيون الفرح أيضًا في الحضور الفعّال لروح الله في قلوبهم (انظر </w:t>
       </w:r>
-      <w:hyperlink r:id="rId20">
-        <w:r>
-          <w:rPr>
-            <w:rtl/>
-            <w:cs/>
-            <w:lang w:val="ar_AE" w:bidi="ar_AE"/>
-          </w:rPr>
-          <w:rPr>
-            <w:color w:val="0000EE"/>
-            <w:u w:val="single"/>
-          </w:rPr>
-          <w:t>غلاطية 5:22</w:t>
-        </w:r>
-      </w:hyperlink>
+      <w:r>
+        <w:rPr>
+          <w:rtl/>
+          <w:cs/>
+          <w:lang w:val="ar_AE" w:bidi="ar_AE"/>
+        </w:rPr>
+        <w:t>غلاطية 5:22</w:t>
+      </w:r>
       <w:r>
         <w:rPr>
           <w:rtl/>
@@ -541,20 +493,14 @@
         </w:rPr>
         <w:t xml:space="preserve">" (انظر </w:t>
       </w:r>
-      <w:hyperlink r:id="rId21">
-        <w:r>
-          <w:rPr>
-            <w:rtl/>
-            <w:cs/>
-            <w:lang w:val="ar_AE" w:bidi="ar_AE"/>
-          </w:rPr>
-          <w:rPr>
-            <w:color w:val="0000EE"/>
-            <w:u w:val="single"/>
-          </w:rPr>
-          <w:t>أفسس 5:18</w:t>
-        </w:r>
-      </w:hyperlink>
+      <w:r>
+        <w:rPr>
+          <w:rtl/>
+          <w:cs/>
+          <w:lang w:val="ar_AE" w:bidi="ar_AE"/>
+        </w:rPr>
+        <w:t>أفسس 5:18</w:t>
+      </w:r>
       <w:r>
         <w:rPr>
           <w:rtl/>
@@ -596,196 +542,142 @@
           <w:lang w:val="ar_AE" w:bidi="ar_AE"/>
         </w:rPr>
       </w:r>
-      <w:hyperlink r:id="rId13">
-        <w:r>
-          <w:rPr>
-            <w:rtl/>
-            <w:cs/>
-            <w:lang w:val="ar_AE" w:bidi="ar_AE"/>
-          </w:rPr>
-          <w:rPr>
-            <w:color w:val="0000EE"/>
-            <w:u w:val="single"/>
-          </w:rPr>
-          <w:t>يوحنا 15:11</w:t>
-        </w:r>
-      </w:hyperlink>
-      <w:r>
-        <w:rPr>
-          <w:rtl/>
-          <w:cs/>
-          <w:lang w:val="ar_AE" w:bidi="ar_AE"/>
-        </w:rPr>
-        <w:t xml:space="preserve">; </w:t>
-      </w:r>
-      <w:hyperlink r:id="rId22">
-        <w:r>
-          <w:rPr>
-            <w:rtl/>
-            <w:cs/>
-            <w:lang w:val="ar_AE" w:bidi="ar_AE"/>
-          </w:rPr>
-          <w:rPr>
-            <w:color w:val="0000EE"/>
-            <w:u w:val="single"/>
-          </w:rPr>
-          <w:t>16:24</w:t>
-        </w:r>
-      </w:hyperlink>
-      <w:r>
-        <w:rPr>
-          <w:rtl/>
-          <w:cs/>
-          <w:lang w:val="ar_AE" w:bidi="ar_AE"/>
-        </w:rPr>
-        <w:t xml:space="preserve">; </w:t>
-      </w:r>
-      <w:hyperlink r:id="rId18">
-        <w:r>
-          <w:rPr>
-            <w:rtl/>
-            <w:cs/>
-            <w:lang w:val="ar_AE" w:bidi="ar_AE"/>
-          </w:rPr>
-          <w:rPr>
-            <w:color w:val="0000EE"/>
-            <w:u w:val="single"/>
-          </w:rPr>
-          <w:t>رومية 5:3–4</w:t>
-        </w:r>
-      </w:hyperlink>
-      <w:r>
-        <w:rPr>
-          <w:rtl/>
-          <w:cs/>
-          <w:lang w:val="ar_AE" w:bidi="ar_AE"/>
-        </w:rPr>
-        <w:t xml:space="preserve">; </w:t>
-      </w:r>
-      <w:hyperlink r:id="rId19">
-        <w:r>
-          <w:rPr>
-            <w:rtl/>
-            <w:cs/>
-            <w:lang w:val="ar_AE" w:bidi="ar_AE"/>
-          </w:rPr>
-          <w:rPr>
-            <w:color w:val="0000EE"/>
-            <w:u w:val="single"/>
-          </w:rPr>
-          <w:t>8:28</w:t>
-        </w:r>
-      </w:hyperlink>
-      <w:r>
-        <w:rPr>
-          <w:rtl/>
-          <w:cs/>
-          <w:lang w:val="ar_AE" w:bidi="ar_AE"/>
-        </w:rPr>
-        <w:t xml:space="preserve">; </w:t>
-      </w:r>
-      <w:hyperlink r:id="rId20">
-        <w:r>
-          <w:rPr>
-            <w:rtl/>
-            <w:cs/>
-            <w:lang w:val="ar_AE" w:bidi="ar_AE"/>
-          </w:rPr>
-          <w:rPr>
-            <w:color w:val="0000EE"/>
-            <w:u w:val="single"/>
-          </w:rPr>
-          <w:t>غلاطية 5:22</w:t>
-        </w:r>
-      </w:hyperlink>
-      <w:r>
-        <w:rPr>
-          <w:rtl/>
-          <w:cs/>
-          <w:lang w:val="ar_AE" w:bidi="ar_AE"/>
-        </w:rPr>
-        <w:t xml:space="preserve">; </w:t>
-      </w:r>
-      <w:hyperlink r:id="rId21">
-        <w:r>
-          <w:rPr>
-            <w:rtl/>
-            <w:cs/>
-            <w:lang w:val="ar_AE" w:bidi="ar_AE"/>
-          </w:rPr>
-          <w:rPr>
-            <w:color w:val="0000EE"/>
-            <w:u w:val="single"/>
-          </w:rPr>
-          <w:t>أفسس 5:18</w:t>
-        </w:r>
-      </w:hyperlink>
-      <w:r>
-        <w:rPr>
-          <w:rtl/>
-          <w:cs/>
-          <w:lang w:val="ar_AE" w:bidi="ar_AE"/>
-        </w:rPr>
-        <w:t xml:space="preserve">; </w:t>
-      </w:r>
-      <w:hyperlink r:id="rId15">
-        <w:r>
-          <w:rPr>
-            <w:rtl/>
-            <w:cs/>
-            <w:lang w:val="ar_AE" w:bidi="ar_AE"/>
-          </w:rPr>
-          <w:rPr>
-            <w:color w:val="0000EE"/>
-            <w:u w:val="single"/>
-          </w:rPr>
-          <w:t>فيلبي 3:1</w:t>
-        </w:r>
-      </w:hyperlink>
-      <w:r>
-        <w:rPr>
-          <w:rtl/>
-          <w:cs/>
-          <w:lang w:val="ar_AE" w:bidi="ar_AE"/>
-        </w:rPr>
-        <w:t xml:space="preserve">; </w:t>
-      </w:r>
-      <w:hyperlink r:id="rId16">
-        <w:r>
-          <w:rPr>
-            <w:rtl/>
-            <w:cs/>
-            <w:lang w:val="ar_AE" w:bidi="ar_AE"/>
-          </w:rPr>
-          <w:rPr>
-            <w:color w:val="0000EE"/>
-            <w:u w:val="single"/>
-          </w:rPr>
-          <w:t>4:4</w:t>
-        </w:r>
-      </w:hyperlink>
-      <w:r>
-        <w:rPr>
-          <w:rtl/>
-          <w:cs/>
-          <w:lang w:val="ar_AE" w:bidi="ar_AE"/>
-        </w:rPr>
-        <w:t xml:space="preserve">; </w:t>
-      </w:r>
-      <w:hyperlink r:id="rId17">
-        <w:r>
-          <w:rPr>
-            <w:rtl/>
-            <w:cs/>
-            <w:lang w:val="ar_AE" w:bidi="ar_AE"/>
-          </w:rPr>
-          <w:rPr>
-            <w:color w:val="0000EE"/>
-            <w:u w:val="single"/>
-          </w:rPr>
-          <w:t>1 تسالونيكي 5:16</w:t>
-        </w:r>
-      </w:hyperlink>
+      <w:r>
+        <w:rPr>
+          <w:rtl/>
+          <w:cs/>
+          <w:lang w:val="ar_AE" w:bidi="ar_AE"/>
+        </w:rPr>
+        <w:t>يوحنا 15:11</w:t>
+      </w:r>
+      <w:r>
+        <w:rPr>
+          <w:rtl/>
+          <w:cs/>
+          <w:lang w:val="ar_AE" w:bidi="ar_AE"/>
+        </w:rPr>
+        <w:t xml:space="preserve">; </w:t>
+      </w:r>
+      <w:r>
+        <w:rPr>
+          <w:rtl/>
+          <w:cs/>
+          <w:lang w:val="ar_AE" w:bidi="ar_AE"/>
+        </w:rPr>
+        <w:t>16:24</w:t>
+      </w:r>
+      <w:r>
+        <w:rPr>
+          <w:rtl/>
+          <w:cs/>
+          <w:lang w:val="ar_AE" w:bidi="ar_AE"/>
+        </w:rPr>
+        <w:t xml:space="preserve">; </w:t>
+      </w:r>
+      <w:r>
+        <w:rPr>
+          <w:rtl/>
+          <w:cs/>
+          <w:lang w:val="ar_AE" w:bidi="ar_AE"/>
+        </w:rPr>
+        <w:t>رومية 5:3–4</w:t>
+      </w:r>
+      <w:r>
+        <w:rPr>
+          <w:rtl/>
+          <w:cs/>
+          <w:lang w:val="ar_AE" w:bidi="ar_AE"/>
+        </w:rPr>
+        <w:t xml:space="preserve">; </w:t>
+      </w:r>
+      <w:r>
+        <w:rPr>
+          <w:rtl/>
+          <w:cs/>
+          <w:lang w:val="ar_AE" w:bidi="ar_AE"/>
+        </w:rPr>
+        <w:t>8:28</w:t>
+      </w:r>
+      <w:r>
+        <w:rPr>
+          <w:rtl/>
+          <w:cs/>
+          <w:lang w:val="ar_AE" w:bidi="ar_AE"/>
+        </w:rPr>
+        <w:t xml:space="preserve">; </w:t>
+      </w:r>
+      <w:r>
+        <w:rPr>
+          <w:rtl/>
+          <w:cs/>
+          <w:lang w:val="ar_AE" w:bidi="ar_AE"/>
+        </w:rPr>
+        <w:t>غلاطية 5:22</w:t>
+      </w:r>
+      <w:r>
+        <w:rPr>
+          <w:rtl/>
+          <w:cs/>
+          <w:lang w:val="ar_AE" w:bidi="ar_AE"/>
+        </w:rPr>
+        <w:t xml:space="preserve">; </w:t>
+      </w:r>
+      <w:r>
+        <w:rPr>
+          <w:rtl/>
+          <w:cs/>
+          <w:lang w:val="ar_AE" w:bidi="ar_AE"/>
+        </w:rPr>
+        <w:t>أفسس 5:18</w:t>
+      </w:r>
+      <w:r>
+        <w:rPr>
+          <w:rtl/>
+          <w:cs/>
+          <w:lang w:val="ar_AE" w:bidi="ar_AE"/>
+        </w:rPr>
+        <w:t xml:space="preserve">; </w:t>
+      </w:r>
+      <w:r>
+        <w:rPr>
+          <w:rtl/>
+          <w:cs/>
+          <w:lang w:val="ar_AE" w:bidi="ar_AE"/>
+        </w:rPr>
+        <w:t>فيلبي 3:1</w:t>
+      </w:r>
+      <w:r>
+        <w:rPr>
+          <w:rtl/>
+          <w:cs/>
+          <w:lang w:val="ar_AE" w:bidi="ar_AE"/>
+        </w:rPr>
+        <w:t xml:space="preserve">; </w:t>
+      </w:r>
+      <w:r>
+        <w:rPr>
+          <w:rtl/>
+          <w:cs/>
+          <w:lang w:val="ar_AE" w:bidi="ar_AE"/>
+        </w:rPr>
+        <w:t>4:4</w:t>
+      </w:r>
+      <w:r>
+        <w:rPr>
+          <w:rtl/>
+          <w:cs/>
+          <w:lang w:val="ar_AE" w:bidi="ar_AE"/>
+        </w:rPr>
+        <w:t xml:space="preserve">; </w:t>
+      </w:r>
+      <w:r>
+        <w:rPr>
+          <w:rtl/>
+          <w:cs/>
+          <w:lang w:val="ar_AE" w:bidi="ar_AE"/>
+        </w:rPr>
+        <w:t>1 تسالونيكي 5:16</w:t>
+      </w:r>
       <w:r>
         <w:rPr>
           <w:rtl/>
@@ -853,20 +745,14 @@
         </w:rPr>
         <w:t>لقد أصبح عيد الفصح جزءًا مركزيًا من الممارسة الدينية للشعب الإسرائيلي. كان يتم الاحتفال في هذا العيد بإنقاذ الله للعبرانيين من مصر وحمايته لهم من الضربة المُهلكة الأخيرة. أراد الله أن يحتفل الشعب بهذا العيد كل عام وفقًا للتعليمات الواردة في سفر الخروج (</w:t>
       </w:r>
-      <w:hyperlink r:id="rId23">
-        <w:r>
-          <w:rPr>
-            <w:rtl/>
-            <w:cs/>
-            <w:lang w:val="ar_AE" w:bidi="ar_AE"/>
-          </w:rPr>
-          <w:rPr>
-            <w:color w:val="0000EE"/>
-            <w:u w:val="single"/>
-          </w:rPr>
-          <w:t>الخروج 12:1–27</w:t>
-        </w:r>
-      </w:hyperlink>
+      <w:r>
+        <w:rPr>
+          <w:rtl/>
+          <w:cs/>
+          <w:lang w:val="ar_AE" w:bidi="ar_AE"/>
+        </w:rPr>
+        <w:t>الخروج 12:1–27</w:t>
+      </w:r>
       <w:r>
         <w:rPr>
           <w:rtl/>
@@ -895,20 +781,14 @@
         </w:rPr>
         <w:t>في الفصح الأول، قدّموا خروفًا ذبيحة لإنقاذ الابن البكر من كل عائلة إسرائيلية (</w:t>
       </w:r>
-      <w:hyperlink r:id="rId24">
-        <w:r>
-          <w:rPr>
-            <w:rtl/>
-            <w:cs/>
-            <w:lang w:val="ar_AE" w:bidi="ar_AE"/>
-          </w:rPr>
-          <w:rPr>
-            <w:color w:val="0000EE"/>
-            <w:u w:val="single"/>
-          </w:rPr>
-          <w:t>خروج 12:12–13</w:t>
-        </w:r>
-      </w:hyperlink>
+      <w:r>
+        <w:rPr>
+          <w:rtl/>
+          <w:cs/>
+          <w:lang w:val="ar_AE" w:bidi="ar_AE"/>
+        </w:rPr>
+        <w:t>خروج 12:12–13</w:t>
+      </w:r>
       <w:r>
         <w:rPr>
           <w:rtl/>
@@ -917,20 +797,14 @@
         </w:rPr>
         <w:t xml:space="preserve">, </w:t>
       </w:r>
-      <w:hyperlink r:id="rId25">
-        <w:r>
-          <w:rPr>
-            <w:rtl/>
-            <w:cs/>
-            <w:lang w:val="ar_AE" w:bidi="ar_AE"/>
-          </w:rPr>
-          <w:rPr>
-            <w:color w:val="0000EE"/>
-            <w:u w:val="single"/>
-          </w:rPr>
-          <w:t>23</w:t>
-        </w:r>
-      </w:hyperlink>
+      <w:r>
+        <w:rPr>
+          <w:rtl/>
+          <w:cs/>
+          <w:lang w:val="ar_AE" w:bidi="ar_AE"/>
+        </w:rPr>
+        <w:t>23</w:t>
+      </w:r>
       <w:r>
         <w:rPr>
           <w:rtl/>
@@ -939,20 +813,14 @@
         </w:rPr>
         <w:t>). ويمثّل عيد الفصح إمكانية النجاة والهروب من الموت فقط من خلال ذبيحة تحلّ محلّنا. كان عيد الفصح حدثًا مهمًا في تاريخ بني إسرائيل. ومع ذلك، فإن الخروج من عبودية مصر لم يحلّ المشكلة العالمية للموت الناتج عن الخطية (</w:t>
       </w:r>
-      <w:hyperlink r:id="rId26">
-        <w:r>
-          <w:rPr>
-            <w:rtl/>
-            <w:cs/>
-            <w:lang w:val="ar_AE" w:bidi="ar_AE"/>
-          </w:rPr>
-          <w:rPr>
-            <w:color w:val="0000EE"/>
-            <w:u w:val="single"/>
-          </w:rPr>
-          <w:t>1 كورنثوس 15:56</w:t>
-        </w:r>
-      </w:hyperlink>
+      <w:r>
+        <w:rPr>
+          <w:rtl/>
+          <w:cs/>
+          <w:lang w:val="ar_AE" w:bidi="ar_AE"/>
+        </w:rPr>
+        <w:t>1 كورنثوس 15:56</w:t>
+      </w:r>
       <w:r>
         <w:rPr>
           <w:rtl/>
@@ -997,20 +865,14 @@
         </w:rPr>
         <w:t>" (</w:t>
       </w:r>
-      <w:hyperlink r:id="rId27">
-        <w:r>
-          <w:rPr>
-            <w:rtl/>
-            <w:cs/>
-            <w:lang w:val="ar_AE" w:bidi="ar_AE"/>
-          </w:rPr>
-          <w:rPr>
-            <w:color w:val="0000EE"/>
-            <w:u w:val="single"/>
-          </w:rPr>
-          <w:t>متّى 20:28</w:t>
-        </w:r>
-      </w:hyperlink>
+      <w:r>
+        <w:rPr>
+          <w:rtl/>
+          <w:cs/>
+          <w:lang w:val="ar_AE" w:bidi="ar_AE"/>
+        </w:rPr>
+        <w:t>متّى 20:28</w:t>
+      </w:r>
       <w:r>
         <w:rPr>
           <w:rtl/>
@@ -1019,20 +881,14 @@
         </w:rPr>
         <w:t xml:space="preserve">؛ </w:t>
       </w:r>
-      <w:hyperlink r:id="rId28">
-        <w:r>
-          <w:rPr>
-            <w:rtl/>
-            <w:cs/>
-            <w:lang w:val="ar_AE" w:bidi="ar_AE"/>
-          </w:rPr>
-          <w:rPr>
-            <w:color w:val="0000EE"/>
-            <w:u w:val="single"/>
-          </w:rPr>
-          <w:t>مرقس 10:45</w:t>
-        </w:r>
-      </w:hyperlink>
+      <w:r>
+        <w:rPr>
+          <w:rtl/>
+          <w:cs/>
+          <w:lang w:val="ar_AE" w:bidi="ar_AE"/>
+        </w:rPr>
+        <w:t>مرقس 10:45</w:t>
+      </w:r>
       <w:r>
         <w:rPr>
           <w:rtl/>
@@ -1057,20 +913,14 @@
         </w:rPr>
         <w:t>" (</w:t>
       </w:r>
-      <w:hyperlink r:id="rId29">
-        <w:r>
-          <w:rPr>
-            <w:rtl/>
-            <w:cs/>
-            <w:lang w:val="ar_AE" w:bidi="ar_AE"/>
-          </w:rPr>
-          <w:rPr>
-            <w:color w:val="0000EE"/>
-            <w:u w:val="single"/>
-          </w:rPr>
-          <w:t>يوحنّا 1:29</w:t>
-        </w:r>
-      </w:hyperlink>
+      <w:r>
+        <w:rPr>
+          <w:rtl/>
+          <w:cs/>
+          <w:lang w:val="ar_AE" w:bidi="ar_AE"/>
+        </w:rPr>
+        <w:t>يوحنّا 1:29</w:t>
+      </w:r>
       <w:r>
         <w:rPr>
           <w:rtl/>
@@ -1095,20 +945,14 @@
         </w:rPr>
         <w:t>" (</w:t>
       </w:r>
-      <w:hyperlink r:id="rId30">
-        <w:r>
-          <w:rPr>
-            <w:rtl/>
-            <w:cs/>
-            <w:lang w:val="ar_AE" w:bidi="ar_AE"/>
-          </w:rPr>
-          <w:rPr>
-            <w:color w:val="0000EE"/>
-            <w:u w:val="single"/>
-          </w:rPr>
-          <w:t>متّى 26:28</w:t>
-        </w:r>
-      </w:hyperlink>
+      <w:r>
+        <w:rPr>
+          <w:rtl/>
+          <w:cs/>
+          <w:lang w:val="ar_AE" w:bidi="ar_AE"/>
+        </w:rPr>
+        <w:t>متّى 26:28</w:t>
+      </w:r>
       <w:r>
         <w:rPr>
           <w:rtl/>
@@ -1117,20 +961,14 @@
         </w:rPr>
         <w:t xml:space="preserve">). لقد كان يسوع يُمثّل فصحًا جديدًا ويبدأه. وبذبيحته، هزم يسوع الخطية والموت بشكل كامل ونهائي (انظر أيضًا </w:t>
       </w:r>
-      <w:hyperlink r:id="rId31">
-        <w:r>
-          <w:rPr>
-            <w:rtl/>
-            <w:cs/>
-            <w:lang w:val="ar_AE" w:bidi="ar_AE"/>
-          </w:rPr>
-          <w:rPr>
-            <w:color w:val="0000EE"/>
-            <w:u w:val="single"/>
-          </w:rPr>
-          <w:t>إشعياء 25:7–8</w:t>
-        </w:r>
-      </w:hyperlink>
+      <w:r>
+        <w:rPr>
+          <w:rtl/>
+          <w:cs/>
+          <w:lang w:val="ar_AE" w:bidi="ar_AE"/>
+        </w:rPr>
+        <w:t>إشعياء 25:7–8</w:t>
+      </w:r>
       <w:r>
         <w:rPr>
           <w:rtl/>
@@ -1172,174 +1010,126 @@
           <w:lang w:val="ar_AE" w:bidi="ar_AE"/>
         </w:rPr>
       </w:r>
-      <w:hyperlink r:id="rId32">
-        <w:r>
-          <w:rPr>
-            <w:rtl/>
-            <w:cs/>
-            <w:lang w:val="ar_AE" w:bidi="ar_AE"/>
-          </w:rPr>
-          <w:rPr>
-            <w:color w:val="0000EE"/>
-            <w:u w:val="single"/>
-          </w:rPr>
-          <w:t>خروج 12:1–51</w:t>
-        </w:r>
-      </w:hyperlink>
-      <w:r>
-        <w:rPr>
-          <w:rtl/>
-          <w:cs/>
-          <w:lang w:val="ar_AE" w:bidi="ar_AE"/>
-        </w:rPr>
-        <w:t xml:space="preserve">; </w:t>
-      </w:r>
-      <w:hyperlink r:id="rId33">
-        <w:r>
-          <w:rPr>
-            <w:rtl/>
-            <w:cs/>
-            <w:lang w:val="ar_AE" w:bidi="ar_AE"/>
-          </w:rPr>
-          <w:rPr>
-            <w:color w:val="0000EE"/>
-            <w:u w:val="single"/>
-          </w:rPr>
-          <w:t>لاويين 23:4–8</w:t>
-        </w:r>
-      </w:hyperlink>
-      <w:r>
-        <w:rPr>
-          <w:rtl/>
-          <w:cs/>
-          <w:lang w:val="ar_AE" w:bidi="ar_AE"/>
-        </w:rPr>
-        <w:t xml:space="preserve">; </w:t>
-      </w:r>
-      <w:hyperlink r:id="rId34">
-        <w:r>
-          <w:rPr>
-            <w:rtl/>
-            <w:cs/>
-            <w:lang w:val="ar_AE" w:bidi="ar_AE"/>
-          </w:rPr>
-          <w:rPr>
-            <w:color w:val="0000EE"/>
-            <w:u w:val="single"/>
-          </w:rPr>
-          <w:t>عدد 9:1–14</w:t>
-        </w:r>
-      </w:hyperlink>
-      <w:r>
-        <w:rPr>
-          <w:rtl/>
-          <w:cs/>
-          <w:lang w:val="ar_AE" w:bidi="ar_AE"/>
-        </w:rPr>
-        <w:t xml:space="preserve">; </w:t>
-      </w:r>
-      <w:hyperlink r:id="rId35">
-        <w:r>
-          <w:rPr>
-            <w:rtl/>
-            <w:cs/>
-            <w:lang w:val="ar_AE" w:bidi="ar_AE"/>
-          </w:rPr>
-          <w:rPr>
-            <w:color w:val="0000EE"/>
-            <w:u w:val="single"/>
-          </w:rPr>
-          <w:t>عدد 28:16–25</w:t>
-        </w:r>
-      </w:hyperlink>
-      <w:r>
-        <w:rPr>
-          <w:rtl/>
-          <w:cs/>
-          <w:lang w:val="ar_AE" w:bidi="ar_AE"/>
-        </w:rPr>
-        <w:t xml:space="preserve">; </w:t>
-      </w:r>
-      <w:hyperlink r:id="rId36">
-        <w:r>
-          <w:rPr>
-            <w:rtl/>
-            <w:cs/>
-            <w:lang w:val="ar_AE" w:bidi="ar_AE"/>
-          </w:rPr>
-          <w:rPr>
-            <w:color w:val="0000EE"/>
-            <w:u w:val="single"/>
-          </w:rPr>
-          <w:t>تثنية 16:1–7</w:t>
-        </w:r>
-      </w:hyperlink>
-      <w:r>
-        <w:rPr>
-          <w:rtl/>
-          <w:cs/>
-          <w:lang w:val="ar_AE" w:bidi="ar_AE"/>
-        </w:rPr>
-        <w:t xml:space="preserve">; </w:t>
-      </w:r>
-      <w:hyperlink r:id="rId37">
-        <w:r>
-          <w:rPr>
-            <w:rtl/>
-            <w:cs/>
-            <w:lang w:val="ar_AE" w:bidi="ar_AE"/>
-          </w:rPr>
-          <w:rPr>
-            <w:color w:val="0000EE"/>
-            <w:u w:val="single"/>
-          </w:rPr>
-          <w:t>متّى 26:17–30</w:t>
-        </w:r>
-      </w:hyperlink>
-      <w:r>
-        <w:rPr>
-          <w:rtl/>
-          <w:cs/>
-          <w:lang w:val="ar_AE" w:bidi="ar_AE"/>
-        </w:rPr>
-        <w:t xml:space="preserve">; </w:t>
-      </w:r>
-      <w:hyperlink r:id="rId38">
-        <w:r>
-          <w:rPr>
-            <w:rtl/>
-            <w:cs/>
-            <w:lang w:val="ar_AE" w:bidi="ar_AE"/>
-          </w:rPr>
-          <w:rPr>
-            <w:color w:val="0000EE"/>
-            <w:u w:val="single"/>
-          </w:rPr>
-          <w:t>لوقا 22:15–20</w:t>
-        </w:r>
-      </w:hyperlink>
-      <w:r>
-        <w:rPr>
-          <w:rtl/>
-          <w:cs/>
-          <w:lang w:val="ar_AE" w:bidi="ar_AE"/>
-        </w:rPr>
-        <w:t xml:space="preserve">; </w:t>
-      </w:r>
-      <w:hyperlink r:id="rId39">
-        <w:r>
-          <w:rPr>
-            <w:rtl/>
-            <w:cs/>
-            <w:lang w:val="ar_AE" w:bidi="ar_AE"/>
-          </w:rPr>
-          <w:rPr>
-            <w:color w:val="0000EE"/>
-            <w:u w:val="single"/>
-          </w:rPr>
-          <w:t>1 كورنثوس 5:6–8</w:t>
-        </w:r>
-      </w:hyperlink>
+      <w:r>
+        <w:rPr>
+          <w:rtl/>
+          <w:cs/>
+          <w:lang w:val="ar_AE" w:bidi="ar_AE"/>
+        </w:rPr>
+        <w:t>خروج 12:1–51</w:t>
+      </w:r>
+      <w:r>
+        <w:rPr>
+          <w:rtl/>
+          <w:cs/>
+          <w:lang w:val="ar_AE" w:bidi="ar_AE"/>
+        </w:rPr>
+        <w:t xml:space="preserve">; </w:t>
+      </w:r>
+      <w:r>
+        <w:rPr>
+          <w:rtl/>
+          <w:cs/>
+          <w:lang w:val="ar_AE" w:bidi="ar_AE"/>
+        </w:rPr>
+        <w:t>لاويين 23:4–8</w:t>
+      </w:r>
+      <w:r>
+        <w:rPr>
+          <w:rtl/>
+          <w:cs/>
+          <w:lang w:val="ar_AE" w:bidi="ar_AE"/>
+        </w:rPr>
+        <w:t xml:space="preserve">; </w:t>
+      </w:r>
+      <w:r>
+        <w:rPr>
+          <w:rtl/>
+          <w:cs/>
+          <w:lang w:val="ar_AE" w:bidi="ar_AE"/>
+        </w:rPr>
+        <w:t>عدد 9:1–14</w:t>
+      </w:r>
+      <w:r>
+        <w:rPr>
+          <w:rtl/>
+          <w:cs/>
+          <w:lang w:val="ar_AE" w:bidi="ar_AE"/>
+        </w:rPr>
+        <w:t xml:space="preserve">; </w:t>
+      </w:r>
+      <w:r>
+        <w:rPr>
+          <w:rtl/>
+          <w:cs/>
+          <w:lang w:val="ar_AE" w:bidi="ar_AE"/>
+        </w:rPr>
+        <w:t>عدد 28:16–25</w:t>
+      </w:r>
+      <w:r>
+        <w:rPr>
+          <w:rtl/>
+          <w:cs/>
+          <w:lang w:val="ar_AE" w:bidi="ar_AE"/>
+        </w:rPr>
+        <w:t xml:space="preserve">; </w:t>
+      </w:r>
+      <w:r>
+        <w:rPr>
+          <w:rtl/>
+          <w:cs/>
+          <w:lang w:val="ar_AE" w:bidi="ar_AE"/>
+        </w:rPr>
+        <w:t>تثنية 16:1–7</w:t>
+      </w:r>
+      <w:r>
+        <w:rPr>
+          <w:rtl/>
+          <w:cs/>
+          <w:lang w:val="ar_AE" w:bidi="ar_AE"/>
+        </w:rPr>
+        <w:t xml:space="preserve">; </w:t>
+      </w:r>
+      <w:r>
+        <w:rPr>
+          <w:rtl/>
+          <w:cs/>
+          <w:lang w:val="ar_AE" w:bidi="ar_AE"/>
+        </w:rPr>
+        <w:t>متّى 26:17–30</w:t>
+      </w:r>
+      <w:r>
+        <w:rPr>
+          <w:rtl/>
+          <w:cs/>
+          <w:lang w:val="ar_AE" w:bidi="ar_AE"/>
+        </w:rPr>
+        <w:t xml:space="preserve">; </w:t>
+      </w:r>
+      <w:r>
+        <w:rPr>
+          <w:rtl/>
+          <w:cs/>
+          <w:lang w:val="ar_AE" w:bidi="ar_AE"/>
+        </w:rPr>
+        <w:t>لوقا 22:15–20</w:t>
+      </w:r>
+      <w:r>
+        <w:rPr>
+          <w:rtl/>
+          <w:cs/>
+          <w:lang w:val="ar_AE" w:bidi="ar_AE"/>
+        </w:rPr>
+        <w:t xml:space="preserve">; </w:t>
+      </w:r>
+      <w:r>
+        <w:rPr>
+          <w:rtl/>
+          <w:cs/>
+          <w:lang w:val="ar_AE" w:bidi="ar_AE"/>
+        </w:rPr>
+        <w:t>1 كورنثوس 5:6–8</w:t>
+      </w:r>
       <w:r>
         <w:rPr>
           <w:rtl/>
@@ -1407,42 +1197,30 @@
         </w:rPr>
         <w:t xml:space="preserve">على مدار الكتاب المقدس، يدعم الله الفقراء والمحتاجين. غالبًا ما يتعرض هؤلاء الأشخاص للاضطهاد وسوء المعاملة من قبل المجتمع أو الأفراد الجشعين. يذكر سفر المزامير مرارًا وتكرارًا معاناة المظلومين واهتمام الله بهم. يمكن للفقراء والمحتاجين أن يجدوا ملجأ في الرب في ضيقهم (انظر </w:t>
       </w:r>
-      <w:hyperlink r:id="rId40">
-        <w:r>
-          <w:rPr>
-            <w:rtl/>
-            <w:cs/>
-            <w:lang w:val="ar_AE" w:bidi="ar_AE"/>
-          </w:rPr>
-          <w:rPr>
-            <w:color w:val="0000EE"/>
-            <w:u w:val="single"/>
-          </w:rPr>
-          <w:t>مزامير 76:9</w:t>
-        </w:r>
-      </w:hyperlink>
-      <w:r>
-        <w:rPr>
-          <w:rtl/>
-          <w:cs/>
-          <w:lang w:val="ar_AE" w:bidi="ar_AE"/>
-        </w:rPr>
-        <w:t xml:space="preserve">; </w:t>
-      </w:r>
-      <w:hyperlink r:id="rId41">
-        <w:r>
-          <w:rPr>
-            <w:rtl/>
-            <w:cs/>
-            <w:lang w:val="ar_AE" w:bidi="ar_AE"/>
-          </w:rPr>
-          <w:rPr>
-            <w:color w:val="0000EE"/>
-            <w:u w:val="single"/>
-          </w:rPr>
-          <w:t>107:4–9</w:t>
-        </w:r>
-      </w:hyperlink>
+      <w:r>
+        <w:rPr>
+          <w:rtl/>
+          <w:cs/>
+          <w:lang w:val="ar_AE" w:bidi="ar_AE"/>
+        </w:rPr>
+        <w:t>مزامير 76:9</w:t>
+      </w:r>
+      <w:r>
+        <w:rPr>
+          <w:rtl/>
+          <w:cs/>
+          <w:lang w:val="ar_AE" w:bidi="ar_AE"/>
+        </w:rPr>
+        <w:t xml:space="preserve">; </w:t>
+      </w:r>
+      <w:r>
+        <w:rPr>
+          <w:rtl/>
+          <w:cs/>
+          <w:lang w:val="ar_AE" w:bidi="ar_AE"/>
+        </w:rPr>
+        <w:t>107:4–9</w:t>
+      </w:r>
       <w:r>
         <w:rPr>
           <w:rtl/>
@@ -1451,64 +1229,46 @@
         </w:rPr>
         <w:t xml:space="preserve">). يمكنهم أن يصرخوا إليه؛ لأنه وعد بالعناية بهم (انظر </w:t>
       </w:r>
-      <w:hyperlink r:id="rId42">
-        <w:r>
-          <w:rPr>
-            <w:rtl/>
-            <w:cs/>
-            <w:lang w:val="ar_AE" w:bidi="ar_AE"/>
-          </w:rPr>
-          <w:rPr>
-            <w:color w:val="0000EE"/>
-            <w:u w:val="single"/>
-          </w:rPr>
-          <w:t>25:16–18</w:t>
-        </w:r>
-      </w:hyperlink>
-      <w:r>
-        <w:rPr>
-          <w:rtl/>
-          <w:cs/>
-          <w:lang w:val="ar_AE" w:bidi="ar_AE"/>
-        </w:rPr>
-        <w:t xml:space="preserve">; </w:t>
-      </w:r>
-      <w:hyperlink r:id="rId43">
-        <w:r>
-          <w:rPr>
-            <w:rtl/>
-            <w:cs/>
-            <w:lang w:val="ar_AE" w:bidi="ar_AE"/>
-          </w:rPr>
-          <w:rPr>
-            <w:color w:val="0000EE"/>
-            <w:u w:val="single"/>
-          </w:rPr>
-          <w:t>70:1–5</w:t>
-        </w:r>
-      </w:hyperlink>
-      <w:r>
-        <w:rPr>
-          <w:rtl/>
-          <w:cs/>
-          <w:lang w:val="ar_AE" w:bidi="ar_AE"/>
-        </w:rPr>
-        <w:t xml:space="preserve">; </w:t>
-      </w:r>
-      <w:hyperlink r:id="rId44">
-        <w:r>
-          <w:rPr>
-            <w:rtl/>
-            <w:cs/>
-            <w:lang w:val="ar_AE" w:bidi="ar_AE"/>
-          </w:rPr>
-          <w:rPr>
-            <w:color w:val="0000EE"/>
-            <w:u w:val="single"/>
-          </w:rPr>
-          <w:t>74:19</w:t>
-        </w:r>
-      </w:hyperlink>
+      <w:r>
+        <w:rPr>
+          <w:rtl/>
+          <w:cs/>
+          <w:lang w:val="ar_AE" w:bidi="ar_AE"/>
+        </w:rPr>
+        <w:t>25:16–18</w:t>
+      </w:r>
+      <w:r>
+        <w:rPr>
+          <w:rtl/>
+          <w:cs/>
+          <w:lang w:val="ar_AE" w:bidi="ar_AE"/>
+        </w:rPr>
+        <w:t xml:space="preserve">; </w:t>
+      </w:r>
+      <w:r>
+        <w:rPr>
+          <w:rtl/>
+          <w:cs/>
+          <w:lang w:val="ar_AE" w:bidi="ar_AE"/>
+        </w:rPr>
+        <w:t>70:1–5</w:t>
+      </w:r>
+      <w:r>
+        <w:rPr>
+          <w:rtl/>
+          <w:cs/>
+          <w:lang w:val="ar_AE" w:bidi="ar_AE"/>
+        </w:rPr>
+        <w:t xml:space="preserve">; </w:t>
+      </w:r>
+      <w:r>
+        <w:rPr>
+          <w:rtl/>
+          <w:cs/>
+          <w:lang w:val="ar_AE" w:bidi="ar_AE"/>
+        </w:rPr>
+        <w:t>74:19</w:t>
+      </w:r>
       <w:r>
         <w:rPr>
           <w:rtl/>
@@ -1517,42 +1277,30 @@
         </w:rPr>
         <w:t>). يمكنهم الوثوق به وانتظاره برجاء ليحقق العدالة (</w:t>
       </w:r>
-      <w:hyperlink r:id="rId45">
-        <w:r>
-          <w:rPr>
-            <w:rtl/>
-            <w:cs/>
-            <w:lang w:val="ar_AE" w:bidi="ar_AE"/>
-          </w:rPr>
-          <w:rPr>
-            <w:color w:val="0000EE"/>
-            <w:u w:val="single"/>
-          </w:rPr>
-          <w:t>18:1–50</w:t>
-        </w:r>
-      </w:hyperlink>
-      <w:r>
-        <w:rPr>
-          <w:rtl/>
-          <w:cs/>
-          <w:lang w:val="ar_AE" w:bidi="ar_AE"/>
-        </w:rPr>
-        <w:t xml:space="preserve">; </w:t>
-      </w:r>
-      <w:hyperlink r:id="rId46">
-        <w:r>
-          <w:rPr>
-            <w:rtl/>
-            <w:cs/>
-            <w:lang w:val="ar_AE" w:bidi="ar_AE"/>
-          </w:rPr>
-          <w:rPr>
-            <w:color w:val="0000EE"/>
-            <w:u w:val="single"/>
-          </w:rPr>
-          <w:t>70:5</w:t>
-        </w:r>
-      </w:hyperlink>
+      <w:r>
+        <w:rPr>
+          <w:rtl/>
+          <w:cs/>
+          <w:lang w:val="ar_AE" w:bidi="ar_AE"/>
+        </w:rPr>
+        <w:t>18:1–50</w:t>
+      </w:r>
+      <w:r>
+        <w:rPr>
+          <w:rtl/>
+          <w:cs/>
+          <w:lang w:val="ar_AE" w:bidi="ar_AE"/>
+        </w:rPr>
+        <w:t xml:space="preserve">; </w:t>
+      </w:r>
+      <w:r>
+        <w:rPr>
+          <w:rtl/>
+          <w:cs/>
+          <w:lang w:val="ar_AE" w:bidi="ar_AE"/>
+        </w:rPr>
+        <w:t>70:5</w:t>
+      </w:r>
       <w:r>
         <w:rPr>
           <w:rtl/>
@@ -1581,42 +1329,30 @@
         </w:rPr>
         <w:t>قد يمر العديد من الناس بتجارب الحياة المؤلمة (</w:t>
       </w:r>
-      <w:hyperlink r:id="rId47">
-        <w:r>
-          <w:rPr>
-            <w:rtl/>
-            <w:cs/>
-            <w:lang w:val="ar_AE" w:bidi="ar_AE"/>
-          </w:rPr>
-          <w:rPr>
-            <w:color w:val="0000EE"/>
-            <w:u w:val="single"/>
-          </w:rPr>
-          <w:t>مزامير 88:13–15</w:t>
-        </w:r>
-      </w:hyperlink>
-      <w:r>
-        <w:rPr>
-          <w:rtl/>
-          <w:cs/>
-          <w:lang w:val="ar_AE" w:bidi="ar_AE"/>
-        </w:rPr>
-        <w:t xml:space="preserve">; </w:t>
-      </w:r>
-      <w:hyperlink r:id="rId48">
-        <w:r>
-          <w:rPr>
-            <w:rtl/>
-            <w:cs/>
-            <w:lang w:val="ar_AE" w:bidi="ar_AE"/>
-          </w:rPr>
-          <w:rPr>
-            <w:color w:val="0000EE"/>
-            <w:u w:val="single"/>
-          </w:rPr>
-          <w:t>90:15</w:t>
-        </w:r>
-      </w:hyperlink>
+      <w:r>
+        <w:rPr>
+          <w:rtl/>
+          <w:cs/>
+          <w:lang w:val="ar_AE" w:bidi="ar_AE"/>
+        </w:rPr>
+        <w:t>مزامير 88:13–15</w:t>
+      </w:r>
+      <w:r>
+        <w:rPr>
+          <w:rtl/>
+          <w:cs/>
+          <w:lang w:val="ar_AE" w:bidi="ar_AE"/>
+        </w:rPr>
+        <w:t xml:space="preserve">; </w:t>
+      </w:r>
+      <w:r>
+        <w:rPr>
+          <w:rtl/>
+          <w:cs/>
+          <w:lang w:val="ar_AE" w:bidi="ar_AE"/>
+        </w:rPr>
+        <w:t>90:15</w:t>
+      </w:r>
       <w:r>
         <w:rPr>
           <w:rtl/>
@@ -1625,20 +1361,14 @@
         </w:rPr>
         <w:t xml:space="preserve">; انظر </w:t>
       </w:r>
-      <w:hyperlink r:id="rId49">
-        <w:r>
-          <w:rPr>
-            <w:rtl/>
-            <w:cs/>
-            <w:lang w:val="ar_AE" w:bidi="ar_AE"/>
-          </w:rPr>
-          <w:rPr>
-            <w:color w:val="0000EE"/>
-            <w:u w:val="single"/>
-          </w:rPr>
-          <w:t>102:1–28</w:t>
-        </w:r>
-      </w:hyperlink>
+      <w:r>
+        <w:rPr>
+          <w:rtl/>
+          <w:cs/>
+          <w:lang w:val="ar_AE" w:bidi="ar_AE"/>
+        </w:rPr>
+        <w:t>102:1–28</w:t>
+      </w:r>
       <w:r>
         <w:rPr>
           <w:rtl/>
@@ -1647,20 +1377,14 @@
         </w:rPr>
         <w:t>). يمكن أن يكون الضيق وسيلة للتأديب الذي يعلم البر (</w:t>
       </w:r>
-      <w:hyperlink r:id="rId50">
-        <w:r>
-          <w:rPr>
-            <w:rtl/>
-            <w:cs/>
-            <w:lang w:val="ar_AE" w:bidi="ar_AE"/>
-          </w:rPr>
-          <w:rPr>
-            <w:color w:val="0000EE"/>
-            <w:u w:val="single"/>
-          </w:rPr>
-          <w:t>119:71</w:t>
-        </w:r>
-      </w:hyperlink>
+      <w:r>
+        <w:rPr>
+          <w:rtl/>
+          <w:cs/>
+          <w:lang w:val="ar_AE" w:bidi="ar_AE"/>
+        </w:rPr>
+        <w:t>119:71</w:t>
+      </w:r>
       <w:r>
         <w:rPr>
           <w:rtl/>
@@ -1669,20 +1393,14 @@
         </w:rPr>
         <w:t xml:space="preserve">, </w:t>
       </w:r>
-      <w:hyperlink r:id="rId51">
-        <w:r>
-          <w:rPr>
-            <w:rtl/>
-            <w:cs/>
-            <w:lang w:val="ar_AE" w:bidi="ar_AE"/>
-          </w:rPr>
-          <w:rPr>
-            <w:color w:val="0000EE"/>
-            <w:u w:val="single"/>
-          </w:rPr>
-          <w:t>75</w:t>
-        </w:r>
-      </w:hyperlink>
+      <w:r>
+        <w:rPr>
+          <w:rtl/>
+          <w:cs/>
+          <w:lang w:val="ar_AE" w:bidi="ar_AE"/>
+        </w:rPr>
+        <w:t>75</w:t>
+      </w:r>
       <w:r>
         <w:rPr>
           <w:rtl/>
@@ -1691,152 +1409,110 @@
         </w:rPr>
         <w:t>). بغض النظر عن المدة أو الشدة أو السبب، فإن الرب يسمع صرخ المسكين، كما توضح العديد من المزامير (</w:t>
       </w:r>
-      <w:hyperlink r:id="rId52">
-        <w:r>
-          <w:rPr>
-            <w:rtl/>
-            <w:cs/>
-            <w:lang w:val="ar_AE" w:bidi="ar_AE"/>
-          </w:rPr>
-          <w:rPr>
-            <w:color w:val="0000EE"/>
-            <w:u w:val="single"/>
-          </w:rPr>
-          <w:t>10:17–18</w:t>
-        </w:r>
-      </w:hyperlink>
-      <w:r>
-        <w:rPr>
-          <w:rtl/>
-          <w:cs/>
-          <w:lang w:val="ar_AE" w:bidi="ar_AE"/>
-        </w:rPr>
-        <w:t xml:space="preserve">; </w:t>
-      </w:r>
-      <w:hyperlink r:id="rId53">
-        <w:r>
-          <w:rPr>
-            <w:rtl/>
-            <w:cs/>
-            <w:lang w:val="ar_AE" w:bidi="ar_AE"/>
-          </w:rPr>
-          <w:rPr>
-            <w:color w:val="0000EE"/>
-            <w:u w:val="single"/>
-          </w:rPr>
-          <w:t>12:5</w:t>
-        </w:r>
-      </w:hyperlink>
-      <w:r>
-        <w:rPr>
-          <w:rtl/>
-          <w:cs/>
-          <w:lang w:val="ar_AE" w:bidi="ar_AE"/>
-        </w:rPr>
-        <w:t xml:space="preserve">; </w:t>
-      </w:r>
-      <w:hyperlink r:id="rId54">
-        <w:r>
-          <w:rPr>
-            <w:rtl/>
-            <w:cs/>
-            <w:lang w:val="ar_AE" w:bidi="ar_AE"/>
-          </w:rPr>
-          <w:rPr>
-            <w:color w:val="0000EE"/>
-            <w:u w:val="single"/>
-          </w:rPr>
-          <w:t>22:24</w:t>
-        </w:r>
-      </w:hyperlink>
-      <w:r>
-        <w:rPr>
-          <w:rtl/>
-          <w:cs/>
-          <w:lang w:val="ar_AE" w:bidi="ar_AE"/>
-        </w:rPr>
-        <w:t xml:space="preserve">; </w:t>
-      </w:r>
-      <w:hyperlink r:id="rId55">
-        <w:r>
-          <w:rPr>
-            <w:rtl/>
-            <w:cs/>
-            <w:lang w:val="ar_AE" w:bidi="ar_AE"/>
-          </w:rPr>
-          <w:rPr>
-            <w:color w:val="0000EE"/>
-            <w:u w:val="single"/>
-          </w:rPr>
-          <w:t>35:10</w:t>
-        </w:r>
-      </w:hyperlink>
-      <w:r>
-        <w:rPr>
-          <w:rtl/>
-          <w:cs/>
-          <w:lang w:val="ar_AE" w:bidi="ar_AE"/>
-        </w:rPr>
-        <w:t xml:space="preserve">; </w:t>
-      </w:r>
-      <w:hyperlink r:id="rId56">
-        <w:r>
-          <w:rPr>
-            <w:rtl/>
-            <w:cs/>
-            <w:lang w:val="ar_AE" w:bidi="ar_AE"/>
-          </w:rPr>
-          <w:rPr>
-            <w:color w:val="0000EE"/>
-            <w:u w:val="single"/>
-          </w:rPr>
-          <w:t>109:31</w:t>
-        </w:r>
-      </w:hyperlink>
-      <w:r>
-        <w:rPr>
-          <w:rtl/>
-          <w:cs/>
-          <w:lang w:val="ar_AE" w:bidi="ar_AE"/>
-        </w:rPr>
-        <w:t xml:space="preserve">; </w:t>
-      </w:r>
-      <w:hyperlink r:id="rId57">
-        <w:r>
-          <w:rPr>
-            <w:rtl/>
-            <w:cs/>
-            <w:lang w:val="ar_AE" w:bidi="ar_AE"/>
-          </w:rPr>
-          <w:rPr>
-            <w:color w:val="0000EE"/>
-            <w:u w:val="single"/>
-          </w:rPr>
-          <w:t>113:5–7</w:t>
-        </w:r>
-      </w:hyperlink>
-      <w:r>
-        <w:rPr>
-          <w:rtl/>
-          <w:cs/>
-          <w:lang w:val="ar_AE" w:bidi="ar_AE"/>
-        </w:rPr>
-        <w:t xml:space="preserve">; </w:t>
-      </w:r>
-      <w:hyperlink r:id="rId58">
-        <w:r>
-          <w:rPr>
-            <w:rtl/>
-            <w:cs/>
-            <w:lang w:val="ar_AE" w:bidi="ar_AE"/>
-          </w:rPr>
-          <w:rPr>
-            <w:color w:val="0000EE"/>
-            <w:u w:val="single"/>
-          </w:rPr>
-          <w:t>140:12</w:t>
-        </w:r>
-      </w:hyperlink>
+      <w:r>
+        <w:rPr>
+          <w:rtl/>
+          <w:cs/>
+          <w:lang w:val="ar_AE" w:bidi="ar_AE"/>
+        </w:rPr>
+        <w:t>10:17–18</w:t>
+      </w:r>
+      <w:r>
+        <w:rPr>
+          <w:rtl/>
+          <w:cs/>
+          <w:lang w:val="ar_AE" w:bidi="ar_AE"/>
+        </w:rPr>
+        <w:t xml:space="preserve">; </w:t>
+      </w:r>
+      <w:r>
+        <w:rPr>
+          <w:rtl/>
+          <w:cs/>
+          <w:lang w:val="ar_AE" w:bidi="ar_AE"/>
+        </w:rPr>
+        <w:t>12:5</w:t>
+      </w:r>
+      <w:r>
+        <w:rPr>
+          <w:rtl/>
+          <w:cs/>
+          <w:lang w:val="ar_AE" w:bidi="ar_AE"/>
+        </w:rPr>
+        <w:t xml:space="preserve">; </w:t>
+      </w:r>
+      <w:r>
+        <w:rPr>
+          <w:rtl/>
+          <w:cs/>
+          <w:lang w:val="ar_AE" w:bidi="ar_AE"/>
+        </w:rPr>
+        <w:t>22:24</w:t>
+      </w:r>
+      <w:r>
+        <w:rPr>
+          <w:rtl/>
+          <w:cs/>
+          <w:lang w:val="ar_AE" w:bidi="ar_AE"/>
+        </w:rPr>
+        <w:t xml:space="preserve">; </w:t>
+      </w:r>
+      <w:r>
+        <w:rPr>
+          <w:rtl/>
+          <w:cs/>
+          <w:lang w:val="ar_AE" w:bidi="ar_AE"/>
+        </w:rPr>
+        <w:t>35:10</w:t>
+      </w:r>
+      <w:r>
+        <w:rPr>
+          <w:rtl/>
+          <w:cs/>
+          <w:lang w:val="ar_AE" w:bidi="ar_AE"/>
+        </w:rPr>
+        <w:t xml:space="preserve">; </w:t>
+      </w:r>
+      <w:r>
+        <w:rPr>
+          <w:rtl/>
+          <w:cs/>
+          <w:lang w:val="ar_AE" w:bidi="ar_AE"/>
+        </w:rPr>
+        <w:t>109:31</w:t>
+      </w:r>
+      <w:r>
+        <w:rPr>
+          <w:rtl/>
+          <w:cs/>
+          <w:lang w:val="ar_AE" w:bidi="ar_AE"/>
+        </w:rPr>
+        <w:t xml:space="preserve">; </w:t>
+      </w:r>
+      <w:r>
+        <w:rPr>
+          <w:rtl/>
+          <w:cs/>
+          <w:lang w:val="ar_AE" w:bidi="ar_AE"/>
+        </w:rPr>
+        <w:t>113:5–7</w:t>
+      </w:r>
+      <w:r>
+        <w:rPr>
+          <w:rtl/>
+          <w:cs/>
+          <w:lang w:val="ar_AE" w:bidi="ar_AE"/>
+        </w:rPr>
+        <w:t xml:space="preserve">; </w:t>
+      </w:r>
+      <w:r>
+        <w:rPr>
+          <w:rtl/>
+          <w:cs/>
+          <w:lang w:val="ar_AE" w:bidi="ar_AE"/>
+        </w:rPr>
+        <w:t>140:12</w:t>
+      </w:r>
       <w:r>
         <w:rPr>
           <w:rtl/>
@@ -1845,86 +1521,62 @@
         </w:rPr>
         <w:t xml:space="preserve">). في النهاية، سيشبع الله الفقراء وسيفرح الأتقياء (انظر </w:t>
       </w:r>
-      <w:hyperlink r:id="rId59">
-        <w:r>
-          <w:rPr>
-            <w:rtl/>
-            <w:cs/>
-            <w:lang w:val="ar_AE" w:bidi="ar_AE"/>
-          </w:rPr>
-          <w:rPr>
-            <w:color w:val="0000EE"/>
-            <w:u w:val="single"/>
-          </w:rPr>
-          <w:t>22:26</w:t>
-        </w:r>
-      </w:hyperlink>
-      <w:r>
-        <w:rPr>
-          <w:rtl/>
-          <w:cs/>
-          <w:lang w:val="ar_AE" w:bidi="ar_AE"/>
-        </w:rPr>
-        <w:t xml:space="preserve">; </w:t>
-      </w:r>
-      <w:hyperlink r:id="rId60">
-        <w:r>
-          <w:rPr>
-            <w:rtl/>
-            <w:cs/>
-            <w:lang w:val="ar_AE" w:bidi="ar_AE"/>
-          </w:rPr>
-          <w:rPr>
-            <w:color w:val="0000EE"/>
-            <w:u w:val="single"/>
-          </w:rPr>
-          <w:t>132:15</w:t>
-        </w:r>
-      </w:hyperlink>
-      <w:r>
-        <w:rPr>
-          <w:rtl/>
-          <w:cs/>
-          <w:lang w:val="ar_AE" w:bidi="ar_AE"/>
-        </w:rPr>
-        <w:t xml:space="preserve">; </w:t>
-      </w:r>
-      <w:hyperlink r:id="rId61">
-        <w:r>
-          <w:rPr>
-            <w:rtl/>
-            <w:cs/>
-            <w:lang w:val="ar_AE" w:bidi="ar_AE"/>
-          </w:rPr>
-          <w:rPr>
-            <w:color w:val="0000EE"/>
-            <w:u w:val="single"/>
-          </w:rPr>
-          <w:t>34:1–2</w:t>
-        </w:r>
-      </w:hyperlink>
-      <w:r>
-        <w:rPr>
-          <w:rtl/>
-          <w:cs/>
-          <w:lang w:val="ar_AE" w:bidi="ar_AE"/>
-        </w:rPr>
-        <w:t xml:space="preserve">; </w:t>
-      </w:r>
-      <w:hyperlink r:id="rId62">
-        <w:r>
-          <w:rPr>
-            <w:rtl/>
-            <w:cs/>
-            <w:lang w:val="ar_AE" w:bidi="ar_AE"/>
-          </w:rPr>
-          <w:rPr>
-            <w:color w:val="0000EE"/>
-            <w:u w:val="single"/>
-          </w:rPr>
-          <w:t>69:32</w:t>
-        </w:r>
-      </w:hyperlink>
+      <w:r>
+        <w:rPr>
+          <w:rtl/>
+          <w:cs/>
+          <w:lang w:val="ar_AE" w:bidi="ar_AE"/>
+        </w:rPr>
+        <w:t>22:26</w:t>
+      </w:r>
+      <w:r>
+        <w:rPr>
+          <w:rtl/>
+          <w:cs/>
+          <w:lang w:val="ar_AE" w:bidi="ar_AE"/>
+        </w:rPr>
+        <w:t xml:space="preserve">; </w:t>
+      </w:r>
+      <w:r>
+        <w:rPr>
+          <w:rtl/>
+          <w:cs/>
+          <w:lang w:val="ar_AE" w:bidi="ar_AE"/>
+        </w:rPr>
+        <w:t>132:15</w:t>
+      </w:r>
+      <w:r>
+        <w:rPr>
+          <w:rtl/>
+          <w:cs/>
+          <w:lang w:val="ar_AE" w:bidi="ar_AE"/>
+        </w:rPr>
+        <w:t xml:space="preserve">; </w:t>
+      </w:r>
+      <w:r>
+        <w:rPr>
+          <w:rtl/>
+          <w:cs/>
+          <w:lang w:val="ar_AE" w:bidi="ar_AE"/>
+        </w:rPr>
+        <w:t>34:1–2</w:t>
+      </w:r>
+      <w:r>
+        <w:rPr>
+          <w:rtl/>
+          <w:cs/>
+          <w:lang w:val="ar_AE" w:bidi="ar_AE"/>
+        </w:rPr>
+        <w:t xml:space="preserve">; </w:t>
+      </w:r>
+      <w:r>
+        <w:rPr>
+          <w:rtl/>
+          <w:cs/>
+          <w:lang w:val="ar_AE" w:bidi="ar_AE"/>
+        </w:rPr>
+        <w:t>69:32</w:t>
+      </w:r>
       <w:r>
         <w:rPr>
           <w:rtl/>
@@ -1953,20 +1605,14 @@
         </w:rPr>
         <w:t>اختار الله الملوك من نسل داود لتحقيق العدالة لشعبه المتألم (</w:t>
       </w:r>
-      <w:hyperlink r:id="rId63">
-        <w:r>
-          <w:rPr>
-            <w:rtl/>
-            <w:cs/>
-            <w:lang w:val="ar_AE" w:bidi="ar_AE"/>
-          </w:rPr>
-          <w:rPr>
-            <w:color w:val="0000EE"/>
-            <w:u w:val="single"/>
-          </w:rPr>
-          <w:t>مزمور 72:2</w:t>
-        </w:r>
-      </w:hyperlink>
+      <w:r>
+        <w:rPr>
+          <w:rtl/>
+          <w:cs/>
+          <w:lang w:val="ar_AE" w:bidi="ar_AE"/>
+        </w:rPr>
+        <w:t>مزمور 72:2</w:t>
+      </w:r>
       <w:r>
         <w:rPr>
           <w:rtl/>
@@ -1975,20 +1621,14 @@
         </w:rPr>
         <w:t xml:space="preserve">, </w:t>
       </w:r>
-      <w:hyperlink r:id="rId64">
-        <w:r>
-          <w:rPr>
-            <w:rtl/>
-            <w:cs/>
-            <w:lang w:val="ar_AE" w:bidi="ar_AE"/>
-          </w:rPr>
-          <w:rPr>
-            <w:color w:val="0000EE"/>
-            <w:u w:val="single"/>
-          </w:rPr>
-          <w:t>4</w:t>
-        </w:r>
-      </w:hyperlink>
+      <w:r>
+        <w:rPr>
+          <w:rtl/>
+          <w:cs/>
+          <w:lang w:val="ar_AE" w:bidi="ar_AE"/>
+        </w:rPr>
+        <w:t>4</w:t>
+      </w:r>
       <w:r>
         <w:rPr>
           <w:rtl/>
@@ -1997,20 +1637,14 @@
         </w:rPr>
         <w:t xml:space="preserve">, </w:t>
       </w:r>
-      <w:hyperlink r:id="rId65">
-        <w:r>
-          <w:rPr>
-            <w:rtl/>
-            <w:cs/>
-            <w:lang w:val="ar_AE" w:bidi="ar_AE"/>
-          </w:rPr>
-          <w:rPr>
-            <w:color w:val="0000EE"/>
-            <w:u w:val="single"/>
-          </w:rPr>
-          <w:t>12</w:t>
-        </w:r>
-      </w:hyperlink>
+      <w:r>
+        <w:rPr>
+          <w:rtl/>
+          <w:cs/>
+          <w:lang w:val="ar_AE" w:bidi="ar_AE"/>
+        </w:rPr>
+        <w:t>12</w:t>
+      </w:r>
       <w:r>
         <w:rPr>
           <w:rtl/>
@@ -2019,20 +1653,14 @@
         </w:rPr>
         <w:t>)، لكنهم لم يفلحوا في ذلك. أما الرب يسوع، الملك المسيح، فإنه يدرك صراعاتنا البشرية (</w:t>
       </w:r>
-      <w:hyperlink r:id="rId66">
-        <w:r>
-          <w:rPr>
-            <w:rtl/>
-            <w:cs/>
-            <w:lang w:val="ar_AE" w:bidi="ar_AE"/>
-          </w:rPr>
-          <w:rPr>
-            <w:color w:val="0000EE"/>
-            <w:u w:val="single"/>
-          </w:rPr>
-          <w:t>إشعياء 53:4</w:t>
-        </w:r>
-      </w:hyperlink>
+      <w:r>
+        <w:rPr>
+          <w:rtl/>
+          <w:cs/>
+          <w:lang w:val="ar_AE" w:bidi="ar_AE"/>
+        </w:rPr>
+        <w:t>إشعياء 53:4</w:t>
+      </w:r>
       <w:r>
         <w:rPr>
           <w:rtl/>
@@ -2041,20 +1669,14 @@
         </w:rPr>
         <w:t xml:space="preserve">, </w:t>
       </w:r>
-      <w:hyperlink r:id="rId67">
-        <w:r>
-          <w:rPr>
-            <w:rtl/>
-            <w:cs/>
-            <w:lang w:val="ar_AE" w:bidi="ar_AE"/>
-          </w:rPr>
-          <w:rPr>
-            <w:color w:val="0000EE"/>
-            <w:u w:val="single"/>
-          </w:rPr>
-          <w:t>7</w:t>
-        </w:r>
-      </w:hyperlink>
+      <w:r>
+        <w:rPr>
+          <w:rtl/>
+          <w:cs/>
+          <w:lang w:val="ar_AE" w:bidi="ar_AE"/>
+        </w:rPr>
+        <w:t>7</w:t>
+      </w:r>
       <w:r>
         <w:rPr>
           <w:rtl/>
@@ -2063,20 +1685,14 @@
         </w:rPr>
         <w:t>). وقد جاء لمساندة الفقراء والمضطهدين (</w:t>
       </w:r>
-      <w:hyperlink r:id="rId68">
-        <w:r>
-          <w:rPr>
-            <w:rtl/>
-            <w:cs/>
-            <w:lang w:val="ar_AE" w:bidi="ar_AE"/>
-          </w:rPr>
-          <w:rPr>
-            <w:color w:val="0000EE"/>
-            <w:u w:val="single"/>
-          </w:rPr>
-          <w:t>لوقا 4:17–21</w:t>
-        </w:r>
-      </w:hyperlink>
+      <w:r>
+        <w:rPr>
+          <w:rtl/>
+          <w:cs/>
+          <w:lang w:val="ar_AE" w:bidi="ar_AE"/>
+        </w:rPr>
+        <w:t>لوقا 4:17–21</w:t>
+      </w:r>
       <w:r>
         <w:rPr>
           <w:rtl/>
@@ -2085,20 +1701,14 @@
         </w:rPr>
         <w:t xml:space="preserve">; انظر </w:t>
       </w:r>
-      <w:hyperlink r:id="rId69">
-        <w:r>
-          <w:rPr>
-            <w:rtl/>
-            <w:cs/>
-            <w:lang w:val="ar_AE" w:bidi="ar_AE"/>
-          </w:rPr>
-          <w:rPr>
-            <w:color w:val="0000EE"/>
-            <w:u w:val="single"/>
-          </w:rPr>
-          <w:t>إشعياء 61:1–3</w:t>
-        </w:r>
-      </w:hyperlink>
+      <w:r>
+        <w:rPr>
+          <w:rtl/>
+          <w:cs/>
+          <w:lang w:val="ar_AE" w:bidi="ar_AE"/>
+        </w:rPr>
+        <w:t>إشعياء 61:1–3</w:t>
+      </w:r>
       <w:r>
         <w:rPr>
           <w:rtl/>
@@ -2107,20 +1717,14 @@
         </w:rPr>
         <w:t>). هو الرجاء لمن يدركون حاجتهم إليه ومن يشتهون البر (</w:t>
       </w:r>
-      <w:hyperlink r:id="rId70">
-        <w:r>
-          <w:rPr>
-            <w:rtl/>
-            <w:cs/>
-            <w:lang w:val="ar_AE" w:bidi="ar_AE"/>
-          </w:rPr>
-          <w:rPr>
-            <w:color w:val="0000EE"/>
-            <w:u w:val="single"/>
-          </w:rPr>
-          <w:t>متى 5:3–12</w:t>
-        </w:r>
-      </w:hyperlink>
+      <w:r>
+        <w:rPr>
+          <w:rtl/>
+          <w:cs/>
+          <w:lang w:val="ar_AE" w:bidi="ar_AE"/>
+        </w:rPr>
+        <w:t>متى 5:3–12</w:t>
+      </w:r>
       <w:r>
         <w:rPr>
           <w:rtl/>
@@ -2162,306 +1766,222 @@
           <w:lang w:val="ar_AE" w:bidi="ar_AE"/>
         </w:rPr>
       </w:r>
-      <w:hyperlink r:id="rId71">
-        <w:r>
-          <w:rPr>
-            <w:rtl/>
-            <w:cs/>
-            <w:lang w:val="ar_AE" w:bidi="ar_AE"/>
-          </w:rPr>
-          <w:rPr>
-            <w:color w:val="0000EE"/>
-            <w:u w:val="single"/>
-          </w:rPr>
-          <w:t>مزمور 9:18</w:t>
-        </w:r>
-      </w:hyperlink>
-      <w:r>
-        <w:rPr>
-          <w:rtl/>
-          <w:cs/>
-          <w:lang w:val="ar_AE" w:bidi="ar_AE"/>
-        </w:rPr>
-        <w:t xml:space="preserve">; </w:t>
-      </w:r>
-      <w:hyperlink r:id="rId72">
-        <w:r>
-          <w:rPr>
-            <w:rtl/>
-            <w:cs/>
-            <w:lang w:val="ar_AE" w:bidi="ar_AE"/>
-          </w:rPr>
-          <w:rPr>
-            <w:color w:val="0000EE"/>
-            <w:u w:val="single"/>
-          </w:rPr>
-          <w:t>10:1–18</w:t>
-        </w:r>
-      </w:hyperlink>
-      <w:r>
-        <w:rPr>
-          <w:rtl/>
-          <w:cs/>
-          <w:lang w:val="ar_AE" w:bidi="ar_AE"/>
-        </w:rPr>
-        <w:t xml:space="preserve">; </w:t>
-      </w:r>
-      <w:hyperlink r:id="rId53">
-        <w:r>
-          <w:rPr>
-            <w:rtl/>
-            <w:cs/>
-            <w:lang w:val="ar_AE" w:bidi="ar_AE"/>
-          </w:rPr>
-          <w:rPr>
-            <w:color w:val="0000EE"/>
-            <w:u w:val="single"/>
-          </w:rPr>
-          <w:t>12:5</w:t>
-        </w:r>
-      </w:hyperlink>
-      <w:r>
-        <w:rPr>
-          <w:rtl/>
-          <w:cs/>
-          <w:lang w:val="ar_AE" w:bidi="ar_AE"/>
-        </w:rPr>
-        <w:t xml:space="preserve">; </w:t>
-      </w:r>
-      <w:hyperlink r:id="rId73">
-        <w:r>
-          <w:rPr>
-            <w:rtl/>
-            <w:cs/>
-            <w:lang w:val="ar_AE" w:bidi="ar_AE"/>
-          </w:rPr>
-          <w:rPr>
-            <w:color w:val="0000EE"/>
-            <w:u w:val="single"/>
-          </w:rPr>
-          <w:t>22:1–31</w:t>
-        </w:r>
-      </w:hyperlink>
-      <w:r>
-        <w:rPr>
-          <w:rtl/>
-          <w:cs/>
-          <w:lang w:val="ar_AE" w:bidi="ar_AE"/>
-        </w:rPr>
-        <w:t xml:space="preserve">; </w:t>
-      </w:r>
-      <w:hyperlink r:id="rId74">
-        <w:r>
-          <w:rPr>
-            <w:rtl/>
-            <w:cs/>
-            <w:lang w:val="ar_AE" w:bidi="ar_AE"/>
-          </w:rPr>
-          <w:rPr>
-            <w:color w:val="0000EE"/>
-            <w:u w:val="single"/>
-          </w:rPr>
-          <w:t>34:1–22</w:t>
-        </w:r>
-      </w:hyperlink>
-      <w:r>
-        <w:rPr>
-          <w:rtl/>
-          <w:cs/>
-          <w:lang w:val="ar_AE" w:bidi="ar_AE"/>
-        </w:rPr>
-        <w:t xml:space="preserve">; </w:t>
-      </w:r>
-      <w:hyperlink r:id="rId55">
-        <w:r>
-          <w:rPr>
-            <w:rtl/>
-            <w:cs/>
-            <w:lang w:val="ar_AE" w:bidi="ar_AE"/>
-          </w:rPr>
-          <w:rPr>
-            <w:color w:val="0000EE"/>
-            <w:u w:val="single"/>
-          </w:rPr>
-          <w:t>35:10</w:t>
-        </w:r>
-      </w:hyperlink>
-      <w:r>
-        <w:rPr>
-          <w:rtl/>
-          <w:cs/>
-          <w:lang w:val="ar_AE" w:bidi="ar_AE"/>
-        </w:rPr>
-        <w:t xml:space="preserve">; </w:t>
-      </w:r>
-      <w:hyperlink r:id="rId75">
-        <w:r>
-          <w:rPr>
-            <w:rtl/>
-            <w:cs/>
-            <w:lang w:val="ar_AE" w:bidi="ar_AE"/>
-          </w:rPr>
-          <w:rPr>
-            <w:color w:val="0000EE"/>
-            <w:u w:val="single"/>
-          </w:rPr>
-          <w:t>37:14</w:t>
-        </w:r>
-      </w:hyperlink>
-      <w:r>
-        <w:rPr>
-          <w:rtl/>
-          <w:cs/>
-          <w:lang w:val="ar_AE" w:bidi="ar_AE"/>
-        </w:rPr>
-        <w:t xml:space="preserve">; </w:t>
-      </w:r>
-      <w:hyperlink r:id="rId76">
-        <w:r>
-          <w:rPr>
-            <w:rtl/>
-            <w:cs/>
-            <w:lang w:val="ar_AE" w:bidi="ar_AE"/>
-          </w:rPr>
-          <w:rPr>
-            <w:color w:val="0000EE"/>
-            <w:u w:val="single"/>
-          </w:rPr>
-          <w:t>40:17</w:t>
-        </w:r>
-      </w:hyperlink>
-      <w:r>
-        <w:rPr>
-          <w:rtl/>
-          <w:cs/>
-          <w:lang w:val="ar_AE" w:bidi="ar_AE"/>
-        </w:rPr>
-        <w:t xml:space="preserve">; </w:t>
-      </w:r>
-      <w:hyperlink r:id="rId77">
-        <w:r>
-          <w:rPr>
-            <w:rtl/>
-            <w:cs/>
-            <w:lang w:val="ar_AE" w:bidi="ar_AE"/>
-          </w:rPr>
-          <w:rPr>
-            <w:color w:val="0000EE"/>
-            <w:u w:val="single"/>
-          </w:rPr>
-          <w:t>41:1</w:t>
-        </w:r>
-      </w:hyperlink>
-      <w:r>
-        <w:rPr>
-          <w:rtl/>
-          <w:cs/>
-          <w:lang w:val="ar_AE" w:bidi="ar_AE"/>
-        </w:rPr>
-        <w:t xml:space="preserve">; </w:t>
-      </w:r>
-      <w:hyperlink r:id="rId78">
-        <w:r>
-          <w:rPr>
-            <w:rtl/>
-            <w:cs/>
-            <w:lang w:val="ar_AE" w:bidi="ar_AE"/>
-          </w:rPr>
-          <w:rPr>
-            <w:color w:val="0000EE"/>
-            <w:u w:val="single"/>
-          </w:rPr>
-          <w:t>49:2</w:t>
-        </w:r>
-      </w:hyperlink>
-      <w:r>
-        <w:rPr>
-          <w:rtl/>
-          <w:cs/>
-          <w:lang w:val="ar_AE" w:bidi="ar_AE"/>
-        </w:rPr>
-        <w:t xml:space="preserve">; </w:t>
-      </w:r>
-      <w:hyperlink r:id="rId79">
-        <w:r>
-          <w:rPr>
-            <w:rtl/>
-            <w:cs/>
-            <w:lang w:val="ar_AE" w:bidi="ar_AE"/>
-          </w:rPr>
-          <w:rPr>
-            <w:color w:val="0000EE"/>
-            <w:u w:val="single"/>
-          </w:rPr>
-          <w:t>68:10</w:t>
-        </w:r>
-      </w:hyperlink>
-      <w:r>
-        <w:rPr>
-          <w:rtl/>
-          <w:cs/>
-          <w:lang w:val="ar_AE" w:bidi="ar_AE"/>
-        </w:rPr>
-        <w:t xml:space="preserve">; </w:t>
-      </w:r>
-      <w:hyperlink r:id="rId80">
-        <w:r>
-          <w:rPr>
-            <w:rtl/>
-            <w:cs/>
-            <w:lang w:val="ar_AE" w:bidi="ar_AE"/>
-          </w:rPr>
-          <w:rPr>
-            <w:color w:val="0000EE"/>
-            <w:u w:val="single"/>
-          </w:rPr>
-          <w:t>69:33</w:t>
-        </w:r>
-      </w:hyperlink>
-      <w:r>
-        <w:rPr>
-          <w:rtl/>
-          <w:cs/>
-          <w:lang w:val="ar_AE" w:bidi="ar_AE"/>
-        </w:rPr>
-        <w:t xml:space="preserve">; </w:t>
-      </w:r>
-      <w:hyperlink r:id="rId46">
-        <w:r>
-          <w:rPr>
-            <w:rtl/>
-            <w:cs/>
-            <w:lang w:val="ar_AE" w:bidi="ar_AE"/>
-          </w:rPr>
-          <w:rPr>
-            <w:color w:val="0000EE"/>
-            <w:u w:val="single"/>
-          </w:rPr>
-          <w:t>70:5</w:t>
-        </w:r>
-      </w:hyperlink>
-      <w:r>
-        <w:rPr>
-          <w:rtl/>
-          <w:cs/>
-          <w:lang w:val="ar_AE" w:bidi="ar_AE"/>
-        </w:rPr>
-        <w:t xml:space="preserve">; </w:t>
-      </w:r>
-      <w:hyperlink r:id="rId81">
-        <w:r>
-          <w:rPr>
-            <w:rtl/>
-            <w:cs/>
-            <w:lang w:val="ar_AE" w:bidi="ar_AE"/>
-          </w:rPr>
-          <w:rPr>
-            <w:color w:val="0000EE"/>
-            <w:u w:val="single"/>
-          </w:rPr>
-          <w:t>72:2–4</w:t>
-        </w:r>
-      </w:hyperlink>
+      <w:r>
+        <w:rPr>
+          <w:rtl/>
+          <w:cs/>
+          <w:lang w:val="ar_AE" w:bidi="ar_AE"/>
+        </w:rPr>
+        <w:t>مزمور 9:18</w:t>
+      </w:r>
+      <w:r>
+        <w:rPr>
+          <w:rtl/>
+          <w:cs/>
+          <w:lang w:val="ar_AE" w:bidi="ar_AE"/>
+        </w:rPr>
+        <w:t xml:space="preserve">; </w:t>
+      </w:r>
+      <w:r>
+        <w:rPr>
+          <w:rtl/>
+          <w:cs/>
+          <w:lang w:val="ar_AE" w:bidi="ar_AE"/>
+        </w:rPr>
+        <w:t>10:1–18</w:t>
+      </w:r>
+      <w:r>
+        <w:rPr>
+          <w:rtl/>
+          <w:cs/>
+          <w:lang w:val="ar_AE" w:bidi="ar_AE"/>
+        </w:rPr>
+        <w:t xml:space="preserve">; </w:t>
+      </w:r>
+      <w:r>
+        <w:rPr>
+          <w:rtl/>
+          <w:cs/>
+          <w:lang w:val="ar_AE" w:bidi="ar_AE"/>
+        </w:rPr>
+        <w:t>12:5</w:t>
+      </w:r>
+      <w:r>
+        <w:rPr>
+          <w:rtl/>
+          <w:cs/>
+          <w:lang w:val="ar_AE" w:bidi="ar_AE"/>
+        </w:rPr>
+        <w:t xml:space="preserve">; </w:t>
+      </w:r>
+      <w:r>
+        <w:rPr>
+          <w:rtl/>
+          <w:cs/>
+          <w:lang w:val="ar_AE" w:bidi="ar_AE"/>
+        </w:rPr>
+        <w:t>22:1–31</w:t>
+      </w:r>
+      <w:r>
+        <w:rPr>
+          <w:rtl/>
+          <w:cs/>
+          <w:lang w:val="ar_AE" w:bidi="ar_AE"/>
+        </w:rPr>
+        <w:t xml:space="preserve">; </w:t>
+      </w:r>
+      <w:r>
+        <w:rPr>
+          <w:rtl/>
+          <w:cs/>
+          <w:lang w:val="ar_AE" w:bidi="ar_AE"/>
+        </w:rPr>
+        <w:t>34:1–22</w:t>
+      </w:r>
+      <w:r>
+        <w:rPr>
+          <w:rtl/>
+          <w:cs/>
+          <w:lang w:val="ar_AE" w:bidi="ar_AE"/>
+        </w:rPr>
+        <w:t xml:space="preserve">; </w:t>
+      </w:r>
+      <w:r>
+        <w:rPr>
+          <w:rtl/>
+          <w:cs/>
+          <w:lang w:val="ar_AE" w:bidi="ar_AE"/>
+        </w:rPr>
+        <w:t>35:10</w:t>
+      </w:r>
+      <w:r>
+        <w:rPr>
+          <w:rtl/>
+          <w:cs/>
+          <w:lang w:val="ar_AE" w:bidi="ar_AE"/>
+        </w:rPr>
+        <w:t xml:space="preserve">; </w:t>
+      </w:r>
+      <w:r>
+        <w:rPr>
+          <w:rtl/>
+          <w:cs/>
+          <w:lang w:val="ar_AE" w:bidi="ar_AE"/>
+        </w:rPr>
+        <w:t>37:14</w:t>
+      </w:r>
+      <w:r>
+        <w:rPr>
+          <w:rtl/>
+          <w:cs/>
+          <w:lang w:val="ar_AE" w:bidi="ar_AE"/>
+        </w:rPr>
+        <w:t xml:space="preserve">; </w:t>
+      </w:r>
+      <w:r>
+        <w:rPr>
+          <w:rtl/>
+          <w:cs/>
+          <w:lang w:val="ar_AE" w:bidi="ar_AE"/>
+        </w:rPr>
+        <w:t>40:17</w:t>
+      </w:r>
+      <w:r>
+        <w:rPr>
+          <w:rtl/>
+          <w:cs/>
+          <w:lang w:val="ar_AE" w:bidi="ar_AE"/>
+        </w:rPr>
+        <w:t xml:space="preserve">; </w:t>
+      </w:r>
+      <w:r>
+        <w:rPr>
+          <w:rtl/>
+          <w:cs/>
+          <w:lang w:val="ar_AE" w:bidi="ar_AE"/>
+        </w:rPr>
+        <w:t>41:1</w:t>
+      </w:r>
+      <w:r>
+        <w:rPr>
+          <w:rtl/>
+          <w:cs/>
+          <w:lang w:val="ar_AE" w:bidi="ar_AE"/>
+        </w:rPr>
+        <w:t xml:space="preserve">; </w:t>
+      </w:r>
+      <w:r>
+        <w:rPr>
+          <w:rtl/>
+          <w:cs/>
+          <w:lang w:val="ar_AE" w:bidi="ar_AE"/>
+        </w:rPr>
+        <w:t>49:2</w:t>
+      </w:r>
+      <w:r>
+        <w:rPr>
+          <w:rtl/>
+          <w:cs/>
+          <w:lang w:val="ar_AE" w:bidi="ar_AE"/>
+        </w:rPr>
+        <w:t xml:space="preserve">; </w:t>
+      </w:r>
+      <w:r>
+        <w:rPr>
+          <w:rtl/>
+          <w:cs/>
+          <w:lang w:val="ar_AE" w:bidi="ar_AE"/>
+        </w:rPr>
+        <w:t>68:10</w:t>
+      </w:r>
+      <w:r>
+        <w:rPr>
+          <w:rtl/>
+          <w:cs/>
+          <w:lang w:val="ar_AE" w:bidi="ar_AE"/>
+        </w:rPr>
+        <w:t xml:space="preserve">; </w:t>
+      </w:r>
+      <w:r>
+        <w:rPr>
+          <w:rtl/>
+          <w:cs/>
+          <w:lang w:val="ar_AE" w:bidi="ar_AE"/>
+        </w:rPr>
+        <w:t>69:33</w:t>
+      </w:r>
+      <w:r>
+        <w:rPr>
+          <w:rtl/>
+          <w:cs/>
+          <w:lang w:val="ar_AE" w:bidi="ar_AE"/>
+        </w:rPr>
+        <w:t xml:space="preserve">; </w:t>
+      </w:r>
+      <w:r>
+        <w:rPr>
+          <w:rtl/>
+          <w:cs/>
+          <w:lang w:val="ar_AE" w:bidi="ar_AE"/>
+        </w:rPr>
+        <w:t>70:5</w:t>
+      </w:r>
+      <w:r>
+        <w:rPr>
+          <w:rtl/>
+          <w:cs/>
+          <w:lang w:val="ar_AE" w:bidi="ar_AE"/>
+        </w:rPr>
+        <w:t xml:space="preserve">; </w:t>
+      </w:r>
+      <w:r>
+        <w:rPr>
+          <w:rtl/>
+          <w:cs/>
+          <w:lang w:val="ar_AE" w:bidi="ar_AE"/>
+        </w:rPr>
+        <w:t>72:2–4</w:t>
+      </w:r>
       <w:r>
         <w:rPr>
           <w:rtl/>
@@ -2470,108 +1990,78 @@
         </w:rPr>
         <w:t xml:space="preserve">, </w:t>
       </w:r>
-      <w:hyperlink r:id="rId82">
-        <w:r>
-          <w:rPr>
-            <w:rtl/>
-            <w:cs/>
-            <w:lang w:val="ar_AE" w:bidi="ar_AE"/>
-          </w:rPr>
-          <w:rPr>
-            <w:color w:val="0000EE"/>
-            <w:u w:val="single"/>
-          </w:rPr>
-          <w:t>12–13</w:t>
-        </w:r>
-      </w:hyperlink>
-      <w:r>
-        <w:rPr>
-          <w:rtl/>
-          <w:cs/>
-          <w:lang w:val="ar_AE" w:bidi="ar_AE"/>
-        </w:rPr>
-        <w:t xml:space="preserve">; </w:t>
-      </w:r>
-      <w:hyperlink r:id="rId83">
-        <w:r>
-          <w:rPr>
-            <w:rtl/>
-            <w:cs/>
-            <w:lang w:val="ar_AE" w:bidi="ar_AE"/>
-          </w:rPr>
-          <w:rPr>
-            <w:color w:val="0000EE"/>
-            <w:u w:val="single"/>
-          </w:rPr>
-          <w:t>74:21</w:t>
-        </w:r>
-      </w:hyperlink>
-      <w:r>
-        <w:rPr>
-          <w:rtl/>
-          <w:cs/>
-          <w:lang w:val="ar_AE" w:bidi="ar_AE"/>
-        </w:rPr>
-        <w:t xml:space="preserve">; </w:t>
-      </w:r>
-      <w:hyperlink r:id="rId84">
-        <w:r>
-          <w:rPr>
-            <w:rtl/>
-            <w:cs/>
-            <w:lang w:val="ar_AE" w:bidi="ar_AE"/>
-          </w:rPr>
-          <w:rPr>
-            <w:color w:val="0000EE"/>
-            <w:u w:val="single"/>
-          </w:rPr>
-          <w:t>82:3–4</w:t>
-        </w:r>
-      </w:hyperlink>
-      <w:r>
-        <w:rPr>
-          <w:rtl/>
-          <w:cs/>
-          <w:lang w:val="ar_AE" w:bidi="ar_AE"/>
-        </w:rPr>
-        <w:t xml:space="preserve">; </w:t>
-      </w:r>
-      <w:hyperlink r:id="rId85">
-        <w:r>
-          <w:rPr>
-            <w:rtl/>
-            <w:cs/>
-            <w:lang w:val="ar_AE" w:bidi="ar_AE"/>
-          </w:rPr>
-          <w:rPr>
-            <w:color w:val="0000EE"/>
-            <w:u w:val="single"/>
-          </w:rPr>
-          <w:t>107:41</w:t>
-        </w:r>
-      </w:hyperlink>
-      <w:r>
-        <w:rPr>
-          <w:rtl/>
-          <w:cs/>
-          <w:lang w:val="ar_AE" w:bidi="ar_AE"/>
-        </w:rPr>
-        <w:t xml:space="preserve">; </w:t>
-      </w:r>
-      <w:hyperlink r:id="rId86">
-        <w:r>
-          <w:rPr>
-            <w:rtl/>
-            <w:cs/>
-            <w:lang w:val="ar_AE" w:bidi="ar_AE"/>
-          </w:rPr>
-          <w:rPr>
-            <w:color w:val="0000EE"/>
-            <w:u w:val="single"/>
-          </w:rPr>
-          <w:t>109:16</w:t>
-        </w:r>
-      </w:hyperlink>
+      <w:r>
+        <w:rPr>
+          <w:rtl/>
+          <w:cs/>
+          <w:lang w:val="ar_AE" w:bidi="ar_AE"/>
+        </w:rPr>
+        <w:t>12–13</w:t>
+      </w:r>
+      <w:r>
+        <w:rPr>
+          <w:rtl/>
+          <w:cs/>
+          <w:lang w:val="ar_AE" w:bidi="ar_AE"/>
+        </w:rPr>
+        <w:t xml:space="preserve">; </w:t>
+      </w:r>
+      <w:r>
+        <w:rPr>
+          <w:rtl/>
+          <w:cs/>
+          <w:lang w:val="ar_AE" w:bidi="ar_AE"/>
+        </w:rPr>
+        <w:t>74:21</w:t>
+      </w:r>
+      <w:r>
+        <w:rPr>
+          <w:rtl/>
+          <w:cs/>
+          <w:lang w:val="ar_AE" w:bidi="ar_AE"/>
+        </w:rPr>
+        <w:t xml:space="preserve">; </w:t>
+      </w:r>
+      <w:r>
+        <w:rPr>
+          <w:rtl/>
+          <w:cs/>
+          <w:lang w:val="ar_AE" w:bidi="ar_AE"/>
+        </w:rPr>
+        <w:t>82:3–4</w:t>
+      </w:r>
+      <w:r>
+        <w:rPr>
+          <w:rtl/>
+          <w:cs/>
+          <w:lang w:val="ar_AE" w:bidi="ar_AE"/>
+        </w:rPr>
+        <w:t xml:space="preserve">; </w:t>
+      </w:r>
+      <w:r>
+        <w:rPr>
+          <w:rtl/>
+          <w:cs/>
+          <w:lang w:val="ar_AE" w:bidi="ar_AE"/>
+        </w:rPr>
+        <w:t>107:41</w:t>
+      </w:r>
+      <w:r>
+        <w:rPr>
+          <w:rtl/>
+          <w:cs/>
+          <w:lang w:val="ar_AE" w:bidi="ar_AE"/>
+        </w:rPr>
+        <w:t xml:space="preserve">; </w:t>
+      </w:r>
+      <w:r>
+        <w:rPr>
+          <w:rtl/>
+          <w:cs/>
+          <w:lang w:val="ar_AE" w:bidi="ar_AE"/>
+        </w:rPr>
+        <w:t>109:16</w:t>
+      </w:r>
       <w:r>
         <w:rPr>
           <w:rtl/>
@@ -2580,20 +2070,14 @@
         </w:rPr>
         <w:t xml:space="preserve">, </w:t>
       </w:r>
-      <w:hyperlink r:id="rId87">
-        <w:r>
-          <w:rPr>
-            <w:rtl/>
-            <w:cs/>
-            <w:lang w:val="ar_AE" w:bidi="ar_AE"/>
-          </w:rPr>
-          <w:rPr>
-            <w:color w:val="0000EE"/>
-            <w:u w:val="single"/>
-          </w:rPr>
-          <w:t>22</w:t>
-        </w:r>
-      </w:hyperlink>
+      <w:r>
+        <w:rPr>
+          <w:rtl/>
+          <w:cs/>
+          <w:lang w:val="ar_AE" w:bidi="ar_AE"/>
+        </w:rPr>
+        <w:t>22</w:t>
+      </w:r>
       <w:r>
         <w:rPr>
           <w:rtl/>
@@ -2602,64 +2086,46 @@
         </w:rPr>
         <w:t xml:space="preserve">, </w:t>
       </w:r>
-      <w:hyperlink r:id="rId56">
-        <w:r>
-          <w:rPr>
-            <w:rtl/>
-            <w:cs/>
-            <w:lang w:val="ar_AE" w:bidi="ar_AE"/>
-          </w:rPr>
-          <w:rPr>
-            <w:color w:val="0000EE"/>
-            <w:u w:val="single"/>
-          </w:rPr>
-          <w:t>31</w:t>
-        </w:r>
-      </w:hyperlink>
-      <w:r>
-        <w:rPr>
-          <w:rtl/>
-          <w:cs/>
-          <w:lang w:val="ar_AE" w:bidi="ar_AE"/>
-        </w:rPr>
-        <w:t xml:space="preserve">; </w:t>
-      </w:r>
-      <w:hyperlink r:id="rId60">
-        <w:r>
-          <w:rPr>
-            <w:rtl/>
-            <w:cs/>
-            <w:lang w:val="ar_AE" w:bidi="ar_AE"/>
-          </w:rPr>
-          <w:rPr>
-            <w:color w:val="0000EE"/>
-            <w:u w:val="single"/>
-          </w:rPr>
-          <w:t>132:15</w:t>
-        </w:r>
-      </w:hyperlink>
-      <w:r>
-        <w:rPr>
-          <w:rtl/>
-          <w:cs/>
-          <w:lang w:val="ar_AE" w:bidi="ar_AE"/>
-        </w:rPr>
-        <w:t xml:space="preserve">; </w:t>
-      </w:r>
-      <w:hyperlink r:id="rId58">
-        <w:r>
-          <w:rPr>
-            <w:rtl/>
-            <w:cs/>
-            <w:lang w:val="ar_AE" w:bidi="ar_AE"/>
-          </w:rPr>
-          <w:rPr>
-            <w:color w:val="0000EE"/>
-            <w:u w:val="single"/>
-          </w:rPr>
-          <w:t>140:12</w:t>
-        </w:r>
-      </w:hyperlink>
+      <w:r>
+        <w:rPr>
+          <w:rtl/>
+          <w:cs/>
+          <w:lang w:val="ar_AE" w:bidi="ar_AE"/>
+        </w:rPr>
+        <w:t>31</w:t>
+      </w:r>
+      <w:r>
+        <w:rPr>
+          <w:rtl/>
+          <w:cs/>
+          <w:lang w:val="ar_AE" w:bidi="ar_AE"/>
+        </w:rPr>
+        <w:t xml:space="preserve">; </w:t>
+      </w:r>
+      <w:r>
+        <w:rPr>
+          <w:rtl/>
+          <w:cs/>
+          <w:lang w:val="ar_AE" w:bidi="ar_AE"/>
+        </w:rPr>
+        <w:t>132:15</w:t>
+      </w:r>
+      <w:r>
+        <w:rPr>
+          <w:rtl/>
+          <w:cs/>
+          <w:lang w:val="ar_AE" w:bidi="ar_AE"/>
+        </w:rPr>
+        <w:t xml:space="preserve">; </w:t>
+      </w:r>
+      <w:r>
+        <w:rPr>
+          <w:rtl/>
+          <w:cs/>
+          <w:lang w:val="ar_AE" w:bidi="ar_AE"/>
+        </w:rPr>
+        <w:t>140:12</w:t>
+      </w:r>
       <w:r>
         <w:rPr>
           <w:rtl/>
@@ -2849,20 +2315,14 @@
         </w:rPr>
         <w:t xml:space="preserve"> لتحديد أفضل وقت للهجوم على اليهود (</w:t>
       </w:r>
-      <w:hyperlink r:id="rId88">
-        <w:r>
-          <w:rPr>
-            <w:rtl/>
-            <w:cs/>
-            <w:lang w:val="ar_AE" w:bidi="ar_AE"/>
-          </w:rPr>
-          <w:rPr>
-            <w:color w:val="0000EE"/>
-            <w:u w:val="single"/>
-          </w:rPr>
-          <w:t>أستير 3:7</w:t>
-        </w:r>
-      </w:hyperlink>
+      <w:r>
+        <w:rPr>
+          <w:rtl/>
+          <w:cs/>
+          <w:lang w:val="ar_AE" w:bidi="ar_AE"/>
+        </w:rPr>
+        <w:t>أستير 3:7</w:t>
+      </w:r>
       <w:r>
         <w:rPr>
           <w:rtl/>
@@ -2891,20 +2351,14 @@
         </w:rPr>
         <w:t>في ٧ مارس من عام ٤٧٣ ق.م، أنقذ الله شعبه من موت محتَّم، في مشهد يُشبه إلى حدٍّ كبير خلاصهم من مصر في عيد الفصح. ولهذا أسَّسا مردخاي وأستير احتفالًا سنويًّا ليُذكِّر الأجيال القادمة بخلاص وإنقاذ الله (</w:t>
       </w:r>
-      <w:hyperlink r:id="rId89">
-        <w:r>
-          <w:rPr>
-            <w:rtl/>
-            <w:cs/>
-            <w:lang w:val="ar_AE" w:bidi="ar_AE"/>
-          </w:rPr>
-          <w:rPr>
-            <w:color w:val="0000EE"/>
-            <w:u w:val="single"/>
-          </w:rPr>
-          <w:t>أستير 9:28</w:t>
-        </w:r>
-      </w:hyperlink>
+      <w:r>
+        <w:rPr>
+          <w:rtl/>
+          <w:cs/>
+          <w:lang w:val="ar_AE" w:bidi="ar_AE"/>
+        </w:rPr>
+        <w:t>أستير 9:28</w:t>
+      </w:r>
       <w:r>
         <w:rPr>
           <w:rtl/>
@@ -2930,20 +2384,14 @@
         </w:rPr>
         <w:t xml:space="preserve"> 11. 6. 13؛ وربما هو ما ورد في </w:t>
       </w:r>
-      <w:hyperlink r:id="rId90">
-        <w:r>
-          <w:rPr>
-            <w:rtl/>
-            <w:cs/>
-            <w:lang w:val="ar_AE" w:bidi="ar_AE"/>
-          </w:rPr>
-          <w:rPr>
-            <w:color w:val="0000EE"/>
-            <w:u w:val="single"/>
-          </w:rPr>
-          <w:t>يوحنّا 5:1</w:t>
-        </w:r>
-      </w:hyperlink>
+      <w:r>
+        <w:rPr>
+          <w:rtl/>
+          <w:cs/>
+          <w:lang w:val="ar_AE" w:bidi="ar_AE"/>
+        </w:rPr>
+        <w:t>يوحنّا 5:1</w:t>
+      </w:r>
       <w:r>
         <w:rPr>
           <w:rtl/>
@@ -2992,64 +2440,46 @@
         </w:rPr>
         <w:t xml:space="preserve">خلال عيد الفوريم المُفرِح، يقرأ اليهود قصة أستير، ويُطلقون الصيحات الاستهجانية ضد هامان، ويهتفون فرحًا لمردخاي. كما يتشاركون الوجبات الخاصة، ويتبادلون هدايا الطعام مع الأصدقاء، ويُقدّمون عطايا للمحتاجين. ويُجسّد عيد الفوريم كيفية حماية الله لشعبه من الأذى، ويُظهِر كيف يظل الله يعتني بشعبه ويلاحظهم عبر التاريخ (انظر أيضًا </w:t>
       </w:r>
-      <w:hyperlink r:id="rId91">
-        <w:r>
-          <w:rPr>
-            <w:rtl/>
-            <w:cs/>
-            <w:lang w:val="ar_AE" w:bidi="ar_AE"/>
-          </w:rPr>
-          <w:rPr>
-            <w:color w:val="0000EE"/>
-            <w:u w:val="single"/>
-          </w:rPr>
-          <w:t>تكوين 45:5</w:t>
-        </w:r>
-      </w:hyperlink>
-      <w:r>
-        <w:rPr>
-          <w:rtl/>
-          <w:cs/>
-          <w:lang w:val="ar_AE" w:bidi="ar_AE"/>
-        </w:rPr>
-        <w:t xml:space="preserve">; </w:t>
-      </w:r>
-      <w:hyperlink r:id="rId92">
-        <w:r>
-          <w:rPr>
-            <w:rtl/>
-            <w:cs/>
-            <w:lang w:val="ar_AE" w:bidi="ar_AE"/>
-          </w:rPr>
-          <w:rPr>
-            <w:color w:val="0000EE"/>
-            <w:u w:val="single"/>
-          </w:rPr>
-          <w:t>مزمور 91</w:t>
-        </w:r>
-      </w:hyperlink>
-      <w:r>
-        <w:rPr>
-          <w:rtl/>
-          <w:cs/>
-          <w:lang w:val="ar_AE" w:bidi="ar_AE"/>
-        </w:rPr>
-        <w:t xml:space="preserve">; </w:t>
-      </w:r>
-      <w:hyperlink r:id="rId93">
-        <w:r>
-          <w:rPr>
-            <w:rtl/>
-            <w:cs/>
-            <w:lang w:val="ar_AE" w:bidi="ar_AE"/>
-          </w:rPr>
-          <w:rPr>
-            <w:color w:val="0000EE"/>
-            <w:u w:val="single"/>
-          </w:rPr>
-          <w:t>أمثال 16:9</w:t>
-        </w:r>
-      </w:hyperlink>
+      <w:r>
+        <w:rPr>
+          <w:rtl/>
+          <w:cs/>
+          <w:lang w:val="ar_AE" w:bidi="ar_AE"/>
+        </w:rPr>
+        <w:t>تكوين 45:5</w:t>
+      </w:r>
+      <w:r>
+        <w:rPr>
+          <w:rtl/>
+          <w:cs/>
+          <w:lang w:val="ar_AE" w:bidi="ar_AE"/>
+        </w:rPr>
+        <w:t xml:space="preserve">; </w:t>
+      </w:r>
+      <w:r>
+        <w:rPr>
+          <w:rtl/>
+          <w:cs/>
+          <w:lang w:val="ar_AE" w:bidi="ar_AE"/>
+        </w:rPr>
+        <w:t>مزمور 91</w:t>
+      </w:r>
+      <w:r>
+        <w:rPr>
+          <w:rtl/>
+          <w:cs/>
+          <w:lang w:val="ar_AE" w:bidi="ar_AE"/>
+        </w:rPr>
+        <w:t xml:space="preserve">; </w:t>
+      </w:r>
+      <w:r>
+        <w:rPr>
+          <w:rtl/>
+          <w:cs/>
+          <w:lang w:val="ar_AE" w:bidi="ar_AE"/>
+        </w:rPr>
+        <w:t>أمثال 16:9</w:t>
+      </w:r>
       <w:r>
         <w:rPr>
           <w:rtl/>
@@ -3058,174 +2488,126 @@
         </w:rPr>
         <w:t xml:space="preserve">, </w:t>
       </w:r>
-      <w:hyperlink r:id="rId94">
-        <w:r>
-          <w:rPr>
-            <w:rtl/>
-            <w:cs/>
-            <w:lang w:val="ar_AE" w:bidi="ar_AE"/>
-          </w:rPr>
-          <w:rPr>
-            <w:color w:val="0000EE"/>
-            <w:u w:val="single"/>
-          </w:rPr>
-          <w:t>33</w:t>
-        </w:r>
-      </w:hyperlink>
-      <w:r>
-        <w:rPr>
-          <w:rtl/>
-          <w:cs/>
-          <w:lang w:val="ar_AE" w:bidi="ar_AE"/>
-        </w:rPr>
-        <w:t xml:space="preserve">; </w:t>
-      </w:r>
-      <w:hyperlink r:id="rId95">
-        <w:r>
-          <w:rPr>
-            <w:rtl/>
-            <w:cs/>
-            <w:lang w:val="ar_AE" w:bidi="ar_AE"/>
-          </w:rPr>
-          <w:rPr>
-            <w:color w:val="0000EE"/>
-            <w:u w:val="single"/>
-          </w:rPr>
-          <w:t>دانيآل 2:21</w:t>
-        </w:r>
-      </w:hyperlink>
-      <w:r>
-        <w:rPr>
-          <w:rtl/>
-          <w:cs/>
-          <w:lang w:val="ar_AE" w:bidi="ar_AE"/>
-        </w:rPr>
-        <w:t xml:space="preserve">; </w:t>
-      </w:r>
-      <w:hyperlink r:id="rId96">
-        <w:r>
-          <w:rPr>
-            <w:rtl/>
-            <w:cs/>
-            <w:lang w:val="ar_AE" w:bidi="ar_AE"/>
-          </w:rPr>
-          <w:rPr>
-            <w:color w:val="0000EE"/>
-            <w:u w:val="single"/>
-          </w:rPr>
-          <w:t>أعمال 1:6–7</w:t>
-        </w:r>
-      </w:hyperlink>
-      <w:r>
-        <w:rPr>
-          <w:rtl/>
-          <w:cs/>
-          <w:lang w:val="ar_AE" w:bidi="ar_AE"/>
-        </w:rPr>
-        <w:t xml:space="preserve">; </w:t>
-      </w:r>
-      <w:hyperlink r:id="rId97">
-        <w:r>
-          <w:rPr>
-            <w:rtl/>
-            <w:cs/>
-            <w:lang w:val="ar_AE" w:bidi="ar_AE"/>
-          </w:rPr>
-          <w:rPr>
-            <w:color w:val="0000EE"/>
-            <w:u w:val="single"/>
-          </w:rPr>
-          <w:t>2:22–23</w:t>
-        </w:r>
-      </w:hyperlink>
-      <w:r>
-        <w:rPr>
-          <w:rtl/>
-          <w:cs/>
-          <w:lang w:val="ar_AE" w:bidi="ar_AE"/>
-        </w:rPr>
-        <w:t xml:space="preserve">; </w:t>
-      </w:r>
-      <w:hyperlink r:id="rId98">
-        <w:r>
-          <w:rPr>
-            <w:rtl/>
-            <w:cs/>
-            <w:lang w:val="ar_AE" w:bidi="ar_AE"/>
-          </w:rPr>
-          <w:rPr>
-            <w:color w:val="0000EE"/>
-            <w:u w:val="single"/>
-          </w:rPr>
-          <w:t>4:28–30</w:t>
-        </w:r>
-      </w:hyperlink>
-      <w:r>
-        <w:rPr>
-          <w:rtl/>
-          <w:cs/>
-          <w:lang w:val="ar_AE" w:bidi="ar_AE"/>
-        </w:rPr>
-        <w:t xml:space="preserve">; </w:t>
-      </w:r>
-      <w:hyperlink r:id="rId99">
-        <w:r>
-          <w:rPr>
-            <w:rtl/>
-            <w:cs/>
-            <w:lang w:val="ar_AE" w:bidi="ar_AE"/>
-          </w:rPr>
-          <w:rPr>
-            <w:color w:val="0000EE"/>
-            <w:u w:val="single"/>
-          </w:rPr>
-          <w:t>17:24–27</w:t>
-        </w:r>
-      </w:hyperlink>
-      <w:r>
-        <w:rPr>
-          <w:rtl/>
-          <w:cs/>
-          <w:lang w:val="ar_AE" w:bidi="ar_AE"/>
-        </w:rPr>
-        <w:t xml:space="preserve">; </w:t>
-      </w:r>
-      <w:hyperlink r:id="rId19">
-        <w:r>
-          <w:rPr>
-            <w:rtl/>
-            <w:cs/>
-            <w:lang w:val="ar_AE" w:bidi="ar_AE"/>
-          </w:rPr>
-          <w:rPr>
-            <w:color w:val="0000EE"/>
-            <w:u w:val="single"/>
-          </w:rPr>
-          <w:t>رومية 8:28</w:t>
-        </w:r>
-      </w:hyperlink>
-      <w:r>
-        <w:rPr>
-          <w:rtl/>
-          <w:cs/>
-          <w:lang w:val="ar_AE" w:bidi="ar_AE"/>
-        </w:rPr>
-        <w:t xml:space="preserve">; </w:t>
-      </w:r>
-      <w:hyperlink r:id="rId100">
-        <w:r>
-          <w:rPr>
-            <w:rtl/>
-            <w:cs/>
-            <w:lang w:val="ar_AE" w:bidi="ar_AE"/>
-          </w:rPr>
-          <w:rPr>
-            <w:color w:val="0000EE"/>
-            <w:u w:val="single"/>
-          </w:rPr>
-          <w:t>1 بطرس 3:12</w:t>
-        </w:r>
-      </w:hyperlink>
+      <w:r>
+        <w:rPr>
+          <w:rtl/>
+          <w:cs/>
+          <w:lang w:val="ar_AE" w:bidi="ar_AE"/>
+        </w:rPr>
+        <w:t>33</w:t>
+      </w:r>
+      <w:r>
+        <w:rPr>
+          <w:rtl/>
+          <w:cs/>
+          <w:lang w:val="ar_AE" w:bidi="ar_AE"/>
+        </w:rPr>
+        <w:t xml:space="preserve">; </w:t>
+      </w:r>
+      <w:r>
+        <w:rPr>
+          <w:rtl/>
+          <w:cs/>
+          <w:lang w:val="ar_AE" w:bidi="ar_AE"/>
+        </w:rPr>
+        <w:t>دانيآل 2:21</w:t>
+      </w:r>
+      <w:r>
+        <w:rPr>
+          <w:rtl/>
+          <w:cs/>
+          <w:lang w:val="ar_AE" w:bidi="ar_AE"/>
+        </w:rPr>
+        <w:t xml:space="preserve">; </w:t>
+      </w:r>
+      <w:r>
+        <w:rPr>
+          <w:rtl/>
+          <w:cs/>
+          <w:lang w:val="ar_AE" w:bidi="ar_AE"/>
+        </w:rPr>
+        <w:t>أعمال 1:6–7</w:t>
+      </w:r>
+      <w:r>
+        <w:rPr>
+          <w:rtl/>
+          <w:cs/>
+          <w:lang w:val="ar_AE" w:bidi="ar_AE"/>
+        </w:rPr>
+        <w:t xml:space="preserve">; </w:t>
+      </w:r>
+      <w:r>
+        <w:rPr>
+          <w:rtl/>
+          <w:cs/>
+          <w:lang w:val="ar_AE" w:bidi="ar_AE"/>
+        </w:rPr>
+        <w:t>2:22–23</w:t>
+      </w:r>
+      <w:r>
+        <w:rPr>
+          <w:rtl/>
+          <w:cs/>
+          <w:lang w:val="ar_AE" w:bidi="ar_AE"/>
+        </w:rPr>
+        <w:t xml:space="preserve">; </w:t>
+      </w:r>
+      <w:r>
+        <w:rPr>
+          <w:rtl/>
+          <w:cs/>
+          <w:lang w:val="ar_AE" w:bidi="ar_AE"/>
+        </w:rPr>
+        <w:t>4:28–30</w:t>
+      </w:r>
+      <w:r>
+        <w:rPr>
+          <w:rtl/>
+          <w:cs/>
+          <w:lang w:val="ar_AE" w:bidi="ar_AE"/>
+        </w:rPr>
+        <w:t xml:space="preserve">; </w:t>
+      </w:r>
+      <w:r>
+        <w:rPr>
+          <w:rtl/>
+          <w:cs/>
+          <w:lang w:val="ar_AE" w:bidi="ar_AE"/>
+        </w:rPr>
+        <w:t>17:24–27</w:t>
+      </w:r>
+      <w:r>
+        <w:rPr>
+          <w:rtl/>
+          <w:cs/>
+          <w:lang w:val="ar_AE" w:bidi="ar_AE"/>
+        </w:rPr>
+        <w:t xml:space="preserve">; </w:t>
+      </w:r>
+      <w:r>
+        <w:rPr>
+          <w:rtl/>
+          <w:cs/>
+          <w:lang w:val="ar_AE" w:bidi="ar_AE"/>
+        </w:rPr>
+        <w:t>رومية 8:28</w:t>
+      </w:r>
+      <w:r>
+        <w:rPr>
+          <w:rtl/>
+          <w:cs/>
+          <w:lang w:val="ar_AE" w:bidi="ar_AE"/>
+        </w:rPr>
+        <w:t xml:space="preserve">; </w:t>
+      </w:r>
+      <w:r>
+        <w:rPr>
+          <w:rtl/>
+          <w:cs/>
+          <w:lang w:val="ar_AE" w:bidi="ar_AE"/>
+        </w:rPr>
+        <w:t>1 بطرس 3:12</w:t>
+      </w:r>
       <w:r>
         <w:rPr>
           <w:rtl/>
@@ -3267,86 +2649,62 @@
           <w:lang w:val="ar_AE" w:bidi="ar_AE"/>
         </w:rPr>
       </w:r>
-      <w:hyperlink r:id="rId101">
-        <w:r>
-          <w:rPr>
-            <w:rtl/>
-            <w:cs/>
-            <w:lang w:val="ar_AE" w:bidi="ar_AE"/>
-          </w:rPr>
-          <w:rPr>
-            <w:color w:val="0000EE"/>
-            <w:u w:val="single"/>
-          </w:rPr>
-          <w:t>أستير 9:1–32</w:t>
-        </w:r>
-      </w:hyperlink>
-      <w:r>
-        <w:rPr>
-          <w:rtl/>
-          <w:cs/>
-          <w:lang w:val="ar_AE" w:bidi="ar_AE"/>
-        </w:rPr>
-        <w:t xml:space="preserve">; </w:t>
-      </w:r>
-      <w:hyperlink r:id="rId102">
-        <w:r>
-          <w:rPr>
-            <w:rtl/>
-            <w:cs/>
-            <w:lang w:val="ar_AE" w:bidi="ar_AE"/>
-          </w:rPr>
-          <w:rPr>
-            <w:color w:val="0000EE"/>
-            <w:u w:val="single"/>
-          </w:rPr>
-          <w:t>المزامير 37:23</w:t>
-        </w:r>
-      </w:hyperlink>
-      <w:r>
-        <w:rPr>
-          <w:rtl/>
-          <w:cs/>
-          <w:lang w:val="ar_AE" w:bidi="ar_AE"/>
-        </w:rPr>
-        <w:t xml:space="preserve">; </w:t>
-      </w:r>
-      <w:hyperlink r:id="rId92">
-        <w:r>
-          <w:rPr>
-            <w:rtl/>
-            <w:cs/>
-            <w:lang w:val="ar_AE" w:bidi="ar_AE"/>
-          </w:rPr>
-          <w:rPr>
-            <w:color w:val="0000EE"/>
-            <w:u w:val="single"/>
-          </w:rPr>
-          <w:t>91:1–16</w:t>
-        </w:r>
-      </w:hyperlink>
-      <w:r>
-        <w:rPr>
-          <w:rtl/>
-          <w:cs/>
-          <w:lang w:val="ar_AE" w:bidi="ar_AE"/>
-        </w:rPr>
-        <w:t xml:space="preserve">; </w:t>
-      </w:r>
-      <w:hyperlink r:id="rId93">
-        <w:r>
-          <w:rPr>
-            <w:rtl/>
-            <w:cs/>
-            <w:lang w:val="ar_AE" w:bidi="ar_AE"/>
-          </w:rPr>
-          <w:rPr>
-            <w:color w:val="0000EE"/>
-            <w:u w:val="single"/>
-          </w:rPr>
-          <w:t>الأمثال 16:9</w:t>
-        </w:r>
-      </w:hyperlink>
+      <w:r>
+        <w:rPr>
+          <w:rtl/>
+          <w:cs/>
+          <w:lang w:val="ar_AE" w:bidi="ar_AE"/>
+        </w:rPr>
+        <w:t>أستير 9:1–32</w:t>
+      </w:r>
+      <w:r>
+        <w:rPr>
+          <w:rtl/>
+          <w:cs/>
+          <w:lang w:val="ar_AE" w:bidi="ar_AE"/>
+        </w:rPr>
+        <w:t xml:space="preserve">; </w:t>
+      </w:r>
+      <w:r>
+        <w:rPr>
+          <w:rtl/>
+          <w:cs/>
+          <w:lang w:val="ar_AE" w:bidi="ar_AE"/>
+        </w:rPr>
+        <w:t>المزامير 37:23</w:t>
+      </w:r>
+      <w:r>
+        <w:rPr>
+          <w:rtl/>
+          <w:cs/>
+          <w:lang w:val="ar_AE" w:bidi="ar_AE"/>
+        </w:rPr>
+        <w:t xml:space="preserve">; </w:t>
+      </w:r>
+      <w:r>
+        <w:rPr>
+          <w:rtl/>
+          <w:cs/>
+          <w:lang w:val="ar_AE" w:bidi="ar_AE"/>
+        </w:rPr>
+        <w:t>91:1–16</w:t>
+      </w:r>
+      <w:r>
+        <w:rPr>
+          <w:rtl/>
+          <w:cs/>
+          <w:lang w:val="ar_AE" w:bidi="ar_AE"/>
+        </w:rPr>
+        <w:t xml:space="preserve">; </w:t>
+      </w:r>
+      <w:r>
+        <w:rPr>
+          <w:rtl/>
+          <w:cs/>
+          <w:lang w:val="ar_AE" w:bidi="ar_AE"/>
+        </w:rPr>
+        <w:t>الأمثال 16:9</w:t>
+      </w:r>
       <w:r>
         <w:rPr>
           <w:rtl/>
@@ -3355,64 +2713,46 @@
         </w:rPr>
         <w:t xml:space="preserve">, </w:t>
       </w:r>
-      <w:hyperlink r:id="rId94">
-        <w:r>
-          <w:rPr>
-            <w:rtl/>
-            <w:cs/>
-            <w:lang w:val="ar_AE" w:bidi="ar_AE"/>
-          </w:rPr>
-          <w:rPr>
-            <w:color w:val="0000EE"/>
-            <w:u w:val="single"/>
-          </w:rPr>
-          <w:t>33</w:t>
-        </w:r>
-      </w:hyperlink>
-      <w:r>
-        <w:rPr>
-          <w:rtl/>
-          <w:cs/>
-          <w:lang w:val="ar_AE" w:bidi="ar_AE"/>
-        </w:rPr>
-        <w:t xml:space="preserve">; </w:t>
-      </w:r>
-      <w:hyperlink r:id="rId19">
-        <w:r>
-          <w:rPr>
-            <w:rtl/>
-            <w:cs/>
-            <w:lang w:val="ar_AE" w:bidi="ar_AE"/>
-          </w:rPr>
-          <w:rPr>
-            <w:color w:val="0000EE"/>
-            <w:u w:val="single"/>
-          </w:rPr>
-          <w:t>رومية 8:28</w:t>
-        </w:r>
-      </w:hyperlink>
-      <w:r>
-        <w:rPr>
-          <w:rtl/>
-          <w:cs/>
-          <w:lang w:val="ar_AE" w:bidi="ar_AE"/>
-        </w:rPr>
-        <w:t xml:space="preserve">; </w:t>
-      </w:r>
-      <w:hyperlink r:id="rId100">
-        <w:r>
-          <w:rPr>
-            <w:rtl/>
-            <w:cs/>
-            <w:lang w:val="ar_AE" w:bidi="ar_AE"/>
-          </w:rPr>
-          <w:rPr>
-            <w:color w:val="0000EE"/>
-            <w:u w:val="single"/>
-          </w:rPr>
-          <w:t>1 بطرس 3:12</w:t>
-        </w:r>
-      </w:hyperlink>
+      <w:r>
+        <w:rPr>
+          <w:rtl/>
+          <w:cs/>
+          <w:lang w:val="ar_AE" w:bidi="ar_AE"/>
+        </w:rPr>
+        <w:t>33</w:t>
+      </w:r>
+      <w:r>
+        <w:rPr>
+          <w:rtl/>
+          <w:cs/>
+          <w:lang w:val="ar_AE" w:bidi="ar_AE"/>
+        </w:rPr>
+        <w:t xml:space="preserve">; </w:t>
+      </w:r>
+      <w:r>
+        <w:rPr>
+          <w:rtl/>
+          <w:cs/>
+          <w:lang w:val="ar_AE" w:bidi="ar_AE"/>
+        </w:rPr>
+        <w:t>رومية 8:28</w:t>
+      </w:r>
+      <w:r>
+        <w:rPr>
+          <w:rtl/>
+          <w:cs/>
+          <w:lang w:val="ar_AE" w:bidi="ar_AE"/>
+        </w:rPr>
+        <w:t xml:space="preserve">; </w:t>
+      </w:r>
+      <w:r>
+        <w:rPr>
+          <w:rtl/>
+          <w:cs/>
+          <w:lang w:val="ar_AE" w:bidi="ar_AE"/>
+        </w:rPr>
+        <w:t>1 بطرس 3:12</w:t>
+      </w:r>
       <w:r>
         <w:rPr>
           <w:rtl/>
@@ -3480,20 +2820,14 @@
         </w:rPr>
         <w:t xml:space="preserve">يؤكد سفر القضاة على الإنقاذ الإلهي من خلال أبطال. ولكن السفر يوضح أيضًا المشاكل التي واجهها الشعب في ذلك الوقت. لقد تراجع الالتزام الشخصي تجاه الله، بينما تفاقمت المشاكل الاجتماعية. ويظهر ذلك بشكل خاص في الإصحاح </w:t>
       </w:r>
-      <w:hyperlink r:id="rId103">
-        <w:r>
-          <w:rPr>
-            <w:rtl/>
-            <w:cs/>
-            <w:lang w:val="ar_AE" w:bidi="ar_AE"/>
-          </w:rPr>
-          <w:rPr>
-            <w:color w:val="0000EE"/>
-            <w:u w:val="single"/>
-          </w:rPr>
-          <w:t>5</w:t>
-        </w:r>
-      </w:hyperlink>
+      <w:r>
+        <w:rPr>
+          <w:rtl/>
+          <w:cs/>
+          <w:lang w:val="ar_AE" w:bidi="ar_AE"/>
+        </w:rPr>
+        <w:t>5</w:t>
+      </w:r>
       <w:r>
         <w:rPr>
           <w:rtl/>
@@ -3502,20 +2836,14 @@
         </w:rPr>
         <w:t xml:space="preserve"> (على سبيل المثال، </w:t>
       </w:r>
-      <w:hyperlink r:id="rId104">
-        <w:r>
-          <w:rPr>
-            <w:rtl/>
-            <w:cs/>
-            <w:lang w:val="ar_AE" w:bidi="ar_AE"/>
-          </w:rPr>
-          <w:rPr>
-            <w:color w:val="0000EE"/>
-            <w:u w:val="single"/>
-          </w:rPr>
-          <w:t>5:6–8</w:t>
-        </w:r>
-      </w:hyperlink>
+      <w:r>
+        <w:rPr>
+          <w:rtl/>
+          <w:cs/>
+          <w:lang w:val="ar_AE" w:bidi="ar_AE"/>
+        </w:rPr>
+        <w:t>5:6–8</w:t>
+      </w:r>
       <w:r>
         <w:rPr>
           <w:rtl/>
@@ -3571,20 +2899,14 @@
         </w:rPr>
         <w:t xml:space="preserve">واجهت الأسباط صعوبة في العمل معًا، حتى في مواجهة عدو مشترك (انظر مثلًا قصتَي جدعون ويفتاح؛ الإصحاحين </w:t>
       </w:r>
-      <w:hyperlink r:id="rId105">
-        <w:r>
-          <w:rPr>
-            <w:rtl/>
-            <w:cs/>
-            <w:lang w:val="ar_AE" w:bidi="ar_AE"/>
-          </w:rPr>
-          <w:rPr>
-            <w:color w:val="0000EE"/>
-            <w:u w:val="single"/>
-          </w:rPr>
-          <w:t>8</w:t>
-        </w:r>
-      </w:hyperlink>
+      <w:r>
+        <w:rPr>
+          <w:rtl/>
+          <w:cs/>
+          <w:lang w:val="ar_AE" w:bidi="ar_AE"/>
+        </w:rPr>
+        <w:t>8</w:t>
+      </w:r>
       <w:r>
         <w:rPr>
           <w:rtl/>
@@ -3593,20 +2915,14 @@
         </w:rPr>
         <w:t xml:space="preserve">، </w:t>
       </w:r>
-      <w:hyperlink r:id="rId106">
-        <w:r>
-          <w:rPr>
-            <w:rtl/>
-            <w:cs/>
-            <w:lang w:val="ar_AE" w:bidi="ar_AE"/>
-          </w:rPr>
-          <w:rPr>
-            <w:color w:val="0000EE"/>
-            <w:u w:val="single"/>
-          </w:rPr>
-          <w:t>12</w:t>
-        </w:r>
-      </w:hyperlink>
+      <w:r>
+        <w:rPr>
+          <w:rtl/>
+          <w:cs/>
+          <w:lang w:val="ar_AE" w:bidi="ar_AE"/>
+        </w:rPr>
+        <w:t>12</w:t>
+      </w:r>
       <w:r>
         <w:rPr>
           <w:rtl/>
@@ -3677,64 +2993,46 @@
         </w:rPr>
         <w:t>"، وكان هذا يرتبط غالبًا بعبادة الأوثان (</w:t>
       </w:r>
-      <w:hyperlink r:id="rId107">
-        <w:r>
-          <w:rPr>
-            <w:rtl/>
-            <w:cs/>
-            <w:lang w:val="ar_AE" w:bidi="ar_AE"/>
-          </w:rPr>
-          <w:rPr>
-            <w:color w:val="0000EE"/>
-            <w:u w:val="single"/>
-          </w:rPr>
-          <w:t>القضاة 2:11–13</w:t>
-        </w:r>
-      </w:hyperlink>
-      <w:r>
-        <w:rPr>
-          <w:rtl/>
-          <w:cs/>
-          <w:lang w:val="ar_AE" w:bidi="ar_AE"/>
-        </w:rPr>
-        <w:t xml:space="preserve">; </w:t>
-      </w:r>
-      <w:hyperlink r:id="rId108">
-        <w:r>
-          <w:rPr>
-            <w:rtl/>
-            <w:cs/>
-            <w:lang w:val="ar_AE" w:bidi="ar_AE"/>
-          </w:rPr>
-          <w:rPr>
-            <w:color w:val="0000EE"/>
-            <w:u w:val="single"/>
-          </w:rPr>
-          <w:t>3:7</w:t>
-        </w:r>
-      </w:hyperlink>
-      <w:r>
-        <w:rPr>
-          <w:rtl/>
-          <w:cs/>
-          <w:lang w:val="ar_AE" w:bidi="ar_AE"/>
-        </w:rPr>
-        <w:t xml:space="preserve">; </w:t>
-      </w:r>
-      <w:hyperlink r:id="rId109">
-        <w:r>
-          <w:rPr>
-            <w:rtl/>
-            <w:cs/>
-            <w:lang w:val="ar_AE" w:bidi="ar_AE"/>
-          </w:rPr>
-          <w:rPr>
-            <w:color w:val="0000EE"/>
-            <w:u w:val="single"/>
-          </w:rPr>
-          <w:t>10:6</w:t>
-        </w:r>
-      </w:hyperlink>
+      <w:r>
+        <w:rPr>
+          <w:rtl/>
+          <w:cs/>
+          <w:lang w:val="ar_AE" w:bidi="ar_AE"/>
+        </w:rPr>
+        <w:t>القضاة 2:11–13</w:t>
+      </w:r>
+      <w:r>
+        <w:rPr>
+          <w:rtl/>
+          <w:cs/>
+          <w:lang w:val="ar_AE" w:bidi="ar_AE"/>
+        </w:rPr>
+        <w:t xml:space="preserve">; </w:t>
+      </w:r>
+      <w:r>
+        <w:rPr>
+          <w:rtl/>
+          <w:cs/>
+          <w:lang w:val="ar_AE" w:bidi="ar_AE"/>
+        </w:rPr>
+        <w:t>3:7</w:t>
+      </w:r>
+      <w:r>
+        <w:rPr>
+          <w:rtl/>
+          <w:cs/>
+          <w:lang w:val="ar_AE" w:bidi="ar_AE"/>
+        </w:rPr>
+        <w:t xml:space="preserve">; </w:t>
+      </w:r>
+      <w:r>
+        <w:rPr>
+          <w:rtl/>
+          <w:cs/>
+          <w:lang w:val="ar_AE" w:bidi="ar_AE"/>
+        </w:rPr>
+        <w:t>10:6</w:t>
+      </w:r>
       <w:r>
         <w:rPr>
           <w:rtl/>
@@ -3743,20 +3041,14 @@
         </w:rPr>
         <w:t>). إن المذبح المُكرَّس للبعل وسارية عشتاروث في بلدة جدعون "عفرة" دليلًا واضحًا على تركهم للرب (</w:t>
       </w:r>
-      <w:hyperlink r:id="rId110">
-        <w:r>
-          <w:rPr>
-            <w:rtl/>
-            <w:cs/>
-            <w:lang w:val="ar_AE" w:bidi="ar_AE"/>
-          </w:rPr>
-          <w:rPr>
-            <w:color w:val="0000EE"/>
-            <w:u w:val="single"/>
-          </w:rPr>
-          <w:t>6:25–30</w:t>
-        </w:r>
-      </w:hyperlink>
+      <w:r>
+        <w:rPr>
+          <w:rtl/>
+          <w:cs/>
+          <w:lang w:val="ar_AE" w:bidi="ar_AE"/>
+        </w:rPr>
+        <w:t>6:25–30</w:t>
+      </w:r>
       <w:r>
         <w:rPr>
           <w:rtl/>
@@ -3765,34 +3057,22 @@
         </w:rPr>
         <w:t>). وهذا يُشبه ما حدث لاحقًا عندما صنع جدعون أفودًا من الذهب، فصار موضع عبادة، فعاد الشعب لعبادة البعل بعد موت جدعون (</w:t>
       </w:r>
-      <w:hyperlink r:id="rId111">
-        <w:r>
-          <w:rPr>
-            <w:rtl/>
-            <w:cs/>
-            <w:lang w:val="ar_AE" w:bidi="ar_AE"/>
-          </w:rPr>
-          <w:rPr>
-            <w:color w:val="0000EE"/>
-            <w:u w:val="single"/>
-          </w:rPr>
-          <w:t>8:27, 3</w:t>
-        </w:r>
-      </w:hyperlink>
-      <w:hyperlink r:id="rId112">
-        <w:r>
-          <w:rPr>
-            <w:rtl/>
-            <w:cs/>
-            <w:lang w:val="ar_AE" w:bidi="ar_AE"/>
-          </w:rPr>
-          <w:rPr>
-            <w:color w:val="0000EE"/>
-            <w:u w:val="single"/>
-          </w:rPr>
-          <w:t>3–35</w:t>
-        </w:r>
-      </w:hyperlink>
+      <w:r>
+        <w:rPr>
+          <w:rtl/>
+          <w:cs/>
+          <w:lang w:val="ar_AE" w:bidi="ar_AE"/>
+        </w:rPr>
+        <w:t>8:27, 3</w:t>
+      </w:r>
+      <w:r>
+        <w:rPr>
+          <w:rtl/>
+          <w:cs/>
+          <w:lang w:val="ar_AE" w:bidi="ar_AE"/>
+        </w:rPr>
+        <w:t>3–35</w:t>
+      </w:r>
       <w:r>
         <w:rPr>
           <w:rtl/>
@@ -3801,20 +3081,14 @@
         </w:rPr>
         <w:t xml:space="preserve">). كما أن زواج شمشون من امرأة فلسطنية كان أيضًا مخالفًا لوصايا العهد (انظر </w:t>
       </w:r>
-      <w:hyperlink r:id="rId113">
-        <w:r>
-          <w:rPr>
-            <w:rtl/>
-            <w:cs/>
-            <w:lang w:val="ar_AE" w:bidi="ar_AE"/>
-          </w:rPr>
-          <w:rPr>
-            <w:color w:val="0000EE"/>
-            <w:u w:val="single"/>
-          </w:rPr>
-          <w:t>تثنية 7:1–4</w:t>
-        </w:r>
-      </w:hyperlink>
+      <w:r>
+        <w:rPr>
+          <w:rtl/>
+          <w:cs/>
+          <w:lang w:val="ar_AE" w:bidi="ar_AE"/>
+        </w:rPr>
+        <w:t>تثنية 7:1–4</w:t>
+      </w:r>
       <w:r>
         <w:rPr>
           <w:rtl/>
@@ -3843,20 +3117,14 @@
         </w:rPr>
         <w:t>تبلغ الفوضى الاجتماعية ذروتها في الفصول الأخيرة من سفر القضاة (</w:t>
       </w:r>
-      <w:hyperlink r:id="rId114">
-        <w:r>
-          <w:rPr>
-            <w:rtl/>
-            <w:cs/>
-            <w:lang w:val="ar_AE" w:bidi="ar_AE"/>
-          </w:rPr>
-          <w:rPr>
-            <w:color w:val="0000EE"/>
-            <w:u w:val="single"/>
-          </w:rPr>
-          <w:t>القضاة 17–21</w:t>
-        </w:r>
-      </w:hyperlink>
+      <w:r>
+        <w:rPr>
+          <w:rtl/>
+          <w:cs/>
+          <w:lang w:val="ar_AE" w:bidi="ar_AE"/>
+        </w:rPr>
+        <w:t>القضاة 17–21</w:t>
+      </w:r>
       <w:r>
         <w:rPr>
           <w:rtl/>
@@ -3865,20 +3133,14 @@
         </w:rPr>
         <w:t xml:space="preserve">). إذ تَجمع قصة ميخا واللاوي وأسباط دان بين الانحراف الديني والهجمات العشوائية والسرقة والعنف (الاصحاحان </w:t>
       </w:r>
-      <w:hyperlink r:id="rId115">
-        <w:r>
-          <w:rPr>
-            <w:rtl/>
-            <w:cs/>
-            <w:lang w:val="ar_AE" w:bidi="ar_AE"/>
-          </w:rPr>
-          <w:rPr>
-            <w:color w:val="0000EE"/>
-            <w:u w:val="single"/>
-          </w:rPr>
-          <w:t>17–18</w:t>
-        </w:r>
-      </w:hyperlink>
+      <w:r>
+        <w:rPr>
+          <w:rtl/>
+          <w:cs/>
+          <w:lang w:val="ar_AE" w:bidi="ar_AE"/>
+        </w:rPr>
+        <w:t>17–18</w:t>
+      </w:r>
       <w:r>
         <w:rPr>
           <w:rtl/>
@@ -3887,20 +3149,14 @@
         </w:rPr>
         <w:t xml:space="preserve">). أما الجزء الأخير من السفر، فيروي حربًا أهلية مأساوية تُظهِر فقدانًا تامًا للأدب الاجتماعي (الاصحاحات </w:t>
       </w:r>
-      <w:hyperlink r:id="rId116">
-        <w:r>
-          <w:rPr>
-            <w:rtl/>
-            <w:cs/>
-            <w:lang w:val="ar_AE" w:bidi="ar_AE"/>
-          </w:rPr>
-          <w:rPr>
-            <w:color w:val="0000EE"/>
-            <w:u w:val="single"/>
-          </w:rPr>
-          <w:t>19–21</w:t>
-        </w:r>
-      </w:hyperlink>
+      <w:r>
+        <w:rPr>
+          <w:rtl/>
+          <w:cs/>
+          <w:lang w:val="ar_AE" w:bidi="ar_AE"/>
+        </w:rPr>
+        <w:t>19–21</w:t>
+      </w:r>
       <w:r>
         <w:rPr>
           <w:rtl/>
@@ -3929,20 +3185,14 @@
         </w:rPr>
         <w:t xml:space="preserve">لقد كادت المشاكل الزوجية، وانعدام الضيافة، والاغتصاب، والقتل أن تقضي على سبط بنيامين (الأصحاحات </w:t>
       </w:r>
-      <w:hyperlink r:id="rId117">
-        <w:r>
-          <w:rPr>
-            <w:rtl/>
-            <w:cs/>
-            <w:lang w:val="ar_AE" w:bidi="ar_AE"/>
-          </w:rPr>
-          <w:rPr>
-            <w:color w:val="0000EE"/>
-            <w:u w:val="single"/>
-          </w:rPr>
-          <w:t>قضاة 19</w:t>
-        </w:r>
-      </w:hyperlink>
+      <w:r>
+        <w:rPr>
+          <w:rtl/>
+          <w:cs/>
+          <w:lang w:val="ar_AE" w:bidi="ar_AE"/>
+        </w:rPr>
+        <w:t>قضاة 19</w:t>
+      </w:r>
       <w:r>
         <w:rPr>
           <w:rtl/>
@@ -3951,20 +3201,14 @@
         </w:rPr>
         <w:t xml:space="preserve"> و</w:t>
       </w:r>
-      <w:hyperlink r:id="rId118">
-        <w:r>
-          <w:rPr>
-            <w:rtl/>
-            <w:cs/>
-            <w:lang w:val="ar_AE" w:bidi="ar_AE"/>
-          </w:rPr>
-          <w:rPr>
-            <w:color w:val="0000EE"/>
-            <w:u w:val="single"/>
-          </w:rPr>
-          <w:t>20</w:t>
-        </w:r>
-      </w:hyperlink>
+      <w:r>
+        <w:rPr>
+          <w:rtl/>
+          <w:cs/>
+          <w:lang w:val="ar_AE" w:bidi="ar_AE"/>
+        </w:rPr>
+        <w:t>20</w:t>
+      </w:r>
       <w:r>
         <w:rPr>
           <w:rtl/>
@@ -3973,20 +3217,14 @@
         </w:rPr>
         <w:t>). ولم ينجُ هذا السبط إلا لأن بني إسرائيل دمّروا مدينة تاريخية هي يابيش جلعاد، ثم أجروا طقسًا شكليًا زائفًا يسمح لبنيامين بأخذ العذارى كزوجات (</w:t>
       </w:r>
-      <w:hyperlink r:id="rId119">
-        <w:r>
-          <w:rPr>
-            <w:rtl/>
-            <w:cs/>
-            <w:lang w:val="ar_AE" w:bidi="ar_AE"/>
-          </w:rPr>
-          <w:rPr>
-            <w:color w:val="0000EE"/>
-            <w:u w:val="single"/>
-          </w:rPr>
-          <w:t>21:6–23</w:t>
-        </w:r>
-      </w:hyperlink>
+      <w:r>
+        <w:rPr>
+          <w:rtl/>
+          <w:cs/>
+          <w:lang w:val="ar_AE" w:bidi="ar_AE"/>
+        </w:rPr>
+        <w:t>21:6–23</w:t>
+      </w:r>
       <w:r>
         <w:rPr>
           <w:rtl/>
@@ -4011,20 +3249,14 @@
         </w:rPr>
         <w:t>" (</w:t>
       </w:r>
-      <w:hyperlink r:id="rId120">
-        <w:r>
-          <w:rPr>
-            <w:rtl/>
-            <w:cs/>
-            <w:lang w:val="ar_AE" w:bidi="ar_AE"/>
-          </w:rPr>
-          <w:rPr>
-            <w:color w:val="0000EE"/>
-            <w:u w:val="single"/>
-          </w:rPr>
-          <w:t>21:25</w:t>
-        </w:r>
-      </w:hyperlink>
+      <w:r>
+        <w:rPr>
+          <w:rtl/>
+          <w:cs/>
+          <w:lang w:val="ar_AE" w:bidi="ar_AE"/>
+        </w:rPr>
+        <w:t>21:25</w:t>
+      </w:r>
       <w:r>
         <w:rPr>
           <w:rtl/>
@@ -4066,284 +3298,206 @@
           <w:lang w:val="ar_AE" w:bidi="ar_AE"/>
         </w:rPr>
       </w:r>
-      <w:hyperlink r:id="rId104">
-        <w:r>
-          <w:rPr>
-            <w:rtl/>
-            <w:cs/>
-            <w:lang w:val="ar_AE" w:bidi="ar_AE"/>
-          </w:rPr>
-          <w:rPr>
-            <w:color w:val="0000EE"/>
-            <w:u w:val="single"/>
-          </w:rPr>
-          <w:t>قضاة 5:6–8</w:t>
-        </w:r>
-      </w:hyperlink>
-      <w:r>
-        <w:rPr>
-          <w:rtl/>
-          <w:cs/>
-          <w:lang w:val="ar_AE" w:bidi="ar_AE"/>
-        </w:rPr>
-        <w:t xml:space="preserve">; </w:t>
-      </w:r>
-      <w:hyperlink r:id="rId121">
-        <w:r>
-          <w:rPr>
-            <w:rtl/>
-            <w:cs/>
-            <w:lang w:val="ar_AE" w:bidi="ar_AE"/>
-          </w:rPr>
-          <w:rPr>
-            <w:color w:val="0000EE"/>
-            <w:u w:val="single"/>
-          </w:rPr>
-          <w:t>6:25–27</w:t>
-        </w:r>
-      </w:hyperlink>
-      <w:r>
-        <w:rPr>
-          <w:rtl/>
-          <w:cs/>
-          <w:lang w:val="ar_AE" w:bidi="ar_AE"/>
-        </w:rPr>
-        <w:t xml:space="preserve">; </w:t>
-      </w:r>
-      <w:hyperlink r:id="rId105">
-        <w:r>
-          <w:rPr>
-            <w:rtl/>
-            <w:cs/>
-            <w:lang w:val="ar_AE" w:bidi="ar_AE"/>
-          </w:rPr>
-          <w:rPr>
-            <w:color w:val="0000EE"/>
-            <w:u w:val="single"/>
-          </w:rPr>
-          <w:t>8:1–35</w:t>
-        </w:r>
-      </w:hyperlink>
-      <w:r>
-        <w:rPr>
-          <w:rtl/>
-          <w:cs/>
-          <w:lang w:val="ar_AE" w:bidi="ar_AE"/>
-        </w:rPr>
-        <w:t xml:space="preserve">; </w:t>
-      </w:r>
-      <w:hyperlink r:id="rId106">
-        <w:r>
-          <w:rPr>
-            <w:rtl/>
-            <w:cs/>
-            <w:lang w:val="ar_AE" w:bidi="ar_AE"/>
-          </w:rPr>
-          <w:rPr>
-            <w:color w:val="0000EE"/>
-            <w:u w:val="single"/>
-          </w:rPr>
-          <w:t>12:1–15</w:t>
-        </w:r>
-      </w:hyperlink>
-      <w:r>
-        <w:rPr>
-          <w:rtl/>
-          <w:cs/>
-          <w:lang w:val="ar_AE" w:bidi="ar_AE"/>
-        </w:rPr>
-        <w:t xml:space="preserve">; </w:t>
-      </w:r>
-      <w:hyperlink r:id="rId114">
-        <w:r>
-          <w:rPr>
-            <w:rtl/>
-            <w:cs/>
-            <w:lang w:val="ar_AE" w:bidi="ar_AE"/>
-          </w:rPr>
-          <w:rPr>
-            <w:color w:val="0000EE"/>
-            <w:u w:val="single"/>
-          </w:rPr>
-          <w:t>17:1–21:25</w:t>
-        </w:r>
-      </w:hyperlink>
-      <w:r>
-        <w:rPr>
-          <w:rtl/>
-          <w:cs/>
-          <w:lang w:val="ar_AE" w:bidi="ar_AE"/>
-        </w:rPr>
-        <w:t xml:space="preserve">; </w:t>
-      </w:r>
-      <w:hyperlink r:id="rId122">
-        <w:r>
-          <w:rPr>
-            <w:rtl/>
-            <w:cs/>
-            <w:lang w:val="ar_AE" w:bidi="ar_AE"/>
-          </w:rPr>
-          <w:rPr>
-            <w:color w:val="0000EE"/>
-            <w:u w:val="single"/>
-          </w:rPr>
-          <w:t>مزامير 11:2–7</w:t>
-        </w:r>
-      </w:hyperlink>
-      <w:r>
-        <w:rPr>
-          <w:rtl/>
-          <w:cs/>
-          <w:lang w:val="ar_AE" w:bidi="ar_AE"/>
-        </w:rPr>
-        <w:t xml:space="preserve">; </w:t>
-      </w:r>
-      <w:hyperlink r:id="rId123">
-        <w:r>
-          <w:rPr>
-            <w:rtl/>
-            <w:cs/>
-            <w:lang w:val="ar_AE" w:bidi="ar_AE"/>
-          </w:rPr>
-          <w:rPr>
-            <w:color w:val="0000EE"/>
-            <w:u w:val="single"/>
-          </w:rPr>
-          <w:t>أمثال 28:2–3</w:t>
-        </w:r>
-      </w:hyperlink>
-      <w:r>
-        <w:rPr>
-          <w:rtl/>
-          <w:cs/>
-          <w:lang w:val="ar_AE" w:bidi="ar_AE"/>
-        </w:rPr>
-        <w:t xml:space="preserve">; </w:t>
-      </w:r>
-      <w:hyperlink r:id="rId124">
-        <w:r>
-          <w:rPr>
-            <w:rtl/>
-            <w:cs/>
-            <w:lang w:val="ar_AE" w:bidi="ar_AE"/>
-          </w:rPr>
-          <w:rPr>
-            <w:color w:val="0000EE"/>
-            <w:u w:val="single"/>
-          </w:rPr>
-          <w:t>إرميا 5:7–9</w:t>
-        </w:r>
-      </w:hyperlink>
-      <w:r>
-        <w:rPr>
-          <w:rtl/>
-          <w:cs/>
-          <w:lang w:val="ar_AE" w:bidi="ar_AE"/>
-        </w:rPr>
-        <w:t xml:space="preserve">; </w:t>
-      </w:r>
-      <w:hyperlink r:id="rId125">
-        <w:r>
-          <w:rPr>
-            <w:rtl/>
-            <w:cs/>
-            <w:lang w:val="ar_AE" w:bidi="ar_AE"/>
-          </w:rPr>
-          <w:rPr>
-            <w:color w:val="0000EE"/>
-            <w:u w:val="single"/>
-          </w:rPr>
-          <w:t>12:1–17</w:t>
-        </w:r>
-      </w:hyperlink>
-      <w:r>
-        <w:rPr>
-          <w:rtl/>
-          <w:cs/>
-          <w:lang w:val="ar_AE" w:bidi="ar_AE"/>
-        </w:rPr>
-        <w:t xml:space="preserve">; </w:t>
-      </w:r>
-      <w:hyperlink r:id="rId126">
-        <w:r>
-          <w:rPr>
-            <w:rtl/>
-            <w:cs/>
-            <w:lang w:val="ar_AE" w:bidi="ar_AE"/>
-          </w:rPr>
-          <w:rPr>
-            <w:color w:val="0000EE"/>
-            <w:u w:val="single"/>
-          </w:rPr>
-          <w:t>ميخا 3:9–12</w:t>
-        </w:r>
-      </w:hyperlink>
-      <w:r>
-        <w:rPr>
-          <w:rtl/>
-          <w:cs/>
-          <w:lang w:val="ar_AE" w:bidi="ar_AE"/>
-        </w:rPr>
-        <w:t xml:space="preserve">; </w:t>
-      </w:r>
-      <w:hyperlink r:id="rId127">
-        <w:r>
-          <w:rPr>
-            <w:rtl/>
-            <w:cs/>
-            <w:lang w:val="ar_AE" w:bidi="ar_AE"/>
-          </w:rPr>
-          <w:rPr>
-            <w:color w:val="0000EE"/>
-            <w:u w:val="single"/>
-          </w:rPr>
-          <w:t>7:2–7</w:t>
-        </w:r>
-      </w:hyperlink>
-      <w:r>
-        <w:rPr>
-          <w:rtl/>
-          <w:cs/>
-          <w:lang w:val="ar_AE" w:bidi="ar_AE"/>
-        </w:rPr>
-        <w:t xml:space="preserve">; </w:t>
-      </w:r>
-      <w:hyperlink r:id="rId128">
-        <w:r>
-          <w:rPr>
-            <w:rtl/>
-            <w:cs/>
-            <w:lang w:val="ar_AE" w:bidi="ar_AE"/>
-          </w:rPr>
-          <w:rPr>
-            <w:color w:val="0000EE"/>
-            <w:u w:val="single"/>
-          </w:rPr>
-          <w:t>رومية 1:21–32</w:t>
-        </w:r>
-      </w:hyperlink>
-      <w:r>
-        <w:rPr>
-          <w:rtl/>
-          <w:cs/>
-          <w:lang w:val="ar_AE" w:bidi="ar_AE"/>
-        </w:rPr>
-        <w:t xml:space="preserve">; </w:t>
-      </w:r>
-      <w:hyperlink r:id="rId129">
-        <w:r>
-          <w:rPr>
-            <w:rtl/>
-            <w:cs/>
-            <w:lang w:val="ar_AE" w:bidi="ar_AE"/>
-          </w:rPr>
-          <w:rPr>
-            <w:color w:val="0000EE"/>
-            <w:u w:val="single"/>
-          </w:rPr>
-          <w:t>غلاطية 5:19–23</w:t>
-        </w:r>
-      </w:hyperlink>
+      <w:r>
+        <w:rPr>
+          <w:rtl/>
+          <w:cs/>
+          <w:lang w:val="ar_AE" w:bidi="ar_AE"/>
+        </w:rPr>
+        <w:t>قضاة 5:6–8</w:t>
+      </w:r>
+      <w:r>
+        <w:rPr>
+          <w:rtl/>
+          <w:cs/>
+          <w:lang w:val="ar_AE" w:bidi="ar_AE"/>
+        </w:rPr>
+        <w:t xml:space="preserve">; </w:t>
+      </w:r>
+      <w:r>
+        <w:rPr>
+          <w:rtl/>
+          <w:cs/>
+          <w:lang w:val="ar_AE" w:bidi="ar_AE"/>
+        </w:rPr>
+        <w:t>6:25–27</w:t>
+      </w:r>
+      <w:r>
+        <w:rPr>
+          <w:rtl/>
+          <w:cs/>
+          <w:lang w:val="ar_AE" w:bidi="ar_AE"/>
+        </w:rPr>
+        <w:t xml:space="preserve">; </w:t>
+      </w:r>
+      <w:r>
+        <w:rPr>
+          <w:rtl/>
+          <w:cs/>
+          <w:lang w:val="ar_AE" w:bidi="ar_AE"/>
+        </w:rPr>
+        <w:t>8:1–35</w:t>
+      </w:r>
+      <w:r>
+        <w:rPr>
+          <w:rtl/>
+          <w:cs/>
+          <w:lang w:val="ar_AE" w:bidi="ar_AE"/>
+        </w:rPr>
+        <w:t xml:space="preserve">; </w:t>
+      </w:r>
+      <w:r>
+        <w:rPr>
+          <w:rtl/>
+          <w:cs/>
+          <w:lang w:val="ar_AE" w:bidi="ar_AE"/>
+        </w:rPr>
+        <w:t>12:1–15</w:t>
+      </w:r>
+      <w:r>
+        <w:rPr>
+          <w:rtl/>
+          <w:cs/>
+          <w:lang w:val="ar_AE" w:bidi="ar_AE"/>
+        </w:rPr>
+        <w:t xml:space="preserve">; </w:t>
+      </w:r>
+      <w:r>
+        <w:rPr>
+          <w:rtl/>
+          <w:cs/>
+          <w:lang w:val="ar_AE" w:bidi="ar_AE"/>
+        </w:rPr>
+        <w:t>17:1–21:25</w:t>
+      </w:r>
+      <w:r>
+        <w:rPr>
+          <w:rtl/>
+          <w:cs/>
+          <w:lang w:val="ar_AE" w:bidi="ar_AE"/>
+        </w:rPr>
+        <w:t xml:space="preserve">; </w:t>
+      </w:r>
+      <w:r>
+        <w:rPr>
+          <w:rtl/>
+          <w:cs/>
+          <w:lang w:val="ar_AE" w:bidi="ar_AE"/>
+        </w:rPr>
+        <w:t>مزامير 11:2–7</w:t>
+      </w:r>
+      <w:r>
+        <w:rPr>
+          <w:rtl/>
+          <w:cs/>
+          <w:lang w:val="ar_AE" w:bidi="ar_AE"/>
+        </w:rPr>
+        <w:t xml:space="preserve">; </w:t>
+      </w:r>
+      <w:r>
+        <w:rPr>
+          <w:rtl/>
+          <w:cs/>
+          <w:lang w:val="ar_AE" w:bidi="ar_AE"/>
+        </w:rPr>
+        <w:t>أمثال 28:2–3</w:t>
+      </w:r>
+      <w:r>
+        <w:rPr>
+          <w:rtl/>
+          <w:cs/>
+          <w:lang w:val="ar_AE" w:bidi="ar_AE"/>
+        </w:rPr>
+        <w:t xml:space="preserve">; </w:t>
+      </w:r>
+      <w:r>
+        <w:rPr>
+          <w:rtl/>
+          <w:cs/>
+          <w:lang w:val="ar_AE" w:bidi="ar_AE"/>
+        </w:rPr>
+        <w:t>إرميا 5:7–9</w:t>
+      </w:r>
+      <w:r>
+        <w:rPr>
+          <w:rtl/>
+          <w:cs/>
+          <w:lang w:val="ar_AE" w:bidi="ar_AE"/>
+        </w:rPr>
+        <w:t xml:space="preserve">; </w:t>
+      </w:r>
+      <w:r>
+        <w:rPr>
+          <w:rtl/>
+          <w:cs/>
+          <w:lang w:val="ar_AE" w:bidi="ar_AE"/>
+        </w:rPr>
+        <w:t>12:1–17</w:t>
+      </w:r>
+      <w:r>
+        <w:rPr>
+          <w:rtl/>
+          <w:cs/>
+          <w:lang w:val="ar_AE" w:bidi="ar_AE"/>
+        </w:rPr>
+        <w:t xml:space="preserve">; </w:t>
+      </w:r>
+      <w:r>
+        <w:rPr>
+          <w:rtl/>
+          <w:cs/>
+          <w:lang w:val="ar_AE" w:bidi="ar_AE"/>
+        </w:rPr>
+        <w:t>ميخا 3:9–12</w:t>
+      </w:r>
+      <w:r>
+        <w:rPr>
+          <w:rtl/>
+          <w:cs/>
+          <w:lang w:val="ar_AE" w:bidi="ar_AE"/>
+        </w:rPr>
+        <w:t xml:space="preserve">; </w:t>
+      </w:r>
+      <w:r>
+        <w:rPr>
+          <w:rtl/>
+          <w:cs/>
+          <w:lang w:val="ar_AE" w:bidi="ar_AE"/>
+        </w:rPr>
+        <w:t>7:2–7</w:t>
+      </w:r>
+      <w:r>
+        <w:rPr>
+          <w:rtl/>
+          <w:cs/>
+          <w:lang w:val="ar_AE" w:bidi="ar_AE"/>
+        </w:rPr>
+        <w:t xml:space="preserve">; </w:t>
+      </w:r>
+      <w:r>
+        <w:rPr>
+          <w:rtl/>
+          <w:cs/>
+          <w:lang w:val="ar_AE" w:bidi="ar_AE"/>
+        </w:rPr>
+        <w:t>رومية 1:21–32</w:t>
+      </w:r>
+      <w:r>
+        <w:rPr>
+          <w:rtl/>
+          <w:cs/>
+          <w:lang w:val="ar_AE" w:bidi="ar_AE"/>
+        </w:rPr>
+        <w:t xml:space="preserve">; </w:t>
+      </w:r>
+      <w:r>
+        <w:rPr>
+          <w:rtl/>
+          <w:cs/>
+          <w:lang w:val="ar_AE" w:bidi="ar_AE"/>
+        </w:rPr>
+        <w:t>غلاطية 5:19–23</w:t>
+      </w:r>
       <w:r>
         <w:rPr>
           <w:rtl/>
@@ -4411,20 +3565,14 @@
         </w:rPr>
         <w:t xml:space="preserve">إن الملوك وشعب إسرائيل عصوا الله مرارًا وتكرارًا وفشلوا في الحفاظ على عهدهم معه. ونتيجة لذلك، أعلن الله أنه سيجلب عليهم لعنات العهد (انظر </w:t>
       </w:r>
-      <w:hyperlink r:id="rId130">
-        <w:r>
-          <w:rPr>
-            <w:rtl/>
-            <w:cs/>
-            <w:lang w:val="ar_AE" w:bidi="ar_AE"/>
-          </w:rPr>
-          <w:rPr>
-            <w:color w:val="0000EE"/>
-            <w:u w:val="single"/>
-          </w:rPr>
-          <w:t>تثنية 28:15–68</w:t>
-        </w:r>
-      </w:hyperlink>
+      <w:r>
+        <w:rPr>
+          <w:rtl/>
+          <w:cs/>
+          <w:lang w:val="ar_AE" w:bidi="ar_AE"/>
+        </w:rPr>
+        <w:t>تثنية 28:15–68</w:t>
+      </w:r>
       <w:r>
         <w:rPr>
           <w:rtl/>
@@ -4433,64 +3581,46 @@
         </w:rPr>
         <w:t xml:space="preserve">; قارن </w:t>
       </w:r>
-      <w:hyperlink r:id="rId131">
-        <w:r>
-          <w:rPr>
-            <w:rtl/>
-            <w:cs/>
-            <w:lang w:val="ar_AE" w:bidi="ar_AE"/>
-          </w:rPr>
-          <w:rPr>
-            <w:color w:val="0000EE"/>
-            <w:u w:val="single"/>
-          </w:rPr>
-          <w:t>إرميا 4:13</w:t>
-        </w:r>
-      </w:hyperlink>
-      <w:r>
-        <w:rPr>
-          <w:rtl/>
-          <w:cs/>
-          <w:lang w:val="ar_AE" w:bidi="ar_AE"/>
-        </w:rPr>
-        <w:t xml:space="preserve">; </w:t>
-      </w:r>
-      <w:hyperlink r:id="rId132">
-        <w:r>
-          <w:rPr>
-            <w:rtl/>
-            <w:cs/>
-            <w:lang w:val="ar_AE" w:bidi="ar_AE"/>
-          </w:rPr>
-          <w:rPr>
-            <w:color w:val="0000EE"/>
-            <w:u w:val="single"/>
-          </w:rPr>
-          <w:t>عاموس 5:11</w:t>
-        </w:r>
-      </w:hyperlink>
-      <w:r>
-        <w:rPr>
-          <w:rtl/>
-          <w:cs/>
-          <w:lang w:val="ar_AE" w:bidi="ar_AE"/>
-        </w:rPr>
-        <w:t xml:space="preserve">; </w:t>
-      </w:r>
-      <w:hyperlink r:id="rId133">
-        <w:r>
-          <w:rPr>
-            <w:rtl/>
-            <w:cs/>
-            <w:lang w:val="ar_AE" w:bidi="ar_AE"/>
-          </w:rPr>
-          <w:rPr>
-            <w:color w:val="0000EE"/>
-            <w:u w:val="single"/>
-          </w:rPr>
-          <w:t>ميخا 6:14–15</w:t>
-        </w:r>
-      </w:hyperlink>
+      <w:r>
+        <w:rPr>
+          <w:rtl/>
+          <w:cs/>
+          <w:lang w:val="ar_AE" w:bidi="ar_AE"/>
+        </w:rPr>
+        <w:t>إرميا 4:13</w:t>
+      </w:r>
+      <w:r>
+        <w:rPr>
+          <w:rtl/>
+          <w:cs/>
+          <w:lang w:val="ar_AE" w:bidi="ar_AE"/>
+        </w:rPr>
+        <w:t xml:space="preserve">; </w:t>
+      </w:r>
+      <w:r>
+        <w:rPr>
+          <w:rtl/>
+          <w:cs/>
+          <w:lang w:val="ar_AE" w:bidi="ar_AE"/>
+        </w:rPr>
+        <w:t>عاموس 5:11</w:t>
+      </w:r>
+      <w:r>
+        <w:rPr>
+          <w:rtl/>
+          <w:cs/>
+          <w:lang w:val="ar_AE" w:bidi="ar_AE"/>
+        </w:rPr>
+        <w:t xml:space="preserve">; </w:t>
+      </w:r>
+      <w:r>
+        <w:rPr>
+          <w:rtl/>
+          <w:cs/>
+          <w:lang w:val="ar_AE" w:bidi="ar_AE"/>
+        </w:rPr>
+        <w:t>ميخا 6:14–15</w:t>
+      </w:r>
       <w:r>
         <w:rPr>
           <w:rtl/>
@@ -4499,20 +3629,14 @@
         </w:rPr>
         <w:t xml:space="preserve">). أرسل الله جيوش الآشوريين والبابليين لتنفيذ هذا العقاب، فذهب العديد من الإسرائيليين إلى السبي (انظر </w:t>
       </w:r>
-      <w:hyperlink r:id="rId134">
-        <w:r>
-          <w:rPr>
-            <w:rtl/>
-            <w:cs/>
-            <w:lang w:val="ar_AE" w:bidi="ar_AE"/>
-          </w:rPr>
-          <w:rPr>
-            <w:color w:val="0000EE"/>
-            <w:u w:val="single"/>
-          </w:rPr>
-          <w:t>2 ملوك 24:1–25:21</w:t>
-        </w:r>
-      </w:hyperlink>
+      <w:r>
+        <w:rPr>
+          <w:rtl/>
+          <w:cs/>
+          <w:lang w:val="ar_AE" w:bidi="ar_AE"/>
+        </w:rPr>
+        <w:t>2 ملوك 24:1–25:21</w:t>
+      </w:r>
       <w:r>
         <w:rPr>
           <w:rtl/>
@@ -4561,20 +3685,14 @@
         </w:rPr>
         <w:t xml:space="preserve">في </w:t>
       </w:r>
-      <w:hyperlink r:id="rId135">
-        <w:r>
-          <w:rPr>
-            <w:rtl/>
-            <w:cs/>
-            <w:lang w:val="ar_AE" w:bidi="ar_AE"/>
-          </w:rPr>
-          <w:rPr>
-            <w:color w:val="0000EE"/>
-            <w:u w:val="single"/>
-          </w:rPr>
-          <w:t>مزمور 89</w:t>
-        </w:r>
-      </w:hyperlink>
+      <w:r>
+        <w:rPr>
+          <w:rtl/>
+          <w:cs/>
+          <w:lang w:val="ar_AE" w:bidi="ar_AE"/>
+        </w:rPr>
+        <w:t>مزمور 89</w:t>
+      </w:r>
       <w:r>
         <w:rPr>
           <w:rtl/>
@@ -4606,20 +3724,14 @@
         </w:rPr>
         <w:t>هل تخلّى الله عن نسل داود الملكي (</w:t>
       </w:r>
-      <w:hyperlink r:id="rId136">
-        <w:r>
-          <w:rPr>
-            <w:rtl/>
-            <w:cs/>
-            <w:lang w:val="ar_AE" w:bidi="ar_AE"/>
-          </w:rPr>
-          <w:rPr>
-            <w:color w:val="0000EE"/>
-            <w:u w:val="single"/>
-          </w:rPr>
-          <w:t>89:38–39</w:t>
-        </w:r>
-      </w:hyperlink>
+      <w:r>
+        <w:rPr>
+          <w:rtl/>
+          <w:cs/>
+          <w:lang w:val="ar_AE" w:bidi="ar_AE"/>
+        </w:rPr>
+        <w:t>89:38–39</w:t>
+      </w:r>
       <w:r>
         <w:rPr>
           <w:rtl/>
@@ -4651,20 +3763,14 @@
         </w:rPr>
         <w:t>إلى متى سيستمر غضب الله (</w:t>
       </w:r>
-      <w:hyperlink r:id="rId137">
-        <w:r>
-          <w:rPr>
-            <w:rtl/>
-            <w:cs/>
-            <w:lang w:val="ar_AE" w:bidi="ar_AE"/>
-          </w:rPr>
-          <w:rPr>
-            <w:color w:val="0000EE"/>
-            <w:u w:val="single"/>
-          </w:rPr>
-          <w:t>مزمور 89:46</w:t>
-        </w:r>
-      </w:hyperlink>
+      <w:r>
+        <w:rPr>
+          <w:rtl/>
+          <w:cs/>
+          <w:lang w:val="ar_AE" w:bidi="ar_AE"/>
+        </w:rPr>
+        <w:t>مزمور 89:46</w:t>
+      </w:r>
       <w:r>
         <w:rPr>
           <w:rtl/>
@@ -4696,20 +3802,14 @@
         </w:rPr>
         <w:t>هل يدرك الله ضعف الإنسان (</w:t>
       </w:r>
-      <w:hyperlink r:id="rId138">
-        <w:r>
-          <w:rPr>
-            <w:rtl/>
-            <w:cs/>
-            <w:lang w:val="ar_AE" w:bidi="ar_AE"/>
-          </w:rPr>
-          <w:rPr>
-            <w:color w:val="0000EE"/>
-            <w:u w:val="single"/>
-          </w:rPr>
-          <w:t>89:47–48</w:t>
-        </w:r>
-      </w:hyperlink>
+      <w:r>
+        <w:rPr>
+          <w:rtl/>
+          <w:cs/>
+          <w:lang w:val="ar_AE" w:bidi="ar_AE"/>
+        </w:rPr>
+        <w:t>89:47–48</w:t>
+      </w:r>
       <w:r>
         <w:rPr>
           <w:rtl/>
@@ -4741,20 +3841,14 @@
         </w:rPr>
         <w:t>هل الله أمين لطبيعته (</w:t>
       </w:r>
-      <w:hyperlink r:id="rId139">
-        <w:r>
-          <w:rPr>
-            <w:rtl/>
-            <w:cs/>
-            <w:lang w:val="ar_AE" w:bidi="ar_AE"/>
-          </w:rPr>
-          <w:rPr>
-            <w:color w:val="0000EE"/>
-            <w:u w:val="single"/>
-          </w:rPr>
-          <w:t>89:49</w:t>
-        </w:r>
-      </w:hyperlink>
+      <w:r>
+        <w:rPr>
+          <w:rtl/>
+          <w:cs/>
+          <w:lang w:val="ar_AE" w:bidi="ar_AE"/>
+        </w:rPr>
+        <w:t>89:49</w:t>
+      </w:r>
       <w:r>
         <w:rPr>
           <w:rtl/>
@@ -4786,20 +3880,14 @@
         </w:rPr>
         <w:t>هل يُعتبر الله عادلاً بعدم الانتقام لشعبه (</w:t>
       </w:r>
-      <w:hyperlink r:id="rId140">
-        <w:r>
-          <w:rPr>
-            <w:rtl/>
-            <w:cs/>
-            <w:lang w:val="ar_AE" w:bidi="ar_AE"/>
-          </w:rPr>
-          <w:rPr>
-            <w:color w:val="0000EE"/>
-            <w:u w:val="single"/>
-          </w:rPr>
-          <w:t>89:50–51</w:t>
-        </w:r>
-      </w:hyperlink>
+      <w:r>
+        <w:rPr>
+          <w:rtl/>
+          <w:cs/>
+          <w:lang w:val="ar_AE" w:bidi="ar_AE"/>
+        </w:rPr>
+        <w:t>89:50–51</w:t>
+      </w:r>
       <w:r>
         <w:rPr>
           <w:rtl/>
@@ -4848,42 +3936,30 @@
         </w:rPr>
         <w:t xml:space="preserve">جاء الجواب النهائي من خلال الرب يسوع المسيح (انظر </w:t>
       </w:r>
-      <w:hyperlink r:id="rId141">
-        <w:r>
-          <w:rPr>
-            <w:rtl/>
-            <w:cs/>
-            <w:lang w:val="ar_AE" w:bidi="ar_AE"/>
-          </w:rPr>
-          <w:rPr>
-            <w:color w:val="0000EE"/>
-            <w:u w:val="single"/>
-          </w:rPr>
-          <w:t>إشعياء 52–54</w:t>
-        </w:r>
-      </w:hyperlink>
-      <w:r>
-        <w:rPr>
-          <w:rtl/>
-          <w:cs/>
-          <w:lang w:val="ar_AE" w:bidi="ar_AE"/>
-        </w:rPr>
-        <w:t xml:space="preserve">; </w:t>
-      </w:r>
-      <w:hyperlink r:id="rId142">
-        <w:r>
-          <w:rPr>
-            <w:rtl/>
-            <w:cs/>
-            <w:lang w:val="ar_AE" w:bidi="ar_AE"/>
-          </w:rPr>
-          <w:rPr>
-            <w:color w:val="0000EE"/>
-            <w:u w:val="single"/>
-          </w:rPr>
-          <w:t>لوقا 1:46–55</w:t>
-        </w:r>
-      </w:hyperlink>
+      <w:r>
+        <w:rPr>
+          <w:rtl/>
+          <w:cs/>
+          <w:lang w:val="ar_AE" w:bidi="ar_AE"/>
+        </w:rPr>
+        <w:t>إشعياء 52–54</w:t>
+      </w:r>
+      <w:r>
+        <w:rPr>
+          <w:rtl/>
+          <w:cs/>
+          <w:lang w:val="ar_AE" w:bidi="ar_AE"/>
+        </w:rPr>
+        <w:t xml:space="preserve">; </w:t>
+      </w:r>
+      <w:r>
+        <w:rPr>
+          <w:rtl/>
+          <w:cs/>
+          <w:lang w:val="ar_AE" w:bidi="ar_AE"/>
+        </w:rPr>
+        <w:t>لوقا 1:46–55</w:t>
+      </w:r>
       <w:r>
         <w:rPr>
           <w:rtl/>
@@ -4892,64 +3968,46 @@
         </w:rPr>
         <w:t xml:space="preserve">, </w:t>
       </w:r>
-      <w:hyperlink r:id="rId143">
-        <w:r>
-          <w:rPr>
-            <w:rtl/>
-            <w:cs/>
-            <w:lang w:val="ar_AE" w:bidi="ar_AE"/>
-          </w:rPr>
-          <w:rPr>
-            <w:color w:val="0000EE"/>
-            <w:u w:val="single"/>
-          </w:rPr>
-          <w:t>67–79</w:t>
-        </w:r>
-      </w:hyperlink>
-      <w:r>
-        <w:rPr>
-          <w:rtl/>
-          <w:cs/>
-          <w:lang w:val="ar_AE" w:bidi="ar_AE"/>
-        </w:rPr>
-        <w:t xml:space="preserve">; </w:t>
-      </w:r>
-      <w:hyperlink r:id="rId144">
-        <w:r>
-          <w:rPr>
-            <w:rtl/>
-            <w:cs/>
-            <w:lang w:val="ar_AE" w:bidi="ar_AE"/>
-          </w:rPr>
-          <w:rPr>
-            <w:color w:val="0000EE"/>
-            <w:u w:val="single"/>
-          </w:rPr>
-          <w:t>4:18–19</w:t>
-        </w:r>
-      </w:hyperlink>
-      <w:r>
-        <w:rPr>
-          <w:rtl/>
-          <w:cs/>
-          <w:lang w:val="ar_AE" w:bidi="ar_AE"/>
-        </w:rPr>
-        <w:t xml:space="preserve">; </w:t>
-      </w:r>
-      <w:hyperlink r:id="rId145">
-        <w:r>
-          <w:rPr>
-            <w:rtl/>
-            <w:cs/>
-            <w:lang w:val="ar_AE" w:bidi="ar_AE"/>
-          </w:rPr>
-          <w:rPr>
-            <w:color w:val="0000EE"/>
-            <w:u w:val="single"/>
-          </w:rPr>
-          <w:t>رومية 6:6</w:t>
-        </w:r>
-      </w:hyperlink>
+      <w:r>
+        <w:rPr>
+          <w:rtl/>
+          <w:cs/>
+          <w:lang w:val="ar_AE" w:bidi="ar_AE"/>
+        </w:rPr>
+        <w:t>67–79</w:t>
+      </w:r>
+      <w:r>
+        <w:rPr>
+          <w:rtl/>
+          <w:cs/>
+          <w:lang w:val="ar_AE" w:bidi="ar_AE"/>
+        </w:rPr>
+        <w:t xml:space="preserve">; </w:t>
+      </w:r>
+      <w:r>
+        <w:rPr>
+          <w:rtl/>
+          <w:cs/>
+          <w:lang w:val="ar_AE" w:bidi="ar_AE"/>
+        </w:rPr>
+        <w:t>4:18–19</w:t>
+      </w:r>
+      <w:r>
+        <w:rPr>
+          <w:rtl/>
+          <w:cs/>
+          <w:lang w:val="ar_AE" w:bidi="ar_AE"/>
+        </w:rPr>
+        <w:t xml:space="preserve">; </w:t>
+      </w:r>
+      <w:r>
+        <w:rPr>
+          <w:rtl/>
+          <w:cs/>
+          <w:lang w:val="ar_AE" w:bidi="ar_AE"/>
+        </w:rPr>
+        <w:t>رومية 6:6</w:t>
+      </w:r>
       <w:r>
         <w:rPr>
           <w:rtl/>
@@ -4958,42 +4016,30 @@
         </w:rPr>
         <w:t xml:space="preserve">, </w:t>
       </w:r>
-      <w:hyperlink r:id="rId146">
-        <w:r>
-          <w:rPr>
-            <w:rtl/>
-            <w:cs/>
-            <w:lang w:val="ar_AE" w:bidi="ar_AE"/>
-          </w:rPr>
-          <w:rPr>
-            <w:color w:val="0000EE"/>
-            <w:u w:val="single"/>
-          </w:rPr>
-          <w:t>16–23</w:t>
-        </w:r>
-      </w:hyperlink>
-      <w:r>
-        <w:rPr>
-          <w:rtl/>
-          <w:cs/>
-          <w:lang w:val="ar_AE" w:bidi="ar_AE"/>
-        </w:rPr>
-        <w:t xml:space="preserve">; </w:t>
-      </w:r>
-      <w:hyperlink r:id="rId147">
-        <w:r>
-          <w:rPr>
-            <w:rtl/>
-            <w:cs/>
-            <w:lang w:val="ar_AE" w:bidi="ar_AE"/>
-          </w:rPr>
-          <w:rPr>
-            <w:color w:val="0000EE"/>
-            <w:u w:val="single"/>
-          </w:rPr>
-          <w:t>عبرانيين 12:22–24</w:t>
-        </w:r>
-      </w:hyperlink>
+      <w:r>
+        <w:rPr>
+          <w:rtl/>
+          <w:cs/>
+          <w:lang w:val="ar_AE" w:bidi="ar_AE"/>
+        </w:rPr>
+        <w:t>16–23</w:t>
+      </w:r>
+      <w:r>
+        <w:rPr>
+          <w:rtl/>
+          <w:cs/>
+          <w:lang w:val="ar_AE" w:bidi="ar_AE"/>
+        </w:rPr>
+        <w:t xml:space="preserve">; </w:t>
+      </w:r>
+      <w:r>
+        <w:rPr>
+          <w:rtl/>
+          <w:cs/>
+          <w:lang w:val="ar_AE" w:bidi="ar_AE"/>
+        </w:rPr>
+        <w:t>عبرانيين 12:22–24</w:t>
+      </w:r>
       <w:r>
         <w:rPr>
           <w:rtl/>
@@ -5035,42 +4081,30 @@
           <w:lang w:val="ar_AE" w:bidi="ar_AE"/>
         </w:rPr>
       </w:r>
-      <w:hyperlink r:id="rId148">
-        <w:r>
-          <w:rPr>
-            <w:rtl/>
-            <w:cs/>
-            <w:lang w:val="ar_AE" w:bidi="ar_AE"/>
-          </w:rPr>
-          <w:rPr>
-            <w:color w:val="0000EE"/>
-            <w:u w:val="single"/>
-          </w:rPr>
-          <w:t>لاويين ٢٦: ٢٧–٤٥</w:t>
-        </w:r>
-      </w:hyperlink>
-      <w:r>
-        <w:rPr>
-          <w:rtl/>
-          <w:cs/>
-          <w:lang w:val="ar_AE" w:bidi="ar_AE"/>
-        </w:rPr>
-        <w:t xml:space="preserve">; </w:t>
-      </w:r>
-      <w:hyperlink r:id="rId149">
-        <w:r>
-          <w:rPr>
-            <w:rtl/>
-            <w:cs/>
-            <w:lang w:val="ar_AE" w:bidi="ar_AE"/>
-          </w:rPr>
-          <w:rPr>
-            <w:color w:val="0000EE"/>
-            <w:u w:val="single"/>
-          </w:rPr>
-          <w:t>تثنية ٢٨: ٣٦–٣٧</w:t>
-        </w:r>
-      </w:hyperlink>
+      <w:r>
+        <w:rPr>
+          <w:rtl/>
+          <w:cs/>
+          <w:lang w:val="ar_AE" w:bidi="ar_AE"/>
+        </w:rPr>
+        <w:t>لاويين ٢٦: ٢٧–٤٥</w:t>
+      </w:r>
+      <w:r>
+        <w:rPr>
+          <w:rtl/>
+          <w:cs/>
+          <w:lang w:val="ar_AE" w:bidi="ar_AE"/>
+        </w:rPr>
+        <w:t xml:space="preserve">; </w:t>
+      </w:r>
+      <w:r>
+        <w:rPr>
+          <w:rtl/>
+          <w:cs/>
+          <w:lang w:val="ar_AE" w:bidi="ar_AE"/>
+        </w:rPr>
+        <w:t>تثنية ٢٨: ٣٦–٣٧</w:t>
+      </w:r>
       <w:r>
         <w:rPr>
           <w:rtl/>
@@ -5079,438 +4113,318 @@
         </w:rPr>
         <w:t xml:space="preserve">, </w:t>
       </w:r>
-      <w:hyperlink r:id="rId150">
-        <w:r>
-          <w:rPr>
-            <w:rtl/>
-            <w:cs/>
-            <w:lang w:val="ar_AE" w:bidi="ar_AE"/>
-          </w:rPr>
-          <w:rPr>
-            <w:color w:val="0000EE"/>
-            <w:u w:val="single"/>
-          </w:rPr>
-          <w:t>٦٣–٦٨</w:t>
-        </w:r>
-      </w:hyperlink>
-      <w:r>
-        <w:rPr>
-          <w:rtl/>
-          <w:cs/>
-          <w:lang w:val="ar_AE" w:bidi="ar_AE"/>
-        </w:rPr>
-        <w:t xml:space="preserve">; </w:t>
-      </w:r>
-      <w:hyperlink r:id="rId151">
-        <w:r>
-          <w:rPr>
-            <w:rtl/>
-            <w:cs/>
-            <w:lang w:val="ar_AE" w:bidi="ar_AE"/>
-          </w:rPr>
-          <w:rPr>
-            <w:color w:val="0000EE"/>
-            <w:u w:val="single"/>
-          </w:rPr>
-          <w:t>٣٠: ١–٥</w:t>
-        </w:r>
-      </w:hyperlink>
-      <w:r>
-        <w:rPr>
-          <w:rtl/>
-          <w:cs/>
-          <w:lang w:val="ar_AE" w:bidi="ar_AE"/>
-        </w:rPr>
-        <w:t xml:space="preserve">; </w:t>
-      </w:r>
-      <w:hyperlink r:id="rId152">
-        <w:r>
-          <w:rPr>
-            <w:rtl/>
-            <w:cs/>
-            <w:lang w:val="ar_AE" w:bidi="ar_AE"/>
-          </w:rPr>
-          <w:rPr>
-            <w:color w:val="0000EE"/>
-            <w:u w:val="single"/>
-          </w:rPr>
-          <w:t>٢ ملوك ١٧: ٥–٢٣</w:t>
-        </w:r>
-      </w:hyperlink>
-      <w:r>
-        <w:rPr>
-          <w:rtl/>
-          <w:cs/>
-          <w:lang w:val="ar_AE" w:bidi="ar_AE"/>
-        </w:rPr>
-        <w:t xml:space="preserve">; </w:t>
-      </w:r>
-      <w:hyperlink r:id="rId134">
-        <w:r>
-          <w:rPr>
-            <w:rtl/>
-            <w:cs/>
-            <w:lang w:val="ar_AE" w:bidi="ar_AE"/>
-          </w:rPr>
-          <w:rPr>
-            <w:color w:val="0000EE"/>
-            <w:u w:val="single"/>
-          </w:rPr>
-          <w:t>٢٤: ١–٢٥: ٢١</w:t>
-        </w:r>
-      </w:hyperlink>
-      <w:r>
-        <w:rPr>
-          <w:rtl/>
-          <w:cs/>
-          <w:lang w:val="ar_AE" w:bidi="ar_AE"/>
-        </w:rPr>
-        <w:t xml:space="preserve">; </w:t>
-      </w:r>
-      <w:hyperlink r:id="rId153">
-        <w:r>
-          <w:rPr>
-            <w:rtl/>
-            <w:cs/>
-            <w:lang w:val="ar_AE" w:bidi="ar_AE"/>
-          </w:rPr>
-          <w:rPr>
-            <w:color w:val="0000EE"/>
-            <w:u w:val="single"/>
-          </w:rPr>
-          <w:t>عزرا ٥: ١٢</w:t>
-        </w:r>
-      </w:hyperlink>
-      <w:r>
-        <w:rPr>
-          <w:rtl/>
-          <w:cs/>
-          <w:lang w:val="ar_AE" w:bidi="ar_AE"/>
-        </w:rPr>
-        <w:t xml:space="preserve">; </w:t>
-      </w:r>
-      <w:hyperlink r:id="rId135">
-        <w:r>
-          <w:rPr>
-            <w:rtl/>
-            <w:cs/>
-            <w:lang w:val="ar_AE" w:bidi="ar_AE"/>
-          </w:rPr>
-          <w:rPr>
-            <w:color w:val="0000EE"/>
-            <w:u w:val="single"/>
-          </w:rPr>
-          <w:t>مزامير ٨٩</w:t>
-        </w:r>
-      </w:hyperlink>
-      <w:r>
-        <w:rPr>
-          <w:rtl/>
-          <w:cs/>
-          <w:lang w:val="ar_AE" w:bidi="ar_AE"/>
-        </w:rPr>
-        <w:t xml:space="preserve">; </w:t>
-      </w:r>
-      <w:hyperlink r:id="rId154">
-        <w:r>
-          <w:rPr>
-            <w:rtl/>
-            <w:cs/>
-            <w:lang w:val="ar_AE" w:bidi="ar_AE"/>
-          </w:rPr>
-          <w:rPr>
-            <w:color w:val="0000EE"/>
-            <w:u w:val="single"/>
-          </w:rPr>
-          <w:t>١٠٧</w:t>
-        </w:r>
-      </w:hyperlink>
-      <w:r>
-        <w:rPr>
-          <w:rtl/>
-          <w:cs/>
-          <w:lang w:val="ar_AE" w:bidi="ar_AE"/>
-        </w:rPr>
-        <w:t xml:space="preserve">; </w:t>
-      </w:r>
-      <w:hyperlink r:id="rId155">
-        <w:r>
-          <w:rPr>
-            <w:rtl/>
-            <w:cs/>
-            <w:lang w:val="ar_AE" w:bidi="ar_AE"/>
-          </w:rPr>
-          <w:rPr>
-            <w:color w:val="0000EE"/>
-            <w:u w:val="single"/>
-          </w:rPr>
-          <w:t>١٢٦</w:t>
-        </w:r>
-      </w:hyperlink>
-      <w:r>
-        <w:rPr>
-          <w:rtl/>
-          <w:cs/>
-          <w:lang w:val="ar_AE" w:bidi="ar_AE"/>
-        </w:rPr>
-        <w:t xml:space="preserve">; </w:t>
-      </w:r>
-      <w:hyperlink r:id="rId156">
-        <w:r>
-          <w:rPr>
-            <w:rtl/>
-            <w:cs/>
-            <w:lang w:val="ar_AE" w:bidi="ar_AE"/>
-          </w:rPr>
-          <w:rPr>
-            <w:color w:val="0000EE"/>
-            <w:u w:val="single"/>
-          </w:rPr>
-          <w:t>إشعياء ٥: ١٣</w:t>
-        </w:r>
-      </w:hyperlink>
-      <w:r>
-        <w:rPr>
-          <w:rtl/>
-          <w:cs/>
-          <w:lang w:val="ar_AE" w:bidi="ar_AE"/>
-        </w:rPr>
-        <w:t xml:space="preserve">; </w:t>
-      </w:r>
-      <w:hyperlink r:id="rId157">
-        <w:r>
-          <w:rPr>
-            <w:rtl/>
-            <w:cs/>
-            <w:lang w:val="ar_AE" w:bidi="ar_AE"/>
-          </w:rPr>
-          <w:rPr>
-            <w:color w:val="0000EE"/>
-            <w:u w:val="single"/>
-          </w:rPr>
-          <w:t>٢٧: ١٣</w:t>
-        </w:r>
-      </w:hyperlink>
-      <w:r>
-        <w:rPr>
-          <w:rtl/>
-          <w:cs/>
-          <w:lang w:val="ar_AE" w:bidi="ar_AE"/>
-        </w:rPr>
-        <w:t xml:space="preserve">; </w:t>
-      </w:r>
-      <w:hyperlink r:id="rId158">
-        <w:r>
-          <w:rPr>
-            <w:rtl/>
-            <w:cs/>
-            <w:lang w:val="ar_AE" w:bidi="ar_AE"/>
-          </w:rPr>
-          <w:rPr>
-            <w:color w:val="0000EE"/>
-            <w:u w:val="single"/>
-          </w:rPr>
-          <w:t>٥٢: ١–١٢</w:t>
-        </w:r>
-      </w:hyperlink>
-      <w:r>
-        <w:rPr>
-          <w:rtl/>
-          <w:cs/>
-          <w:lang w:val="ar_AE" w:bidi="ar_AE"/>
-        </w:rPr>
-        <w:t xml:space="preserve">; </w:t>
-      </w:r>
-      <w:hyperlink r:id="rId159">
-        <w:r>
-          <w:rPr>
-            <w:rtl/>
-            <w:cs/>
-            <w:lang w:val="ar_AE" w:bidi="ar_AE"/>
-          </w:rPr>
-          <w:rPr>
-            <w:color w:val="0000EE"/>
-            <w:u w:val="single"/>
-          </w:rPr>
-          <w:t>٥٩: ١٠</w:t>
-        </w:r>
-      </w:hyperlink>
-      <w:r>
-        <w:rPr>
-          <w:rtl/>
-          <w:cs/>
-          <w:lang w:val="ar_AE" w:bidi="ar_AE"/>
-        </w:rPr>
-        <w:t xml:space="preserve">; </w:t>
-      </w:r>
-      <w:hyperlink r:id="rId160">
-        <w:r>
-          <w:rPr>
-            <w:rtl/>
-            <w:cs/>
-            <w:lang w:val="ar_AE" w:bidi="ar_AE"/>
-          </w:rPr>
-          <w:rPr>
-            <w:color w:val="0000EE"/>
-            <w:u w:val="single"/>
-          </w:rPr>
-          <w:t>إرميا ٢: ٣٧</w:t>
-        </w:r>
-      </w:hyperlink>
-      <w:r>
-        <w:rPr>
-          <w:rtl/>
-          <w:cs/>
-          <w:lang w:val="ar_AE" w:bidi="ar_AE"/>
-        </w:rPr>
-        <w:t xml:space="preserve">; </w:t>
-      </w:r>
-      <w:hyperlink r:id="rId161">
-        <w:r>
-          <w:rPr>
-            <w:rtl/>
-            <w:cs/>
-            <w:lang w:val="ar_AE" w:bidi="ar_AE"/>
-          </w:rPr>
-          <w:rPr>
-            <w:color w:val="0000EE"/>
-            <w:u w:val="single"/>
-          </w:rPr>
-          <w:t>٣: ١٨</w:t>
-        </w:r>
-      </w:hyperlink>
-      <w:r>
-        <w:rPr>
-          <w:rtl/>
-          <w:cs/>
-          <w:lang w:val="ar_AE" w:bidi="ar_AE"/>
-        </w:rPr>
-        <w:t xml:space="preserve">; </w:t>
-      </w:r>
-      <w:hyperlink r:id="rId131">
-        <w:r>
-          <w:rPr>
-            <w:rtl/>
-            <w:cs/>
-            <w:lang w:val="ar_AE" w:bidi="ar_AE"/>
-          </w:rPr>
-          <w:rPr>
-            <w:color w:val="0000EE"/>
-            <w:u w:val="single"/>
-          </w:rPr>
-          <w:t>٤: ١٣</w:t>
-        </w:r>
-      </w:hyperlink>
-      <w:r>
-        <w:rPr>
-          <w:rtl/>
-          <w:cs/>
-          <w:lang w:val="ar_AE" w:bidi="ar_AE"/>
-        </w:rPr>
-        <w:t xml:space="preserve">; </w:t>
-      </w:r>
-      <w:hyperlink r:id="rId162">
-        <w:r>
-          <w:rPr>
-            <w:rtl/>
-            <w:cs/>
-            <w:lang w:val="ar_AE" w:bidi="ar_AE"/>
-          </w:rPr>
-          <w:rPr>
-            <w:color w:val="0000EE"/>
-            <w:u w:val="single"/>
-          </w:rPr>
-          <w:t>حزقيال ٦: ٩</w:t>
-        </w:r>
-      </w:hyperlink>
-      <w:r>
-        <w:rPr>
-          <w:rtl/>
-          <w:cs/>
-          <w:lang w:val="ar_AE" w:bidi="ar_AE"/>
-        </w:rPr>
-        <w:t xml:space="preserve">; </w:t>
-      </w:r>
-      <w:hyperlink r:id="rId163">
-        <w:r>
-          <w:rPr>
-            <w:rtl/>
-            <w:cs/>
-            <w:lang w:val="ar_AE" w:bidi="ar_AE"/>
-          </w:rPr>
-          <w:rPr>
-            <w:color w:val="0000EE"/>
-            <w:u w:val="single"/>
-          </w:rPr>
-          <w:t>٢٠: ٤١</w:t>
-        </w:r>
-      </w:hyperlink>
-      <w:r>
-        <w:rPr>
-          <w:rtl/>
-          <w:cs/>
-          <w:lang w:val="ar_AE" w:bidi="ar_AE"/>
-        </w:rPr>
-        <w:t xml:space="preserve">; </w:t>
-      </w:r>
-      <w:hyperlink r:id="rId164">
-        <w:r>
-          <w:rPr>
-            <w:rtl/>
-            <w:cs/>
-            <w:lang w:val="ar_AE" w:bidi="ar_AE"/>
-          </w:rPr>
-          <w:rPr>
-            <w:color w:val="0000EE"/>
-            <w:u w:val="single"/>
-          </w:rPr>
-          <w:t>٣٧: ١–١٤</w:t>
-        </w:r>
-      </w:hyperlink>
-      <w:r>
-        <w:rPr>
-          <w:rtl/>
-          <w:cs/>
-          <w:lang w:val="ar_AE" w:bidi="ar_AE"/>
-        </w:rPr>
-        <w:t xml:space="preserve">; </w:t>
-      </w:r>
-      <w:hyperlink r:id="rId132">
-        <w:r>
-          <w:rPr>
-            <w:rtl/>
-            <w:cs/>
-            <w:lang w:val="ar_AE" w:bidi="ar_AE"/>
-          </w:rPr>
-          <w:rPr>
-            <w:color w:val="0000EE"/>
-            <w:u w:val="single"/>
-          </w:rPr>
-          <w:t>عاموس ٥: ١١</w:t>
-        </w:r>
-      </w:hyperlink>
-      <w:r>
-        <w:rPr>
-          <w:rtl/>
-          <w:cs/>
-          <w:lang w:val="ar_AE" w:bidi="ar_AE"/>
-        </w:rPr>
-        <w:t xml:space="preserve">; </w:t>
-      </w:r>
-      <w:hyperlink r:id="rId133">
-        <w:r>
-          <w:rPr>
-            <w:rtl/>
-            <w:cs/>
-            <w:lang w:val="ar_AE" w:bidi="ar_AE"/>
-          </w:rPr>
-          <w:rPr>
-            <w:color w:val="0000EE"/>
-            <w:u w:val="single"/>
-          </w:rPr>
-          <w:t>ميخا ٦: ١٤–١٥</w:t>
-        </w:r>
-      </w:hyperlink>
+      <w:r>
+        <w:rPr>
+          <w:rtl/>
+          <w:cs/>
+          <w:lang w:val="ar_AE" w:bidi="ar_AE"/>
+        </w:rPr>
+        <w:t>٦٣–٦٨</w:t>
+      </w:r>
+      <w:r>
+        <w:rPr>
+          <w:rtl/>
+          <w:cs/>
+          <w:lang w:val="ar_AE" w:bidi="ar_AE"/>
+        </w:rPr>
+        <w:t xml:space="preserve">; </w:t>
+      </w:r>
+      <w:r>
+        <w:rPr>
+          <w:rtl/>
+          <w:cs/>
+          <w:lang w:val="ar_AE" w:bidi="ar_AE"/>
+        </w:rPr>
+        <w:t>٣٠: ١–٥</w:t>
+      </w:r>
+      <w:r>
+        <w:rPr>
+          <w:rtl/>
+          <w:cs/>
+          <w:lang w:val="ar_AE" w:bidi="ar_AE"/>
+        </w:rPr>
+        <w:t xml:space="preserve">; </w:t>
+      </w:r>
+      <w:r>
+        <w:rPr>
+          <w:rtl/>
+          <w:cs/>
+          <w:lang w:val="ar_AE" w:bidi="ar_AE"/>
+        </w:rPr>
+        <w:t>٢ ملوك ١٧: ٥–٢٣</w:t>
+      </w:r>
+      <w:r>
+        <w:rPr>
+          <w:rtl/>
+          <w:cs/>
+          <w:lang w:val="ar_AE" w:bidi="ar_AE"/>
+        </w:rPr>
+        <w:t xml:space="preserve">; </w:t>
+      </w:r>
+      <w:r>
+        <w:rPr>
+          <w:rtl/>
+          <w:cs/>
+          <w:lang w:val="ar_AE" w:bidi="ar_AE"/>
+        </w:rPr>
+        <w:t>٢٤: ١–٢٥: ٢١</w:t>
+      </w:r>
+      <w:r>
+        <w:rPr>
+          <w:rtl/>
+          <w:cs/>
+          <w:lang w:val="ar_AE" w:bidi="ar_AE"/>
+        </w:rPr>
+        <w:t xml:space="preserve">; </w:t>
+      </w:r>
+      <w:r>
+        <w:rPr>
+          <w:rtl/>
+          <w:cs/>
+          <w:lang w:val="ar_AE" w:bidi="ar_AE"/>
+        </w:rPr>
+        <w:t>عزرا ٥: ١٢</w:t>
+      </w:r>
+      <w:r>
+        <w:rPr>
+          <w:rtl/>
+          <w:cs/>
+          <w:lang w:val="ar_AE" w:bidi="ar_AE"/>
+        </w:rPr>
+        <w:t xml:space="preserve">; </w:t>
+      </w:r>
+      <w:r>
+        <w:rPr>
+          <w:rtl/>
+          <w:cs/>
+          <w:lang w:val="ar_AE" w:bidi="ar_AE"/>
+        </w:rPr>
+        <w:t>مزامير ٨٩</w:t>
+      </w:r>
+      <w:r>
+        <w:rPr>
+          <w:rtl/>
+          <w:cs/>
+          <w:lang w:val="ar_AE" w:bidi="ar_AE"/>
+        </w:rPr>
+        <w:t xml:space="preserve">; </w:t>
+      </w:r>
+      <w:r>
+        <w:rPr>
+          <w:rtl/>
+          <w:cs/>
+          <w:lang w:val="ar_AE" w:bidi="ar_AE"/>
+        </w:rPr>
+        <w:t>١٠٧</w:t>
+      </w:r>
+      <w:r>
+        <w:rPr>
+          <w:rtl/>
+          <w:cs/>
+          <w:lang w:val="ar_AE" w:bidi="ar_AE"/>
+        </w:rPr>
+        <w:t xml:space="preserve">; </w:t>
+      </w:r>
+      <w:r>
+        <w:rPr>
+          <w:rtl/>
+          <w:cs/>
+          <w:lang w:val="ar_AE" w:bidi="ar_AE"/>
+        </w:rPr>
+        <w:t>١٢٦</w:t>
+      </w:r>
+      <w:r>
+        <w:rPr>
+          <w:rtl/>
+          <w:cs/>
+          <w:lang w:val="ar_AE" w:bidi="ar_AE"/>
+        </w:rPr>
+        <w:t xml:space="preserve">; </w:t>
+      </w:r>
+      <w:r>
+        <w:rPr>
+          <w:rtl/>
+          <w:cs/>
+          <w:lang w:val="ar_AE" w:bidi="ar_AE"/>
+        </w:rPr>
+        <w:t>إشعياء ٥: ١٣</w:t>
+      </w:r>
+      <w:r>
+        <w:rPr>
+          <w:rtl/>
+          <w:cs/>
+          <w:lang w:val="ar_AE" w:bidi="ar_AE"/>
+        </w:rPr>
+        <w:t xml:space="preserve">; </w:t>
+      </w:r>
+      <w:r>
+        <w:rPr>
+          <w:rtl/>
+          <w:cs/>
+          <w:lang w:val="ar_AE" w:bidi="ar_AE"/>
+        </w:rPr>
+        <w:t>٢٧: ١٣</w:t>
+      </w:r>
+      <w:r>
+        <w:rPr>
+          <w:rtl/>
+          <w:cs/>
+          <w:lang w:val="ar_AE" w:bidi="ar_AE"/>
+        </w:rPr>
+        <w:t xml:space="preserve">; </w:t>
+      </w:r>
+      <w:r>
+        <w:rPr>
+          <w:rtl/>
+          <w:cs/>
+          <w:lang w:val="ar_AE" w:bidi="ar_AE"/>
+        </w:rPr>
+        <w:t>٥٢: ١–١٢</w:t>
+      </w:r>
+      <w:r>
+        <w:rPr>
+          <w:rtl/>
+          <w:cs/>
+          <w:lang w:val="ar_AE" w:bidi="ar_AE"/>
+        </w:rPr>
+        <w:t xml:space="preserve">; </w:t>
+      </w:r>
+      <w:r>
+        <w:rPr>
+          <w:rtl/>
+          <w:cs/>
+          <w:lang w:val="ar_AE" w:bidi="ar_AE"/>
+        </w:rPr>
+        <w:t>٥٩: ١٠</w:t>
+      </w:r>
+      <w:r>
+        <w:rPr>
+          <w:rtl/>
+          <w:cs/>
+          <w:lang w:val="ar_AE" w:bidi="ar_AE"/>
+        </w:rPr>
+        <w:t xml:space="preserve">; </w:t>
+      </w:r>
+      <w:r>
+        <w:rPr>
+          <w:rtl/>
+          <w:cs/>
+          <w:lang w:val="ar_AE" w:bidi="ar_AE"/>
+        </w:rPr>
+        <w:t>إرميا ٢: ٣٧</w:t>
+      </w:r>
+      <w:r>
+        <w:rPr>
+          <w:rtl/>
+          <w:cs/>
+          <w:lang w:val="ar_AE" w:bidi="ar_AE"/>
+        </w:rPr>
+        <w:t xml:space="preserve">; </w:t>
+      </w:r>
+      <w:r>
+        <w:rPr>
+          <w:rtl/>
+          <w:cs/>
+          <w:lang w:val="ar_AE" w:bidi="ar_AE"/>
+        </w:rPr>
+        <w:t>٣: ١٨</w:t>
+      </w:r>
+      <w:r>
+        <w:rPr>
+          <w:rtl/>
+          <w:cs/>
+          <w:lang w:val="ar_AE" w:bidi="ar_AE"/>
+        </w:rPr>
+        <w:t xml:space="preserve">; </w:t>
+      </w:r>
+      <w:r>
+        <w:rPr>
+          <w:rtl/>
+          <w:cs/>
+          <w:lang w:val="ar_AE" w:bidi="ar_AE"/>
+        </w:rPr>
+        <w:t>٤: ١٣</w:t>
+      </w:r>
+      <w:r>
+        <w:rPr>
+          <w:rtl/>
+          <w:cs/>
+          <w:lang w:val="ar_AE" w:bidi="ar_AE"/>
+        </w:rPr>
+        <w:t xml:space="preserve">; </w:t>
+      </w:r>
+      <w:r>
+        <w:rPr>
+          <w:rtl/>
+          <w:cs/>
+          <w:lang w:val="ar_AE" w:bidi="ar_AE"/>
+        </w:rPr>
+        <w:t>حزقيال ٦: ٩</w:t>
+      </w:r>
+      <w:r>
+        <w:rPr>
+          <w:rtl/>
+          <w:cs/>
+          <w:lang w:val="ar_AE" w:bidi="ar_AE"/>
+        </w:rPr>
+        <w:t xml:space="preserve">; </w:t>
+      </w:r>
+      <w:r>
+        <w:rPr>
+          <w:rtl/>
+          <w:cs/>
+          <w:lang w:val="ar_AE" w:bidi="ar_AE"/>
+        </w:rPr>
+        <w:t>٢٠: ٤١</w:t>
+      </w:r>
+      <w:r>
+        <w:rPr>
+          <w:rtl/>
+          <w:cs/>
+          <w:lang w:val="ar_AE" w:bidi="ar_AE"/>
+        </w:rPr>
+        <w:t xml:space="preserve">; </w:t>
+      </w:r>
+      <w:r>
+        <w:rPr>
+          <w:rtl/>
+          <w:cs/>
+          <w:lang w:val="ar_AE" w:bidi="ar_AE"/>
+        </w:rPr>
+        <w:t>٣٧: ١–١٤</w:t>
+      </w:r>
+      <w:r>
+        <w:rPr>
+          <w:rtl/>
+          <w:cs/>
+          <w:lang w:val="ar_AE" w:bidi="ar_AE"/>
+        </w:rPr>
+        <w:t xml:space="preserve">; </w:t>
+      </w:r>
+      <w:r>
+        <w:rPr>
+          <w:rtl/>
+          <w:cs/>
+          <w:lang w:val="ar_AE" w:bidi="ar_AE"/>
+        </w:rPr>
+        <w:t>عاموس ٥: ١١</w:t>
+      </w:r>
+      <w:r>
+        <w:rPr>
+          <w:rtl/>
+          <w:cs/>
+          <w:lang w:val="ar_AE" w:bidi="ar_AE"/>
+        </w:rPr>
+        <w:t xml:space="preserve">; </w:t>
+      </w:r>
+      <w:r>
+        <w:rPr>
+          <w:rtl/>
+          <w:cs/>
+          <w:lang w:val="ar_AE" w:bidi="ar_AE"/>
+        </w:rPr>
+        <w:t>ميخا ٦: ١٤–١٥</w:t>
+      </w:r>
       <w:r>
         <w:rPr>
           <w:rtl/>
@@ -5578,20 +4492,14 @@
         </w:rPr>
         <w:t>تُقدم قصة أيوب صراع وشدّ بين الجوانب الجيدة والسيئة من شخصيته. إذ يٌفتَتَح السفر بالتأكيد بكل وضوح على استقامة أيوب (</w:t>
       </w:r>
-      <w:hyperlink r:id="rId165">
-        <w:r>
-          <w:rPr>
-            <w:rtl/>
-            <w:cs/>
-            <w:lang w:val="ar_AE" w:bidi="ar_AE"/>
-          </w:rPr>
-          <w:rPr>
-            <w:color w:val="0000EE"/>
-            <w:u w:val="single"/>
-          </w:rPr>
-          <w:t>أيوب 1:1</w:t>
-        </w:r>
-      </w:hyperlink>
+      <w:r>
+        <w:rPr>
+          <w:rtl/>
+          <w:cs/>
+          <w:lang w:val="ar_AE" w:bidi="ar_AE"/>
+        </w:rPr>
+        <w:t>أيوب 1:1</w:t>
+      </w:r>
       <w:r>
         <w:rPr>
           <w:rtl/>
@@ -5600,42 +4508,30 @@
         </w:rPr>
         <w:t xml:space="preserve">, </w:t>
       </w:r>
-      <w:hyperlink r:id="rId166">
-        <w:r>
-          <w:rPr>
-            <w:rtl/>
-            <w:cs/>
-            <w:lang w:val="ar_AE" w:bidi="ar_AE"/>
-          </w:rPr>
-          <w:rPr>
-            <w:color w:val="0000EE"/>
-            <w:u w:val="single"/>
-          </w:rPr>
-          <w:t>8</w:t>
-        </w:r>
-      </w:hyperlink>
-      <w:r>
-        <w:rPr>
-          <w:rtl/>
-          <w:cs/>
-          <w:lang w:val="ar_AE" w:bidi="ar_AE"/>
-        </w:rPr>
-        <w:t xml:space="preserve">; </w:t>
-      </w:r>
-      <w:hyperlink r:id="rId167">
-        <w:r>
-          <w:rPr>
-            <w:rtl/>
-            <w:cs/>
-            <w:lang w:val="ar_AE" w:bidi="ar_AE"/>
-          </w:rPr>
-          <w:rPr>
-            <w:color w:val="0000EE"/>
-            <w:u w:val="single"/>
-          </w:rPr>
-          <w:t>2:3</w:t>
-        </w:r>
-      </w:hyperlink>
+      <w:r>
+        <w:rPr>
+          <w:rtl/>
+          <w:cs/>
+          <w:lang w:val="ar_AE" w:bidi="ar_AE"/>
+        </w:rPr>
+        <w:t>8</w:t>
+      </w:r>
+      <w:r>
+        <w:rPr>
+          <w:rtl/>
+          <w:cs/>
+          <w:lang w:val="ar_AE" w:bidi="ar_AE"/>
+        </w:rPr>
+        <w:t xml:space="preserve">; </w:t>
+      </w:r>
+      <w:r>
+        <w:rPr>
+          <w:rtl/>
+          <w:cs/>
+          <w:lang w:val="ar_AE" w:bidi="ar_AE"/>
+        </w:rPr>
+        <w:t>2:3</w:t>
+      </w:r>
       <w:r>
         <w:rPr>
           <w:rtl/>
@@ -5660,20 +4556,14 @@
         </w:rPr>
         <w:t>؟" (</w:t>
       </w:r>
-      <w:hyperlink r:id="rId168">
-        <w:r>
-          <w:rPr>
-            <w:rtl/>
-            <w:cs/>
-            <w:lang w:val="ar_AE" w:bidi="ar_AE"/>
-          </w:rPr>
-          <w:rPr>
-            <w:color w:val="0000EE"/>
-            <w:u w:val="single"/>
-          </w:rPr>
-          <w:t>38:2</w:t>
-        </w:r>
-      </w:hyperlink>
+      <w:r>
+        <w:rPr>
+          <w:rtl/>
+          <w:cs/>
+          <w:lang w:val="ar_AE" w:bidi="ar_AE"/>
+        </w:rPr>
+        <w:t>38:2</w:t>
+      </w:r>
       <w:r>
         <w:rPr>
           <w:rtl/>
@@ -5698,20 +4588,14 @@
         </w:rPr>
         <w:t>" (</w:t>
       </w:r>
-      <w:hyperlink r:id="rId169">
-        <w:r>
-          <w:rPr>
-            <w:rtl/>
-            <w:cs/>
-            <w:lang w:val="ar_AE" w:bidi="ar_AE"/>
-          </w:rPr>
-          <w:rPr>
-            <w:color w:val="0000EE"/>
-            <w:u w:val="single"/>
-          </w:rPr>
-          <w:t>40:8</w:t>
-        </w:r>
-      </w:hyperlink>
+      <w:r>
+        <w:rPr>
+          <w:rtl/>
+          <w:cs/>
+          <w:lang w:val="ar_AE" w:bidi="ar_AE"/>
+        </w:rPr>
+        <w:t>40:8</w:t>
+      </w:r>
       <w:r>
         <w:rPr>
           <w:rtl/>
@@ -5740,64 +4624,46 @@
         </w:rPr>
         <w:t>يعتقد بعض المفسرين أن أيوب كان يُكثر الكلام ويخلط بين عمل الله وعمل الشيطان. ويذهب بعض المفسرين المعاصرين إلى لوم أيوب على معاناته، متفقين مع أصدقائه. بينما يتبنّى آخرون مثل أليفاز وأليهو (</w:t>
       </w:r>
-      <w:hyperlink r:id="rId170">
-        <w:r>
-          <w:rPr>
-            <w:rtl/>
-            <w:cs/>
-            <w:lang w:val="ar_AE" w:bidi="ar_AE"/>
-          </w:rPr>
-          <w:rPr>
-            <w:color w:val="0000EE"/>
-            <w:u w:val="single"/>
-          </w:rPr>
-          <w:t>5:17–27</w:t>
-        </w:r>
-      </w:hyperlink>
-      <w:r>
-        <w:rPr>
-          <w:rtl/>
-          <w:cs/>
-          <w:lang w:val="ar_AE" w:bidi="ar_AE"/>
-        </w:rPr>
-        <w:t xml:space="preserve">; </w:t>
-      </w:r>
-      <w:hyperlink r:id="rId171">
-        <w:r>
-          <w:rPr>
-            <w:rtl/>
-            <w:cs/>
-            <w:lang w:val="ar_AE" w:bidi="ar_AE"/>
-          </w:rPr>
-          <w:rPr>
-            <w:color w:val="0000EE"/>
-            <w:u w:val="single"/>
-          </w:rPr>
-          <w:t>33:15–33</w:t>
-        </w:r>
-      </w:hyperlink>
-      <w:r>
-        <w:rPr>
-          <w:rtl/>
-          <w:cs/>
-          <w:lang w:val="ar_AE" w:bidi="ar_AE"/>
-        </w:rPr>
-        <w:t xml:space="preserve">; </w:t>
-      </w:r>
-      <w:hyperlink r:id="rId172">
-        <w:r>
-          <w:rPr>
-            <w:rtl/>
-            <w:cs/>
-            <w:lang w:val="ar_AE" w:bidi="ar_AE"/>
-          </w:rPr>
-          <w:rPr>
-            <w:color w:val="0000EE"/>
-            <w:u w:val="single"/>
-          </w:rPr>
-          <w:t>36:7–17</w:t>
-        </w:r>
-      </w:hyperlink>
+      <w:r>
+        <w:rPr>
+          <w:rtl/>
+          <w:cs/>
+          <w:lang w:val="ar_AE" w:bidi="ar_AE"/>
+        </w:rPr>
+        <w:t>5:17–27</w:t>
+      </w:r>
+      <w:r>
+        <w:rPr>
+          <w:rtl/>
+          <w:cs/>
+          <w:lang w:val="ar_AE" w:bidi="ar_AE"/>
+        </w:rPr>
+        <w:t xml:space="preserve">; </w:t>
+      </w:r>
+      <w:r>
+        <w:rPr>
+          <w:rtl/>
+          <w:cs/>
+          <w:lang w:val="ar_AE" w:bidi="ar_AE"/>
+        </w:rPr>
+        <w:t>33:15–33</w:t>
+      </w:r>
+      <w:r>
+        <w:rPr>
+          <w:rtl/>
+          <w:cs/>
+          <w:lang w:val="ar_AE" w:bidi="ar_AE"/>
+        </w:rPr>
+        <w:t xml:space="preserve">; </w:t>
+      </w:r>
+      <w:r>
+        <w:rPr>
+          <w:rtl/>
+          <w:cs/>
+          <w:lang w:val="ar_AE" w:bidi="ar_AE"/>
+        </w:rPr>
+        <w:t>36:7–17</w:t>
+      </w:r>
       <w:r>
         <w:rPr>
           <w:rtl/>
@@ -5806,20 +4672,14 @@
         </w:rPr>
         <w:t>). هم يقولون إن معاناة أيوب هي تأديب مُحِب من الله. فحتى المؤمنين المخلصين لله يواجهون مثل هذا التأديب (</w:t>
       </w:r>
-      <w:hyperlink r:id="rId173">
-        <w:r>
-          <w:rPr>
-            <w:rtl/>
-            <w:cs/>
-            <w:lang w:val="ar_AE" w:bidi="ar_AE"/>
-          </w:rPr>
-          <w:rPr>
-            <w:color w:val="0000EE"/>
-            <w:u w:val="single"/>
-          </w:rPr>
-          <w:t>العبرانيين 12:6–12</w:t>
-        </w:r>
-      </w:hyperlink>
+      <w:r>
+        <w:rPr>
+          <w:rtl/>
+          <w:cs/>
+          <w:lang w:val="ar_AE" w:bidi="ar_AE"/>
+        </w:rPr>
+        <w:t>العبرانيين 12:6–12</w:t>
+      </w:r>
       <w:r>
         <w:rPr>
           <w:rtl/>
@@ -5828,20 +4688,14 @@
         </w:rPr>
         <w:t xml:space="preserve">; انظر </w:t>
       </w:r>
-      <w:hyperlink r:id="rId174">
-        <w:r>
-          <w:rPr>
-            <w:rtl/>
-            <w:cs/>
-            <w:lang w:val="ar_AE" w:bidi="ar_AE"/>
-          </w:rPr>
-          <w:rPr>
-            <w:color w:val="0000EE"/>
-            <w:u w:val="single"/>
-          </w:rPr>
-          <w:t>الأمثال 3:11–12</w:t>
-        </w:r>
-      </w:hyperlink>
+      <w:r>
+        <w:rPr>
+          <w:rtl/>
+          <w:cs/>
+          <w:lang w:val="ar_AE" w:bidi="ar_AE"/>
+        </w:rPr>
+        <w:t>الأمثال 3:11–12</w:t>
+      </w:r>
       <w:r>
         <w:rPr>
           <w:rtl/>
@@ -5870,20 +4724,14 @@
         </w:rPr>
         <w:t>عانى أيوب لأن الله أراد أن يُظهر للشيطان أن أيوب كان أمينًا ومخلصًا. لقد كان لله دائمًا نظرة إيجابية لحياة أيوب (</w:t>
       </w:r>
-      <w:hyperlink r:id="rId165">
-        <w:r>
-          <w:rPr>
-            <w:rtl/>
-            <w:cs/>
-            <w:lang w:val="ar_AE" w:bidi="ar_AE"/>
-          </w:rPr>
-          <w:rPr>
-            <w:color w:val="0000EE"/>
-            <w:u w:val="single"/>
-          </w:rPr>
-          <w:t>أيوب 1:1</w:t>
-        </w:r>
-      </w:hyperlink>
+      <w:r>
+        <w:rPr>
+          <w:rtl/>
+          <w:cs/>
+          <w:lang w:val="ar_AE" w:bidi="ar_AE"/>
+        </w:rPr>
+        <w:t>أيوب 1:1</w:t>
+      </w:r>
       <w:r>
         <w:rPr>
           <w:rtl/>
@@ -5892,64 +4740,46 @@
         </w:rPr>
         <w:t xml:space="preserve">, </w:t>
       </w:r>
-      <w:hyperlink r:id="rId166">
-        <w:r>
-          <w:rPr>
-            <w:rtl/>
-            <w:cs/>
-            <w:lang w:val="ar_AE" w:bidi="ar_AE"/>
-          </w:rPr>
-          <w:rPr>
-            <w:color w:val="0000EE"/>
-            <w:u w:val="single"/>
-          </w:rPr>
-          <w:t>8</w:t>
-        </w:r>
-      </w:hyperlink>
-      <w:r>
-        <w:rPr>
-          <w:rtl/>
-          <w:cs/>
-          <w:lang w:val="ar_AE" w:bidi="ar_AE"/>
-        </w:rPr>
-        <w:t xml:space="preserve">; </w:t>
-      </w:r>
-      <w:hyperlink r:id="rId167">
-        <w:r>
-          <w:rPr>
-            <w:rtl/>
-            <w:cs/>
-            <w:lang w:val="ar_AE" w:bidi="ar_AE"/>
-          </w:rPr>
-          <w:rPr>
-            <w:color w:val="0000EE"/>
-            <w:u w:val="single"/>
-          </w:rPr>
-          <w:t>2:3</w:t>
-        </w:r>
-      </w:hyperlink>
-      <w:r>
-        <w:rPr>
-          <w:rtl/>
-          <w:cs/>
-          <w:lang w:val="ar_AE" w:bidi="ar_AE"/>
-        </w:rPr>
-        <w:t xml:space="preserve">; </w:t>
-      </w:r>
-      <w:hyperlink r:id="rId175">
-        <w:r>
-          <w:rPr>
-            <w:rtl/>
-            <w:cs/>
-            <w:lang w:val="ar_AE" w:bidi="ar_AE"/>
-          </w:rPr>
-          <w:rPr>
-            <w:color w:val="0000EE"/>
-            <w:u w:val="single"/>
-          </w:rPr>
-          <w:t>42:7</w:t>
-        </w:r>
-      </w:hyperlink>
+      <w:r>
+        <w:rPr>
+          <w:rtl/>
+          <w:cs/>
+          <w:lang w:val="ar_AE" w:bidi="ar_AE"/>
+        </w:rPr>
+        <w:t>8</w:t>
+      </w:r>
+      <w:r>
+        <w:rPr>
+          <w:rtl/>
+          <w:cs/>
+          <w:lang w:val="ar_AE" w:bidi="ar_AE"/>
+        </w:rPr>
+        <w:t xml:space="preserve">; </w:t>
+      </w:r>
+      <w:r>
+        <w:rPr>
+          <w:rtl/>
+          <w:cs/>
+          <w:lang w:val="ar_AE" w:bidi="ar_AE"/>
+        </w:rPr>
+        <w:t>2:3</w:t>
+      </w:r>
+      <w:r>
+        <w:rPr>
+          <w:rtl/>
+          <w:cs/>
+          <w:lang w:val="ar_AE" w:bidi="ar_AE"/>
+        </w:rPr>
+        <w:t xml:space="preserve">; </w:t>
+      </w:r>
+      <w:r>
+        <w:rPr>
+          <w:rtl/>
+          <w:cs/>
+          <w:lang w:val="ar_AE" w:bidi="ar_AE"/>
+        </w:rPr>
+        <w:t>42:7</w:t>
+      </w:r>
       <w:r>
         <w:rPr>
           <w:rtl/>
@@ -5958,20 +4788,14 @@
         </w:rPr>
         <w:t>). وتستمر هذه الفكرة في العهد الجديد، حيث يُعتبر أيوب مثالًا للصبر الذي ينبغي أن نقتدي به (</w:t>
       </w:r>
-      <w:hyperlink r:id="rId176">
-        <w:r>
-          <w:rPr>
-            <w:rtl/>
-            <w:cs/>
-            <w:lang w:val="ar_AE" w:bidi="ar_AE"/>
-          </w:rPr>
-          <w:rPr>
-            <w:color w:val="0000EE"/>
-            <w:u w:val="single"/>
-          </w:rPr>
-          <w:t>يعقوب 5:11</w:t>
-        </w:r>
-      </w:hyperlink>
+      <w:r>
+        <w:rPr>
+          <w:rtl/>
+          <w:cs/>
+          <w:lang w:val="ar_AE" w:bidi="ar_AE"/>
+        </w:rPr>
+        <w:t>يعقوب 5:11</w:t>
+      </w:r>
       <w:r>
         <w:rPr>
           <w:rtl/>
@@ -6020,20 +4844,14 @@
         </w:rPr>
         <w:t>يشعر أيوب بالغضب، ويحتج، ويشتكي، ويتأرجح بين الثقة واليأس، لكنه لا يفقد الرجاء أبدًا، ولا يلعن الله، ولا يعترف كذبًا بالذنب في محاولة للتأثير على الله ليرفع معاناته، وعلى الرغم من أنه لا يستطيع فهم وضعه، إلا أنه يعلم أن إجابات تساؤلاته هي عند الله (</w:t>
       </w:r>
-      <w:hyperlink r:id="rId177">
-        <w:r>
-          <w:rPr>
-            <w:rtl/>
-            <w:cs/>
-            <w:lang w:val="ar_AE" w:bidi="ar_AE"/>
-          </w:rPr>
-          <w:rPr>
-            <w:color w:val="0000EE"/>
-            <w:u w:val="single"/>
-          </w:rPr>
-          <w:t>أيوب 19:25–27</w:t>
-        </w:r>
-      </w:hyperlink>
+      <w:r>
+        <w:rPr>
+          <w:rtl/>
+          <w:cs/>
+          <w:lang w:val="ar_AE" w:bidi="ar_AE"/>
+        </w:rPr>
+        <w:t>أيوب 19:25–27</w:t>
+      </w:r>
       <w:r>
         <w:rPr>
           <w:rtl/>
@@ -6075,20 +4893,14 @@
           <w:lang w:val="ar_AE" w:bidi="ar_AE"/>
         </w:rPr>
       </w:r>
-      <w:hyperlink r:id="rId165">
-        <w:r>
-          <w:rPr>
-            <w:rtl/>
-            <w:cs/>
-            <w:lang w:val="ar_AE" w:bidi="ar_AE"/>
-          </w:rPr>
-          <w:rPr>
-            <w:color w:val="0000EE"/>
-            <w:u w:val="single"/>
-          </w:rPr>
-          <w:t>أيوب 1:1</w:t>
-        </w:r>
-      </w:hyperlink>
+      <w:r>
+        <w:rPr>
+          <w:rtl/>
+          <w:cs/>
+          <w:lang w:val="ar_AE" w:bidi="ar_AE"/>
+        </w:rPr>
+        <w:t>أيوب 1:1</w:t>
+      </w:r>
       <w:r>
         <w:rPr>
           <w:rtl/>
@@ -6097,20 +4909,14 @@
         </w:rPr>
         <w:t xml:space="preserve">، </w:t>
       </w:r>
-      <w:hyperlink r:id="rId166">
-        <w:r>
-          <w:rPr>
-            <w:rtl/>
-            <w:cs/>
-            <w:lang w:val="ar_AE" w:bidi="ar_AE"/>
-          </w:rPr>
-          <w:rPr>
-            <w:color w:val="0000EE"/>
-            <w:u w:val="single"/>
-          </w:rPr>
-          <w:t>8</w:t>
-        </w:r>
-      </w:hyperlink>
+      <w:r>
+        <w:rPr>
+          <w:rtl/>
+          <w:cs/>
+          <w:lang w:val="ar_AE" w:bidi="ar_AE"/>
+        </w:rPr>
+        <w:t>8</w:t>
+      </w:r>
       <w:r>
         <w:rPr>
           <w:rtl/>
@@ -6119,20 +4925,14 @@
         </w:rPr>
         <w:t xml:space="preserve">؛ </w:t>
       </w:r>
-      <w:hyperlink r:id="rId167">
-        <w:r>
-          <w:rPr>
-            <w:rtl/>
-            <w:cs/>
-            <w:lang w:val="ar_AE" w:bidi="ar_AE"/>
-          </w:rPr>
-          <w:rPr>
-            <w:color w:val="0000EE"/>
-            <w:u w:val="single"/>
-          </w:rPr>
-          <w:t>2:3</w:t>
-        </w:r>
-      </w:hyperlink>
+      <w:r>
+        <w:rPr>
+          <w:rtl/>
+          <w:cs/>
+          <w:lang w:val="ar_AE" w:bidi="ar_AE"/>
+        </w:rPr>
+        <w:t>2:3</w:t>
+      </w:r>
       <w:r>
         <w:rPr>
           <w:rtl/>
@@ -6141,20 +4941,14 @@
         </w:rPr>
         <w:t xml:space="preserve">؛ </w:t>
       </w:r>
-      <w:hyperlink r:id="rId178">
-        <w:r>
-          <w:rPr>
-            <w:rtl/>
-            <w:cs/>
-            <w:lang w:val="ar_AE" w:bidi="ar_AE"/>
-          </w:rPr>
-          <w:rPr>
-            <w:color w:val="0000EE"/>
-            <w:u w:val="single"/>
-          </w:rPr>
-          <w:t>5:17–18</w:t>
-        </w:r>
-      </w:hyperlink>
+      <w:r>
+        <w:rPr>
+          <w:rtl/>
+          <w:cs/>
+          <w:lang w:val="ar_AE" w:bidi="ar_AE"/>
+        </w:rPr>
+        <w:t>5:17–18</w:t>
+      </w:r>
       <w:r>
         <w:rPr>
           <w:rtl/>
@@ -6163,20 +4957,14 @@
         </w:rPr>
         <w:t xml:space="preserve">؛ </w:t>
       </w:r>
-      <w:hyperlink r:id="rId177">
-        <w:r>
-          <w:rPr>
-            <w:rtl/>
-            <w:cs/>
-            <w:lang w:val="ar_AE" w:bidi="ar_AE"/>
-          </w:rPr>
-          <w:rPr>
-            <w:color w:val="0000EE"/>
-            <w:u w:val="single"/>
-          </w:rPr>
-          <w:t>19:25–27</w:t>
-        </w:r>
-      </w:hyperlink>
+      <w:r>
+        <w:rPr>
+          <w:rtl/>
+          <w:cs/>
+          <w:lang w:val="ar_AE" w:bidi="ar_AE"/>
+        </w:rPr>
+        <w:t>19:25–27</w:t>
+      </w:r>
       <w:r>
         <w:rPr>
           <w:rtl/>
@@ -6185,20 +4973,14 @@
         </w:rPr>
         <w:t xml:space="preserve">؛ </w:t>
       </w:r>
-      <w:hyperlink r:id="rId179">
-        <w:r>
-          <w:rPr>
-            <w:rtl/>
-            <w:cs/>
-            <w:lang w:val="ar_AE" w:bidi="ar_AE"/>
-          </w:rPr>
-          <w:rPr>
-            <w:color w:val="0000EE"/>
-            <w:u w:val="single"/>
-          </w:rPr>
-          <w:t>33:15–28</w:t>
-        </w:r>
-      </w:hyperlink>
+      <w:r>
+        <w:rPr>
+          <w:rtl/>
+          <w:cs/>
+          <w:lang w:val="ar_AE" w:bidi="ar_AE"/>
+        </w:rPr>
+        <w:t>33:15–28</w:t>
+      </w:r>
       <w:r>
         <w:rPr>
           <w:rtl/>
@@ -6207,20 +4989,14 @@
         </w:rPr>
         <w:t xml:space="preserve">؛ </w:t>
       </w:r>
-      <w:hyperlink r:id="rId180">
-        <w:r>
-          <w:rPr>
-            <w:rtl/>
-            <w:cs/>
-            <w:lang w:val="ar_AE" w:bidi="ar_AE"/>
-          </w:rPr>
-          <w:rPr>
-            <w:color w:val="0000EE"/>
-            <w:u w:val="single"/>
-          </w:rPr>
-          <w:t>36:8–15</w:t>
-        </w:r>
-      </w:hyperlink>
+      <w:r>
+        <w:rPr>
+          <w:rtl/>
+          <w:cs/>
+          <w:lang w:val="ar_AE" w:bidi="ar_AE"/>
+        </w:rPr>
+        <w:t>36:8–15</w:t>
+      </w:r>
       <w:r>
         <w:rPr>
           <w:rtl/>
@@ -6229,20 +5005,14 @@
         </w:rPr>
         <w:t xml:space="preserve">؛ </w:t>
       </w:r>
-      <w:hyperlink r:id="rId168">
-        <w:r>
-          <w:rPr>
-            <w:rtl/>
-            <w:cs/>
-            <w:lang w:val="ar_AE" w:bidi="ar_AE"/>
-          </w:rPr>
-          <w:rPr>
-            <w:color w:val="0000EE"/>
-            <w:u w:val="single"/>
-          </w:rPr>
-          <w:t>38:2</w:t>
-        </w:r>
-      </w:hyperlink>
+      <w:r>
+        <w:rPr>
+          <w:rtl/>
+          <w:cs/>
+          <w:lang w:val="ar_AE" w:bidi="ar_AE"/>
+        </w:rPr>
+        <w:t>38:2</w:t>
+      </w:r>
       <w:r>
         <w:rPr>
           <w:rtl/>
@@ -6251,20 +5021,14 @@
         </w:rPr>
         <w:t xml:space="preserve">؛ </w:t>
       </w:r>
-      <w:hyperlink r:id="rId169">
-        <w:r>
-          <w:rPr>
-            <w:rtl/>
-            <w:cs/>
-            <w:lang w:val="ar_AE" w:bidi="ar_AE"/>
-          </w:rPr>
-          <w:rPr>
-            <w:color w:val="0000EE"/>
-            <w:u w:val="single"/>
-          </w:rPr>
-          <w:t>40:8</w:t>
-        </w:r>
-      </w:hyperlink>
+      <w:r>
+        <w:rPr>
+          <w:rtl/>
+          <w:cs/>
+          <w:lang w:val="ar_AE" w:bidi="ar_AE"/>
+        </w:rPr>
+        <w:t>40:8</w:t>
+      </w:r>
       <w:r>
         <w:rPr>
           <w:rtl/>
@@ -6273,20 +5037,14 @@
         </w:rPr>
         <w:t xml:space="preserve">؛ </w:t>
       </w:r>
-      <w:hyperlink r:id="rId175">
-        <w:r>
-          <w:rPr>
-            <w:rtl/>
-            <w:cs/>
-            <w:lang w:val="ar_AE" w:bidi="ar_AE"/>
-          </w:rPr>
-          <w:rPr>
-            <w:color w:val="0000EE"/>
-            <w:u w:val="single"/>
-          </w:rPr>
-          <w:t>42:7</w:t>
-        </w:r>
-      </w:hyperlink>
+      <w:r>
+        <w:rPr>
+          <w:rtl/>
+          <w:cs/>
+          <w:lang w:val="ar_AE" w:bidi="ar_AE"/>
+        </w:rPr>
+        <w:t>42:7</w:t>
+      </w:r>
       <w:r>
         <w:rPr>
           <w:rtl/>
@@ -6295,20 +5053,14 @@
         </w:rPr>
         <w:t xml:space="preserve">؛ </w:t>
       </w:r>
-      <w:hyperlink r:id="rId181">
-        <w:r>
-          <w:rPr>
-            <w:rtl/>
-            <w:cs/>
-            <w:lang w:val="ar_AE" w:bidi="ar_AE"/>
-          </w:rPr>
-          <w:rPr>
-            <w:color w:val="0000EE"/>
-            <w:u w:val="single"/>
-          </w:rPr>
-          <w:t>الأمثال 3:11</w:t>
-        </w:r>
-      </w:hyperlink>
+      <w:r>
+        <w:rPr>
+          <w:rtl/>
+          <w:cs/>
+          <w:lang w:val="ar_AE" w:bidi="ar_AE"/>
+        </w:rPr>
+        <w:t>الأمثال 3:11</w:t>
+      </w:r>
       <w:r>
         <w:rPr>
           <w:rtl/>
@@ -6317,20 +5069,14 @@
         </w:rPr>
         <w:t xml:space="preserve">؛ </w:t>
       </w:r>
-      <w:hyperlink r:id="rId182">
-        <w:r>
-          <w:rPr>
-            <w:rtl/>
-            <w:cs/>
-            <w:lang w:val="ar_AE" w:bidi="ar_AE"/>
-          </w:rPr>
-          <w:rPr>
-            <w:color w:val="0000EE"/>
-            <w:u w:val="single"/>
-          </w:rPr>
-          <w:t>العبرانيين 12:7</w:t>
-        </w:r>
-      </w:hyperlink>
+      <w:r>
+        <w:rPr>
+          <w:rtl/>
+          <w:cs/>
+          <w:lang w:val="ar_AE" w:bidi="ar_AE"/>
+        </w:rPr>
+        <w:t>العبرانيين 12:7</w:t>
+      </w:r>
       <w:r>
         <w:rPr>
           <w:rtl/>
@@ -6339,20 +5085,14 @@
         </w:rPr>
         <w:t xml:space="preserve">، </w:t>
       </w:r>
-      <w:hyperlink r:id="rId183">
-        <w:r>
-          <w:rPr>
-            <w:rtl/>
-            <w:cs/>
-            <w:lang w:val="ar_AE" w:bidi="ar_AE"/>
-          </w:rPr>
-          <w:rPr>
-            <w:color w:val="0000EE"/>
-            <w:u w:val="single"/>
-          </w:rPr>
-          <w:t>10</w:t>
-        </w:r>
-      </w:hyperlink>
+      <w:r>
+        <w:rPr>
+          <w:rtl/>
+          <w:cs/>
+          <w:lang w:val="ar_AE" w:bidi="ar_AE"/>
+        </w:rPr>
+        <w:t>10</w:t>
+      </w:r>
       <w:r>
         <w:rPr>
           <w:rtl/>
@@ -6361,20 +5101,14 @@
         </w:rPr>
         <w:t xml:space="preserve">؛ </w:t>
       </w:r>
-      <w:hyperlink r:id="rId176">
-        <w:r>
-          <w:rPr>
-            <w:rtl/>
-            <w:cs/>
-            <w:lang w:val="ar_AE" w:bidi="ar_AE"/>
-          </w:rPr>
-          <w:rPr>
-            <w:color w:val="0000EE"/>
-            <w:u w:val="single"/>
-          </w:rPr>
-          <w:t>يعقوب 5:11</w:t>
-        </w:r>
-      </w:hyperlink>
+      <w:r>
+        <w:rPr>
+          <w:rtl/>
+          <w:cs/>
+          <w:lang w:val="ar_AE" w:bidi="ar_AE"/>
+        </w:rPr>
+        <w:t>يعقوب 5:11</w:t>
+      </w:r>
       <w:r>
         <w:rPr>
           <w:rtl/>
